--- a/Market Research/1 - Food Trucks/Food Trucks - Contact Database.docx
+++ b/Market Research/1 - Food Trucks/Food Trucks - Contact Database.docx
@@ -4,7 +4,7 @@
   <w:body>
     <w:p>
       <w:pPr>
-        <w:spacing w:before="0" w:after="120"/>
+        <w:spacing w:after="120" w:before="0"/>
         <w:jc w:val="center"/>
       </w:pPr>
       <w:r>
@@ -21,7 +21,7 @@
     </w:p>
     <w:p>
       <w:pPr>
-        <w:spacing w:before="0" w:after="40"/>
+        <w:spacing w:after="40" w:before="0"/>
         <w:jc w:val="center"/>
       </w:pPr>
       <w:r>
@@ -31,7 +31,7 @@
           <w:sz w:val="18"/>
           <w:szCs w:val="18"/>
         </w:rPr>
-        <w:t xml:space="preserve">ServiceWindow Market Research  |  SWFL  |  Compiled March 31, 2026</w:t>
+        <w:t xml:space="preserve">ServiceWindow Market Research  |  SWFL  |  Compiled April 5, 2026</w:t>
       </w:r>
     </w:p>
     <w:p>
@@ -39,7 +39,7 @@
         <w:pBdr>
           <w:bottom w:val="single" w:color="1B4F72" w:sz="8"/>
         </w:pBdr>
-        <w:spacing w:before="40" w:after="200"/>
+        <w:spacing w:after="200" w:before="40"/>
       </w:pPr>
       <w:r>
         <w:t xml:space="preserve"/>
@@ -47,7 +47,7 @@
     </w:p>
     <w:p>
       <w:pPr>
-        <w:spacing w:before="0" w:after="200"/>
+        <w:spacing w:after="200" w:before="0"/>
         <w:jc w:val="right"/>
       </w:pPr>
       <w:r>
@@ -59,7 +59,7 @@
           <w:sz w:val="18"/>
           <w:szCs w:val="18"/>
         </w:rPr>
-        <w:t xml:space="preserve">37 entries</w:t>
+        <w:t xml:space="preserve">53 entries</w:t>
       </w:r>
     </w:p>
     <w:p>
@@ -68,7 +68,7 @@
         <w:pBdr>
           <w:bottom w:val="single" w:color="1B4F72" w:sz="4"/>
         </w:pBdr>
-        <w:spacing w:before="320" w:after="60"/>
+        <w:spacing w:after="60" w:before="320"/>
       </w:pPr>
       <w:r>
         <w:rPr>
@@ -632,19 +632,11 @@
     </w:tbl>
     <w:p>
       <w:pPr>
-        <w:spacing w:before="60" w:after="60"/>
-      </w:pPr>
-      <w:r>
-        <w:t xml:space="preserve"/>
-      </w:r>
-    </w:p>
-    <w:p>
-      <w:pPr>
         <w:pStyle w:val="Heading2"/>
         <w:pBdr>
           <w:bottom w:val="single" w:color="1B4F72" w:sz="4"/>
         </w:pBdr>
-        <w:spacing w:before="320" w:after="60"/>
+        <w:spacing w:after="60" w:before="320"/>
       </w:pPr>
       <w:r>
         <w:rPr>
@@ -1055,6 +1047,65 @@
                 <w:sz w:val="18"/>
                 <w:szCs w:val="18"/>
               </w:rPr>
+              <w:t xml:space="preserve">Instagram</w:t>
+            </w:r>
+          </w:p>
+        </w:tc>
+        <w:tc>
+          <w:tcPr>
+            <w:tcW w:type="dxa" w:w="7560"/>
+            <w:tcBorders>
+              <w:top w:val="single" w:color="CCCCCC" w:sz="1"/>
+              <w:left w:val="single" w:color="CCCCCC" w:sz="1"/>
+              <w:bottom w:val="single" w:color="CCCCCC" w:sz="1"/>
+              <w:right w:val="single" w:color="CCCCCC" w:sz="1"/>
+            </w:tcBorders>
+            <w:tcMar>
+              <w:top w:type="dxa" w:w="80"/>
+              <w:left w:type="dxa" w:w="120"/>
+              <w:bottom w:type="dxa" w:w="80"/>
+              <w:right w:type="dxa" w:w="120"/>
+            </w:tcMar>
+          </w:tcPr>
+          <w:p>
+            <w:r>
+              <w:rPr>
+                <w:rFonts w:ascii="Arial" w:cs="Arial" w:eastAsia="Arial" w:hAnsi="Arial"/>
+                <w:sz w:val="18"/>
+                <w:szCs w:val="18"/>
+              </w:rPr>
+              <w:t xml:space="preserve">@davesneapolitanpizza</w:t>
+            </w:r>
+          </w:p>
+        </w:tc>
+      </w:tr>
+      <w:tr>
+        <w:tc>
+          <w:tcPr>
+            <w:tcW w:type="dxa" w:w="1800"/>
+            <w:tcBorders>
+              <w:top w:val="single" w:color="CCCCCC" w:sz="1"/>
+              <w:left w:val="single" w:color="CCCCCC" w:sz="1"/>
+              <w:bottom w:val="single" w:color="CCCCCC" w:sz="1"/>
+              <w:right w:val="single" w:color="CCCCCC" w:sz="1"/>
+            </w:tcBorders>
+            <w:shd w:fill="F2F3F4" w:val="clear"/>
+            <w:tcMar>
+              <w:top w:type="dxa" w:w="80"/>
+              <w:left w:type="dxa" w:w="120"/>
+              <w:bottom w:type="dxa" w:w="80"/>
+              <w:right w:type="dxa" w:w="120"/>
+            </w:tcMar>
+          </w:tcPr>
+          <w:p>
+            <w:r>
+              <w:rPr>
+                <w:rFonts w:ascii="Arial" w:cs="Arial" w:eastAsia="Arial" w:hAnsi="Arial"/>
+                <w:b/>
+                <w:bCs/>
+                <w:sz w:val="18"/>
+                <w:szCs w:val="18"/>
+              </w:rPr>
               <w:t xml:space="preserve">Location</w:t>
             </w:r>
           </w:p>
@@ -1200,27 +1251,19 @@
                 <w:sz w:val="18"/>
                 <w:szCs w:val="18"/>
               </w:rPr>
-              <w:t xml:space="preserve">Pizza class operator — 40 spots sell out immediately. Strong brand momentum. 3 posts in 24h window.</w:t>
+              <w:t xml:space="preserve">Pizza class operator — 40 spots sell out immediately. Strong brand momentum. 3 posts in 24h window. [2026-04-05 web-enriched] instagram found via Google</w:t>
             </w:r>
           </w:p>
         </w:tc>
       </w:tr>
     </w:tbl>
-    <w:p>
-      <w:pPr>
-        <w:spacing w:before="60" w:after="60"/>
-      </w:pPr>
-      <w:r>
-        <w:t xml:space="preserve"/>
-      </w:r>
-    </w:p>
     <w:p>
       <w:pPr>
         <w:pStyle w:val="Heading2"/>
         <w:pBdr>
           <w:bottom w:val="single" w:color="1B4F72" w:sz="4"/>
         </w:pBdr>
-        <w:spacing w:before="320" w:after="60"/>
+        <w:spacing w:after="60" w:before="320"/>
       </w:pPr>
       <w:r>
         <w:rPr>
@@ -1725,19 +1768,11 @@
     </w:tbl>
     <w:p>
       <w:pPr>
-        <w:spacing w:before="60" w:after="60"/>
-      </w:pPr>
-      <w:r>
-        <w:t xml:space="preserve"/>
-      </w:r>
-    </w:p>
-    <w:p>
-      <w:pPr>
         <w:pStyle w:val="Heading2"/>
         <w:pBdr>
           <w:bottom w:val="single" w:color="1B4F72" w:sz="4"/>
         </w:pBdr>
-        <w:spacing w:before="320" w:after="60"/>
+        <w:spacing w:after="60" w:before="320"/>
       </w:pPr>
       <w:r>
         <w:rPr>
@@ -2234,27 +2269,19 @@
                 <w:sz w:val="18"/>
                 <w:szCs w:val="18"/>
               </w:rPr>
-              <w:t xml:space="preserve">April available dates: 10, 17, 23, 30. All-star contributor in operator group.</w:t>
+              <w:t xml:space="preserve">April available dates: 10, 17, 23, 30. All-star contributor in operator group. [2026-04-02] Responded to Cypress Schnick farmers market post (Apr 3, Fort Myers, ~50 orders, sandwiches) and asked for more dates — proactive calendar-building signal.</w:t>
             </w:r>
           </w:p>
         </w:tc>
       </w:tr>
     </w:tbl>
-    <w:p>
-      <w:pPr>
-        <w:spacing w:before="60" w:after="60"/>
-      </w:pPr>
-      <w:r>
-        <w:t xml:space="preserve"/>
-      </w:r>
-    </w:p>
     <w:p>
       <w:pPr>
         <w:pStyle w:val="Heading2"/>
         <w:pBdr>
           <w:bottom w:val="single" w:color="1B4F72" w:sz="4"/>
         </w:pBdr>
-        <w:spacing w:before="320" w:after="60"/>
+        <w:spacing w:after="60" w:before="320"/>
       </w:pPr>
       <w:r>
         <w:rPr>
@@ -2429,6 +2456,65 @@
                 <w:sz w:val="18"/>
                 <w:szCs w:val="18"/>
               </w:rPr>
+              <w:t xml:space="preserve">Email</w:t>
+            </w:r>
+          </w:p>
+        </w:tc>
+        <w:tc>
+          <w:tcPr>
+            <w:tcW w:type="dxa" w:w="7560"/>
+            <w:tcBorders>
+              <w:top w:val="single" w:color="CCCCCC" w:sz="1"/>
+              <w:left w:val="single" w:color="CCCCCC" w:sz="1"/>
+              <w:bottom w:val="single" w:color="CCCCCC" w:sz="1"/>
+              <w:right w:val="single" w:color="CCCCCC" w:sz="1"/>
+            </w:tcBorders>
+            <w:tcMar>
+              <w:top w:type="dxa" w:w="80"/>
+              <w:left w:type="dxa" w:w="120"/>
+              <w:bottom w:type="dxa" w:w="80"/>
+              <w:right w:type="dxa" w:w="120"/>
+            </w:tcMar>
+          </w:tcPr>
+          <w:p>
+            <w:r>
+              <w:rPr>
+                <w:rFonts w:ascii="Arial" w:cs="Arial" w:eastAsia="Arial" w:hAnsi="Arial"/>
+                <w:sz w:val="18"/>
+                <w:szCs w:val="18"/>
+              </w:rPr>
+              <w:t xml:space="preserve">littleitalypizzatruck@domain.com</w:t>
+            </w:r>
+          </w:p>
+        </w:tc>
+      </w:tr>
+      <w:tr>
+        <w:tc>
+          <w:tcPr>
+            <w:tcW w:type="dxa" w:w="1800"/>
+            <w:tcBorders>
+              <w:top w:val="single" w:color="CCCCCC" w:sz="1"/>
+              <w:left w:val="single" w:color="CCCCCC" w:sz="1"/>
+              <w:bottom w:val="single" w:color="CCCCCC" w:sz="1"/>
+              <w:right w:val="single" w:color="CCCCCC" w:sz="1"/>
+            </w:tcBorders>
+            <w:shd w:fill="F2F3F4" w:val="clear"/>
+            <w:tcMar>
+              <w:top w:type="dxa" w:w="80"/>
+              <w:left w:type="dxa" w:w="120"/>
+              <w:bottom w:type="dxa" w:w="80"/>
+              <w:right w:type="dxa" w:w="120"/>
+            </w:tcMar>
+          </w:tcPr>
+          <w:p>
+            <w:r>
+              <w:rPr>
+                <w:rFonts w:ascii="Arial" w:cs="Arial" w:eastAsia="Arial" w:hAnsi="Arial"/>
+                <w:b/>
+                <w:bCs/>
+                <w:sz w:val="18"/>
+                <w:szCs w:val="18"/>
+              </w:rPr>
               <w:t xml:space="preserve">Website</w:t>
             </w:r>
           </w:p>
@@ -2633,27 +2719,19 @@
                 <w:sz w:val="18"/>
                 <w:szCs w:val="18"/>
               </w:rPr>
-              <w:t xml:space="preserve">Last-minute bookings welcome. Available for HOAs, breweries, private parties, corporate events.</w:t>
+              <w:t xml:space="preserve">Last-minute bookings welcome. Available for HOAs, breweries, private parties, corporate events. [2026-04-05 web-enriched] email found via Google</w:t>
             </w:r>
           </w:p>
         </w:tc>
       </w:tr>
     </w:tbl>
-    <w:p>
-      <w:pPr>
-        <w:spacing w:before="60" w:after="60"/>
-      </w:pPr>
-      <w:r>
-        <w:t xml:space="preserve"/>
-      </w:r>
-    </w:p>
     <w:p>
       <w:pPr>
         <w:pStyle w:val="Heading2"/>
         <w:pBdr>
           <w:bottom w:val="single" w:color="1B4F72" w:sz="4"/>
         </w:pBdr>
-        <w:spacing w:before="320" w:after="60"/>
+        <w:spacing w:after="60" w:before="320"/>
       </w:pPr>
       <w:r>
         <w:rPr>
@@ -2887,6 +2965,65 @@
                 <w:sz w:val="18"/>
                 <w:szCs w:val="18"/>
               </w:rPr>
+              <w:t xml:space="preserve">Instagram</w:t>
+            </w:r>
+          </w:p>
+        </w:tc>
+        <w:tc>
+          <w:tcPr>
+            <w:tcW w:type="dxa" w:w="7560"/>
+            <w:tcBorders>
+              <w:top w:val="single" w:color="CCCCCC" w:sz="1"/>
+              <w:left w:val="single" w:color="CCCCCC" w:sz="1"/>
+              <w:bottom w:val="single" w:color="CCCCCC" w:sz="1"/>
+              <w:right w:val="single" w:color="CCCCCC" w:sz="1"/>
+            </w:tcBorders>
+            <w:tcMar>
+              <w:top w:type="dxa" w:w="80"/>
+              <w:left w:type="dxa" w:w="120"/>
+              <w:bottom w:type="dxa" w:w="80"/>
+              <w:right w:type="dxa" w:w="120"/>
+            </w:tcMar>
+          </w:tcPr>
+          <w:p>
+            <w:r>
+              <w:rPr>
+                <w:rFonts w:ascii="Arial" w:cs="Arial" w:eastAsia="Arial" w:hAnsi="Arial"/>
+                <w:sz w:val="18"/>
+                <w:szCs w:val="18"/>
+              </w:rPr>
+              <w:t xml:space="preserve">@la_bamba_nfm</w:t>
+            </w:r>
+          </w:p>
+        </w:tc>
+      </w:tr>
+      <w:tr>
+        <w:tc>
+          <w:tcPr>
+            <w:tcW w:type="dxa" w:w="1800"/>
+            <w:tcBorders>
+              <w:top w:val="single" w:color="CCCCCC" w:sz="1"/>
+              <w:left w:val="single" w:color="CCCCCC" w:sz="1"/>
+              <w:bottom w:val="single" w:color="CCCCCC" w:sz="1"/>
+              <w:right w:val="single" w:color="CCCCCC" w:sz="1"/>
+            </w:tcBorders>
+            <w:shd w:fill="F2F3F4" w:val="clear"/>
+            <w:tcMar>
+              <w:top w:type="dxa" w:w="80"/>
+              <w:left w:type="dxa" w:w="120"/>
+              <w:bottom w:type="dxa" w:w="80"/>
+              <w:right w:type="dxa" w:w="120"/>
+            </w:tcMar>
+          </w:tcPr>
+          <w:p>
+            <w:r>
+              <w:rPr>
+                <w:rFonts w:ascii="Arial" w:cs="Arial" w:eastAsia="Arial" w:hAnsi="Arial"/>
+                <w:b/>
+                <w:bCs/>
+                <w:sz w:val="18"/>
+                <w:szCs w:val="18"/>
+              </w:rPr>
               <w:t xml:space="preserve">Location</w:t>
             </w:r>
           </w:p>
@@ -3032,27 +3169,19 @@
                 <w:sz w:val="18"/>
                 <w:szCs w:val="18"/>
               </w:rPr>
-              <w:t xml:space="preserve">Open for event bookings.</w:t>
+              <w:t xml:space="preserve">Open for event bookings. [2026-04-02] Booking May–September for events. Spotted at Coastal Dayz Brewery dinner shift Apr 2. [2026-04-05 web-enriched] instagram found via Google</w:t>
             </w:r>
           </w:p>
         </w:tc>
       </w:tr>
     </w:tbl>
-    <w:p>
-      <w:pPr>
-        <w:spacing w:before="60" w:after="60"/>
-      </w:pPr>
-      <w:r>
-        <w:t xml:space="preserve"/>
-      </w:r>
-    </w:p>
     <w:p>
       <w:pPr>
         <w:pStyle w:val="Heading2"/>
         <w:pBdr>
           <w:bottom w:val="single" w:color="1B4F72" w:sz="4"/>
         </w:pBdr>
-        <w:spacing w:before="320" w:after="60"/>
+        <w:spacing w:after="60" w:before="320"/>
       </w:pPr>
       <w:r>
         <w:rPr>
@@ -3286,6 +3415,183 @@
                 <w:sz w:val="18"/>
                 <w:szCs w:val="18"/>
               </w:rPr>
+              <w:t xml:space="preserve">Website</w:t>
+            </w:r>
+          </w:p>
+        </w:tc>
+        <w:tc>
+          <w:tcPr>
+            <w:tcW w:type="dxa" w:w="7560"/>
+            <w:tcBorders>
+              <w:top w:val="single" w:color="CCCCCC" w:sz="1"/>
+              <w:left w:val="single" w:color="CCCCCC" w:sz="1"/>
+              <w:bottom w:val="single" w:color="CCCCCC" w:sz="1"/>
+              <w:right w:val="single" w:color="CCCCCC" w:sz="1"/>
+            </w:tcBorders>
+            <w:tcMar>
+              <w:top w:type="dxa" w:w="80"/>
+              <w:left w:type="dxa" w:w="120"/>
+              <w:bottom w:type="dxa" w:w="80"/>
+              <w:right w:type="dxa" w:w="120"/>
+            </w:tcMar>
+          </w:tcPr>
+          <w:p>
+            <w:r>
+              <w:rPr>
+                <w:rFonts w:ascii="Arial" w:cs="Arial" w:eastAsia="Arial" w:hAnsi="Arial"/>
+                <w:sz w:val="18"/>
+                <w:szCs w:val="18"/>
+              </w:rPr>
+              <w:t xml:space="preserve">icecreamemergency.com</w:t>
+            </w:r>
+          </w:p>
+        </w:tc>
+      </w:tr>
+      <w:tr>
+        <w:tc>
+          <w:tcPr>
+            <w:tcW w:type="dxa" w:w="1800"/>
+            <w:tcBorders>
+              <w:top w:val="single" w:color="CCCCCC" w:sz="1"/>
+              <w:left w:val="single" w:color="CCCCCC" w:sz="1"/>
+              <w:bottom w:val="single" w:color="CCCCCC" w:sz="1"/>
+              <w:right w:val="single" w:color="CCCCCC" w:sz="1"/>
+            </w:tcBorders>
+            <w:shd w:fill="F2F3F4" w:val="clear"/>
+            <w:tcMar>
+              <w:top w:type="dxa" w:w="80"/>
+              <w:left w:type="dxa" w:w="120"/>
+              <w:bottom w:type="dxa" w:w="80"/>
+              <w:right w:type="dxa" w:w="120"/>
+            </w:tcMar>
+          </w:tcPr>
+          <w:p>
+            <w:r>
+              <w:rPr>
+                <w:rFonts w:ascii="Arial" w:cs="Arial" w:eastAsia="Arial" w:hAnsi="Arial"/>
+                <w:b/>
+                <w:bCs/>
+                <w:sz w:val="18"/>
+                <w:szCs w:val="18"/>
+              </w:rPr>
+              <w:t xml:space="preserve">Facebook</w:t>
+            </w:r>
+          </w:p>
+        </w:tc>
+        <w:tc>
+          <w:tcPr>
+            <w:tcW w:type="dxa" w:w="7560"/>
+            <w:tcBorders>
+              <w:top w:val="single" w:color="CCCCCC" w:sz="1"/>
+              <w:left w:val="single" w:color="CCCCCC" w:sz="1"/>
+              <w:bottom w:val="single" w:color="CCCCCC" w:sz="1"/>
+              <w:right w:val="single" w:color="CCCCCC" w:sz="1"/>
+            </w:tcBorders>
+            <w:tcMar>
+              <w:top w:type="dxa" w:w="80"/>
+              <w:left w:type="dxa" w:w="120"/>
+              <w:bottom w:type="dxa" w:w="80"/>
+              <w:right w:type="dxa" w:w="120"/>
+            </w:tcMar>
+          </w:tcPr>
+          <w:p>
+            <w:r>
+              <w:rPr>
+                <w:rFonts w:ascii="Arial" w:cs="Arial" w:eastAsia="Arial" w:hAnsi="Arial"/>
+                <w:sz w:val="18"/>
+                <w:szCs w:val="18"/>
+              </w:rPr>
+              <w:t xml:space="preserve">IceCreamEmergencySWFL</w:t>
+            </w:r>
+          </w:p>
+        </w:tc>
+      </w:tr>
+      <w:tr>
+        <w:tc>
+          <w:tcPr>
+            <w:tcW w:type="dxa" w:w="1800"/>
+            <w:tcBorders>
+              <w:top w:val="single" w:color="CCCCCC" w:sz="1"/>
+              <w:left w:val="single" w:color="CCCCCC" w:sz="1"/>
+              <w:bottom w:val="single" w:color="CCCCCC" w:sz="1"/>
+              <w:right w:val="single" w:color="CCCCCC" w:sz="1"/>
+            </w:tcBorders>
+            <w:shd w:fill="F2F3F4" w:val="clear"/>
+            <w:tcMar>
+              <w:top w:type="dxa" w:w="80"/>
+              <w:left w:type="dxa" w:w="120"/>
+              <w:bottom w:type="dxa" w:w="80"/>
+              <w:right w:type="dxa" w:w="120"/>
+            </w:tcMar>
+          </w:tcPr>
+          <w:p>
+            <w:r>
+              <w:rPr>
+                <w:rFonts w:ascii="Arial" w:cs="Arial" w:eastAsia="Arial" w:hAnsi="Arial"/>
+                <w:b/>
+                <w:bCs/>
+                <w:sz w:val="18"/>
+                <w:szCs w:val="18"/>
+              </w:rPr>
+              <w:t xml:space="preserve">Instagram</w:t>
+            </w:r>
+          </w:p>
+        </w:tc>
+        <w:tc>
+          <w:tcPr>
+            <w:tcW w:type="dxa" w:w="7560"/>
+            <w:tcBorders>
+              <w:top w:val="single" w:color="CCCCCC" w:sz="1"/>
+              <w:left w:val="single" w:color="CCCCCC" w:sz="1"/>
+              <w:bottom w:val="single" w:color="CCCCCC" w:sz="1"/>
+              <w:right w:val="single" w:color="CCCCCC" w:sz="1"/>
+            </w:tcBorders>
+            <w:tcMar>
+              <w:top w:type="dxa" w:w="80"/>
+              <w:left w:type="dxa" w:w="120"/>
+              <w:bottom w:type="dxa" w:w="80"/>
+              <w:right w:type="dxa" w:w="120"/>
+            </w:tcMar>
+          </w:tcPr>
+          <w:p>
+            <w:r>
+              <w:rPr>
+                <w:rFonts w:ascii="Arial" w:cs="Arial" w:eastAsia="Arial" w:hAnsi="Arial"/>
+                <w:sz w:val="18"/>
+                <w:szCs w:val="18"/>
+              </w:rPr>
+              <w:t xml:space="preserve">@ice_emergency</w:t>
+            </w:r>
+          </w:p>
+        </w:tc>
+      </w:tr>
+      <w:tr>
+        <w:tc>
+          <w:tcPr>
+            <w:tcW w:type="dxa" w:w="1800"/>
+            <w:tcBorders>
+              <w:top w:val="single" w:color="CCCCCC" w:sz="1"/>
+              <w:left w:val="single" w:color="CCCCCC" w:sz="1"/>
+              <w:bottom w:val="single" w:color="CCCCCC" w:sz="1"/>
+              <w:right w:val="single" w:color="CCCCCC" w:sz="1"/>
+            </w:tcBorders>
+            <w:shd w:fill="F2F3F4" w:val="clear"/>
+            <w:tcMar>
+              <w:top w:type="dxa" w:w="80"/>
+              <w:left w:type="dxa" w:w="120"/>
+              <w:bottom w:type="dxa" w:w="80"/>
+              <w:right w:type="dxa" w:w="120"/>
+            </w:tcMar>
+          </w:tcPr>
+          <w:p>
+            <w:r>
+              <w:rPr>
+                <w:rFonts w:ascii="Arial" w:cs="Arial" w:eastAsia="Arial" w:hAnsi="Arial"/>
+                <w:b/>
+                <w:bCs/>
+                <w:sz w:val="18"/>
+                <w:szCs w:val="18"/>
+              </w:rPr>
               <w:t xml:space="preserve">Location</w:t>
             </w:r>
           </w:p>
@@ -3431,27 +3737,19 @@
                 <w:sz w:val="18"/>
                 <w:szCs w:val="18"/>
               </w:rPr>
-              <w:t xml:space="preserve">Targeting Hospital Appreciation Week May 10–16. Healthcare / hospital event focus.</w:t>
+              <w:t xml:space="preserve">Targeting Hospital Appreciation Week May 10–16. Healthcare / hospital event focus. [2026-04-02 web-enriched] website found: icecreamemergency.com. [2026-04-05 web-enriched] facebook found via Google [2026-04-05 web-enriched] instagram found via Google</w:t>
             </w:r>
           </w:p>
         </w:tc>
       </w:tr>
     </w:tbl>
-    <w:p>
-      <w:pPr>
-        <w:spacing w:before="60" w:after="60"/>
-      </w:pPr>
-      <w:r>
-        <w:t xml:space="preserve"/>
-      </w:r>
-    </w:p>
     <w:p>
       <w:pPr>
         <w:pStyle w:val="Heading2"/>
         <w:pBdr>
           <w:bottom w:val="single" w:color="1B4F72" w:sz="4"/>
         </w:pBdr>
-        <w:spacing w:before="320" w:after="60"/>
+        <w:spacing w:after="60" w:before="320"/>
       </w:pPr>
       <w:r>
         <w:rPr>
@@ -3838,19 +4136,11 @@
     </w:tbl>
     <w:p>
       <w:pPr>
-        <w:spacing w:before="60" w:after="60"/>
-      </w:pPr>
-      <w:r>
-        <w:t xml:space="preserve"/>
-      </w:r>
-    </w:p>
-    <w:p>
-      <w:pPr>
         <w:pStyle w:val="Heading2"/>
         <w:pBdr>
           <w:bottom w:val="single" w:color="1B4F72" w:sz="4"/>
         </w:pBdr>
-        <w:spacing w:before="320" w:after="60"/>
+        <w:spacing w:after="60" w:before="320"/>
       </w:pPr>
       <w:r>
         <w:rPr>
@@ -3966,6 +4256,124 @@
                 <w:sz w:val="18"/>
                 <w:szCs w:val="18"/>
               </w:rPr>
+              <w:t xml:space="preserve">Email</w:t>
+            </w:r>
+          </w:p>
+        </w:tc>
+        <w:tc>
+          <w:tcPr>
+            <w:tcW w:type="dxa" w:w="7560"/>
+            <w:tcBorders>
+              <w:top w:val="single" w:color="CCCCCC" w:sz="1"/>
+              <w:left w:val="single" w:color="CCCCCC" w:sz="1"/>
+              <w:bottom w:val="single" w:color="CCCCCC" w:sz="1"/>
+              <w:right w:val="single" w:color="CCCCCC" w:sz="1"/>
+            </w:tcBorders>
+            <w:tcMar>
+              <w:top w:type="dxa" w:w="80"/>
+              <w:left w:type="dxa" w:w="120"/>
+              <w:bottom w:type="dxa" w:w="80"/>
+              <w:right w:type="dxa" w:w="120"/>
+            </w:tcMar>
+          </w:tcPr>
+          <w:p>
+            <w:r>
+              <w:rPr>
+                <w:rFonts w:ascii="Arial" w:cs="Arial" w:eastAsia="Arial" w:hAnsi="Arial"/>
+                <w:sz w:val="18"/>
+                <w:szCs w:val="18"/>
+              </w:rPr>
+              <w:t xml:space="preserve">fatcowboysbbq100@gmail.com</w:t>
+            </w:r>
+          </w:p>
+        </w:tc>
+      </w:tr>
+      <w:tr>
+        <w:tc>
+          <w:tcPr>
+            <w:tcW w:type="dxa" w:w="1800"/>
+            <w:tcBorders>
+              <w:top w:val="single" w:color="CCCCCC" w:sz="1"/>
+              <w:left w:val="single" w:color="CCCCCC" w:sz="1"/>
+              <w:bottom w:val="single" w:color="CCCCCC" w:sz="1"/>
+              <w:right w:val="single" w:color="CCCCCC" w:sz="1"/>
+            </w:tcBorders>
+            <w:shd w:fill="F2F3F4" w:val="clear"/>
+            <w:tcMar>
+              <w:top w:type="dxa" w:w="80"/>
+              <w:left w:type="dxa" w:w="120"/>
+              <w:bottom w:type="dxa" w:w="80"/>
+              <w:right w:type="dxa" w:w="120"/>
+            </w:tcMar>
+          </w:tcPr>
+          <w:p>
+            <w:r>
+              <w:rPr>
+                <w:rFonts w:ascii="Arial" w:cs="Arial" w:eastAsia="Arial" w:hAnsi="Arial"/>
+                <w:b/>
+                <w:bCs/>
+                <w:sz w:val="18"/>
+                <w:szCs w:val="18"/>
+              </w:rPr>
+              <w:t xml:space="preserve">Website</w:t>
+            </w:r>
+          </w:p>
+        </w:tc>
+        <w:tc>
+          <w:tcPr>
+            <w:tcW w:type="dxa" w:w="7560"/>
+            <w:tcBorders>
+              <w:top w:val="single" w:color="CCCCCC" w:sz="1"/>
+              <w:left w:val="single" w:color="CCCCCC" w:sz="1"/>
+              <w:bottom w:val="single" w:color="CCCCCC" w:sz="1"/>
+              <w:right w:val="single" w:color="CCCCCC" w:sz="1"/>
+            </w:tcBorders>
+            <w:tcMar>
+              <w:top w:type="dxa" w:w="80"/>
+              <w:left w:type="dxa" w:w="120"/>
+              <w:bottom w:type="dxa" w:w="80"/>
+              <w:right w:type="dxa" w:w="120"/>
+            </w:tcMar>
+          </w:tcPr>
+          <w:p>
+            <w:r>
+              <w:rPr>
+                <w:rFonts w:ascii="Arial" w:cs="Arial" w:eastAsia="Arial" w:hAnsi="Arial"/>
+                <w:sz w:val="18"/>
+                <w:szCs w:val="18"/>
+              </w:rPr>
+              <w:t xml:space="preserve">fatcowboysbbq.com</w:t>
+            </w:r>
+          </w:p>
+        </w:tc>
+      </w:tr>
+      <w:tr>
+        <w:tc>
+          <w:tcPr>
+            <w:tcW w:type="dxa" w:w="1800"/>
+            <w:tcBorders>
+              <w:top w:val="single" w:color="CCCCCC" w:sz="1"/>
+              <w:left w:val="single" w:color="CCCCCC" w:sz="1"/>
+              <w:bottom w:val="single" w:color="CCCCCC" w:sz="1"/>
+              <w:right w:val="single" w:color="CCCCCC" w:sz="1"/>
+            </w:tcBorders>
+            <w:shd w:fill="F2F3F4" w:val="clear"/>
+            <w:tcMar>
+              <w:top w:type="dxa" w:w="80"/>
+              <w:left w:type="dxa" w:w="120"/>
+              <w:bottom w:type="dxa" w:w="80"/>
+              <w:right w:type="dxa" w:w="120"/>
+            </w:tcMar>
+          </w:tcPr>
+          <w:p>
+            <w:r>
+              <w:rPr>
+                <w:rFonts w:ascii="Arial" w:cs="Arial" w:eastAsia="Arial" w:hAnsi="Arial"/>
+                <w:b/>
+                <w:bCs/>
+                <w:sz w:val="18"/>
+                <w:szCs w:val="18"/>
+              </w:rPr>
               <w:t xml:space="preserve">Facebook</w:t>
             </w:r>
           </w:p>
@@ -4052,7 +4460,7 @@
                 <w:sz w:val="18"/>
                 <w:szCs w:val="18"/>
               </w:rPr>
-              <w:t xml:space="preserve">LaBelle / SWFL</w:t>
+              <w:t xml:space="preserve">Lehigh Acres / LaBelle / SWFL</w:t>
             </w:r>
           </w:p>
         </w:tc>
@@ -4170,27 +4578,19 @@
                 <w:sz w:val="18"/>
                 <w:szCs w:val="18"/>
               </w:rPr>
-              <w:t xml:space="preserve">LaBelle Cheesesteak Tour rained out March 29. Rain date TBD. Active touring operator with strong social following.</w:t>
+              <w:t xml:space="preserve">LaBelle Cheesesteak Tour rained out March 29. Rain date TBD. Active touring operator with strong social following. [2026-04-02] Regular Thursday spot at Pelican SnoBalls &amp; Mini Golf (window opens 4PM). BBQ cuisine confirmed at this location. [2026-04-02 web-enriched] email + website found via fatcowboysbbq.com. Primary location Lehigh Acres FL confirmed.</w:t>
             </w:r>
           </w:p>
         </w:tc>
       </w:tr>
     </w:tbl>
-    <w:p>
-      <w:pPr>
-        <w:spacing w:before="60" w:after="60"/>
-      </w:pPr>
-      <w:r>
-        <w:t xml:space="preserve"/>
-      </w:r>
-    </w:p>
     <w:p>
       <w:pPr>
         <w:pStyle w:val="Heading2"/>
         <w:pBdr>
           <w:bottom w:val="single" w:color="1B4F72" w:sz="4"/>
         </w:pBdr>
-        <w:spacing w:before="320" w:after="60"/>
+        <w:spacing w:after="60" w:before="320"/>
       </w:pPr>
       <w:r>
         <w:rPr>
@@ -4392,7 +4792,7 @@
                 <w:sz w:val="18"/>
                 <w:szCs w:val="18"/>
               </w:rPr>
-              <w:t xml:space="preserve">Punta Gorda / Burnt Store Marina CC</w:t>
+              <w:t xml:space="preserve">Fort Myers / Pine Island / Punta Gorda area, FL</w:t>
             </w:r>
           </w:p>
         </w:tc>
@@ -4510,27 +4910,19 @@
                 <w:sz w:val="18"/>
                 <w:szCs w:val="18"/>
               </w:rPr>
-              <w:t xml:space="preserve">Regular at Burnt Store Marina Country Club events.</w:t>
+              <w:t xml:space="preserve">Regular at Burnt Store Marina Country Club events. [2026-04-02 web-enriched] Location clarified to Fort Myers/Pine Island area via Pine Island Chamber of Commerce listing.</w:t>
             </w:r>
           </w:p>
         </w:tc>
       </w:tr>
     </w:tbl>
-    <w:p>
-      <w:pPr>
-        <w:spacing w:before="60" w:after="60"/>
-      </w:pPr>
-      <w:r>
-        <w:t xml:space="preserve"/>
-      </w:r>
-    </w:p>
     <w:p>
       <w:pPr>
         <w:pStyle w:val="Heading2"/>
         <w:pBdr>
           <w:bottom w:val="single" w:color="1B4F72" w:sz="4"/>
         </w:pBdr>
-        <w:spacing w:before="320" w:after="60"/>
+        <w:spacing w:after="60" w:before="320"/>
       </w:pPr>
       <w:r>
         <w:rPr>
@@ -4858,19 +5250,11 @@
     </w:tbl>
     <w:p>
       <w:pPr>
-        <w:spacing w:before="60" w:after="60"/>
-      </w:pPr>
-      <w:r>
-        <w:t xml:space="preserve"/>
-      </w:r>
-    </w:p>
-    <w:p>
-      <w:pPr>
         <w:pStyle w:val="Heading2"/>
         <w:pBdr>
           <w:bottom w:val="single" w:color="1B4F72" w:sz="4"/>
         </w:pBdr>
-        <w:spacing w:before="320" w:after="60"/>
+        <w:spacing w:after="60" w:before="320"/>
       </w:pPr>
       <w:r>
         <w:rPr>
@@ -5139,19 +5523,11 @@
     </w:tbl>
     <w:p>
       <w:pPr>
-        <w:spacing w:before="60" w:after="60"/>
-      </w:pPr>
-      <w:r>
-        <w:t xml:space="preserve"/>
-      </w:r>
-    </w:p>
-    <w:p>
-      <w:pPr>
         <w:pStyle w:val="Heading2"/>
         <w:pBdr>
           <w:bottom w:val="single" w:color="1B4F72" w:sz="4"/>
         </w:pBdr>
-        <w:spacing w:before="320" w:after="60"/>
+        <w:spacing w:after="60" w:before="320"/>
       </w:pPr>
       <w:r>
         <w:rPr>
@@ -5479,19 +5855,11 @@
     </w:tbl>
     <w:p>
       <w:pPr>
-        <w:spacing w:before="60" w:after="60"/>
-      </w:pPr>
-      <w:r>
-        <w:t xml:space="preserve"/>
-      </w:r>
-    </w:p>
-    <w:p>
-      <w:pPr>
         <w:pStyle w:val="Heading2"/>
         <w:pBdr>
           <w:bottom w:val="single" w:color="1B4F72" w:sz="4"/>
         </w:pBdr>
-        <w:spacing w:before="320" w:after="60"/>
+        <w:spacing w:after="60" w:before="320"/>
       </w:pPr>
       <w:r>
         <w:rPr>
@@ -5607,6 +5975,65 @@
                 <w:sz w:val="18"/>
                 <w:szCs w:val="18"/>
               </w:rPr>
+              <w:t xml:space="preserve">Email</w:t>
+            </w:r>
+          </w:p>
+        </w:tc>
+        <w:tc>
+          <w:tcPr>
+            <w:tcW w:type="dxa" w:w="7560"/>
+            <w:tcBorders>
+              <w:top w:val="single" w:color="CCCCCC" w:sz="1"/>
+              <w:left w:val="single" w:color="CCCCCC" w:sz="1"/>
+              <w:bottom w:val="single" w:color="CCCCCC" w:sz="1"/>
+              <w:right w:val="single" w:color="CCCCCC" w:sz="1"/>
+            </w:tcBorders>
+            <w:tcMar>
+              <w:top w:type="dxa" w:w="80"/>
+              <w:left w:type="dxa" w:w="120"/>
+              <w:bottom w:type="dxa" w:w="80"/>
+              <w:right w:type="dxa" w:w="120"/>
+            </w:tcMar>
+          </w:tcPr>
+          <w:p>
+            <w:r>
+              <w:rPr>
+                <w:rFonts w:ascii="Arial" w:cs="Arial" w:eastAsia="Arial" w:hAnsi="Arial"/>
+                <w:sz w:val="18"/>
+                <w:szCs w:val="18"/>
+              </w:rPr>
+              <w:t xml:space="preserve">puresqueezejuice@gmail.com</w:t>
+            </w:r>
+          </w:p>
+        </w:tc>
+      </w:tr>
+      <w:tr>
+        <w:tc>
+          <w:tcPr>
+            <w:tcW w:type="dxa" w:w="1800"/>
+            <w:tcBorders>
+              <w:top w:val="single" w:color="CCCCCC" w:sz="1"/>
+              <w:left w:val="single" w:color="CCCCCC" w:sz="1"/>
+              <w:bottom w:val="single" w:color="CCCCCC" w:sz="1"/>
+              <w:right w:val="single" w:color="CCCCCC" w:sz="1"/>
+            </w:tcBorders>
+            <w:shd w:fill="F2F3F4" w:val="clear"/>
+            <w:tcMar>
+              <w:top w:type="dxa" w:w="80"/>
+              <w:left w:type="dxa" w:w="120"/>
+              <w:bottom w:type="dxa" w:w="80"/>
+              <w:right w:type="dxa" w:w="120"/>
+            </w:tcMar>
+          </w:tcPr>
+          <w:p>
+            <w:r>
+              <w:rPr>
+                <w:rFonts w:ascii="Arial" w:cs="Arial" w:eastAsia="Arial" w:hAnsi="Arial"/>
+                <w:b/>
+                <w:bCs/>
+                <w:sz w:val="18"/>
+                <w:szCs w:val="18"/>
+              </w:rPr>
               <w:t xml:space="preserve">Location</w:t>
             </w:r>
           </w:p>
@@ -5752,27 +6179,19 @@
                 <w:sz w:val="18"/>
                 <w:szCs w:val="18"/>
               </w:rPr>
-              <w:t xml:space="preserve">Regular at Wellen Park Farmers Market every Sunday 9am–1pm.</w:t>
+              <w:t xml:space="preserve">Regular at Wellen Park Farmers Market every Sunday 9am–1pm. [2026-04-05 web-enriched] email found via Google</w:t>
             </w:r>
           </w:p>
         </w:tc>
       </w:tr>
     </w:tbl>
-    <w:p>
-      <w:pPr>
-        <w:spacing w:before="60" w:after="60"/>
-      </w:pPr>
-      <w:r>
-        <w:t xml:space="preserve"/>
-      </w:r>
-    </w:p>
     <w:p>
       <w:pPr>
         <w:pStyle w:val="Heading2"/>
         <w:pBdr>
           <w:bottom w:val="single" w:color="1B4F72" w:sz="4"/>
         </w:pBdr>
-        <w:spacing w:before="320" w:after="60"/>
+        <w:spacing w:after="60" w:before="320"/>
       </w:pPr>
       <w:r>
         <w:rPr>
@@ -6041,19 +6460,11 @@
     </w:tbl>
     <w:p>
       <w:pPr>
-        <w:spacing w:before="60" w:after="60"/>
-      </w:pPr>
-      <w:r>
-        <w:t xml:space="preserve"/>
-      </w:r>
-    </w:p>
-    <w:p>
-      <w:pPr>
         <w:pStyle w:val="Heading2"/>
         <w:pBdr>
           <w:bottom w:val="single" w:color="1B4F72" w:sz="4"/>
         </w:pBdr>
-        <w:spacing w:before="320" w:after="60"/>
+        <w:spacing w:after="60" w:before="320"/>
       </w:pPr>
       <w:r>
         <w:rPr>
@@ -6322,19 +6733,11 @@
     </w:tbl>
     <w:p>
       <w:pPr>
-        <w:spacing w:before="60" w:after="60"/>
-      </w:pPr>
-      <w:r>
-        <w:t xml:space="preserve"/>
-      </w:r>
-    </w:p>
-    <w:p>
-      <w:pPr>
         <w:pStyle w:val="Heading2"/>
         <w:pBdr>
           <w:bottom w:val="single" w:color="1B4F72" w:sz="4"/>
         </w:pBdr>
-        <w:spacing w:before="320" w:after="60"/>
+        <w:spacing w:after="60" w:before="320"/>
       </w:pPr>
       <w:r>
         <w:rPr>
@@ -6603,19 +7006,11 @@
     </w:tbl>
     <w:p>
       <w:pPr>
-        <w:spacing w:before="60" w:after="60"/>
-      </w:pPr>
-      <w:r>
-        <w:t xml:space="preserve"/>
-      </w:r>
-    </w:p>
-    <w:p>
-      <w:pPr>
         <w:pStyle w:val="Heading2"/>
         <w:pBdr>
           <w:bottom w:val="single" w:color="1B4F72" w:sz="4"/>
         </w:pBdr>
-        <w:spacing w:before="320" w:after="60"/>
+        <w:spacing w:after="60" w:before="320"/>
       </w:pPr>
       <w:r>
         <w:rPr>
@@ -6884,19 +7279,11 @@
     </w:tbl>
     <w:p>
       <w:pPr>
-        <w:spacing w:before="60" w:after="60"/>
-      </w:pPr>
-      <w:r>
-        <w:t xml:space="preserve"/>
-      </w:r>
-    </w:p>
-    <w:p>
-      <w:pPr>
         <w:pStyle w:val="Heading2"/>
         <w:pBdr>
           <w:bottom w:val="single" w:color="1B4F72" w:sz="4"/>
         </w:pBdr>
-        <w:spacing w:before="320" w:after="60"/>
+        <w:spacing w:after="60" w:before="320"/>
       </w:pPr>
       <w:r>
         <w:rPr>
@@ -7165,19 +7552,11 @@
     </w:tbl>
     <w:p>
       <w:pPr>
-        <w:spacing w:before="60" w:after="60"/>
-      </w:pPr>
-      <w:r>
-        <w:t xml:space="preserve"/>
-      </w:r>
-    </w:p>
-    <w:p>
-      <w:pPr>
         <w:pStyle w:val="Heading2"/>
         <w:pBdr>
           <w:bottom w:val="single" w:color="1B4F72" w:sz="4"/>
         </w:pBdr>
-        <w:spacing w:before="320" w:after="60"/>
+        <w:spacing w:after="60" w:before="320"/>
       </w:pPr>
       <w:r>
         <w:rPr>
@@ -7293,6 +7672,124 @@
                 <w:sz w:val="18"/>
                 <w:szCs w:val="18"/>
               </w:rPr>
+              <w:t xml:space="preserve">Phone</w:t>
+            </w:r>
+          </w:p>
+        </w:tc>
+        <w:tc>
+          <w:tcPr>
+            <w:tcW w:type="dxa" w:w="7560"/>
+            <w:tcBorders>
+              <w:top w:val="single" w:color="CCCCCC" w:sz="1"/>
+              <w:left w:val="single" w:color="CCCCCC" w:sz="1"/>
+              <w:bottom w:val="single" w:color="CCCCCC" w:sz="1"/>
+              <w:right w:val="single" w:color="CCCCCC" w:sz="1"/>
+            </w:tcBorders>
+            <w:tcMar>
+              <w:top w:type="dxa" w:w="80"/>
+              <w:left w:type="dxa" w:w="120"/>
+              <w:bottom w:type="dxa" w:w="80"/>
+              <w:right w:type="dxa" w:w="120"/>
+            </w:tcMar>
+          </w:tcPr>
+          <w:p>
+            <w:r>
+              <w:rPr>
+                <w:rFonts w:ascii="Arial" w:cs="Arial" w:eastAsia="Arial" w:hAnsi="Arial"/>
+                <w:sz w:val="18"/>
+                <w:szCs w:val="18"/>
+              </w:rPr>
+              <w:t xml:space="preserve">239-296-4966</w:t>
+            </w:r>
+          </w:p>
+        </w:tc>
+      </w:tr>
+      <w:tr>
+        <w:tc>
+          <w:tcPr>
+            <w:tcW w:type="dxa" w:w="1800"/>
+            <w:tcBorders>
+              <w:top w:val="single" w:color="CCCCCC" w:sz="1"/>
+              <w:left w:val="single" w:color="CCCCCC" w:sz="1"/>
+              <w:bottom w:val="single" w:color="CCCCCC" w:sz="1"/>
+              <w:right w:val="single" w:color="CCCCCC" w:sz="1"/>
+            </w:tcBorders>
+            <w:shd w:fill="F2F3F4" w:val="clear"/>
+            <w:tcMar>
+              <w:top w:type="dxa" w:w="80"/>
+              <w:left w:type="dxa" w:w="120"/>
+              <w:bottom w:type="dxa" w:w="80"/>
+              <w:right w:type="dxa" w:w="120"/>
+            </w:tcMar>
+          </w:tcPr>
+          <w:p>
+            <w:r>
+              <w:rPr>
+                <w:rFonts w:ascii="Arial" w:cs="Arial" w:eastAsia="Arial" w:hAnsi="Arial"/>
+                <w:b/>
+                <w:bCs/>
+                <w:sz w:val="18"/>
+                <w:szCs w:val="18"/>
+              </w:rPr>
+              <w:t xml:space="preserve">Email</w:t>
+            </w:r>
+          </w:p>
+        </w:tc>
+        <w:tc>
+          <w:tcPr>
+            <w:tcW w:type="dxa" w:w="7560"/>
+            <w:tcBorders>
+              <w:top w:val="single" w:color="CCCCCC" w:sz="1"/>
+              <w:left w:val="single" w:color="CCCCCC" w:sz="1"/>
+              <w:bottom w:val="single" w:color="CCCCCC" w:sz="1"/>
+              <w:right w:val="single" w:color="CCCCCC" w:sz="1"/>
+            </w:tcBorders>
+            <w:tcMar>
+              <w:top w:type="dxa" w:w="80"/>
+              <w:left w:type="dxa" w:w="120"/>
+              <w:bottom w:type="dxa" w:w="80"/>
+              <w:right w:type="dxa" w:w="120"/>
+            </w:tcMar>
+          </w:tcPr>
+          <w:p>
+            <w:r>
+              <w:rPr>
+                <w:rFonts w:ascii="Arial" w:cs="Arial" w:eastAsia="Arial" w:hAnsi="Arial"/>
+                <w:sz w:val="18"/>
+                <w:szCs w:val="18"/>
+              </w:rPr>
+              <w:t xml:space="preserve">LaCafetera.239@gmail.com</w:t>
+            </w:r>
+          </w:p>
+        </w:tc>
+      </w:tr>
+      <w:tr>
+        <w:tc>
+          <w:tcPr>
+            <w:tcW w:type="dxa" w:w="1800"/>
+            <w:tcBorders>
+              <w:top w:val="single" w:color="CCCCCC" w:sz="1"/>
+              <w:left w:val="single" w:color="CCCCCC" w:sz="1"/>
+              <w:bottom w:val="single" w:color="CCCCCC" w:sz="1"/>
+              <w:right w:val="single" w:color="CCCCCC" w:sz="1"/>
+            </w:tcBorders>
+            <w:shd w:fill="F2F3F4" w:val="clear"/>
+            <w:tcMar>
+              <w:top w:type="dxa" w:w="80"/>
+              <w:left w:type="dxa" w:w="120"/>
+              <w:bottom w:type="dxa" w:w="80"/>
+              <w:right w:type="dxa" w:w="120"/>
+            </w:tcMar>
+          </w:tcPr>
+          <w:p>
+            <w:r>
+              <w:rPr>
+                <w:rFonts w:ascii="Arial" w:cs="Arial" w:eastAsia="Arial" w:hAnsi="Arial"/>
+                <w:b/>
+                <w:bCs/>
+                <w:sz w:val="18"/>
+                <w:szCs w:val="18"/>
+              </w:rPr>
               <w:t xml:space="preserve">Facebook</w:t>
             </w:r>
           </w:p>
@@ -7497,27 +7994,19 @@
                 <w:sz w:val="18"/>
                 <w:szCs w:val="18"/>
               </w:rPr>
-              <w:t xml:space="preserve">Active at Collier Fair through March 30.</w:t>
+              <w:t xml:space="preserve">Active at Collier Fair through March 30. [2026-04-02] Active booking confirmed via Apr 2 post.</w:t>
             </w:r>
           </w:p>
         </w:tc>
       </w:tr>
     </w:tbl>
-    <w:p>
-      <w:pPr>
-        <w:spacing w:before="60" w:after="60"/>
-      </w:pPr>
-      <w:r>
-        <w:t xml:space="preserve"/>
-      </w:r>
-    </w:p>
     <w:p>
       <w:pPr>
         <w:pStyle w:val="Heading2"/>
         <w:pBdr>
           <w:bottom w:val="single" w:color="1B4F72" w:sz="4"/>
         </w:pBdr>
-        <w:spacing w:before="320" w:after="60"/>
+        <w:spacing w:after="60" w:before="320"/>
       </w:pPr>
       <w:r>
         <w:rPr>
@@ -7786,19 +8275,11 @@
     </w:tbl>
     <w:p>
       <w:pPr>
-        <w:spacing w:before="60" w:after="60"/>
-      </w:pPr>
-      <w:r>
-        <w:t xml:space="preserve"/>
-      </w:r>
-    </w:p>
-    <w:p>
-      <w:pPr>
         <w:pStyle w:val="Heading2"/>
         <w:pBdr>
           <w:bottom w:val="single" w:color="1B4F72" w:sz="4"/>
         </w:pBdr>
-        <w:spacing w:before="320" w:after="60"/>
+        <w:spacing w:after="60" w:before="320"/>
       </w:pPr>
       <w:r>
         <w:rPr>
@@ -8008,19 +8489,11 @@
     </w:tbl>
     <w:p>
       <w:pPr>
-        <w:spacing w:before="60" w:after="60"/>
-      </w:pPr>
-      <w:r>
-        <w:t xml:space="preserve"/>
-      </w:r>
-    </w:p>
-    <w:p>
-      <w:pPr>
         <w:pStyle w:val="Heading2"/>
         <w:pBdr>
           <w:bottom w:val="single" w:color="1B4F72" w:sz="4"/>
         </w:pBdr>
-        <w:spacing w:before="320" w:after="60"/>
+        <w:spacing w:after="60" w:before="320"/>
       </w:pPr>
       <w:r>
         <w:rPr>
@@ -8136,6 +8609,65 @@
                 <w:sz w:val="18"/>
                 <w:szCs w:val="18"/>
               </w:rPr>
+              <w:t xml:space="preserve">Email</w:t>
+            </w:r>
+          </w:p>
+        </w:tc>
+        <w:tc>
+          <w:tcPr>
+            <w:tcW w:type="dxa" w:w="7560"/>
+            <w:tcBorders>
+              <w:top w:val="single" w:color="CCCCCC" w:sz="1"/>
+              <w:left w:val="single" w:color="CCCCCC" w:sz="1"/>
+              <w:bottom w:val="single" w:color="CCCCCC" w:sz="1"/>
+              <w:right w:val="single" w:color="CCCCCC" w:sz="1"/>
+            </w:tcBorders>
+            <w:tcMar>
+              <w:top w:type="dxa" w:w="80"/>
+              <w:left w:type="dxa" w:w="120"/>
+              <w:bottom w:type="dxa" w:w="80"/>
+              <w:right w:type="dxa" w:w="120"/>
+            </w:tcMar>
+          </w:tcPr>
+          <w:p>
+            <w:r>
+              <w:rPr>
+                <w:rFonts w:ascii="Arial" w:cs="Arial" w:eastAsia="Arial" w:hAnsi="Arial"/>
+                <w:sz w:val="18"/>
+                <w:szCs w:val="18"/>
+              </w:rPr>
+              <w:t xml:space="preserve">sweetersociety25@yahoo.com</w:t>
+            </w:r>
+          </w:p>
+        </w:tc>
+      </w:tr>
+      <w:tr>
+        <w:tc>
+          <w:tcPr>
+            <w:tcW w:type="dxa" w:w="1800"/>
+            <w:tcBorders>
+              <w:top w:val="single" w:color="CCCCCC" w:sz="1"/>
+              <w:left w:val="single" w:color="CCCCCC" w:sz="1"/>
+              <w:bottom w:val="single" w:color="CCCCCC" w:sz="1"/>
+              <w:right w:val="single" w:color="CCCCCC" w:sz="1"/>
+            </w:tcBorders>
+            <w:shd w:fill="F2F3F4" w:val="clear"/>
+            <w:tcMar>
+              <w:top w:type="dxa" w:w="80"/>
+              <w:left w:type="dxa" w:w="120"/>
+              <w:bottom w:type="dxa" w:w="80"/>
+              <w:right w:type="dxa" w:w="120"/>
+            </w:tcMar>
+          </w:tcPr>
+          <w:p>
+            <w:r>
+              <w:rPr>
+                <w:rFonts w:ascii="Arial" w:cs="Arial" w:eastAsia="Arial" w:hAnsi="Arial"/>
+                <w:b/>
+                <w:bCs/>
+                <w:sz w:val="18"/>
+                <w:szCs w:val="18"/>
+              </w:rPr>
               <w:t xml:space="preserve">Location</w:t>
             </w:r>
           </w:p>
@@ -8281,27 +8813,19 @@
                 <w:sz w:val="18"/>
                 <w:szCs w:val="18"/>
               </w:rPr>
-              <w:t xml:space="preserve">Was double-booked for Costco Car Show April 5. Sought a replacement dessert truck.</w:t>
+              <w:t xml:space="preserve">Was double-booked for Costco Car Show April 5. Sought a replacement dessert truck. [2026-04-02] Email confirmed: sweetersociety25@yahoo.com. CREDIBILITY FLAG: Group 3 comments raised questions ("Have emailed a few times, do you reply?"; "If this isn't a scam prove it") — verify before engagement.</w:t>
             </w:r>
           </w:p>
         </w:tc>
       </w:tr>
     </w:tbl>
-    <w:p>
-      <w:pPr>
-        <w:spacing w:before="60" w:after="60"/>
-      </w:pPr>
-      <w:r>
-        <w:t xml:space="preserve"/>
-      </w:r>
-    </w:p>
     <w:p>
       <w:pPr>
         <w:pStyle w:val="Heading2"/>
         <w:pBdr>
           <w:bottom w:val="single" w:color="1B4F72" w:sz="4"/>
         </w:pBdr>
-        <w:spacing w:before="320" w:after="60"/>
+        <w:spacing w:after="60" w:before="320"/>
       </w:pPr>
       <w:r>
         <w:rPr>
@@ -8476,6 +9000,65 @@
                 <w:sz w:val="18"/>
                 <w:szCs w:val="18"/>
               </w:rPr>
+              <w:t xml:space="preserve">Instagram</w:t>
+            </w:r>
+          </w:p>
+        </w:tc>
+        <w:tc>
+          <w:tcPr>
+            <w:tcW w:type="dxa" w:w="7560"/>
+            <w:tcBorders>
+              <w:top w:val="single" w:color="CCCCCC" w:sz="1"/>
+              <w:left w:val="single" w:color="CCCCCC" w:sz="1"/>
+              <w:bottom w:val="single" w:color="CCCCCC" w:sz="1"/>
+              <w:right w:val="single" w:color="CCCCCC" w:sz="1"/>
+            </w:tcBorders>
+            <w:tcMar>
+              <w:top w:type="dxa" w:w="80"/>
+              <w:left w:type="dxa" w:w="120"/>
+              <w:bottom w:type="dxa" w:w="80"/>
+              <w:right w:type="dxa" w:w="120"/>
+            </w:tcMar>
+          </w:tcPr>
+          <w:p>
+            <w:r>
+              <w:rPr>
+                <w:rFonts w:ascii="Arial" w:cs="Arial" w:eastAsia="Arial" w:hAnsi="Arial"/>
+                <w:sz w:val="18"/>
+                <w:szCs w:val="18"/>
+              </w:rPr>
+              <w:t xml:space="preserve">@lilstackshack_swfl</w:t>
+            </w:r>
+          </w:p>
+        </w:tc>
+      </w:tr>
+      <w:tr>
+        <w:tc>
+          <w:tcPr>
+            <w:tcW w:type="dxa" w:w="1800"/>
+            <w:tcBorders>
+              <w:top w:val="single" w:color="CCCCCC" w:sz="1"/>
+              <w:left w:val="single" w:color="CCCCCC" w:sz="1"/>
+              <w:bottom w:val="single" w:color="CCCCCC" w:sz="1"/>
+              <w:right w:val="single" w:color="CCCCCC" w:sz="1"/>
+            </w:tcBorders>
+            <w:shd w:fill="F2F3F4" w:val="clear"/>
+            <w:tcMar>
+              <w:top w:type="dxa" w:w="80"/>
+              <w:left w:type="dxa" w:w="120"/>
+              <w:bottom w:type="dxa" w:w="80"/>
+              <w:right w:type="dxa" w:w="120"/>
+            </w:tcMar>
+          </w:tcPr>
+          <w:p>
+            <w:r>
+              <w:rPr>
+                <w:rFonts w:ascii="Arial" w:cs="Arial" w:eastAsia="Arial" w:hAnsi="Arial"/>
+                <w:b/>
+                <w:bCs/>
+                <w:sz w:val="18"/>
+                <w:szCs w:val="18"/>
+              </w:rPr>
               <w:t xml:space="preserve">Location</w:t>
             </w:r>
           </w:p>
@@ -8621,27 +9204,19 @@
                 <w:sz w:val="18"/>
                 <w:szCs w:val="18"/>
               </w:rPr>
-              <w:t xml:space="preserve">Confirmed at To Fly Equestrian April 4 event. Easter Weekend Special menu active. Active festival truck.</w:t>
+              <w:t xml:space="preserve">Confirmed at To Fly Equestrian April 4 event. Easter Weekend Special menu active. Active festival truck. [2026-04-02 web-enriched] instagram found: @lilstackshack_swfl.</w:t>
             </w:r>
           </w:p>
         </w:tc>
       </w:tr>
     </w:tbl>
-    <w:p>
-      <w:pPr>
-        <w:spacing w:before="60" w:after="60"/>
-      </w:pPr>
-      <w:r>
-        <w:t xml:space="preserve"/>
-      </w:r>
-    </w:p>
     <w:p>
       <w:pPr>
         <w:pStyle w:val="Heading2"/>
         <w:pBdr>
           <w:bottom w:val="single" w:color="1B4F72" w:sz="4"/>
         </w:pBdr>
-        <w:spacing w:before="320" w:after="60"/>
+        <w:spacing w:after="60" w:before="320"/>
       </w:pPr>
       <w:r>
         <w:rPr>
@@ -8969,19 +9544,11 @@
     </w:tbl>
     <w:p>
       <w:pPr>
-        <w:spacing w:before="60" w:after="60"/>
-      </w:pPr>
-      <w:r>
-        <w:t xml:space="preserve"/>
-      </w:r>
-    </w:p>
-    <w:p>
-      <w:pPr>
         <w:pStyle w:val="Heading2"/>
         <w:pBdr>
           <w:bottom w:val="single" w:color="1B4F72" w:sz="4"/>
         </w:pBdr>
-        <w:spacing w:before="320" w:after="60"/>
+        <w:spacing w:after="60" w:before="320"/>
       </w:pPr>
       <w:r>
         <w:rPr>
@@ -9242,27 +9809,19 @@
                 <w:sz w:val="18"/>
                 <w:szCs w:val="18"/>
               </w:rPr>
-              <w:t xml:space="preserve">General availability post. Open for bookings.</w:t>
+              <w:t xml:space="preserve">General availability post. Open for bookings. [2026-04-02] Fixed daily location confirmed: 1163 N Tamiami Trail, N Ft Myers. Morning and afternoon hours consistently posted.</w:t>
             </w:r>
           </w:p>
         </w:tc>
       </w:tr>
     </w:tbl>
-    <w:p>
-      <w:pPr>
-        <w:spacing w:before="60" w:after="60"/>
-      </w:pPr>
-      <w:r>
-        <w:t xml:space="preserve"/>
-      </w:r>
-    </w:p>
     <w:p>
       <w:pPr>
         <w:pStyle w:val="Heading2"/>
         <w:pBdr>
           <w:bottom w:val="single" w:color="1B4F72" w:sz="4"/>
         </w:pBdr>
-        <w:spacing w:before="320" w:after="60"/>
+        <w:spacing w:after="60" w:before="320"/>
       </w:pPr>
       <w:r>
         <w:rPr>
@@ -9531,19 +10090,11 @@
     </w:tbl>
     <w:p>
       <w:pPr>
-        <w:spacing w:before="60" w:after="60"/>
-      </w:pPr>
-      <w:r>
-        <w:t xml:space="preserve"/>
-      </w:r>
-    </w:p>
-    <w:p>
-      <w:pPr>
         <w:pStyle w:val="Heading2"/>
         <w:pBdr>
           <w:bottom w:val="single" w:color="1B4F72" w:sz="4"/>
         </w:pBdr>
-        <w:spacing w:before="320" w:after="60"/>
+        <w:spacing w:after="60" w:before="320"/>
       </w:pPr>
       <w:r>
         <w:rPr>
@@ -9812,19 +10363,11 @@
     </w:tbl>
     <w:p>
       <w:pPr>
-        <w:spacing w:before="60" w:after="60"/>
-      </w:pPr>
-      <w:r>
-        <w:t xml:space="preserve"/>
-      </w:r>
-    </w:p>
-    <w:p>
-      <w:pPr>
         <w:pStyle w:val="Heading2"/>
         <w:pBdr>
           <w:bottom w:val="single" w:color="1B4F72" w:sz="4"/>
         </w:pBdr>
-        <w:spacing w:before="320" w:after="60"/>
+        <w:spacing w:after="60" w:before="320"/>
       </w:pPr>
       <w:r>
         <w:rPr>
@@ -9940,6 +10483,65 @@
                 <w:sz w:val="18"/>
                 <w:szCs w:val="18"/>
               </w:rPr>
+              <w:t xml:space="preserve">Phone</w:t>
+            </w:r>
+          </w:p>
+        </w:tc>
+        <w:tc>
+          <w:tcPr>
+            <w:tcW w:type="dxa" w:w="7560"/>
+            <w:tcBorders>
+              <w:top w:val="single" w:color="CCCCCC" w:sz="1"/>
+              <w:left w:val="single" w:color="CCCCCC" w:sz="1"/>
+              <w:bottom w:val="single" w:color="CCCCCC" w:sz="1"/>
+              <w:right w:val="single" w:color="CCCCCC" w:sz="1"/>
+            </w:tcBorders>
+            <w:tcMar>
+              <w:top w:type="dxa" w:w="80"/>
+              <w:left w:type="dxa" w:w="120"/>
+              <w:bottom w:type="dxa" w:w="80"/>
+              <w:right w:type="dxa" w:w="120"/>
+            </w:tcMar>
+          </w:tcPr>
+          <w:p>
+            <w:r>
+              <w:rPr>
+                <w:rFonts w:ascii="Arial" w:cs="Arial" w:eastAsia="Arial" w:hAnsi="Arial"/>
+                <w:sz w:val="18"/>
+                <w:szCs w:val="18"/>
+              </w:rPr>
+              <w:t xml:space="preserve">239-265-8658</w:t>
+            </w:r>
+          </w:p>
+        </w:tc>
+      </w:tr>
+      <w:tr>
+        <w:tc>
+          <w:tcPr>
+            <w:tcW w:type="dxa" w:w="1800"/>
+            <w:tcBorders>
+              <w:top w:val="single" w:color="CCCCCC" w:sz="1"/>
+              <w:left w:val="single" w:color="CCCCCC" w:sz="1"/>
+              <w:bottom w:val="single" w:color="CCCCCC" w:sz="1"/>
+              <w:right w:val="single" w:color="CCCCCC" w:sz="1"/>
+            </w:tcBorders>
+            <w:shd w:fill="F2F3F4" w:val="clear"/>
+            <w:tcMar>
+              <w:top w:type="dxa" w:w="80"/>
+              <w:left w:type="dxa" w:w="120"/>
+              <w:bottom w:type="dxa" w:w="80"/>
+              <w:right w:type="dxa" w:w="120"/>
+            </w:tcMar>
+          </w:tcPr>
+          <w:p>
+            <w:r>
+              <w:rPr>
+                <w:rFonts w:ascii="Arial" w:cs="Arial" w:eastAsia="Arial" w:hAnsi="Arial"/>
+                <w:b/>
+                <w:bCs/>
+                <w:sz w:val="18"/>
+                <w:szCs w:val="18"/>
+              </w:rPr>
               <w:t xml:space="preserve">Location</w:t>
             </w:r>
           </w:p>
@@ -10085,27 +10687,19 @@
                 <w:sz w:val="18"/>
                 <w:szCs w:val="18"/>
               </w:rPr>
-              <w:t xml:space="preserve">Recently expanded menu to include fresh imported Brazilian acai bowls.</w:t>
+              <w:t xml:space="preserve">Recently expanded menu to include fresh imported Brazilian acai bowls. [2026-04-02] Lee County School Board approved. Catering: corporate, school, doctor offices, employee appreciation, private events, office lunches.</w:t>
             </w:r>
           </w:p>
         </w:tc>
       </w:tr>
     </w:tbl>
-    <w:p>
-      <w:pPr>
-        <w:spacing w:before="60" w:after="60"/>
-      </w:pPr>
-      <w:r>
-        <w:t xml:space="preserve"/>
-      </w:r>
-    </w:p>
     <w:p>
       <w:pPr>
         <w:pStyle w:val="Heading2"/>
         <w:pBdr>
           <w:bottom w:val="single" w:color="1B4F72" w:sz="4"/>
         </w:pBdr>
-        <w:spacing w:before="320" w:after="60"/>
+        <w:spacing w:after="60" w:before="320"/>
       </w:pPr>
       <w:r>
         <w:rPr>
@@ -10339,6 +10933,65 @@
                 <w:sz w:val="18"/>
                 <w:szCs w:val="18"/>
               </w:rPr>
+              <w:t xml:space="preserve">Phone</w:t>
+            </w:r>
+          </w:p>
+        </w:tc>
+        <w:tc>
+          <w:tcPr>
+            <w:tcW w:type="dxa" w:w="7560"/>
+            <w:tcBorders>
+              <w:top w:val="single" w:color="CCCCCC" w:sz="1"/>
+              <w:left w:val="single" w:color="CCCCCC" w:sz="1"/>
+              <w:bottom w:val="single" w:color="CCCCCC" w:sz="1"/>
+              <w:right w:val="single" w:color="CCCCCC" w:sz="1"/>
+            </w:tcBorders>
+            <w:tcMar>
+              <w:top w:type="dxa" w:w="80"/>
+              <w:left w:type="dxa" w:w="120"/>
+              <w:bottom w:type="dxa" w:w="80"/>
+              <w:right w:type="dxa" w:w="120"/>
+            </w:tcMar>
+          </w:tcPr>
+          <w:p>
+            <w:r>
+              <w:rPr>
+                <w:rFonts w:ascii="Arial" w:cs="Arial" w:eastAsia="Arial" w:hAnsi="Arial"/>
+                <w:sz w:val="18"/>
+                <w:szCs w:val="18"/>
+              </w:rPr>
+              <w:t xml:space="preserve">(239) 264-6674</w:t>
+            </w:r>
+          </w:p>
+        </w:tc>
+      </w:tr>
+      <w:tr>
+        <w:tc>
+          <w:tcPr>
+            <w:tcW w:type="dxa" w:w="1800"/>
+            <w:tcBorders>
+              <w:top w:val="single" w:color="CCCCCC" w:sz="1"/>
+              <w:left w:val="single" w:color="CCCCCC" w:sz="1"/>
+              <w:bottom w:val="single" w:color="CCCCCC" w:sz="1"/>
+              <w:right w:val="single" w:color="CCCCCC" w:sz="1"/>
+            </w:tcBorders>
+            <w:shd w:fill="F2F3F4" w:val="clear"/>
+            <w:tcMar>
+              <w:top w:type="dxa" w:w="80"/>
+              <w:left w:type="dxa" w:w="120"/>
+              <w:bottom w:type="dxa" w:w="80"/>
+              <w:right w:type="dxa" w:w="120"/>
+            </w:tcMar>
+          </w:tcPr>
+          <w:p>
+            <w:r>
+              <w:rPr>
+                <w:rFonts w:ascii="Arial" w:cs="Arial" w:eastAsia="Arial" w:hAnsi="Arial"/>
+                <w:b/>
+                <w:bCs/>
+                <w:sz w:val="18"/>
+                <w:szCs w:val="18"/>
+              </w:rPr>
               <w:t xml:space="preserve">Facebook</w:t>
             </w:r>
           </w:p>
@@ -10489,22 +11142,73 @@
           </w:p>
         </w:tc>
       </w:tr>
+      <w:tr>
+        <w:tc>
+          <w:tcPr>
+            <w:tcW w:type="dxa" w:w="1800"/>
+            <w:tcBorders>
+              <w:top w:val="single" w:color="CCCCCC" w:sz="1"/>
+              <w:left w:val="single" w:color="CCCCCC" w:sz="1"/>
+              <w:bottom w:val="single" w:color="CCCCCC" w:sz="1"/>
+              <w:right w:val="single" w:color="CCCCCC" w:sz="1"/>
+            </w:tcBorders>
+            <w:shd w:fill="F2F3F4" w:val="clear"/>
+            <w:tcMar>
+              <w:top w:type="dxa" w:w="80"/>
+              <w:left w:type="dxa" w:w="120"/>
+              <w:bottom w:type="dxa" w:w="80"/>
+              <w:right w:type="dxa" w:w="120"/>
+            </w:tcMar>
+          </w:tcPr>
+          <w:p>
+            <w:r>
+              <w:rPr>
+                <w:rFonts w:ascii="Arial" w:cs="Arial" w:eastAsia="Arial" w:hAnsi="Arial"/>
+                <w:b/>
+                <w:bCs/>
+                <w:sz w:val="18"/>
+                <w:szCs w:val="18"/>
+              </w:rPr>
+              <w:t xml:space="preserve">Notes</w:t>
+            </w:r>
+          </w:p>
+        </w:tc>
+        <w:tc>
+          <w:tcPr>
+            <w:tcW w:type="dxa" w:w="7560"/>
+            <w:tcBorders>
+              <w:top w:val="single" w:color="CCCCCC" w:sz="1"/>
+              <w:left w:val="single" w:color="CCCCCC" w:sz="1"/>
+              <w:bottom w:val="single" w:color="CCCCCC" w:sz="1"/>
+              <w:right w:val="single" w:color="CCCCCC" w:sz="1"/>
+            </w:tcBorders>
+            <w:tcMar>
+              <w:top w:type="dxa" w:w="80"/>
+              <w:left w:type="dxa" w:w="120"/>
+              <w:bottom w:type="dxa" w:w="80"/>
+              <w:right w:type="dxa" w:w="120"/>
+            </w:tcMar>
+          </w:tcPr>
+          <w:p>
+            <w:r>
+              <w:rPr>
+                <w:rFonts w:ascii="Arial" w:cs="Arial" w:eastAsia="Arial" w:hAnsi="Arial"/>
+                <w:sz w:val="18"/>
+                <w:szCs w:val="18"/>
+              </w:rPr>
+              <w:t xml:space="preserve">[2026-04-04 web-enriched] phone found: (239) 264-6674</w:t>
+            </w:r>
+          </w:p>
+        </w:tc>
+      </w:tr>
     </w:tbl>
-    <w:p>
-      <w:pPr>
-        <w:spacing w:before="60" w:after="60"/>
-      </w:pPr>
-      <w:r>
-        <w:t xml:space="preserve"/>
-      </w:r>
-    </w:p>
     <w:p>
       <w:pPr>
         <w:pStyle w:val="Heading2"/>
         <w:pBdr>
           <w:bottom w:val="single" w:color="1B4F72" w:sz="4"/>
         </w:pBdr>
-        <w:spacing w:before="320" w:after="60"/>
+        <w:spacing w:after="60" w:before="320"/>
       </w:pPr>
       <w:r>
         <w:rPr>
@@ -10832,19 +11536,11 @@
     </w:tbl>
     <w:p>
       <w:pPr>
-        <w:spacing w:before="60" w:after="60"/>
-      </w:pPr>
-      <w:r>
-        <w:t xml:space="preserve"/>
-      </w:r>
-    </w:p>
-    <w:p>
-      <w:pPr>
         <w:pStyle w:val="Heading2"/>
         <w:pBdr>
           <w:bottom w:val="single" w:color="1B4F72" w:sz="4"/>
         </w:pBdr>
-        <w:spacing w:before="320" w:after="60"/>
+        <w:spacing w:after="60" w:before="320"/>
       </w:pPr>
       <w:r>
         <w:rPr>
@@ -11231,19 +11927,11 @@
     </w:tbl>
     <w:p>
       <w:pPr>
-        <w:spacing w:before="60" w:after="60"/>
-      </w:pPr>
-      <w:r>
-        <w:t xml:space="preserve"/>
-      </w:r>
-    </w:p>
-    <w:p>
-      <w:pPr>
         <w:pStyle w:val="Heading2"/>
         <w:pBdr>
           <w:bottom w:val="single" w:color="1B4F72" w:sz="4"/>
         </w:pBdr>
-        <w:spacing w:before="320" w:after="60"/>
+        <w:spacing w:after="60" w:before="320"/>
       </w:pPr>
       <w:r>
         <w:rPr>
@@ -11453,19 +12141,11 @@
     </w:tbl>
     <w:p>
       <w:pPr>
-        <w:spacing w:before="60" w:after="60"/>
-      </w:pPr>
-      <w:r>
-        <w:t xml:space="preserve"/>
-      </w:r>
-    </w:p>
-    <w:p>
-      <w:pPr>
         <w:pStyle w:val="Heading2"/>
         <w:pBdr>
           <w:bottom w:val="single" w:color="1B4F72" w:sz="4"/>
         </w:pBdr>
-        <w:spacing w:before="320" w:after="60"/>
+        <w:spacing w:after="60" w:before="320"/>
       </w:pPr>
       <w:r>
         <w:rPr>
@@ -11734,19 +12414,11 @@
     </w:tbl>
     <w:p>
       <w:pPr>
-        <w:spacing w:before="60" w:after="60"/>
-      </w:pPr>
-      <w:r>
-        <w:t xml:space="preserve"/>
-      </w:r>
-    </w:p>
-    <w:p>
-      <w:pPr>
         <w:pStyle w:val="Heading2"/>
         <w:pBdr>
           <w:bottom w:val="single" w:color="1B4F72" w:sz="4"/>
         </w:pBdr>
-        <w:spacing w:before="320" w:after="60"/>
+        <w:spacing w:after="60" w:before="320"/>
       </w:pPr>
       <w:r>
         <w:rPr>
@@ -11956,19 +12628,11 @@
     </w:tbl>
     <w:p>
       <w:pPr>
-        <w:spacing w:before="60" w:after="60"/>
-      </w:pPr>
-      <w:r>
-        <w:t xml:space="preserve"/>
-      </w:r>
-    </w:p>
-    <w:p>
-      <w:pPr>
         <w:pStyle w:val="Heading2"/>
         <w:pBdr>
           <w:bottom w:val="single" w:color="1B4F72" w:sz="4"/>
         </w:pBdr>
-        <w:spacing w:before="320" w:after="60"/>
+        <w:spacing w:after="60" w:before="320"/>
       </w:pPr>
       <w:r>
         <w:rPr>
@@ -12237,19 +12901,11 @@
     </w:tbl>
     <w:p>
       <w:pPr>
-        <w:spacing w:before="60" w:after="60"/>
-      </w:pPr>
-      <w:r>
-        <w:t xml:space="preserve"/>
-      </w:r>
-    </w:p>
-    <w:p>
-      <w:pPr>
         <w:pStyle w:val="Heading2"/>
         <w:pBdr>
           <w:bottom w:val="single" w:color="1B4F72" w:sz="4"/>
         </w:pBdr>
-        <w:spacing w:before="320" w:after="60"/>
+        <w:spacing w:after="60" w:before="320"/>
       </w:pPr>
       <w:r>
         <w:rPr>
@@ -12636,16 +13292,6853 @@
     </w:tbl>
     <w:p>
       <w:pPr>
-        <w:spacing w:before="60" w:after="60"/>
+        <w:pStyle w:val="Heading2"/>
+        <w:pBdr>
+          <w:bottom w:val="single" w:color="1B4F72" w:sz="4"/>
+        </w:pBdr>
+        <w:spacing w:after="60" w:before="320"/>
       </w:pPr>
       <w:r>
-        <w:t xml:space="preserve"/>
+        <w:rPr>
+          <w:rFonts w:ascii="Arial" w:cs="Arial" w:eastAsia="Arial" w:hAnsi="Arial"/>
+          <w:b/>
+          <w:bCs/>
+          <w:color w:val="1B4F72"/>
+          <w:sz w:val="26"/>
+          <w:szCs w:val="26"/>
+        </w:rPr>
+        <w:t xml:space="preserve">Between The Bunz</w:t>
       </w:r>
     </w:p>
+    <w:tbl>
+      <w:tblPr>
+        <w:tblW w:type="dxa" w:w="9360"/>
+        <w:tblBorders>
+          <w:top w:val="single" w:color="auto" w:sz="4"/>
+          <w:left w:val="single" w:color="auto" w:sz="4"/>
+          <w:bottom w:val="single" w:color="auto" w:sz="4"/>
+          <w:right w:val="single" w:color="auto" w:sz="4"/>
+          <w:insideH w:val="single" w:color="auto" w:sz="4"/>
+          <w:insideV w:val="single" w:color="auto" w:sz="4"/>
+        </w:tblBorders>
+      </w:tblPr>
+      <w:tblGrid>
+        <w:gridCol w:w="1800"/>
+        <w:gridCol w:w="7560"/>
+      </w:tblGrid>
+      <w:tr>
+        <w:tc>
+          <w:tcPr>
+            <w:tcW w:type="dxa" w:w="1800"/>
+            <w:tcBorders>
+              <w:top w:val="single" w:color="CCCCCC" w:sz="1"/>
+              <w:left w:val="single" w:color="CCCCCC" w:sz="1"/>
+              <w:bottom w:val="single" w:color="CCCCCC" w:sz="1"/>
+              <w:right w:val="single" w:color="CCCCCC" w:sz="1"/>
+            </w:tcBorders>
+            <w:shd w:fill="F2F3F4" w:val="clear"/>
+            <w:tcMar>
+              <w:top w:type="dxa" w:w="80"/>
+              <w:left w:type="dxa" w:w="120"/>
+              <w:bottom w:type="dxa" w:w="80"/>
+              <w:right w:type="dxa" w:w="120"/>
+            </w:tcMar>
+          </w:tcPr>
+          <w:p>
+            <w:r>
+              <w:rPr>
+                <w:rFonts w:ascii="Arial" w:cs="Arial" w:eastAsia="Arial" w:hAnsi="Arial"/>
+                <w:b/>
+                <w:bCs/>
+                <w:sz w:val="18"/>
+                <w:szCs w:val="18"/>
+              </w:rPr>
+              <w:t xml:space="preserve">Source</w:t>
+            </w:r>
+          </w:p>
+        </w:tc>
+        <w:tc>
+          <w:tcPr>
+            <w:tcW w:type="dxa" w:w="7560"/>
+            <w:tcBorders>
+              <w:top w:val="single" w:color="CCCCCC" w:sz="1"/>
+              <w:left w:val="single" w:color="CCCCCC" w:sz="1"/>
+              <w:bottom w:val="single" w:color="CCCCCC" w:sz="1"/>
+              <w:right w:val="single" w:color="CCCCCC" w:sz="1"/>
+            </w:tcBorders>
+            <w:tcMar>
+              <w:top w:type="dxa" w:w="80"/>
+              <w:left w:type="dxa" w:w="120"/>
+              <w:bottom w:type="dxa" w:w="80"/>
+              <w:right w:type="dxa" w:w="120"/>
+            </w:tcMar>
+          </w:tcPr>
+          <w:p>
+            <w:r>
+              <w:rPr>
+                <w:rFonts w:ascii="Arial" w:cs="Arial" w:eastAsia="Arial" w:hAnsi="Arial"/>
+                <w:sz w:val="18"/>
+                <w:szCs w:val="18"/>
+              </w:rPr>
+              <w:t xml:space="preserve">SWFL Food Truck Depot</w:t>
+            </w:r>
+          </w:p>
+        </w:tc>
+      </w:tr>
+      <w:tr>
+        <w:tc>
+          <w:tcPr>
+            <w:tcW w:type="dxa" w:w="1800"/>
+            <w:tcBorders>
+              <w:top w:val="single" w:color="CCCCCC" w:sz="1"/>
+              <w:left w:val="single" w:color="CCCCCC" w:sz="1"/>
+              <w:bottom w:val="single" w:color="CCCCCC" w:sz="1"/>
+              <w:right w:val="single" w:color="CCCCCC" w:sz="1"/>
+            </w:tcBorders>
+            <w:shd w:fill="F2F3F4" w:val="clear"/>
+            <w:tcMar>
+              <w:top w:type="dxa" w:w="80"/>
+              <w:left w:type="dxa" w:w="120"/>
+              <w:bottom w:type="dxa" w:w="80"/>
+              <w:right w:type="dxa" w:w="120"/>
+            </w:tcMar>
+          </w:tcPr>
+          <w:p>
+            <w:r>
+              <w:rPr>
+                <w:rFonts w:ascii="Arial" w:cs="Arial" w:eastAsia="Arial" w:hAnsi="Arial"/>
+                <w:b/>
+                <w:bCs/>
+                <w:sz w:val="18"/>
+                <w:szCs w:val="18"/>
+              </w:rPr>
+              <w:t xml:space="preserve">Phone</w:t>
+            </w:r>
+          </w:p>
+        </w:tc>
+        <w:tc>
+          <w:tcPr>
+            <w:tcW w:type="dxa" w:w="7560"/>
+            <w:tcBorders>
+              <w:top w:val="single" w:color="CCCCCC" w:sz="1"/>
+              <w:left w:val="single" w:color="CCCCCC" w:sz="1"/>
+              <w:bottom w:val="single" w:color="CCCCCC" w:sz="1"/>
+              <w:right w:val="single" w:color="CCCCCC" w:sz="1"/>
+            </w:tcBorders>
+            <w:tcMar>
+              <w:top w:type="dxa" w:w="80"/>
+              <w:left w:type="dxa" w:w="120"/>
+              <w:bottom w:type="dxa" w:w="80"/>
+              <w:right w:type="dxa" w:w="120"/>
+            </w:tcMar>
+          </w:tcPr>
+          <w:p>
+            <w:r>
+              <w:rPr>
+                <w:rFonts w:ascii="Arial" w:cs="Arial" w:eastAsia="Arial" w:hAnsi="Arial"/>
+                <w:sz w:val="18"/>
+                <w:szCs w:val="18"/>
+              </w:rPr>
+              <w:t xml:space="preserve">732-500-8327</w:t>
+            </w:r>
+          </w:p>
+        </w:tc>
+      </w:tr>
+      <w:tr>
+        <w:tc>
+          <w:tcPr>
+            <w:tcW w:type="dxa" w:w="1800"/>
+            <w:tcBorders>
+              <w:top w:val="single" w:color="CCCCCC" w:sz="1"/>
+              <w:left w:val="single" w:color="CCCCCC" w:sz="1"/>
+              <w:bottom w:val="single" w:color="CCCCCC" w:sz="1"/>
+              <w:right w:val="single" w:color="CCCCCC" w:sz="1"/>
+            </w:tcBorders>
+            <w:shd w:fill="F2F3F4" w:val="clear"/>
+            <w:tcMar>
+              <w:top w:type="dxa" w:w="80"/>
+              <w:left w:type="dxa" w:w="120"/>
+              <w:bottom w:type="dxa" w:w="80"/>
+              <w:right w:type="dxa" w:w="120"/>
+            </w:tcMar>
+          </w:tcPr>
+          <w:p>
+            <w:r>
+              <w:rPr>
+                <w:rFonts w:ascii="Arial" w:cs="Arial" w:eastAsia="Arial" w:hAnsi="Arial"/>
+                <w:b/>
+                <w:bCs/>
+                <w:sz w:val="18"/>
+                <w:szCs w:val="18"/>
+              </w:rPr>
+              <w:t xml:space="preserve">Website</w:t>
+            </w:r>
+          </w:p>
+        </w:tc>
+        <w:tc>
+          <w:tcPr>
+            <w:tcW w:type="dxa" w:w="7560"/>
+            <w:tcBorders>
+              <w:top w:val="single" w:color="CCCCCC" w:sz="1"/>
+              <w:left w:val="single" w:color="CCCCCC" w:sz="1"/>
+              <w:bottom w:val="single" w:color="CCCCCC" w:sz="1"/>
+              <w:right w:val="single" w:color="CCCCCC" w:sz="1"/>
+            </w:tcBorders>
+            <w:tcMar>
+              <w:top w:type="dxa" w:w="80"/>
+              <w:left w:type="dxa" w:w="120"/>
+              <w:bottom w:type="dxa" w:w="80"/>
+              <w:right w:type="dxa" w:w="120"/>
+            </w:tcMar>
+          </w:tcPr>
+          <w:p>
+            <w:r>
+              <w:rPr>
+                <w:rFonts w:ascii="Arial" w:cs="Arial" w:eastAsia="Arial" w:hAnsi="Arial"/>
+                <w:sz w:val="18"/>
+                <w:szCs w:val="18"/>
+              </w:rPr>
+              <w:t xml:space="preserve">betweenthebunz.net</w:t>
+            </w:r>
+          </w:p>
+        </w:tc>
+      </w:tr>
+      <w:tr>
+        <w:tc>
+          <w:tcPr>
+            <w:tcW w:type="dxa" w:w="1800"/>
+            <w:tcBorders>
+              <w:top w:val="single" w:color="CCCCCC" w:sz="1"/>
+              <w:left w:val="single" w:color="CCCCCC" w:sz="1"/>
+              <w:bottom w:val="single" w:color="CCCCCC" w:sz="1"/>
+              <w:right w:val="single" w:color="CCCCCC" w:sz="1"/>
+            </w:tcBorders>
+            <w:shd w:fill="F2F3F4" w:val="clear"/>
+            <w:tcMar>
+              <w:top w:type="dxa" w:w="80"/>
+              <w:left w:type="dxa" w:w="120"/>
+              <w:bottom w:type="dxa" w:w="80"/>
+              <w:right w:type="dxa" w:w="120"/>
+            </w:tcMar>
+          </w:tcPr>
+          <w:p>
+            <w:r>
+              <w:rPr>
+                <w:rFonts w:ascii="Arial" w:cs="Arial" w:eastAsia="Arial" w:hAnsi="Arial"/>
+                <w:b/>
+                <w:bCs/>
+                <w:sz w:val="18"/>
+                <w:szCs w:val="18"/>
+              </w:rPr>
+              <w:t xml:space="preserve">Facebook</w:t>
+            </w:r>
+          </w:p>
+        </w:tc>
+        <w:tc>
+          <w:tcPr>
+            <w:tcW w:type="dxa" w:w="7560"/>
+            <w:tcBorders>
+              <w:top w:val="single" w:color="CCCCCC" w:sz="1"/>
+              <w:left w:val="single" w:color="CCCCCC" w:sz="1"/>
+              <w:bottom w:val="single" w:color="CCCCCC" w:sz="1"/>
+              <w:right w:val="single" w:color="CCCCCC" w:sz="1"/>
+            </w:tcBorders>
+            <w:tcMar>
+              <w:top w:type="dxa" w:w="80"/>
+              <w:left w:type="dxa" w:w="120"/>
+              <w:bottom w:type="dxa" w:w="80"/>
+              <w:right w:type="dxa" w:w="120"/>
+            </w:tcMar>
+          </w:tcPr>
+          <w:p>
+            <w:r>
+              <w:rPr>
+                <w:rFonts w:ascii="Arial" w:cs="Arial" w:eastAsia="Arial" w:hAnsi="Arial"/>
+                <w:sz w:val="18"/>
+                <w:szCs w:val="18"/>
+              </w:rPr>
+              <w:t xml:space="preserve">betweenthebunz69</w:t>
+            </w:r>
+          </w:p>
+        </w:tc>
+      </w:tr>
+      <w:tr>
+        <w:tc>
+          <w:tcPr>
+            <w:tcW w:type="dxa" w:w="1800"/>
+            <w:tcBorders>
+              <w:top w:val="single" w:color="CCCCCC" w:sz="1"/>
+              <w:left w:val="single" w:color="CCCCCC" w:sz="1"/>
+              <w:bottom w:val="single" w:color="CCCCCC" w:sz="1"/>
+              <w:right w:val="single" w:color="CCCCCC" w:sz="1"/>
+            </w:tcBorders>
+            <w:shd w:fill="F2F3F4" w:val="clear"/>
+            <w:tcMar>
+              <w:top w:type="dxa" w:w="80"/>
+              <w:left w:type="dxa" w:w="120"/>
+              <w:bottom w:type="dxa" w:w="80"/>
+              <w:right w:type="dxa" w:w="120"/>
+            </w:tcMar>
+          </w:tcPr>
+          <w:p>
+            <w:r>
+              <w:rPr>
+                <w:rFonts w:ascii="Arial" w:cs="Arial" w:eastAsia="Arial" w:hAnsi="Arial"/>
+                <w:b/>
+                <w:bCs/>
+                <w:sz w:val="18"/>
+                <w:szCs w:val="18"/>
+              </w:rPr>
+              <w:t xml:space="preserve">Instagram</w:t>
+            </w:r>
+          </w:p>
+        </w:tc>
+        <w:tc>
+          <w:tcPr>
+            <w:tcW w:type="dxa" w:w="7560"/>
+            <w:tcBorders>
+              <w:top w:val="single" w:color="CCCCCC" w:sz="1"/>
+              <w:left w:val="single" w:color="CCCCCC" w:sz="1"/>
+              <w:bottom w:val="single" w:color="CCCCCC" w:sz="1"/>
+              <w:right w:val="single" w:color="CCCCCC" w:sz="1"/>
+            </w:tcBorders>
+            <w:tcMar>
+              <w:top w:type="dxa" w:w="80"/>
+              <w:left w:type="dxa" w:w="120"/>
+              <w:bottom w:type="dxa" w:w="80"/>
+              <w:right w:type="dxa" w:w="120"/>
+            </w:tcMar>
+          </w:tcPr>
+          <w:p>
+            <w:r>
+              <w:rPr>
+                <w:rFonts w:ascii="Arial" w:cs="Arial" w:eastAsia="Arial" w:hAnsi="Arial"/>
+                <w:sz w:val="18"/>
+                <w:szCs w:val="18"/>
+              </w:rPr>
+              <w:t xml:space="preserve">@between.the.bunz</w:t>
+            </w:r>
+          </w:p>
+        </w:tc>
+      </w:tr>
+      <w:tr>
+        <w:tc>
+          <w:tcPr>
+            <w:tcW w:type="dxa" w:w="1800"/>
+            <w:tcBorders>
+              <w:top w:val="single" w:color="CCCCCC" w:sz="1"/>
+              <w:left w:val="single" w:color="CCCCCC" w:sz="1"/>
+              <w:bottom w:val="single" w:color="CCCCCC" w:sz="1"/>
+              <w:right w:val="single" w:color="CCCCCC" w:sz="1"/>
+            </w:tcBorders>
+            <w:shd w:fill="F2F3F4" w:val="clear"/>
+            <w:tcMar>
+              <w:top w:type="dxa" w:w="80"/>
+              <w:left w:type="dxa" w:w="120"/>
+              <w:bottom w:type="dxa" w:w="80"/>
+              <w:right w:type="dxa" w:w="120"/>
+            </w:tcMar>
+          </w:tcPr>
+          <w:p>
+            <w:r>
+              <w:rPr>
+                <w:rFonts w:ascii="Arial" w:cs="Arial" w:eastAsia="Arial" w:hAnsi="Arial"/>
+                <w:b/>
+                <w:bCs/>
+                <w:sz w:val="18"/>
+                <w:szCs w:val="18"/>
+              </w:rPr>
+              <w:t xml:space="preserve">Location</w:t>
+            </w:r>
+          </w:p>
+        </w:tc>
+        <w:tc>
+          <w:tcPr>
+            <w:tcW w:type="dxa" w:w="7560"/>
+            <w:tcBorders>
+              <w:top w:val="single" w:color="CCCCCC" w:sz="1"/>
+              <w:left w:val="single" w:color="CCCCCC" w:sz="1"/>
+              <w:bottom w:val="single" w:color="CCCCCC" w:sz="1"/>
+              <w:right w:val="single" w:color="CCCCCC" w:sz="1"/>
+            </w:tcBorders>
+            <w:tcMar>
+              <w:top w:type="dxa" w:w="80"/>
+              <w:left w:type="dxa" w:w="120"/>
+              <w:bottom w:type="dxa" w:w="80"/>
+              <w:right w:type="dxa" w:w="120"/>
+            </w:tcMar>
+          </w:tcPr>
+          <w:p>
+            <w:r>
+              <w:rPr>
+                <w:rFonts w:ascii="Arial" w:cs="Arial" w:eastAsia="Arial" w:hAnsi="Arial"/>
+                <w:sz w:val="18"/>
+                <w:szCs w:val="18"/>
+              </w:rPr>
+              <w:t xml:space="preserve">Fort Myers, Naples, Estero, Bonita Springs, Ft Myers Beach, Babcock Ranch</w:t>
+            </w:r>
+          </w:p>
+        </w:tc>
+      </w:tr>
+      <w:tr>
+        <w:tc>
+          <w:tcPr>
+            <w:tcW w:type="dxa" w:w="1800"/>
+            <w:tcBorders>
+              <w:top w:val="single" w:color="CCCCCC" w:sz="1"/>
+              <w:left w:val="single" w:color="CCCCCC" w:sz="1"/>
+              <w:bottom w:val="single" w:color="CCCCCC" w:sz="1"/>
+              <w:right w:val="single" w:color="CCCCCC" w:sz="1"/>
+            </w:tcBorders>
+            <w:shd w:fill="F2F3F4" w:val="clear"/>
+            <w:tcMar>
+              <w:top w:type="dxa" w:w="80"/>
+              <w:left w:type="dxa" w:w="120"/>
+              <w:bottom w:type="dxa" w:w="80"/>
+              <w:right w:type="dxa" w:w="120"/>
+            </w:tcMar>
+          </w:tcPr>
+          <w:p>
+            <w:r>
+              <w:rPr>
+                <w:rFonts w:ascii="Arial" w:cs="Arial" w:eastAsia="Arial" w:hAnsi="Arial"/>
+                <w:b/>
+                <w:bCs/>
+                <w:sz w:val="18"/>
+                <w:szCs w:val="18"/>
+              </w:rPr>
+              <w:t xml:space="preserve">Cuisine / Type</w:t>
+            </w:r>
+          </w:p>
+        </w:tc>
+        <w:tc>
+          <w:tcPr>
+            <w:tcW w:type="dxa" w:w="7560"/>
+            <w:tcBorders>
+              <w:top w:val="single" w:color="CCCCCC" w:sz="1"/>
+              <w:left w:val="single" w:color="CCCCCC" w:sz="1"/>
+              <w:bottom w:val="single" w:color="CCCCCC" w:sz="1"/>
+              <w:right w:val="single" w:color="CCCCCC" w:sz="1"/>
+            </w:tcBorders>
+            <w:tcMar>
+              <w:top w:type="dxa" w:w="80"/>
+              <w:left w:type="dxa" w:w="120"/>
+              <w:bottom w:type="dxa" w:w="80"/>
+              <w:right w:type="dxa" w:w="120"/>
+            </w:tcMar>
+          </w:tcPr>
+          <w:p>
+            <w:r>
+              <w:rPr>
+                <w:rFonts w:ascii="Arial" w:cs="Arial" w:eastAsia="Arial" w:hAnsi="Arial"/>
+                <w:sz w:val="18"/>
+                <w:szCs w:val="18"/>
+              </w:rPr>
+              <w:t xml:space="preserve">Burgers / full-kitchen catering</w:t>
+            </w:r>
+          </w:p>
+        </w:tc>
+      </w:tr>
+      <w:tr>
+        <w:tc>
+          <w:tcPr>
+            <w:tcW w:type="dxa" w:w="1800"/>
+            <w:tcBorders>
+              <w:top w:val="single" w:color="CCCCCC" w:sz="1"/>
+              <w:left w:val="single" w:color="CCCCCC" w:sz="1"/>
+              <w:bottom w:val="single" w:color="CCCCCC" w:sz="1"/>
+              <w:right w:val="single" w:color="CCCCCC" w:sz="1"/>
+            </w:tcBorders>
+            <w:shd w:fill="F2F3F4" w:val="clear"/>
+            <w:tcMar>
+              <w:top w:type="dxa" w:w="80"/>
+              <w:left w:type="dxa" w:w="120"/>
+              <w:bottom w:type="dxa" w:w="80"/>
+              <w:right w:type="dxa" w:w="120"/>
+            </w:tcMar>
+          </w:tcPr>
+          <w:p>
+            <w:r>
+              <w:rPr>
+                <w:rFonts w:ascii="Arial" w:cs="Arial" w:eastAsia="Arial" w:hAnsi="Arial"/>
+                <w:b/>
+                <w:bCs/>
+                <w:sz w:val="18"/>
+                <w:szCs w:val="18"/>
+              </w:rPr>
+              <w:t xml:space="preserve">Notes</w:t>
+            </w:r>
+          </w:p>
+        </w:tc>
+        <w:tc>
+          <w:tcPr>
+            <w:tcW w:type="dxa" w:w="7560"/>
+            <w:tcBorders>
+              <w:top w:val="single" w:color="CCCCCC" w:sz="1"/>
+              <w:left w:val="single" w:color="CCCCCC" w:sz="1"/>
+              <w:bottom w:val="single" w:color="CCCCCC" w:sz="1"/>
+              <w:right w:val="single" w:color="CCCCCC" w:sz="1"/>
+            </w:tcBorders>
+            <w:tcMar>
+              <w:top w:type="dxa" w:w="80"/>
+              <w:left w:type="dxa" w:w="120"/>
+              <w:bottom w:type="dxa" w:w="80"/>
+              <w:right w:type="dxa" w:w="120"/>
+            </w:tcMar>
+          </w:tcPr>
+          <w:p>
+            <w:r>
+              <w:rPr>
+                <w:rFonts w:ascii="Arial" w:cs="Arial" w:eastAsia="Arial" w:hAnsi="Arial"/>
+                <w:sz w:val="18"/>
+                <w:szCs w:val="18"/>
+              </w:rPr>
+              <w:t xml:space="preserve">Full kitchen on wheels. 45+ years hospitality experience. Covers Lee + Collier County. Actively marketing availability April 2026. [2026-04-02] April Fools branding joke posted — confirmed still booking April + summer. Repeated availability marketing. [2026-04-02 web-enriched] instagram found: @between.the.bunz.</w:t>
+            </w:r>
+          </w:p>
+        </w:tc>
+      </w:tr>
+    </w:tbl>
+    <w:p>
+      <w:pPr>
+        <w:pStyle w:val="Heading2"/>
+        <w:pBdr>
+          <w:bottom w:val="single" w:color="1B4F72" w:sz="4"/>
+        </w:pBdr>
+        <w:spacing w:after="60" w:before="320"/>
+      </w:pPr>
+      <w:r>
+        <w:rPr>
+          <w:rFonts w:ascii="Arial" w:cs="Arial" w:eastAsia="Arial" w:hAnsi="Arial"/>
+          <w:b/>
+          <w:bCs/>
+          <w:color w:val="1B4F72"/>
+          <w:sz w:val="26"/>
+          <w:szCs w:val="26"/>
+        </w:rPr>
+        <w:t xml:space="preserve">Lupita's Mini Pancakes</w:t>
+      </w:r>
+    </w:p>
+    <w:tbl>
+      <w:tblPr>
+        <w:tblW w:type="dxa" w:w="9360"/>
+        <w:tblBorders>
+          <w:top w:val="single" w:color="auto" w:sz="4"/>
+          <w:left w:val="single" w:color="auto" w:sz="4"/>
+          <w:bottom w:val="single" w:color="auto" w:sz="4"/>
+          <w:right w:val="single" w:color="auto" w:sz="4"/>
+          <w:insideH w:val="single" w:color="auto" w:sz="4"/>
+          <w:insideV w:val="single" w:color="auto" w:sz="4"/>
+        </w:tblBorders>
+      </w:tblPr>
+      <w:tblGrid>
+        <w:gridCol w:w="1800"/>
+        <w:gridCol w:w="7560"/>
+      </w:tblGrid>
+      <w:tr>
+        <w:tc>
+          <w:tcPr>
+            <w:tcW w:type="dxa" w:w="1800"/>
+            <w:tcBorders>
+              <w:top w:val="single" w:color="CCCCCC" w:sz="1"/>
+              <w:left w:val="single" w:color="CCCCCC" w:sz="1"/>
+              <w:bottom w:val="single" w:color="CCCCCC" w:sz="1"/>
+              <w:right w:val="single" w:color="CCCCCC" w:sz="1"/>
+            </w:tcBorders>
+            <w:shd w:fill="F2F3F4" w:val="clear"/>
+            <w:tcMar>
+              <w:top w:type="dxa" w:w="80"/>
+              <w:left w:type="dxa" w:w="120"/>
+              <w:bottom w:type="dxa" w:w="80"/>
+              <w:right w:type="dxa" w:w="120"/>
+            </w:tcMar>
+          </w:tcPr>
+          <w:p>
+            <w:r>
+              <w:rPr>
+                <w:rFonts w:ascii="Arial" w:cs="Arial" w:eastAsia="Arial" w:hAnsi="Arial"/>
+                <w:b/>
+                <w:bCs/>
+                <w:sz w:val="18"/>
+                <w:szCs w:val="18"/>
+              </w:rPr>
+              <w:t xml:space="preserve">Owner / Operator</w:t>
+            </w:r>
+          </w:p>
+        </w:tc>
+        <w:tc>
+          <w:tcPr>
+            <w:tcW w:type="dxa" w:w="7560"/>
+            <w:tcBorders>
+              <w:top w:val="single" w:color="CCCCCC" w:sz="1"/>
+              <w:left w:val="single" w:color="CCCCCC" w:sz="1"/>
+              <w:bottom w:val="single" w:color="CCCCCC" w:sz="1"/>
+              <w:right w:val="single" w:color="CCCCCC" w:sz="1"/>
+            </w:tcBorders>
+            <w:tcMar>
+              <w:top w:type="dxa" w:w="80"/>
+              <w:left w:type="dxa" w:w="120"/>
+              <w:bottom w:type="dxa" w:w="80"/>
+              <w:right w:type="dxa" w:w="120"/>
+            </w:tcMar>
+          </w:tcPr>
+          <w:p>
+            <w:r>
+              <w:rPr>
+                <w:rFonts w:ascii="Arial" w:cs="Arial" w:eastAsia="Arial" w:hAnsi="Arial"/>
+                <w:sz w:val="18"/>
+                <w:szCs w:val="18"/>
+              </w:rPr>
+              <w:t xml:space="preserve">Jessie Delgado</w:t>
+            </w:r>
+          </w:p>
+        </w:tc>
+      </w:tr>
+      <w:tr>
+        <w:tc>
+          <w:tcPr>
+            <w:tcW w:type="dxa" w:w="1800"/>
+            <w:tcBorders>
+              <w:top w:val="single" w:color="CCCCCC" w:sz="1"/>
+              <w:left w:val="single" w:color="CCCCCC" w:sz="1"/>
+              <w:bottom w:val="single" w:color="CCCCCC" w:sz="1"/>
+              <w:right w:val="single" w:color="CCCCCC" w:sz="1"/>
+            </w:tcBorders>
+            <w:shd w:fill="F2F3F4" w:val="clear"/>
+            <w:tcMar>
+              <w:top w:type="dxa" w:w="80"/>
+              <w:left w:type="dxa" w:w="120"/>
+              <w:bottom w:type="dxa" w:w="80"/>
+              <w:right w:type="dxa" w:w="120"/>
+            </w:tcMar>
+          </w:tcPr>
+          <w:p>
+            <w:r>
+              <w:rPr>
+                <w:rFonts w:ascii="Arial" w:cs="Arial" w:eastAsia="Arial" w:hAnsi="Arial"/>
+                <w:b/>
+                <w:bCs/>
+                <w:sz w:val="18"/>
+                <w:szCs w:val="18"/>
+              </w:rPr>
+              <w:t xml:space="preserve">Primary Contact</w:t>
+            </w:r>
+          </w:p>
+        </w:tc>
+        <w:tc>
+          <w:tcPr>
+            <w:tcW w:type="dxa" w:w="7560"/>
+            <w:tcBorders>
+              <w:top w:val="single" w:color="CCCCCC" w:sz="1"/>
+              <w:left w:val="single" w:color="CCCCCC" w:sz="1"/>
+              <w:bottom w:val="single" w:color="CCCCCC" w:sz="1"/>
+              <w:right w:val="single" w:color="CCCCCC" w:sz="1"/>
+            </w:tcBorders>
+            <w:tcMar>
+              <w:top w:type="dxa" w:w="80"/>
+              <w:left w:type="dxa" w:w="120"/>
+              <w:bottom w:type="dxa" w:w="80"/>
+              <w:right w:type="dxa" w:w="120"/>
+            </w:tcMar>
+          </w:tcPr>
+          <w:p>
+            <w:r>
+              <w:rPr>
+                <w:rFonts w:ascii="Arial" w:cs="Arial" w:eastAsia="Arial" w:hAnsi="Arial"/>
+                <w:sz w:val="18"/>
+                <w:szCs w:val="18"/>
+              </w:rPr>
+              <w:t xml:space="preserve">Jessie Delgado</w:t>
+            </w:r>
+          </w:p>
+        </w:tc>
+      </w:tr>
+      <w:tr>
+        <w:tc>
+          <w:tcPr>
+            <w:tcW w:type="dxa" w:w="1800"/>
+            <w:tcBorders>
+              <w:top w:val="single" w:color="CCCCCC" w:sz="1"/>
+              <w:left w:val="single" w:color="CCCCCC" w:sz="1"/>
+              <w:bottom w:val="single" w:color="CCCCCC" w:sz="1"/>
+              <w:right w:val="single" w:color="CCCCCC" w:sz="1"/>
+            </w:tcBorders>
+            <w:shd w:fill="F2F3F4" w:val="clear"/>
+            <w:tcMar>
+              <w:top w:type="dxa" w:w="80"/>
+              <w:left w:type="dxa" w:w="120"/>
+              <w:bottom w:type="dxa" w:w="80"/>
+              <w:right w:type="dxa" w:w="120"/>
+            </w:tcMar>
+          </w:tcPr>
+          <w:p>
+            <w:r>
+              <w:rPr>
+                <w:rFonts w:ascii="Arial" w:cs="Arial" w:eastAsia="Arial" w:hAnsi="Arial"/>
+                <w:b/>
+                <w:bCs/>
+                <w:sz w:val="18"/>
+                <w:szCs w:val="18"/>
+              </w:rPr>
+              <w:t xml:space="preserve">Source</w:t>
+            </w:r>
+          </w:p>
+        </w:tc>
+        <w:tc>
+          <w:tcPr>
+            <w:tcW w:type="dxa" w:w="7560"/>
+            <w:tcBorders>
+              <w:top w:val="single" w:color="CCCCCC" w:sz="1"/>
+              <w:left w:val="single" w:color="CCCCCC" w:sz="1"/>
+              <w:bottom w:val="single" w:color="CCCCCC" w:sz="1"/>
+              <w:right w:val="single" w:color="CCCCCC" w:sz="1"/>
+            </w:tcBorders>
+            <w:tcMar>
+              <w:top w:type="dxa" w:w="80"/>
+              <w:left w:type="dxa" w:w="120"/>
+              <w:bottom w:type="dxa" w:w="80"/>
+              <w:right w:type="dxa" w:w="120"/>
+            </w:tcMar>
+          </w:tcPr>
+          <w:p>
+            <w:r>
+              <w:rPr>
+                <w:rFonts w:ascii="Arial" w:cs="Arial" w:eastAsia="Arial" w:hAnsi="Arial"/>
+                <w:sz w:val="18"/>
+                <w:szCs w:val="18"/>
+              </w:rPr>
+              <w:t xml:space="preserve">Food Truck Connection of SWFL</w:t>
+            </w:r>
+          </w:p>
+        </w:tc>
+      </w:tr>
+      <w:tr>
+        <w:tc>
+          <w:tcPr>
+            <w:tcW w:type="dxa" w:w="1800"/>
+            <w:tcBorders>
+              <w:top w:val="single" w:color="CCCCCC" w:sz="1"/>
+              <w:left w:val="single" w:color="CCCCCC" w:sz="1"/>
+              <w:bottom w:val="single" w:color="CCCCCC" w:sz="1"/>
+              <w:right w:val="single" w:color="CCCCCC" w:sz="1"/>
+            </w:tcBorders>
+            <w:shd w:fill="F2F3F4" w:val="clear"/>
+            <w:tcMar>
+              <w:top w:type="dxa" w:w="80"/>
+              <w:left w:type="dxa" w:w="120"/>
+              <w:bottom w:type="dxa" w:w="80"/>
+              <w:right w:type="dxa" w:w="120"/>
+            </w:tcMar>
+          </w:tcPr>
+          <w:p>
+            <w:r>
+              <w:rPr>
+                <w:rFonts w:ascii="Arial" w:cs="Arial" w:eastAsia="Arial" w:hAnsi="Arial"/>
+                <w:b/>
+                <w:bCs/>
+                <w:sz w:val="18"/>
+                <w:szCs w:val="18"/>
+              </w:rPr>
+              <w:t xml:space="preserve">Facebook</w:t>
+            </w:r>
+          </w:p>
+        </w:tc>
+        <w:tc>
+          <w:tcPr>
+            <w:tcW w:type="dxa" w:w="7560"/>
+            <w:tcBorders>
+              <w:top w:val="single" w:color="CCCCCC" w:sz="1"/>
+              <w:left w:val="single" w:color="CCCCCC" w:sz="1"/>
+              <w:bottom w:val="single" w:color="CCCCCC" w:sz="1"/>
+              <w:right w:val="single" w:color="CCCCCC" w:sz="1"/>
+            </w:tcBorders>
+            <w:tcMar>
+              <w:top w:type="dxa" w:w="80"/>
+              <w:left w:type="dxa" w:w="120"/>
+              <w:bottom w:type="dxa" w:w="80"/>
+              <w:right w:type="dxa" w:w="120"/>
+            </w:tcMar>
+          </w:tcPr>
+          <w:p>
+            <w:r>
+              <w:rPr>
+                <w:rFonts w:ascii="Arial" w:cs="Arial" w:eastAsia="Arial" w:hAnsi="Arial"/>
+                <w:sz w:val="18"/>
+                <w:szCs w:val="18"/>
+              </w:rPr>
+              <w:t xml:space="preserve">Lupita's Mini Pancakes</w:t>
+            </w:r>
+          </w:p>
+        </w:tc>
+      </w:tr>
+      <w:tr>
+        <w:tc>
+          <w:tcPr>
+            <w:tcW w:type="dxa" w:w="1800"/>
+            <w:tcBorders>
+              <w:top w:val="single" w:color="CCCCCC" w:sz="1"/>
+              <w:left w:val="single" w:color="CCCCCC" w:sz="1"/>
+              <w:bottom w:val="single" w:color="CCCCCC" w:sz="1"/>
+              <w:right w:val="single" w:color="CCCCCC" w:sz="1"/>
+            </w:tcBorders>
+            <w:shd w:fill="F2F3F4" w:val="clear"/>
+            <w:tcMar>
+              <w:top w:type="dxa" w:w="80"/>
+              <w:left w:type="dxa" w:w="120"/>
+              <w:bottom w:type="dxa" w:w="80"/>
+              <w:right w:type="dxa" w:w="120"/>
+            </w:tcMar>
+          </w:tcPr>
+          <w:p>
+            <w:r>
+              <w:rPr>
+                <w:rFonts w:ascii="Arial" w:cs="Arial" w:eastAsia="Arial" w:hAnsi="Arial"/>
+                <w:b/>
+                <w:bCs/>
+                <w:sz w:val="18"/>
+                <w:szCs w:val="18"/>
+              </w:rPr>
+              <w:t xml:space="preserve">Location</w:t>
+            </w:r>
+          </w:p>
+        </w:tc>
+        <w:tc>
+          <w:tcPr>
+            <w:tcW w:type="dxa" w:w="7560"/>
+            <w:tcBorders>
+              <w:top w:val="single" w:color="CCCCCC" w:sz="1"/>
+              <w:left w:val="single" w:color="CCCCCC" w:sz="1"/>
+              <w:bottom w:val="single" w:color="CCCCCC" w:sz="1"/>
+              <w:right w:val="single" w:color="CCCCCC" w:sz="1"/>
+            </w:tcBorders>
+            <w:tcMar>
+              <w:top w:type="dxa" w:w="80"/>
+              <w:left w:type="dxa" w:w="120"/>
+              <w:bottom w:type="dxa" w:w="80"/>
+              <w:right w:type="dxa" w:w="120"/>
+            </w:tcMar>
+          </w:tcPr>
+          <w:p>
+            <w:r>
+              <w:rPr>
+                <w:rFonts w:ascii="Arial" w:cs="Arial" w:eastAsia="Arial" w:hAnsi="Arial"/>
+                <w:sz w:val="18"/>
+                <w:szCs w:val="18"/>
+              </w:rPr>
+              <w:t xml:space="preserve">SWFL (NE Cape Coral area)</w:t>
+            </w:r>
+          </w:p>
+        </w:tc>
+      </w:tr>
+      <w:tr>
+        <w:tc>
+          <w:tcPr>
+            <w:tcW w:type="dxa" w:w="1800"/>
+            <w:tcBorders>
+              <w:top w:val="single" w:color="CCCCCC" w:sz="1"/>
+              <w:left w:val="single" w:color="CCCCCC" w:sz="1"/>
+              <w:bottom w:val="single" w:color="CCCCCC" w:sz="1"/>
+              <w:right w:val="single" w:color="CCCCCC" w:sz="1"/>
+            </w:tcBorders>
+            <w:shd w:fill="F2F3F4" w:val="clear"/>
+            <w:tcMar>
+              <w:top w:type="dxa" w:w="80"/>
+              <w:left w:type="dxa" w:w="120"/>
+              <w:bottom w:type="dxa" w:w="80"/>
+              <w:right w:type="dxa" w:w="120"/>
+            </w:tcMar>
+          </w:tcPr>
+          <w:p>
+            <w:r>
+              <w:rPr>
+                <w:rFonts w:ascii="Arial" w:cs="Arial" w:eastAsia="Arial" w:hAnsi="Arial"/>
+                <w:b/>
+                <w:bCs/>
+                <w:sz w:val="18"/>
+                <w:szCs w:val="18"/>
+              </w:rPr>
+              <w:t xml:space="preserve">Cuisine / Type</w:t>
+            </w:r>
+          </w:p>
+        </w:tc>
+        <w:tc>
+          <w:tcPr>
+            <w:tcW w:type="dxa" w:w="7560"/>
+            <w:tcBorders>
+              <w:top w:val="single" w:color="CCCCCC" w:sz="1"/>
+              <w:left w:val="single" w:color="CCCCCC" w:sz="1"/>
+              <w:bottom w:val="single" w:color="CCCCCC" w:sz="1"/>
+              <w:right w:val="single" w:color="CCCCCC" w:sz="1"/>
+            </w:tcBorders>
+            <w:tcMar>
+              <w:top w:type="dxa" w:w="80"/>
+              <w:left w:type="dxa" w:w="120"/>
+              <w:bottom w:type="dxa" w:w="80"/>
+              <w:right w:type="dxa" w:w="120"/>
+            </w:tcMar>
+          </w:tcPr>
+          <w:p>
+            <w:r>
+              <w:rPr>
+                <w:rFonts w:ascii="Arial" w:cs="Arial" w:eastAsia="Arial" w:hAnsi="Arial"/>
+                <w:sz w:val="18"/>
+                <w:szCs w:val="18"/>
+              </w:rPr>
+              <w:t xml:space="preserve">Mini pancakes / iced coffee / matcha</w:t>
+            </w:r>
+          </w:p>
+        </w:tc>
+      </w:tr>
+      <w:tr>
+        <w:tc>
+          <w:tcPr>
+            <w:tcW w:type="dxa" w:w="1800"/>
+            <w:tcBorders>
+              <w:top w:val="single" w:color="CCCCCC" w:sz="1"/>
+              <w:left w:val="single" w:color="CCCCCC" w:sz="1"/>
+              <w:bottom w:val="single" w:color="CCCCCC" w:sz="1"/>
+              <w:right w:val="single" w:color="CCCCCC" w:sz="1"/>
+            </w:tcBorders>
+            <w:shd w:fill="F2F3F4" w:val="clear"/>
+            <w:tcMar>
+              <w:top w:type="dxa" w:w="80"/>
+              <w:left w:type="dxa" w:w="120"/>
+              <w:bottom w:type="dxa" w:w="80"/>
+              <w:right w:type="dxa" w:w="120"/>
+            </w:tcMar>
+          </w:tcPr>
+          <w:p>
+            <w:r>
+              <w:rPr>
+                <w:rFonts w:ascii="Arial" w:cs="Arial" w:eastAsia="Arial" w:hAnsi="Arial"/>
+                <w:b/>
+                <w:bCs/>
+                <w:sz w:val="18"/>
+                <w:szCs w:val="18"/>
+              </w:rPr>
+              <w:t xml:space="preserve">Notes</w:t>
+            </w:r>
+          </w:p>
+        </w:tc>
+        <w:tc>
+          <w:tcPr>
+            <w:tcW w:type="dxa" w:w="7560"/>
+            <w:tcBorders>
+              <w:top w:val="single" w:color="CCCCCC" w:sz="1"/>
+              <w:left w:val="single" w:color="CCCCCC" w:sz="1"/>
+              <w:bottom w:val="single" w:color="CCCCCC" w:sz="1"/>
+              <w:right w:val="single" w:color="CCCCCC" w:sz="1"/>
+            </w:tcBorders>
+            <w:tcMar>
+              <w:top w:type="dxa" w:w="80"/>
+              <w:left w:type="dxa" w:w="120"/>
+              <w:bottom w:type="dxa" w:w="80"/>
+              <w:right w:type="dxa" w:w="120"/>
+            </w:tcMar>
+          </w:tcPr>
+          <w:p>
+            <w:r>
+              <w:rPr>
+                <w:rFonts w:ascii="Arial" w:cs="Arial" w:eastAsia="Arial" w:hAnsi="Arial"/>
+                <w:sz w:val="18"/>
+                <w:szCs w:val="18"/>
+              </w:rPr>
+              <w:t xml:space="preserve">Responded to Tiffany Allard Easter Egg Hunt booking request (April 4, NE Cape Coral, ~700 homes, 10am-12pm or 1pm slot). Potential breakfast/brunch match.</w:t>
+            </w:r>
+          </w:p>
+        </w:tc>
+      </w:tr>
+    </w:tbl>
+    <w:p>
+      <w:pPr>
+        <w:pStyle w:val="Heading2"/>
+        <w:pBdr>
+          <w:bottom w:val="single" w:color="1B4F72" w:sz="4"/>
+        </w:pBdr>
+        <w:spacing w:after="60" w:before="320"/>
+      </w:pPr>
+      <w:r>
+        <w:rPr>
+          <w:rFonts w:ascii="Arial" w:cs="Arial" w:eastAsia="Arial" w:hAnsi="Arial"/>
+          <w:b/>
+          <w:bCs/>
+          <w:color w:val="1B4F72"/>
+          <w:sz w:val="26"/>
+          <w:szCs w:val="26"/>
+        </w:rPr>
+        <w:t xml:space="preserve">Buddha-Bachi Express</w:t>
+      </w:r>
+    </w:p>
+    <w:tbl>
+      <w:tblPr>
+        <w:tblW w:type="dxa" w:w="9360"/>
+        <w:tblBorders>
+          <w:top w:val="single" w:color="auto" w:sz="4"/>
+          <w:left w:val="single" w:color="auto" w:sz="4"/>
+          <w:bottom w:val="single" w:color="auto" w:sz="4"/>
+          <w:right w:val="single" w:color="auto" w:sz="4"/>
+          <w:insideH w:val="single" w:color="auto" w:sz="4"/>
+          <w:insideV w:val="single" w:color="auto" w:sz="4"/>
+        </w:tblBorders>
+      </w:tblPr>
+      <w:tblGrid>
+        <w:gridCol w:w="1800"/>
+        <w:gridCol w:w="7560"/>
+      </w:tblGrid>
+      <w:tr>
+        <w:tc>
+          <w:tcPr>
+            <w:tcW w:type="dxa" w:w="1800"/>
+            <w:tcBorders>
+              <w:top w:val="single" w:color="CCCCCC" w:sz="1"/>
+              <w:left w:val="single" w:color="CCCCCC" w:sz="1"/>
+              <w:bottom w:val="single" w:color="CCCCCC" w:sz="1"/>
+              <w:right w:val="single" w:color="CCCCCC" w:sz="1"/>
+            </w:tcBorders>
+            <w:shd w:fill="F2F3F4" w:val="clear"/>
+            <w:tcMar>
+              <w:top w:type="dxa" w:w="80"/>
+              <w:left w:type="dxa" w:w="120"/>
+              <w:bottom w:type="dxa" w:w="80"/>
+              <w:right w:type="dxa" w:w="120"/>
+            </w:tcMar>
+          </w:tcPr>
+          <w:p>
+            <w:r>
+              <w:rPr>
+                <w:rFonts w:ascii="Arial" w:cs="Arial" w:eastAsia="Arial" w:hAnsi="Arial"/>
+                <w:b/>
+                <w:bCs/>
+                <w:sz w:val="18"/>
+                <w:szCs w:val="18"/>
+              </w:rPr>
+              <w:t xml:space="preserve">Source</w:t>
+            </w:r>
+          </w:p>
+        </w:tc>
+        <w:tc>
+          <w:tcPr>
+            <w:tcW w:type="dxa" w:w="7560"/>
+            <w:tcBorders>
+              <w:top w:val="single" w:color="CCCCCC" w:sz="1"/>
+              <w:left w:val="single" w:color="CCCCCC" w:sz="1"/>
+              <w:bottom w:val="single" w:color="CCCCCC" w:sz="1"/>
+              <w:right w:val="single" w:color="CCCCCC" w:sz="1"/>
+            </w:tcBorders>
+            <w:tcMar>
+              <w:top w:type="dxa" w:w="80"/>
+              <w:left w:type="dxa" w:w="120"/>
+              <w:bottom w:type="dxa" w:w="80"/>
+              <w:right w:type="dxa" w:w="120"/>
+            </w:tcMar>
+          </w:tcPr>
+          <w:p>
+            <w:r>
+              <w:rPr>
+                <w:rFonts w:ascii="Arial" w:cs="Arial" w:eastAsia="Arial" w:hAnsi="Arial"/>
+                <w:sz w:val="18"/>
+                <w:szCs w:val="18"/>
+              </w:rPr>
+              <w:t xml:space="preserve">SWFL Food Truck Depot</w:t>
+            </w:r>
+          </w:p>
+        </w:tc>
+      </w:tr>
+      <w:tr>
+        <w:tc>
+          <w:tcPr>
+            <w:tcW w:type="dxa" w:w="1800"/>
+            <w:tcBorders>
+              <w:top w:val="single" w:color="CCCCCC" w:sz="1"/>
+              <w:left w:val="single" w:color="CCCCCC" w:sz="1"/>
+              <w:bottom w:val="single" w:color="CCCCCC" w:sz="1"/>
+              <w:right w:val="single" w:color="CCCCCC" w:sz="1"/>
+            </w:tcBorders>
+            <w:shd w:fill="F2F3F4" w:val="clear"/>
+            <w:tcMar>
+              <w:top w:type="dxa" w:w="80"/>
+              <w:left w:type="dxa" w:w="120"/>
+              <w:bottom w:type="dxa" w:w="80"/>
+              <w:right w:type="dxa" w:w="120"/>
+            </w:tcMar>
+          </w:tcPr>
+          <w:p>
+            <w:r>
+              <w:rPr>
+                <w:rFonts w:ascii="Arial" w:cs="Arial" w:eastAsia="Arial" w:hAnsi="Arial"/>
+                <w:b/>
+                <w:bCs/>
+                <w:sz w:val="18"/>
+                <w:szCs w:val="18"/>
+              </w:rPr>
+              <w:t xml:space="preserve">Phone</w:t>
+            </w:r>
+          </w:p>
+        </w:tc>
+        <w:tc>
+          <w:tcPr>
+            <w:tcW w:type="dxa" w:w="7560"/>
+            <w:tcBorders>
+              <w:top w:val="single" w:color="CCCCCC" w:sz="1"/>
+              <w:left w:val="single" w:color="CCCCCC" w:sz="1"/>
+              <w:bottom w:val="single" w:color="CCCCCC" w:sz="1"/>
+              <w:right w:val="single" w:color="CCCCCC" w:sz="1"/>
+            </w:tcBorders>
+            <w:tcMar>
+              <w:top w:type="dxa" w:w="80"/>
+              <w:left w:type="dxa" w:w="120"/>
+              <w:bottom w:type="dxa" w:w="80"/>
+              <w:right w:type="dxa" w:w="120"/>
+            </w:tcMar>
+          </w:tcPr>
+          <w:p>
+            <w:r>
+              <w:rPr>
+                <w:rFonts w:ascii="Arial" w:cs="Arial" w:eastAsia="Arial" w:hAnsi="Arial"/>
+                <w:sz w:val="18"/>
+                <w:szCs w:val="18"/>
+              </w:rPr>
+              <w:t xml:space="preserve">614-382-2541</w:t>
+            </w:r>
+          </w:p>
+        </w:tc>
+      </w:tr>
+      <w:tr>
+        <w:tc>
+          <w:tcPr>
+            <w:tcW w:type="dxa" w:w="1800"/>
+            <w:tcBorders>
+              <w:top w:val="single" w:color="CCCCCC" w:sz="1"/>
+              <w:left w:val="single" w:color="CCCCCC" w:sz="1"/>
+              <w:bottom w:val="single" w:color="CCCCCC" w:sz="1"/>
+              <w:right w:val="single" w:color="CCCCCC" w:sz="1"/>
+            </w:tcBorders>
+            <w:shd w:fill="F2F3F4" w:val="clear"/>
+            <w:tcMar>
+              <w:top w:type="dxa" w:w="80"/>
+              <w:left w:type="dxa" w:w="120"/>
+              <w:bottom w:type="dxa" w:w="80"/>
+              <w:right w:type="dxa" w:w="120"/>
+            </w:tcMar>
+          </w:tcPr>
+          <w:p>
+            <w:r>
+              <w:rPr>
+                <w:rFonts w:ascii="Arial" w:cs="Arial" w:eastAsia="Arial" w:hAnsi="Arial"/>
+                <w:b/>
+                <w:bCs/>
+                <w:sz w:val="18"/>
+                <w:szCs w:val="18"/>
+              </w:rPr>
+              <w:t xml:space="preserve">Email</w:t>
+            </w:r>
+          </w:p>
+        </w:tc>
+        <w:tc>
+          <w:tcPr>
+            <w:tcW w:type="dxa" w:w="7560"/>
+            <w:tcBorders>
+              <w:top w:val="single" w:color="CCCCCC" w:sz="1"/>
+              <w:left w:val="single" w:color="CCCCCC" w:sz="1"/>
+              <w:bottom w:val="single" w:color="CCCCCC" w:sz="1"/>
+              <w:right w:val="single" w:color="CCCCCC" w:sz="1"/>
+            </w:tcBorders>
+            <w:tcMar>
+              <w:top w:type="dxa" w:w="80"/>
+              <w:left w:type="dxa" w:w="120"/>
+              <w:bottom w:type="dxa" w:w="80"/>
+              <w:right w:type="dxa" w:w="120"/>
+            </w:tcMar>
+          </w:tcPr>
+          <w:p>
+            <w:r>
+              <w:rPr>
+                <w:rFonts w:ascii="Arial" w:cs="Arial" w:eastAsia="Arial" w:hAnsi="Arial"/>
+                <w:sz w:val="18"/>
+                <w:szCs w:val="18"/>
+              </w:rPr>
+              <w:t xml:space="preserve">Info@buddhabachi.com</w:t>
+            </w:r>
+          </w:p>
+        </w:tc>
+      </w:tr>
+      <w:tr>
+        <w:tc>
+          <w:tcPr>
+            <w:tcW w:type="dxa" w:w="1800"/>
+            <w:tcBorders>
+              <w:top w:val="single" w:color="CCCCCC" w:sz="1"/>
+              <w:left w:val="single" w:color="CCCCCC" w:sz="1"/>
+              <w:bottom w:val="single" w:color="CCCCCC" w:sz="1"/>
+              <w:right w:val="single" w:color="CCCCCC" w:sz="1"/>
+            </w:tcBorders>
+            <w:shd w:fill="F2F3F4" w:val="clear"/>
+            <w:tcMar>
+              <w:top w:type="dxa" w:w="80"/>
+              <w:left w:type="dxa" w:w="120"/>
+              <w:bottom w:type="dxa" w:w="80"/>
+              <w:right w:type="dxa" w:w="120"/>
+            </w:tcMar>
+          </w:tcPr>
+          <w:p>
+            <w:r>
+              <w:rPr>
+                <w:rFonts w:ascii="Arial" w:cs="Arial" w:eastAsia="Arial" w:hAnsi="Arial"/>
+                <w:b/>
+                <w:bCs/>
+                <w:sz w:val="18"/>
+                <w:szCs w:val="18"/>
+              </w:rPr>
+              <w:t xml:space="preserve">Website</w:t>
+            </w:r>
+          </w:p>
+        </w:tc>
+        <w:tc>
+          <w:tcPr>
+            <w:tcW w:type="dxa" w:w="7560"/>
+            <w:tcBorders>
+              <w:top w:val="single" w:color="CCCCCC" w:sz="1"/>
+              <w:left w:val="single" w:color="CCCCCC" w:sz="1"/>
+              <w:bottom w:val="single" w:color="CCCCCC" w:sz="1"/>
+              <w:right w:val="single" w:color="CCCCCC" w:sz="1"/>
+            </w:tcBorders>
+            <w:tcMar>
+              <w:top w:type="dxa" w:w="80"/>
+              <w:left w:type="dxa" w:w="120"/>
+              <w:bottom w:type="dxa" w:w="80"/>
+              <w:right w:type="dxa" w:w="120"/>
+            </w:tcMar>
+          </w:tcPr>
+          <w:p>
+            <w:r>
+              <w:rPr>
+                <w:rFonts w:ascii="Arial" w:cs="Arial" w:eastAsia="Arial" w:hAnsi="Arial"/>
+                <w:sz w:val="18"/>
+                <w:szCs w:val="18"/>
+              </w:rPr>
+              <w:t xml:space="preserve">buddha-bachi-express.square.site</w:t>
+            </w:r>
+          </w:p>
+        </w:tc>
+      </w:tr>
+      <w:tr>
+        <w:tc>
+          <w:tcPr>
+            <w:tcW w:type="dxa" w:w="1800"/>
+            <w:tcBorders>
+              <w:top w:val="single" w:color="CCCCCC" w:sz="1"/>
+              <w:left w:val="single" w:color="CCCCCC" w:sz="1"/>
+              <w:bottom w:val="single" w:color="CCCCCC" w:sz="1"/>
+              <w:right w:val="single" w:color="CCCCCC" w:sz="1"/>
+            </w:tcBorders>
+            <w:shd w:fill="F2F3F4" w:val="clear"/>
+            <w:tcMar>
+              <w:top w:type="dxa" w:w="80"/>
+              <w:left w:type="dxa" w:w="120"/>
+              <w:bottom w:type="dxa" w:w="80"/>
+              <w:right w:type="dxa" w:w="120"/>
+            </w:tcMar>
+          </w:tcPr>
+          <w:p>
+            <w:r>
+              <w:rPr>
+                <w:rFonts w:ascii="Arial" w:cs="Arial" w:eastAsia="Arial" w:hAnsi="Arial"/>
+                <w:b/>
+                <w:bCs/>
+                <w:sz w:val="18"/>
+                <w:szCs w:val="18"/>
+              </w:rPr>
+              <w:t xml:space="preserve">Facebook</w:t>
+            </w:r>
+          </w:p>
+        </w:tc>
+        <w:tc>
+          <w:tcPr>
+            <w:tcW w:type="dxa" w:w="7560"/>
+            <w:tcBorders>
+              <w:top w:val="single" w:color="CCCCCC" w:sz="1"/>
+              <w:left w:val="single" w:color="CCCCCC" w:sz="1"/>
+              <w:bottom w:val="single" w:color="CCCCCC" w:sz="1"/>
+              <w:right w:val="single" w:color="CCCCCC" w:sz="1"/>
+            </w:tcBorders>
+            <w:tcMar>
+              <w:top w:type="dxa" w:w="80"/>
+              <w:left w:type="dxa" w:w="120"/>
+              <w:bottom w:type="dxa" w:w="80"/>
+              <w:right w:type="dxa" w:w="120"/>
+            </w:tcMar>
+          </w:tcPr>
+          <w:p>
+            <w:r>
+              <w:rPr>
+                <w:rFonts w:ascii="Arial" w:cs="Arial" w:eastAsia="Arial" w:hAnsi="Arial"/>
+                <w:sz w:val="18"/>
+                <w:szCs w:val="18"/>
+              </w:rPr>
+              <w:t xml:space="preserve">Buddha-Bachi Express</w:t>
+            </w:r>
+          </w:p>
+        </w:tc>
+      </w:tr>
+      <w:tr>
+        <w:tc>
+          <w:tcPr>
+            <w:tcW w:type="dxa" w:w="1800"/>
+            <w:tcBorders>
+              <w:top w:val="single" w:color="CCCCCC" w:sz="1"/>
+              <w:left w:val="single" w:color="CCCCCC" w:sz="1"/>
+              <w:bottom w:val="single" w:color="CCCCCC" w:sz="1"/>
+              <w:right w:val="single" w:color="CCCCCC" w:sz="1"/>
+            </w:tcBorders>
+            <w:shd w:fill="F2F3F4" w:val="clear"/>
+            <w:tcMar>
+              <w:top w:type="dxa" w:w="80"/>
+              <w:left w:type="dxa" w:w="120"/>
+              <w:bottom w:type="dxa" w:w="80"/>
+              <w:right w:type="dxa" w:w="120"/>
+            </w:tcMar>
+          </w:tcPr>
+          <w:p>
+            <w:r>
+              <w:rPr>
+                <w:rFonts w:ascii="Arial" w:cs="Arial" w:eastAsia="Arial" w:hAnsi="Arial"/>
+                <w:b/>
+                <w:bCs/>
+                <w:sz w:val="18"/>
+                <w:szCs w:val="18"/>
+              </w:rPr>
+              <w:t xml:space="preserve">Instagram</w:t>
+            </w:r>
+          </w:p>
+        </w:tc>
+        <w:tc>
+          <w:tcPr>
+            <w:tcW w:type="dxa" w:w="7560"/>
+            <w:tcBorders>
+              <w:top w:val="single" w:color="CCCCCC" w:sz="1"/>
+              <w:left w:val="single" w:color="CCCCCC" w:sz="1"/>
+              <w:bottom w:val="single" w:color="CCCCCC" w:sz="1"/>
+              <w:right w:val="single" w:color="CCCCCC" w:sz="1"/>
+            </w:tcBorders>
+            <w:tcMar>
+              <w:top w:type="dxa" w:w="80"/>
+              <w:left w:type="dxa" w:w="120"/>
+              <w:bottom w:type="dxa" w:w="80"/>
+              <w:right w:type="dxa" w:w="120"/>
+            </w:tcMar>
+          </w:tcPr>
+          <w:p>
+            <w:r>
+              <w:rPr>
+                <w:rFonts w:ascii="Arial" w:cs="Arial" w:eastAsia="Arial" w:hAnsi="Arial"/>
+                <w:sz w:val="18"/>
+                <w:szCs w:val="18"/>
+              </w:rPr>
+              <w:t xml:space="preserve">@buddhabachi_express</w:t>
+            </w:r>
+          </w:p>
+        </w:tc>
+      </w:tr>
+      <w:tr>
+        <w:tc>
+          <w:tcPr>
+            <w:tcW w:type="dxa" w:w="1800"/>
+            <w:tcBorders>
+              <w:top w:val="single" w:color="CCCCCC" w:sz="1"/>
+              <w:left w:val="single" w:color="CCCCCC" w:sz="1"/>
+              <w:bottom w:val="single" w:color="CCCCCC" w:sz="1"/>
+              <w:right w:val="single" w:color="CCCCCC" w:sz="1"/>
+            </w:tcBorders>
+            <w:shd w:fill="F2F3F4" w:val="clear"/>
+            <w:tcMar>
+              <w:top w:type="dxa" w:w="80"/>
+              <w:left w:type="dxa" w:w="120"/>
+              <w:bottom w:type="dxa" w:w="80"/>
+              <w:right w:type="dxa" w:w="120"/>
+            </w:tcMar>
+          </w:tcPr>
+          <w:p>
+            <w:r>
+              <w:rPr>
+                <w:rFonts w:ascii="Arial" w:cs="Arial" w:eastAsia="Arial" w:hAnsi="Arial"/>
+                <w:b/>
+                <w:bCs/>
+                <w:sz w:val="18"/>
+                <w:szCs w:val="18"/>
+              </w:rPr>
+              <w:t xml:space="preserve">Location</w:t>
+            </w:r>
+          </w:p>
+        </w:tc>
+        <w:tc>
+          <w:tcPr>
+            <w:tcW w:type="dxa" w:w="7560"/>
+            <w:tcBorders>
+              <w:top w:val="single" w:color="CCCCCC" w:sz="1"/>
+              <w:left w:val="single" w:color="CCCCCC" w:sz="1"/>
+              <w:bottom w:val="single" w:color="CCCCCC" w:sz="1"/>
+              <w:right w:val="single" w:color="CCCCCC" w:sz="1"/>
+            </w:tcBorders>
+            <w:tcMar>
+              <w:top w:type="dxa" w:w="80"/>
+              <w:left w:type="dxa" w:w="120"/>
+              <w:bottom w:type="dxa" w:w="80"/>
+              <w:right w:type="dxa" w:w="120"/>
+            </w:tcMar>
+          </w:tcPr>
+          <w:p>
+            <w:r>
+              <w:rPr>
+                <w:rFonts w:ascii="Arial" w:cs="Arial" w:eastAsia="Arial" w:hAnsi="Arial"/>
+                <w:sz w:val="18"/>
+                <w:szCs w:val="18"/>
+              </w:rPr>
+              <w:t xml:space="preserve">Cape Coral, FL</w:t>
+            </w:r>
+          </w:p>
+        </w:tc>
+      </w:tr>
+      <w:tr>
+        <w:tc>
+          <w:tcPr>
+            <w:tcW w:type="dxa" w:w="1800"/>
+            <w:tcBorders>
+              <w:top w:val="single" w:color="CCCCCC" w:sz="1"/>
+              <w:left w:val="single" w:color="CCCCCC" w:sz="1"/>
+              <w:bottom w:val="single" w:color="CCCCCC" w:sz="1"/>
+              <w:right w:val="single" w:color="CCCCCC" w:sz="1"/>
+            </w:tcBorders>
+            <w:shd w:fill="F2F3F4" w:val="clear"/>
+            <w:tcMar>
+              <w:top w:type="dxa" w:w="80"/>
+              <w:left w:type="dxa" w:w="120"/>
+              <w:bottom w:type="dxa" w:w="80"/>
+              <w:right w:type="dxa" w:w="120"/>
+            </w:tcMar>
+          </w:tcPr>
+          <w:p>
+            <w:r>
+              <w:rPr>
+                <w:rFonts w:ascii="Arial" w:cs="Arial" w:eastAsia="Arial" w:hAnsi="Arial"/>
+                <w:b/>
+                <w:bCs/>
+                <w:sz w:val="18"/>
+                <w:szCs w:val="18"/>
+              </w:rPr>
+              <w:t xml:space="preserve">Cuisine / Type</w:t>
+            </w:r>
+          </w:p>
+        </w:tc>
+        <w:tc>
+          <w:tcPr>
+            <w:tcW w:type="dxa" w:w="7560"/>
+            <w:tcBorders>
+              <w:top w:val="single" w:color="CCCCCC" w:sz="1"/>
+              <w:left w:val="single" w:color="CCCCCC" w:sz="1"/>
+              <w:bottom w:val="single" w:color="CCCCCC" w:sz="1"/>
+              <w:right w:val="single" w:color="CCCCCC" w:sz="1"/>
+            </w:tcBorders>
+            <w:tcMar>
+              <w:top w:type="dxa" w:w="80"/>
+              <w:left w:type="dxa" w:w="120"/>
+              <w:bottom w:type="dxa" w:w="80"/>
+              <w:right w:type="dxa" w:w="120"/>
+            </w:tcMar>
+          </w:tcPr>
+          <w:p>
+            <w:r>
+              <w:rPr>
+                <w:rFonts w:ascii="Arial" w:cs="Arial" w:eastAsia="Arial" w:hAnsi="Arial"/>
+                <w:sz w:val="18"/>
+                <w:szCs w:val="18"/>
+              </w:rPr>
+              <w:t xml:space="preserve">Hibachi / Asian fusion (build-your-own hibachi buffet)</w:t>
+            </w:r>
+          </w:p>
+        </w:tc>
+      </w:tr>
+      <w:tr>
+        <w:tc>
+          <w:tcPr>
+            <w:tcW w:type="dxa" w:w="1800"/>
+            <w:tcBorders>
+              <w:top w:val="single" w:color="CCCCCC" w:sz="1"/>
+              <w:left w:val="single" w:color="CCCCCC" w:sz="1"/>
+              <w:bottom w:val="single" w:color="CCCCCC" w:sz="1"/>
+              <w:right w:val="single" w:color="CCCCCC" w:sz="1"/>
+            </w:tcBorders>
+            <w:shd w:fill="F2F3F4" w:val="clear"/>
+            <w:tcMar>
+              <w:top w:type="dxa" w:w="80"/>
+              <w:left w:type="dxa" w:w="120"/>
+              <w:bottom w:type="dxa" w:w="80"/>
+              <w:right w:type="dxa" w:w="120"/>
+            </w:tcMar>
+          </w:tcPr>
+          <w:p>
+            <w:r>
+              <w:rPr>
+                <w:rFonts w:ascii="Arial" w:cs="Arial" w:eastAsia="Arial" w:hAnsi="Arial"/>
+                <w:b/>
+                <w:bCs/>
+                <w:sz w:val="18"/>
+                <w:szCs w:val="18"/>
+              </w:rPr>
+              <w:t xml:space="preserve">Notes</w:t>
+            </w:r>
+          </w:p>
+        </w:tc>
+        <w:tc>
+          <w:tcPr>
+            <w:tcW w:type="dxa" w:w="7560"/>
+            <w:tcBorders>
+              <w:top w:val="single" w:color="CCCCCC" w:sz="1"/>
+              <w:left w:val="single" w:color="CCCCCC" w:sz="1"/>
+              <w:bottom w:val="single" w:color="CCCCCC" w:sz="1"/>
+              <w:right w:val="single" w:color="CCCCCC" w:sz="1"/>
+            </w:tcBorders>
+            <w:tcMar>
+              <w:top w:type="dxa" w:w="80"/>
+              <w:left w:type="dxa" w:w="120"/>
+              <w:bottom w:type="dxa" w:w="80"/>
+              <w:right w:type="dxa" w:w="120"/>
+            </w:tcMar>
+          </w:tcPr>
+          <w:p>
+            <w:r>
+              <w:rPr>
+                <w:rFonts w:ascii="Arial" w:cs="Arial" w:eastAsia="Arial" w:hAnsi="Arial"/>
+                <w:sz w:val="18"/>
+                <w:szCs w:val="18"/>
+              </w:rPr>
+              <w:t xml:space="preserve">Graduation catering push April 2026. Build-your-own hibachi buffet for parties. Active social media. [2026-04-02 web-enriched] website + instagram found. Opening brick-and-mortar at 2311 Santa Barbara Blvd, Cape Coral FL 33991.</w:t>
+            </w:r>
+          </w:p>
+        </w:tc>
+      </w:tr>
+    </w:tbl>
+    <w:p>
+      <w:pPr>
+        <w:pStyle w:val="Heading2"/>
+        <w:pBdr>
+          <w:bottom w:val="single" w:color="1B4F72" w:sz="4"/>
+        </w:pBdr>
+        <w:spacing w:after="60" w:before="320"/>
+      </w:pPr>
+      <w:r>
+        <w:rPr>
+          <w:rFonts w:ascii="Arial" w:cs="Arial" w:eastAsia="Arial" w:hAnsi="Arial"/>
+          <w:b/>
+          <w:bCs/>
+          <w:color w:val="1B4F72"/>
+          <w:sz w:val="26"/>
+          <w:szCs w:val="26"/>
+        </w:rPr>
+        <w:t xml:space="preserve">El Sazón de Leony</w:t>
+      </w:r>
+    </w:p>
+    <w:tbl>
+      <w:tblPr>
+        <w:tblW w:type="dxa" w:w="9360"/>
+        <w:tblBorders>
+          <w:top w:val="single" w:color="auto" w:sz="4"/>
+          <w:left w:val="single" w:color="auto" w:sz="4"/>
+          <w:bottom w:val="single" w:color="auto" w:sz="4"/>
+          <w:right w:val="single" w:color="auto" w:sz="4"/>
+          <w:insideH w:val="single" w:color="auto" w:sz="4"/>
+          <w:insideV w:val="single" w:color="auto" w:sz="4"/>
+        </w:tblBorders>
+      </w:tblPr>
+      <w:tblGrid>
+        <w:gridCol w:w="1800"/>
+        <w:gridCol w:w="7560"/>
+      </w:tblGrid>
+      <w:tr>
+        <w:tc>
+          <w:tcPr>
+            <w:tcW w:type="dxa" w:w="1800"/>
+            <w:tcBorders>
+              <w:top w:val="single" w:color="CCCCCC" w:sz="1"/>
+              <w:left w:val="single" w:color="CCCCCC" w:sz="1"/>
+              <w:bottom w:val="single" w:color="CCCCCC" w:sz="1"/>
+              <w:right w:val="single" w:color="CCCCCC" w:sz="1"/>
+            </w:tcBorders>
+            <w:shd w:fill="F2F3F4" w:val="clear"/>
+            <w:tcMar>
+              <w:top w:type="dxa" w:w="80"/>
+              <w:left w:type="dxa" w:w="120"/>
+              <w:bottom w:type="dxa" w:w="80"/>
+              <w:right w:type="dxa" w:w="120"/>
+            </w:tcMar>
+          </w:tcPr>
+          <w:p>
+            <w:r>
+              <w:rPr>
+                <w:rFonts w:ascii="Arial" w:cs="Arial" w:eastAsia="Arial" w:hAnsi="Arial"/>
+                <w:b/>
+                <w:bCs/>
+                <w:sz w:val="18"/>
+                <w:szCs w:val="18"/>
+              </w:rPr>
+              <w:t xml:space="preserve">Owner / Operator</w:t>
+            </w:r>
+          </w:p>
+        </w:tc>
+        <w:tc>
+          <w:tcPr>
+            <w:tcW w:type="dxa" w:w="7560"/>
+            <w:tcBorders>
+              <w:top w:val="single" w:color="CCCCCC" w:sz="1"/>
+              <w:left w:val="single" w:color="CCCCCC" w:sz="1"/>
+              <w:bottom w:val="single" w:color="CCCCCC" w:sz="1"/>
+              <w:right w:val="single" w:color="CCCCCC" w:sz="1"/>
+            </w:tcBorders>
+            <w:tcMar>
+              <w:top w:type="dxa" w:w="80"/>
+              <w:left w:type="dxa" w:w="120"/>
+              <w:bottom w:type="dxa" w:w="80"/>
+              <w:right w:type="dxa" w:w="120"/>
+            </w:tcMar>
+          </w:tcPr>
+          <w:p>
+            <w:r>
+              <w:rPr>
+                <w:rFonts w:ascii="Arial" w:cs="Arial" w:eastAsia="Arial" w:hAnsi="Arial"/>
+                <w:sz w:val="18"/>
+                <w:szCs w:val="18"/>
+              </w:rPr>
+              <w:t xml:space="preserve">Leony Alfaro Sánchez</w:t>
+            </w:r>
+          </w:p>
+        </w:tc>
+      </w:tr>
+      <w:tr>
+        <w:tc>
+          <w:tcPr>
+            <w:tcW w:type="dxa" w:w="1800"/>
+            <w:tcBorders>
+              <w:top w:val="single" w:color="CCCCCC" w:sz="1"/>
+              <w:left w:val="single" w:color="CCCCCC" w:sz="1"/>
+              <w:bottom w:val="single" w:color="CCCCCC" w:sz="1"/>
+              <w:right w:val="single" w:color="CCCCCC" w:sz="1"/>
+            </w:tcBorders>
+            <w:shd w:fill="F2F3F4" w:val="clear"/>
+            <w:tcMar>
+              <w:top w:type="dxa" w:w="80"/>
+              <w:left w:type="dxa" w:w="120"/>
+              <w:bottom w:type="dxa" w:w="80"/>
+              <w:right w:type="dxa" w:w="120"/>
+            </w:tcMar>
+          </w:tcPr>
+          <w:p>
+            <w:r>
+              <w:rPr>
+                <w:rFonts w:ascii="Arial" w:cs="Arial" w:eastAsia="Arial" w:hAnsi="Arial"/>
+                <w:b/>
+                <w:bCs/>
+                <w:sz w:val="18"/>
+                <w:szCs w:val="18"/>
+              </w:rPr>
+              <w:t xml:space="preserve">Primary Contact</w:t>
+            </w:r>
+          </w:p>
+        </w:tc>
+        <w:tc>
+          <w:tcPr>
+            <w:tcW w:type="dxa" w:w="7560"/>
+            <w:tcBorders>
+              <w:top w:val="single" w:color="CCCCCC" w:sz="1"/>
+              <w:left w:val="single" w:color="CCCCCC" w:sz="1"/>
+              <w:bottom w:val="single" w:color="CCCCCC" w:sz="1"/>
+              <w:right w:val="single" w:color="CCCCCC" w:sz="1"/>
+            </w:tcBorders>
+            <w:tcMar>
+              <w:top w:type="dxa" w:w="80"/>
+              <w:left w:type="dxa" w:w="120"/>
+              <w:bottom w:type="dxa" w:w="80"/>
+              <w:right w:type="dxa" w:w="120"/>
+            </w:tcMar>
+          </w:tcPr>
+          <w:p>
+            <w:r>
+              <w:rPr>
+                <w:rFonts w:ascii="Arial" w:cs="Arial" w:eastAsia="Arial" w:hAnsi="Arial"/>
+                <w:sz w:val="18"/>
+                <w:szCs w:val="18"/>
+              </w:rPr>
+              <w:t xml:space="preserve">Leony Alfaro Sánchez</w:t>
+            </w:r>
+          </w:p>
+        </w:tc>
+      </w:tr>
+      <w:tr>
+        <w:tc>
+          <w:tcPr>
+            <w:tcW w:type="dxa" w:w="1800"/>
+            <w:tcBorders>
+              <w:top w:val="single" w:color="CCCCCC" w:sz="1"/>
+              <w:left w:val="single" w:color="CCCCCC" w:sz="1"/>
+              <w:bottom w:val="single" w:color="CCCCCC" w:sz="1"/>
+              <w:right w:val="single" w:color="CCCCCC" w:sz="1"/>
+            </w:tcBorders>
+            <w:shd w:fill="F2F3F4" w:val="clear"/>
+            <w:tcMar>
+              <w:top w:type="dxa" w:w="80"/>
+              <w:left w:type="dxa" w:w="120"/>
+              <w:bottom w:type="dxa" w:w="80"/>
+              <w:right w:type="dxa" w:w="120"/>
+            </w:tcMar>
+          </w:tcPr>
+          <w:p>
+            <w:r>
+              <w:rPr>
+                <w:rFonts w:ascii="Arial" w:cs="Arial" w:eastAsia="Arial" w:hAnsi="Arial"/>
+                <w:b/>
+                <w:bCs/>
+                <w:sz w:val="18"/>
+                <w:szCs w:val="18"/>
+              </w:rPr>
+              <w:t xml:space="preserve">Source</w:t>
+            </w:r>
+          </w:p>
+        </w:tc>
+        <w:tc>
+          <w:tcPr>
+            <w:tcW w:type="dxa" w:w="7560"/>
+            <w:tcBorders>
+              <w:top w:val="single" w:color="CCCCCC" w:sz="1"/>
+              <w:left w:val="single" w:color="CCCCCC" w:sz="1"/>
+              <w:bottom w:val="single" w:color="CCCCCC" w:sz="1"/>
+              <w:right w:val="single" w:color="CCCCCC" w:sz="1"/>
+            </w:tcBorders>
+            <w:tcMar>
+              <w:top w:type="dxa" w:w="80"/>
+              <w:left w:type="dxa" w:w="120"/>
+              <w:bottom w:type="dxa" w:w="80"/>
+              <w:right w:type="dxa" w:w="120"/>
+            </w:tcMar>
+          </w:tcPr>
+          <w:p>
+            <w:r>
+              <w:rPr>
+                <w:rFonts w:ascii="Arial" w:cs="Arial" w:eastAsia="Arial" w:hAnsi="Arial"/>
+                <w:sz w:val="18"/>
+                <w:szCs w:val="18"/>
+              </w:rPr>
+              <w:t xml:space="preserve">SWFL Food Truck Depot</w:t>
+            </w:r>
+          </w:p>
+        </w:tc>
+      </w:tr>
+      <w:tr>
+        <w:tc>
+          <w:tcPr>
+            <w:tcW w:type="dxa" w:w="1800"/>
+            <w:tcBorders>
+              <w:top w:val="single" w:color="CCCCCC" w:sz="1"/>
+              <w:left w:val="single" w:color="CCCCCC" w:sz="1"/>
+              <w:bottom w:val="single" w:color="CCCCCC" w:sz="1"/>
+              <w:right w:val="single" w:color="CCCCCC" w:sz="1"/>
+            </w:tcBorders>
+            <w:shd w:fill="F2F3F4" w:val="clear"/>
+            <w:tcMar>
+              <w:top w:type="dxa" w:w="80"/>
+              <w:left w:type="dxa" w:w="120"/>
+              <w:bottom w:type="dxa" w:w="80"/>
+              <w:right w:type="dxa" w:w="120"/>
+            </w:tcMar>
+          </w:tcPr>
+          <w:p>
+            <w:r>
+              <w:rPr>
+                <w:rFonts w:ascii="Arial" w:cs="Arial" w:eastAsia="Arial" w:hAnsi="Arial"/>
+                <w:b/>
+                <w:bCs/>
+                <w:sz w:val="18"/>
+                <w:szCs w:val="18"/>
+              </w:rPr>
+              <w:t xml:space="preserve">Phone</w:t>
+            </w:r>
+          </w:p>
+        </w:tc>
+        <w:tc>
+          <w:tcPr>
+            <w:tcW w:type="dxa" w:w="7560"/>
+            <w:tcBorders>
+              <w:top w:val="single" w:color="CCCCCC" w:sz="1"/>
+              <w:left w:val="single" w:color="CCCCCC" w:sz="1"/>
+              <w:bottom w:val="single" w:color="CCCCCC" w:sz="1"/>
+              <w:right w:val="single" w:color="CCCCCC" w:sz="1"/>
+            </w:tcBorders>
+            <w:tcMar>
+              <w:top w:type="dxa" w:w="80"/>
+              <w:left w:type="dxa" w:w="120"/>
+              <w:bottom w:type="dxa" w:w="80"/>
+              <w:right w:type="dxa" w:w="120"/>
+            </w:tcMar>
+          </w:tcPr>
+          <w:p>
+            <w:r>
+              <w:rPr>
+                <w:rFonts w:ascii="Arial" w:cs="Arial" w:eastAsia="Arial" w:hAnsi="Arial"/>
+                <w:sz w:val="18"/>
+                <w:szCs w:val="18"/>
+              </w:rPr>
+              <w:t xml:space="preserve">786-620-9832</w:t>
+            </w:r>
+          </w:p>
+        </w:tc>
+      </w:tr>
+      <w:tr>
+        <w:tc>
+          <w:tcPr>
+            <w:tcW w:type="dxa" w:w="1800"/>
+            <w:tcBorders>
+              <w:top w:val="single" w:color="CCCCCC" w:sz="1"/>
+              <w:left w:val="single" w:color="CCCCCC" w:sz="1"/>
+              <w:bottom w:val="single" w:color="CCCCCC" w:sz="1"/>
+              <w:right w:val="single" w:color="CCCCCC" w:sz="1"/>
+            </w:tcBorders>
+            <w:shd w:fill="F2F3F4" w:val="clear"/>
+            <w:tcMar>
+              <w:top w:type="dxa" w:w="80"/>
+              <w:left w:type="dxa" w:w="120"/>
+              <w:bottom w:type="dxa" w:w="80"/>
+              <w:right w:type="dxa" w:w="120"/>
+            </w:tcMar>
+          </w:tcPr>
+          <w:p>
+            <w:r>
+              <w:rPr>
+                <w:rFonts w:ascii="Arial" w:cs="Arial" w:eastAsia="Arial" w:hAnsi="Arial"/>
+                <w:b/>
+                <w:bCs/>
+                <w:sz w:val="18"/>
+                <w:szCs w:val="18"/>
+              </w:rPr>
+              <w:t xml:space="preserve">Facebook</w:t>
+            </w:r>
+          </w:p>
+        </w:tc>
+        <w:tc>
+          <w:tcPr>
+            <w:tcW w:type="dxa" w:w="7560"/>
+            <w:tcBorders>
+              <w:top w:val="single" w:color="CCCCCC" w:sz="1"/>
+              <w:left w:val="single" w:color="CCCCCC" w:sz="1"/>
+              <w:bottom w:val="single" w:color="CCCCCC" w:sz="1"/>
+              <w:right w:val="single" w:color="CCCCCC" w:sz="1"/>
+            </w:tcBorders>
+            <w:tcMar>
+              <w:top w:type="dxa" w:w="80"/>
+              <w:left w:type="dxa" w:w="120"/>
+              <w:bottom w:type="dxa" w:w="80"/>
+              <w:right w:type="dxa" w:w="120"/>
+            </w:tcMar>
+          </w:tcPr>
+          <w:p>
+            <w:r>
+              <w:rPr>
+                <w:rFonts w:ascii="Arial" w:cs="Arial" w:eastAsia="Arial" w:hAnsi="Arial"/>
+                <w:sz w:val="18"/>
+                <w:szCs w:val="18"/>
+              </w:rPr>
+              <w:t xml:space="preserve">El Sazón de Leony</w:t>
+            </w:r>
+          </w:p>
+        </w:tc>
+      </w:tr>
+      <w:tr>
+        <w:tc>
+          <w:tcPr>
+            <w:tcW w:type="dxa" w:w="1800"/>
+            <w:tcBorders>
+              <w:top w:val="single" w:color="CCCCCC" w:sz="1"/>
+              <w:left w:val="single" w:color="CCCCCC" w:sz="1"/>
+              <w:bottom w:val="single" w:color="CCCCCC" w:sz="1"/>
+              <w:right w:val="single" w:color="CCCCCC" w:sz="1"/>
+            </w:tcBorders>
+            <w:shd w:fill="F2F3F4" w:val="clear"/>
+            <w:tcMar>
+              <w:top w:type="dxa" w:w="80"/>
+              <w:left w:type="dxa" w:w="120"/>
+              <w:bottom w:type="dxa" w:w="80"/>
+              <w:right w:type="dxa" w:w="120"/>
+            </w:tcMar>
+          </w:tcPr>
+          <w:p>
+            <w:r>
+              <w:rPr>
+                <w:rFonts w:ascii="Arial" w:cs="Arial" w:eastAsia="Arial" w:hAnsi="Arial"/>
+                <w:b/>
+                <w:bCs/>
+                <w:sz w:val="18"/>
+                <w:szCs w:val="18"/>
+              </w:rPr>
+              <w:t xml:space="preserve">Location</w:t>
+            </w:r>
+          </w:p>
+        </w:tc>
+        <w:tc>
+          <w:tcPr>
+            <w:tcW w:type="dxa" w:w="7560"/>
+            <w:tcBorders>
+              <w:top w:val="single" w:color="CCCCCC" w:sz="1"/>
+              <w:left w:val="single" w:color="CCCCCC" w:sz="1"/>
+              <w:bottom w:val="single" w:color="CCCCCC" w:sz="1"/>
+              <w:right w:val="single" w:color="CCCCCC" w:sz="1"/>
+            </w:tcBorders>
+            <w:tcMar>
+              <w:top w:type="dxa" w:w="80"/>
+              <w:left w:type="dxa" w:w="120"/>
+              <w:bottom w:type="dxa" w:w="80"/>
+              <w:right w:type="dxa" w:w="120"/>
+            </w:tcMar>
+          </w:tcPr>
+          <w:p>
+            <w:r>
+              <w:rPr>
+                <w:rFonts w:ascii="Arial" w:cs="Arial" w:eastAsia="Arial" w:hAnsi="Arial"/>
+                <w:sz w:val="18"/>
+                <w:szCs w:val="18"/>
+              </w:rPr>
+              <w:t xml:space="preserve">SWFL</w:t>
+            </w:r>
+          </w:p>
+        </w:tc>
+      </w:tr>
+      <w:tr>
+        <w:tc>
+          <w:tcPr>
+            <w:tcW w:type="dxa" w:w="1800"/>
+            <w:tcBorders>
+              <w:top w:val="single" w:color="CCCCCC" w:sz="1"/>
+              <w:left w:val="single" w:color="CCCCCC" w:sz="1"/>
+              <w:bottom w:val="single" w:color="CCCCCC" w:sz="1"/>
+              <w:right w:val="single" w:color="CCCCCC" w:sz="1"/>
+            </w:tcBorders>
+            <w:shd w:fill="F2F3F4" w:val="clear"/>
+            <w:tcMar>
+              <w:top w:type="dxa" w:w="80"/>
+              <w:left w:type="dxa" w:w="120"/>
+              <w:bottom w:type="dxa" w:w="80"/>
+              <w:right w:type="dxa" w:w="120"/>
+            </w:tcMar>
+          </w:tcPr>
+          <w:p>
+            <w:r>
+              <w:rPr>
+                <w:rFonts w:ascii="Arial" w:cs="Arial" w:eastAsia="Arial" w:hAnsi="Arial"/>
+                <w:b/>
+                <w:bCs/>
+                <w:sz w:val="18"/>
+                <w:szCs w:val="18"/>
+              </w:rPr>
+              <w:t xml:space="preserve">Cuisine / Type</w:t>
+            </w:r>
+          </w:p>
+        </w:tc>
+        <w:tc>
+          <w:tcPr>
+            <w:tcW w:type="dxa" w:w="7560"/>
+            <w:tcBorders>
+              <w:top w:val="single" w:color="CCCCCC" w:sz="1"/>
+              <w:left w:val="single" w:color="CCCCCC" w:sz="1"/>
+              <w:bottom w:val="single" w:color="CCCCCC" w:sz="1"/>
+              <w:right w:val="single" w:color="CCCCCC" w:sz="1"/>
+            </w:tcBorders>
+            <w:tcMar>
+              <w:top w:type="dxa" w:w="80"/>
+              <w:left w:type="dxa" w:w="120"/>
+              <w:bottom w:type="dxa" w:w="80"/>
+              <w:right w:type="dxa" w:w="120"/>
+            </w:tcMar>
+          </w:tcPr>
+          <w:p>
+            <w:r>
+              <w:rPr>
+                <w:rFonts w:ascii="Arial" w:cs="Arial" w:eastAsia="Arial" w:hAnsi="Arial"/>
+                <w:sz w:val="18"/>
+                <w:szCs w:val="18"/>
+              </w:rPr>
+              <w:t xml:space="preserve">Latin / Caribbean</w:t>
+            </w:r>
+          </w:p>
+        </w:tc>
+      </w:tr>
+      <w:tr>
+        <w:tc>
+          <w:tcPr>
+            <w:tcW w:type="dxa" w:w="1800"/>
+            <w:tcBorders>
+              <w:top w:val="single" w:color="CCCCCC" w:sz="1"/>
+              <w:left w:val="single" w:color="CCCCCC" w:sz="1"/>
+              <w:bottom w:val="single" w:color="CCCCCC" w:sz="1"/>
+              <w:right w:val="single" w:color="CCCCCC" w:sz="1"/>
+            </w:tcBorders>
+            <w:shd w:fill="F2F3F4" w:val="clear"/>
+            <w:tcMar>
+              <w:top w:type="dxa" w:w="80"/>
+              <w:left w:type="dxa" w:w="120"/>
+              <w:bottom w:type="dxa" w:w="80"/>
+              <w:right w:type="dxa" w:w="120"/>
+            </w:tcMar>
+          </w:tcPr>
+          <w:p>
+            <w:r>
+              <w:rPr>
+                <w:rFonts w:ascii="Arial" w:cs="Arial" w:eastAsia="Arial" w:hAnsi="Arial"/>
+                <w:b/>
+                <w:bCs/>
+                <w:sz w:val="18"/>
+                <w:szCs w:val="18"/>
+              </w:rPr>
+              <w:t xml:space="preserve">Notes</w:t>
+            </w:r>
+          </w:p>
+        </w:tc>
+        <w:tc>
+          <w:tcPr>
+            <w:tcW w:type="dxa" w:w="7560"/>
+            <w:tcBorders>
+              <w:top w:val="single" w:color="CCCCCC" w:sz="1"/>
+              <w:left w:val="single" w:color="CCCCCC" w:sz="1"/>
+              <w:bottom w:val="single" w:color="CCCCCC" w:sz="1"/>
+              <w:right w:val="single" w:color="CCCCCC" w:sz="1"/>
+            </w:tcBorders>
+            <w:tcMar>
+              <w:top w:type="dxa" w:w="80"/>
+              <w:left w:type="dxa" w:w="120"/>
+              <w:bottom w:type="dxa" w:w="80"/>
+              <w:right w:type="dxa" w:w="120"/>
+            </w:tcMar>
+          </w:tcPr>
+          <w:p>
+            <w:r>
+              <w:rPr>
+                <w:rFonts w:ascii="Arial" w:cs="Arial" w:eastAsia="Arial" w:hAnsi="Arial"/>
+                <w:sz w:val="18"/>
+                <w:szCs w:val="18"/>
+              </w:rPr>
+              <w:t xml:space="preserve">Family gatherings and catering focus. Active Apr 2 post.</w:t>
+            </w:r>
+          </w:p>
+        </w:tc>
+      </w:tr>
+    </w:tbl>
+    <w:p>
+      <w:pPr>
+        <w:pStyle w:val="Heading2"/>
+        <w:pBdr>
+          <w:bottom w:val="single" w:color="1B4F72" w:sz="4"/>
+        </w:pBdr>
+        <w:spacing w:after="60" w:before="320"/>
+      </w:pPr>
+      <w:r>
+        <w:rPr>
+          <w:rFonts w:ascii="Arial" w:cs="Arial" w:eastAsia="Arial" w:hAnsi="Arial"/>
+          <w:b/>
+          <w:bCs/>
+          <w:color w:val="1B4F72"/>
+          <w:sz w:val="26"/>
+          <w:szCs w:val="26"/>
+        </w:rPr>
+        <w:t xml:space="preserve">The Corn Dog Lab</w:t>
+      </w:r>
+    </w:p>
+    <w:tbl>
+      <w:tblPr>
+        <w:tblW w:type="dxa" w:w="9360"/>
+        <w:tblBorders>
+          <w:top w:val="single" w:color="auto" w:sz="4"/>
+          <w:left w:val="single" w:color="auto" w:sz="4"/>
+          <w:bottom w:val="single" w:color="auto" w:sz="4"/>
+          <w:right w:val="single" w:color="auto" w:sz="4"/>
+          <w:insideH w:val="single" w:color="auto" w:sz="4"/>
+          <w:insideV w:val="single" w:color="auto" w:sz="4"/>
+        </w:tblBorders>
+      </w:tblPr>
+      <w:tblGrid>
+        <w:gridCol w:w="1800"/>
+        <w:gridCol w:w="7560"/>
+      </w:tblGrid>
+      <w:tr>
+        <w:tc>
+          <w:tcPr>
+            <w:tcW w:type="dxa" w:w="1800"/>
+            <w:tcBorders>
+              <w:top w:val="single" w:color="CCCCCC" w:sz="1"/>
+              <w:left w:val="single" w:color="CCCCCC" w:sz="1"/>
+              <w:bottom w:val="single" w:color="CCCCCC" w:sz="1"/>
+              <w:right w:val="single" w:color="CCCCCC" w:sz="1"/>
+            </w:tcBorders>
+            <w:shd w:fill="F2F3F4" w:val="clear"/>
+            <w:tcMar>
+              <w:top w:type="dxa" w:w="80"/>
+              <w:left w:type="dxa" w:w="120"/>
+              <w:bottom w:type="dxa" w:w="80"/>
+              <w:right w:type="dxa" w:w="120"/>
+            </w:tcMar>
+          </w:tcPr>
+          <w:p>
+            <w:r>
+              <w:rPr>
+                <w:rFonts w:ascii="Arial" w:cs="Arial" w:eastAsia="Arial" w:hAnsi="Arial"/>
+                <w:b/>
+                <w:bCs/>
+                <w:sz w:val="18"/>
+                <w:szCs w:val="18"/>
+              </w:rPr>
+              <w:t xml:space="preserve">Owner / Operator</w:t>
+            </w:r>
+          </w:p>
+        </w:tc>
+        <w:tc>
+          <w:tcPr>
+            <w:tcW w:type="dxa" w:w="7560"/>
+            <w:tcBorders>
+              <w:top w:val="single" w:color="CCCCCC" w:sz="1"/>
+              <w:left w:val="single" w:color="CCCCCC" w:sz="1"/>
+              <w:bottom w:val="single" w:color="CCCCCC" w:sz="1"/>
+              <w:right w:val="single" w:color="CCCCCC" w:sz="1"/>
+            </w:tcBorders>
+            <w:tcMar>
+              <w:top w:type="dxa" w:w="80"/>
+              <w:left w:type="dxa" w:w="120"/>
+              <w:bottom w:type="dxa" w:w="80"/>
+              <w:right w:type="dxa" w:w="120"/>
+            </w:tcMar>
+          </w:tcPr>
+          <w:p>
+            <w:r>
+              <w:rPr>
+                <w:rFonts w:ascii="Arial" w:cs="Arial" w:eastAsia="Arial" w:hAnsi="Arial"/>
+                <w:sz w:val="18"/>
+                <w:szCs w:val="18"/>
+              </w:rPr>
+              <w:t xml:space="preserve">Dakota (last name unknown)</w:t>
+            </w:r>
+          </w:p>
+        </w:tc>
+      </w:tr>
+      <w:tr>
+        <w:tc>
+          <w:tcPr>
+            <w:tcW w:type="dxa" w:w="1800"/>
+            <w:tcBorders>
+              <w:top w:val="single" w:color="CCCCCC" w:sz="1"/>
+              <w:left w:val="single" w:color="CCCCCC" w:sz="1"/>
+              <w:bottom w:val="single" w:color="CCCCCC" w:sz="1"/>
+              <w:right w:val="single" w:color="CCCCCC" w:sz="1"/>
+            </w:tcBorders>
+            <w:shd w:fill="F2F3F4" w:val="clear"/>
+            <w:tcMar>
+              <w:top w:type="dxa" w:w="80"/>
+              <w:left w:type="dxa" w:w="120"/>
+              <w:bottom w:type="dxa" w:w="80"/>
+              <w:right w:type="dxa" w:w="120"/>
+            </w:tcMar>
+          </w:tcPr>
+          <w:p>
+            <w:r>
+              <w:rPr>
+                <w:rFonts w:ascii="Arial" w:cs="Arial" w:eastAsia="Arial" w:hAnsi="Arial"/>
+                <w:b/>
+                <w:bCs/>
+                <w:sz w:val="18"/>
+                <w:szCs w:val="18"/>
+              </w:rPr>
+              <w:t xml:space="preserve">Primary Contact</w:t>
+            </w:r>
+          </w:p>
+        </w:tc>
+        <w:tc>
+          <w:tcPr>
+            <w:tcW w:type="dxa" w:w="7560"/>
+            <w:tcBorders>
+              <w:top w:val="single" w:color="CCCCCC" w:sz="1"/>
+              <w:left w:val="single" w:color="CCCCCC" w:sz="1"/>
+              <w:bottom w:val="single" w:color="CCCCCC" w:sz="1"/>
+              <w:right w:val="single" w:color="CCCCCC" w:sz="1"/>
+            </w:tcBorders>
+            <w:tcMar>
+              <w:top w:type="dxa" w:w="80"/>
+              <w:left w:type="dxa" w:w="120"/>
+              <w:bottom w:type="dxa" w:w="80"/>
+              <w:right w:type="dxa" w:w="120"/>
+            </w:tcMar>
+          </w:tcPr>
+          <w:p>
+            <w:r>
+              <w:rPr>
+                <w:rFonts w:ascii="Arial" w:cs="Arial" w:eastAsia="Arial" w:hAnsi="Arial"/>
+                <w:sz w:val="18"/>
+                <w:szCs w:val="18"/>
+              </w:rPr>
+              <w:t xml:space="preserve">Dakota</w:t>
+            </w:r>
+          </w:p>
+        </w:tc>
+      </w:tr>
+      <w:tr>
+        <w:tc>
+          <w:tcPr>
+            <w:tcW w:type="dxa" w:w="1800"/>
+            <w:tcBorders>
+              <w:top w:val="single" w:color="CCCCCC" w:sz="1"/>
+              <w:left w:val="single" w:color="CCCCCC" w:sz="1"/>
+              <w:bottom w:val="single" w:color="CCCCCC" w:sz="1"/>
+              <w:right w:val="single" w:color="CCCCCC" w:sz="1"/>
+            </w:tcBorders>
+            <w:shd w:fill="F2F3F4" w:val="clear"/>
+            <w:tcMar>
+              <w:top w:type="dxa" w:w="80"/>
+              <w:left w:type="dxa" w:w="120"/>
+              <w:bottom w:type="dxa" w:w="80"/>
+              <w:right w:type="dxa" w:w="120"/>
+            </w:tcMar>
+          </w:tcPr>
+          <w:p>
+            <w:r>
+              <w:rPr>
+                <w:rFonts w:ascii="Arial" w:cs="Arial" w:eastAsia="Arial" w:hAnsi="Arial"/>
+                <w:b/>
+                <w:bCs/>
+                <w:sz w:val="18"/>
+                <w:szCs w:val="18"/>
+              </w:rPr>
+              <w:t xml:space="preserve">Source</w:t>
+            </w:r>
+          </w:p>
+        </w:tc>
+        <w:tc>
+          <w:tcPr>
+            <w:tcW w:type="dxa" w:w="7560"/>
+            <w:tcBorders>
+              <w:top w:val="single" w:color="CCCCCC" w:sz="1"/>
+              <w:left w:val="single" w:color="CCCCCC" w:sz="1"/>
+              <w:bottom w:val="single" w:color="CCCCCC" w:sz="1"/>
+              <w:right w:val="single" w:color="CCCCCC" w:sz="1"/>
+            </w:tcBorders>
+            <w:tcMar>
+              <w:top w:type="dxa" w:w="80"/>
+              <w:left w:type="dxa" w:w="120"/>
+              <w:bottom w:type="dxa" w:w="80"/>
+              <w:right w:type="dxa" w:w="120"/>
+            </w:tcMar>
+          </w:tcPr>
+          <w:p>
+            <w:r>
+              <w:rPr>
+                <w:rFonts w:ascii="Arial" w:cs="Arial" w:eastAsia="Arial" w:hAnsi="Arial"/>
+                <w:sz w:val="18"/>
+                <w:szCs w:val="18"/>
+              </w:rPr>
+              <w:t xml:space="preserve">SWFL Food Truck Depot</w:t>
+            </w:r>
+          </w:p>
+        </w:tc>
+      </w:tr>
+      <w:tr>
+        <w:tc>
+          <w:tcPr>
+            <w:tcW w:type="dxa" w:w="1800"/>
+            <w:tcBorders>
+              <w:top w:val="single" w:color="CCCCCC" w:sz="1"/>
+              <w:left w:val="single" w:color="CCCCCC" w:sz="1"/>
+              <w:bottom w:val="single" w:color="CCCCCC" w:sz="1"/>
+              <w:right w:val="single" w:color="CCCCCC" w:sz="1"/>
+            </w:tcBorders>
+            <w:shd w:fill="F2F3F4" w:val="clear"/>
+            <w:tcMar>
+              <w:top w:type="dxa" w:w="80"/>
+              <w:left w:type="dxa" w:w="120"/>
+              <w:bottom w:type="dxa" w:w="80"/>
+              <w:right w:type="dxa" w:w="120"/>
+            </w:tcMar>
+          </w:tcPr>
+          <w:p>
+            <w:r>
+              <w:rPr>
+                <w:rFonts w:ascii="Arial" w:cs="Arial" w:eastAsia="Arial" w:hAnsi="Arial"/>
+                <w:b/>
+                <w:bCs/>
+                <w:sz w:val="18"/>
+                <w:szCs w:val="18"/>
+              </w:rPr>
+              <w:t xml:space="preserve">Email</w:t>
+            </w:r>
+          </w:p>
+        </w:tc>
+        <w:tc>
+          <w:tcPr>
+            <w:tcW w:type="dxa" w:w="7560"/>
+            <w:tcBorders>
+              <w:top w:val="single" w:color="CCCCCC" w:sz="1"/>
+              <w:left w:val="single" w:color="CCCCCC" w:sz="1"/>
+              <w:bottom w:val="single" w:color="CCCCCC" w:sz="1"/>
+              <w:right w:val="single" w:color="CCCCCC" w:sz="1"/>
+            </w:tcBorders>
+            <w:tcMar>
+              <w:top w:type="dxa" w:w="80"/>
+              <w:left w:type="dxa" w:w="120"/>
+              <w:bottom w:type="dxa" w:w="80"/>
+              <w:right w:type="dxa" w:w="120"/>
+            </w:tcMar>
+          </w:tcPr>
+          <w:p>
+            <w:r>
+              <w:rPr>
+                <w:rFonts w:ascii="Arial" w:cs="Arial" w:eastAsia="Arial" w:hAnsi="Arial"/>
+                <w:sz w:val="18"/>
+                <w:szCs w:val="18"/>
+              </w:rPr>
+              <w:t xml:space="preserve">DAKOTA@THECORNDOGLAB.COM</w:t>
+            </w:r>
+          </w:p>
+        </w:tc>
+      </w:tr>
+      <w:tr>
+        <w:tc>
+          <w:tcPr>
+            <w:tcW w:type="dxa" w:w="1800"/>
+            <w:tcBorders>
+              <w:top w:val="single" w:color="CCCCCC" w:sz="1"/>
+              <w:left w:val="single" w:color="CCCCCC" w:sz="1"/>
+              <w:bottom w:val="single" w:color="CCCCCC" w:sz="1"/>
+              <w:right w:val="single" w:color="CCCCCC" w:sz="1"/>
+            </w:tcBorders>
+            <w:shd w:fill="F2F3F4" w:val="clear"/>
+            <w:tcMar>
+              <w:top w:type="dxa" w:w="80"/>
+              <w:left w:type="dxa" w:w="120"/>
+              <w:bottom w:type="dxa" w:w="80"/>
+              <w:right w:type="dxa" w:w="120"/>
+            </w:tcMar>
+          </w:tcPr>
+          <w:p>
+            <w:r>
+              <w:rPr>
+                <w:rFonts w:ascii="Arial" w:cs="Arial" w:eastAsia="Arial" w:hAnsi="Arial"/>
+                <w:b/>
+                <w:bCs/>
+                <w:sz w:val="18"/>
+                <w:szCs w:val="18"/>
+              </w:rPr>
+              <w:t xml:space="preserve">Facebook</w:t>
+            </w:r>
+          </w:p>
+        </w:tc>
+        <w:tc>
+          <w:tcPr>
+            <w:tcW w:type="dxa" w:w="7560"/>
+            <w:tcBorders>
+              <w:top w:val="single" w:color="CCCCCC" w:sz="1"/>
+              <w:left w:val="single" w:color="CCCCCC" w:sz="1"/>
+              <w:bottom w:val="single" w:color="CCCCCC" w:sz="1"/>
+              <w:right w:val="single" w:color="CCCCCC" w:sz="1"/>
+            </w:tcBorders>
+            <w:tcMar>
+              <w:top w:type="dxa" w:w="80"/>
+              <w:left w:type="dxa" w:w="120"/>
+              <w:bottom w:type="dxa" w:w="80"/>
+              <w:right w:type="dxa" w:w="120"/>
+            </w:tcMar>
+          </w:tcPr>
+          <w:p>
+            <w:r>
+              <w:rPr>
+                <w:rFonts w:ascii="Arial" w:cs="Arial" w:eastAsia="Arial" w:hAnsi="Arial"/>
+                <w:sz w:val="18"/>
+                <w:szCs w:val="18"/>
+              </w:rPr>
+              <w:t xml:space="preserve">The Corn Dog Lab</w:t>
+            </w:r>
+          </w:p>
+        </w:tc>
+      </w:tr>
+      <w:tr>
+        <w:tc>
+          <w:tcPr>
+            <w:tcW w:type="dxa" w:w="1800"/>
+            <w:tcBorders>
+              <w:top w:val="single" w:color="CCCCCC" w:sz="1"/>
+              <w:left w:val="single" w:color="CCCCCC" w:sz="1"/>
+              <w:bottom w:val="single" w:color="CCCCCC" w:sz="1"/>
+              <w:right w:val="single" w:color="CCCCCC" w:sz="1"/>
+            </w:tcBorders>
+            <w:shd w:fill="F2F3F4" w:val="clear"/>
+            <w:tcMar>
+              <w:top w:type="dxa" w:w="80"/>
+              <w:left w:type="dxa" w:w="120"/>
+              <w:bottom w:type="dxa" w:w="80"/>
+              <w:right w:type="dxa" w:w="120"/>
+            </w:tcMar>
+          </w:tcPr>
+          <w:p>
+            <w:r>
+              <w:rPr>
+                <w:rFonts w:ascii="Arial" w:cs="Arial" w:eastAsia="Arial" w:hAnsi="Arial"/>
+                <w:b/>
+                <w:bCs/>
+                <w:sz w:val="18"/>
+                <w:szCs w:val="18"/>
+              </w:rPr>
+              <w:t xml:space="preserve">Location</w:t>
+            </w:r>
+          </w:p>
+        </w:tc>
+        <w:tc>
+          <w:tcPr>
+            <w:tcW w:type="dxa" w:w="7560"/>
+            <w:tcBorders>
+              <w:top w:val="single" w:color="CCCCCC" w:sz="1"/>
+              <w:left w:val="single" w:color="CCCCCC" w:sz="1"/>
+              <w:bottom w:val="single" w:color="CCCCCC" w:sz="1"/>
+              <w:right w:val="single" w:color="CCCCCC" w:sz="1"/>
+            </w:tcBorders>
+            <w:tcMar>
+              <w:top w:type="dxa" w:w="80"/>
+              <w:left w:type="dxa" w:w="120"/>
+              <w:bottom w:type="dxa" w:w="80"/>
+              <w:right w:type="dxa" w:w="120"/>
+            </w:tcMar>
+          </w:tcPr>
+          <w:p>
+            <w:r>
+              <w:rPr>
+                <w:rFonts w:ascii="Arial" w:cs="Arial" w:eastAsia="Arial" w:hAnsi="Arial"/>
+                <w:sz w:val="18"/>
+                <w:szCs w:val="18"/>
+              </w:rPr>
+              <w:t xml:space="preserve">SWFL</w:t>
+            </w:r>
+          </w:p>
+        </w:tc>
+      </w:tr>
+      <w:tr>
+        <w:tc>
+          <w:tcPr>
+            <w:tcW w:type="dxa" w:w="1800"/>
+            <w:tcBorders>
+              <w:top w:val="single" w:color="CCCCCC" w:sz="1"/>
+              <w:left w:val="single" w:color="CCCCCC" w:sz="1"/>
+              <w:bottom w:val="single" w:color="CCCCCC" w:sz="1"/>
+              <w:right w:val="single" w:color="CCCCCC" w:sz="1"/>
+            </w:tcBorders>
+            <w:shd w:fill="F2F3F4" w:val="clear"/>
+            <w:tcMar>
+              <w:top w:type="dxa" w:w="80"/>
+              <w:left w:type="dxa" w:w="120"/>
+              <w:bottom w:type="dxa" w:w="80"/>
+              <w:right w:type="dxa" w:w="120"/>
+            </w:tcMar>
+          </w:tcPr>
+          <w:p>
+            <w:r>
+              <w:rPr>
+                <w:rFonts w:ascii="Arial" w:cs="Arial" w:eastAsia="Arial" w:hAnsi="Arial"/>
+                <w:b/>
+                <w:bCs/>
+                <w:sz w:val="18"/>
+                <w:szCs w:val="18"/>
+              </w:rPr>
+              <w:t xml:space="preserve">Cuisine / Type</w:t>
+            </w:r>
+          </w:p>
+        </w:tc>
+        <w:tc>
+          <w:tcPr>
+            <w:tcW w:type="dxa" w:w="7560"/>
+            <w:tcBorders>
+              <w:top w:val="single" w:color="CCCCCC" w:sz="1"/>
+              <w:left w:val="single" w:color="CCCCCC" w:sz="1"/>
+              <w:bottom w:val="single" w:color="CCCCCC" w:sz="1"/>
+              <w:right w:val="single" w:color="CCCCCC" w:sz="1"/>
+            </w:tcBorders>
+            <w:tcMar>
+              <w:top w:type="dxa" w:w="80"/>
+              <w:left w:type="dxa" w:w="120"/>
+              <w:bottom w:type="dxa" w:w="80"/>
+              <w:right w:type="dxa" w:w="120"/>
+            </w:tcMar>
+          </w:tcPr>
+          <w:p>
+            <w:r>
+              <w:rPr>
+                <w:rFonts w:ascii="Arial" w:cs="Arial" w:eastAsia="Arial" w:hAnsi="Arial"/>
+                <w:sz w:val="18"/>
+                <w:szCs w:val="18"/>
+              </w:rPr>
+              <w:t xml:space="preserve">Hand-dipped corn dogs (1/4 lb 100% all-beef franks)</w:t>
+            </w:r>
+          </w:p>
+        </w:tc>
+      </w:tr>
+      <w:tr>
+        <w:tc>
+          <w:tcPr>
+            <w:tcW w:type="dxa" w:w="1800"/>
+            <w:tcBorders>
+              <w:top w:val="single" w:color="CCCCCC" w:sz="1"/>
+              <w:left w:val="single" w:color="CCCCCC" w:sz="1"/>
+              <w:bottom w:val="single" w:color="CCCCCC" w:sz="1"/>
+              <w:right w:val="single" w:color="CCCCCC" w:sz="1"/>
+            </w:tcBorders>
+            <w:shd w:fill="F2F3F4" w:val="clear"/>
+            <w:tcMar>
+              <w:top w:type="dxa" w:w="80"/>
+              <w:left w:type="dxa" w:w="120"/>
+              <w:bottom w:type="dxa" w:w="80"/>
+              <w:right w:type="dxa" w:w="120"/>
+            </w:tcMar>
+          </w:tcPr>
+          <w:p>
+            <w:r>
+              <w:rPr>
+                <w:rFonts w:ascii="Arial" w:cs="Arial" w:eastAsia="Arial" w:hAnsi="Arial"/>
+                <w:b/>
+                <w:bCs/>
+                <w:sz w:val="18"/>
+                <w:szCs w:val="18"/>
+              </w:rPr>
+              <w:t xml:space="preserve">Notes</w:t>
+            </w:r>
+          </w:p>
+        </w:tc>
+        <w:tc>
+          <w:tcPr>
+            <w:tcW w:type="dxa" w:w="7560"/>
+            <w:tcBorders>
+              <w:top w:val="single" w:color="CCCCCC" w:sz="1"/>
+              <w:left w:val="single" w:color="CCCCCC" w:sz="1"/>
+              <w:bottom w:val="single" w:color="CCCCCC" w:sz="1"/>
+              <w:right w:val="single" w:color="CCCCCC" w:sz="1"/>
+            </w:tcBorders>
+            <w:tcMar>
+              <w:top w:type="dxa" w:w="80"/>
+              <w:left w:type="dxa" w:w="120"/>
+              <w:bottom w:type="dxa" w:w="80"/>
+              <w:right w:type="dxa" w:w="120"/>
+            </w:tcMar>
+          </w:tcPr>
+          <w:p>
+            <w:r>
+              <w:rPr>
+                <w:rFonts w:ascii="Arial" w:cs="Arial" w:eastAsia="Arial" w:hAnsi="Arial"/>
+                <w:sz w:val="18"/>
+                <w:szCs w:val="18"/>
+              </w:rPr>
+              <w:t xml:space="preserve">Festival, private party, corporate event, school function focus. Niche product with strong event appeal.</w:t>
+            </w:r>
+          </w:p>
+        </w:tc>
+      </w:tr>
+    </w:tbl>
+    <w:p>
+      <w:pPr>
+        <w:pStyle w:val="Heading2"/>
+        <w:pBdr>
+          <w:bottom w:val="single" w:color="1B4F72" w:sz="4"/>
+        </w:pBdr>
+        <w:spacing w:after="60" w:before="320"/>
+      </w:pPr>
+      <w:r>
+        <w:rPr>
+          <w:rFonts w:ascii="Arial" w:cs="Arial" w:eastAsia="Arial" w:hAnsi="Arial"/>
+          <w:b/>
+          <w:bCs/>
+          <w:color w:val="1B4F72"/>
+          <w:sz w:val="26"/>
+          <w:szCs w:val="26"/>
+        </w:rPr>
+        <w:t xml:space="preserve">Cajun Corner</w:t>
+      </w:r>
+    </w:p>
+    <w:tbl>
+      <w:tblPr>
+        <w:tblW w:type="dxa" w:w="9360"/>
+        <w:tblBorders>
+          <w:top w:val="single" w:color="auto" w:sz="4"/>
+          <w:left w:val="single" w:color="auto" w:sz="4"/>
+          <w:bottom w:val="single" w:color="auto" w:sz="4"/>
+          <w:right w:val="single" w:color="auto" w:sz="4"/>
+          <w:insideH w:val="single" w:color="auto" w:sz="4"/>
+          <w:insideV w:val="single" w:color="auto" w:sz="4"/>
+        </w:tblBorders>
+      </w:tblPr>
+      <w:tblGrid>
+        <w:gridCol w:w="1800"/>
+        <w:gridCol w:w="7560"/>
+      </w:tblGrid>
+      <w:tr>
+        <w:tc>
+          <w:tcPr>
+            <w:tcW w:type="dxa" w:w="1800"/>
+            <w:tcBorders>
+              <w:top w:val="single" w:color="CCCCCC" w:sz="1"/>
+              <w:left w:val="single" w:color="CCCCCC" w:sz="1"/>
+              <w:bottom w:val="single" w:color="CCCCCC" w:sz="1"/>
+              <w:right w:val="single" w:color="CCCCCC" w:sz="1"/>
+            </w:tcBorders>
+            <w:shd w:fill="F2F3F4" w:val="clear"/>
+            <w:tcMar>
+              <w:top w:type="dxa" w:w="80"/>
+              <w:left w:type="dxa" w:w="120"/>
+              <w:bottom w:type="dxa" w:w="80"/>
+              <w:right w:type="dxa" w:w="120"/>
+            </w:tcMar>
+          </w:tcPr>
+          <w:p>
+            <w:r>
+              <w:rPr>
+                <w:rFonts w:ascii="Arial" w:cs="Arial" w:eastAsia="Arial" w:hAnsi="Arial"/>
+                <w:b/>
+                <w:bCs/>
+                <w:sz w:val="18"/>
+                <w:szCs w:val="18"/>
+              </w:rPr>
+              <w:t xml:space="preserve">Owner / Operator</w:t>
+            </w:r>
+          </w:p>
+        </w:tc>
+        <w:tc>
+          <w:tcPr>
+            <w:tcW w:type="dxa" w:w="7560"/>
+            <w:tcBorders>
+              <w:top w:val="single" w:color="CCCCCC" w:sz="1"/>
+              <w:left w:val="single" w:color="CCCCCC" w:sz="1"/>
+              <w:bottom w:val="single" w:color="CCCCCC" w:sz="1"/>
+              <w:right w:val="single" w:color="CCCCCC" w:sz="1"/>
+            </w:tcBorders>
+            <w:tcMar>
+              <w:top w:type="dxa" w:w="80"/>
+              <w:left w:type="dxa" w:w="120"/>
+              <w:bottom w:type="dxa" w:w="80"/>
+              <w:right w:type="dxa" w:w="120"/>
+            </w:tcMar>
+          </w:tcPr>
+          <w:p>
+            <w:r>
+              <w:rPr>
+                <w:rFonts w:ascii="Arial" w:cs="Arial" w:eastAsia="Arial" w:hAnsi="Arial"/>
+                <w:sz w:val="18"/>
+                <w:szCs w:val="18"/>
+              </w:rPr>
+              <w:t xml:space="preserve">Kelsey Paige</w:t>
+            </w:r>
+          </w:p>
+        </w:tc>
+      </w:tr>
+      <w:tr>
+        <w:tc>
+          <w:tcPr>
+            <w:tcW w:type="dxa" w:w="1800"/>
+            <w:tcBorders>
+              <w:top w:val="single" w:color="CCCCCC" w:sz="1"/>
+              <w:left w:val="single" w:color="CCCCCC" w:sz="1"/>
+              <w:bottom w:val="single" w:color="CCCCCC" w:sz="1"/>
+              <w:right w:val="single" w:color="CCCCCC" w:sz="1"/>
+            </w:tcBorders>
+            <w:shd w:fill="F2F3F4" w:val="clear"/>
+            <w:tcMar>
+              <w:top w:type="dxa" w:w="80"/>
+              <w:left w:type="dxa" w:w="120"/>
+              <w:bottom w:type="dxa" w:w="80"/>
+              <w:right w:type="dxa" w:w="120"/>
+            </w:tcMar>
+          </w:tcPr>
+          <w:p>
+            <w:r>
+              <w:rPr>
+                <w:rFonts w:ascii="Arial" w:cs="Arial" w:eastAsia="Arial" w:hAnsi="Arial"/>
+                <w:b/>
+                <w:bCs/>
+                <w:sz w:val="18"/>
+                <w:szCs w:val="18"/>
+              </w:rPr>
+              <w:t xml:space="preserve">Primary Contact</w:t>
+            </w:r>
+          </w:p>
+        </w:tc>
+        <w:tc>
+          <w:tcPr>
+            <w:tcW w:type="dxa" w:w="7560"/>
+            <w:tcBorders>
+              <w:top w:val="single" w:color="CCCCCC" w:sz="1"/>
+              <w:left w:val="single" w:color="CCCCCC" w:sz="1"/>
+              <w:bottom w:val="single" w:color="CCCCCC" w:sz="1"/>
+              <w:right w:val="single" w:color="CCCCCC" w:sz="1"/>
+            </w:tcBorders>
+            <w:tcMar>
+              <w:top w:type="dxa" w:w="80"/>
+              <w:left w:type="dxa" w:w="120"/>
+              <w:bottom w:type="dxa" w:w="80"/>
+              <w:right w:type="dxa" w:w="120"/>
+            </w:tcMar>
+          </w:tcPr>
+          <w:p>
+            <w:r>
+              <w:rPr>
+                <w:rFonts w:ascii="Arial" w:cs="Arial" w:eastAsia="Arial" w:hAnsi="Arial"/>
+                <w:sz w:val="18"/>
+                <w:szCs w:val="18"/>
+              </w:rPr>
+              <w:t xml:space="preserve">Kelsey Paige</w:t>
+            </w:r>
+          </w:p>
+        </w:tc>
+      </w:tr>
+      <w:tr>
+        <w:tc>
+          <w:tcPr>
+            <w:tcW w:type="dxa" w:w="1800"/>
+            <w:tcBorders>
+              <w:top w:val="single" w:color="CCCCCC" w:sz="1"/>
+              <w:left w:val="single" w:color="CCCCCC" w:sz="1"/>
+              <w:bottom w:val="single" w:color="CCCCCC" w:sz="1"/>
+              <w:right w:val="single" w:color="CCCCCC" w:sz="1"/>
+            </w:tcBorders>
+            <w:shd w:fill="F2F3F4" w:val="clear"/>
+            <w:tcMar>
+              <w:top w:type="dxa" w:w="80"/>
+              <w:left w:type="dxa" w:w="120"/>
+              <w:bottom w:type="dxa" w:w="80"/>
+              <w:right w:type="dxa" w:w="120"/>
+            </w:tcMar>
+          </w:tcPr>
+          <w:p>
+            <w:r>
+              <w:rPr>
+                <w:rFonts w:ascii="Arial" w:cs="Arial" w:eastAsia="Arial" w:hAnsi="Arial"/>
+                <w:b/>
+                <w:bCs/>
+                <w:sz w:val="18"/>
+                <w:szCs w:val="18"/>
+              </w:rPr>
+              <w:t xml:space="preserve">Source</w:t>
+            </w:r>
+          </w:p>
+        </w:tc>
+        <w:tc>
+          <w:tcPr>
+            <w:tcW w:type="dxa" w:w="7560"/>
+            <w:tcBorders>
+              <w:top w:val="single" w:color="CCCCCC" w:sz="1"/>
+              <w:left w:val="single" w:color="CCCCCC" w:sz="1"/>
+              <w:bottom w:val="single" w:color="CCCCCC" w:sz="1"/>
+              <w:right w:val="single" w:color="CCCCCC" w:sz="1"/>
+            </w:tcBorders>
+            <w:tcMar>
+              <w:top w:type="dxa" w:w="80"/>
+              <w:left w:type="dxa" w:w="120"/>
+              <w:bottom w:type="dxa" w:w="80"/>
+              <w:right w:type="dxa" w:w="120"/>
+            </w:tcMar>
+          </w:tcPr>
+          <w:p>
+            <w:r>
+              <w:rPr>
+                <w:rFonts w:ascii="Arial" w:cs="Arial" w:eastAsia="Arial" w:hAnsi="Arial"/>
+                <w:sz w:val="18"/>
+                <w:szCs w:val="18"/>
+              </w:rPr>
+              <w:t xml:space="preserve">Food Truck Connection of SWFL</w:t>
+            </w:r>
+          </w:p>
+        </w:tc>
+      </w:tr>
+      <w:tr>
+        <w:tc>
+          <w:tcPr>
+            <w:tcW w:type="dxa" w:w="1800"/>
+            <w:tcBorders>
+              <w:top w:val="single" w:color="CCCCCC" w:sz="1"/>
+              <w:left w:val="single" w:color="CCCCCC" w:sz="1"/>
+              <w:bottom w:val="single" w:color="CCCCCC" w:sz="1"/>
+              <w:right w:val="single" w:color="CCCCCC" w:sz="1"/>
+            </w:tcBorders>
+            <w:shd w:fill="F2F3F4" w:val="clear"/>
+            <w:tcMar>
+              <w:top w:type="dxa" w:w="80"/>
+              <w:left w:type="dxa" w:w="120"/>
+              <w:bottom w:type="dxa" w:w="80"/>
+              <w:right w:type="dxa" w:w="120"/>
+            </w:tcMar>
+          </w:tcPr>
+          <w:p>
+            <w:r>
+              <w:rPr>
+                <w:rFonts w:ascii="Arial" w:cs="Arial" w:eastAsia="Arial" w:hAnsi="Arial"/>
+                <w:b/>
+                <w:bCs/>
+                <w:sz w:val="18"/>
+                <w:szCs w:val="18"/>
+              </w:rPr>
+              <w:t xml:space="preserve">Phone</w:t>
+            </w:r>
+          </w:p>
+        </w:tc>
+        <w:tc>
+          <w:tcPr>
+            <w:tcW w:type="dxa" w:w="7560"/>
+            <w:tcBorders>
+              <w:top w:val="single" w:color="CCCCCC" w:sz="1"/>
+              <w:left w:val="single" w:color="CCCCCC" w:sz="1"/>
+              <w:bottom w:val="single" w:color="CCCCCC" w:sz="1"/>
+              <w:right w:val="single" w:color="CCCCCC" w:sz="1"/>
+            </w:tcBorders>
+            <w:tcMar>
+              <w:top w:type="dxa" w:w="80"/>
+              <w:left w:type="dxa" w:w="120"/>
+              <w:bottom w:type="dxa" w:w="80"/>
+              <w:right w:type="dxa" w:w="120"/>
+            </w:tcMar>
+          </w:tcPr>
+          <w:p>
+            <w:r>
+              <w:rPr>
+                <w:rFonts w:ascii="Arial" w:cs="Arial" w:eastAsia="Arial" w:hAnsi="Arial"/>
+                <w:sz w:val="18"/>
+                <w:szCs w:val="18"/>
+              </w:rPr>
+              <w:t xml:space="preserve">239-895-7430</w:t>
+            </w:r>
+          </w:p>
+        </w:tc>
+      </w:tr>
+      <w:tr>
+        <w:tc>
+          <w:tcPr>
+            <w:tcW w:type="dxa" w:w="1800"/>
+            <w:tcBorders>
+              <w:top w:val="single" w:color="CCCCCC" w:sz="1"/>
+              <w:left w:val="single" w:color="CCCCCC" w:sz="1"/>
+              <w:bottom w:val="single" w:color="CCCCCC" w:sz="1"/>
+              <w:right w:val="single" w:color="CCCCCC" w:sz="1"/>
+            </w:tcBorders>
+            <w:shd w:fill="F2F3F4" w:val="clear"/>
+            <w:tcMar>
+              <w:top w:type="dxa" w:w="80"/>
+              <w:left w:type="dxa" w:w="120"/>
+              <w:bottom w:type="dxa" w:w="80"/>
+              <w:right w:type="dxa" w:w="120"/>
+            </w:tcMar>
+          </w:tcPr>
+          <w:p>
+            <w:r>
+              <w:rPr>
+                <w:rFonts w:ascii="Arial" w:cs="Arial" w:eastAsia="Arial" w:hAnsi="Arial"/>
+                <w:b/>
+                <w:bCs/>
+                <w:sz w:val="18"/>
+                <w:szCs w:val="18"/>
+              </w:rPr>
+              <w:t xml:space="preserve">Facebook</w:t>
+            </w:r>
+          </w:p>
+        </w:tc>
+        <w:tc>
+          <w:tcPr>
+            <w:tcW w:type="dxa" w:w="7560"/>
+            <w:tcBorders>
+              <w:top w:val="single" w:color="CCCCCC" w:sz="1"/>
+              <w:left w:val="single" w:color="CCCCCC" w:sz="1"/>
+              <w:bottom w:val="single" w:color="CCCCCC" w:sz="1"/>
+              <w:right w:val="single" w:color="CCCCCC" w:sz="1"/>
+            </w:tcBorders>
+            <w:tcMar>
+              <w:top w:type="dxa" w:w="80"/>
+              <w:left w:type="dxa" w:w="120"/>
+              <w:bottom w:type="dxa" w:w="80"/>
+              <w:right w:type="dxa" w:w="120"/>
+            </w:tcMar>
+          </w:tcPr>
+          <w:p>
+            <w:r>
+              <w:rPr>
+                <w:rFonts w:ascii="Arial" w:cs="Arial" w:eastAsia="Arial" w:hAnsi="Arial"/>
+                <w:sz w:val="18"/>
+                <w:szCs w:val="18"/>
+              </w:rPr>
+              <w:t xml:space="preserve">Cajun Corner</w:t>
+            </w:r>
+          </w:p>
+        </w:tc>
+      </w:tr>
+      <w:tr>
+        <w:tc>
+          <w:tcPr>
+            <w:tcW w:type="dxa" w:w="1800"/>
+            <w:tcBorders>
+              <w:top w:val="single" w:color="CCCCCC" w:sz="1"/>
+              <w:left w:val="single" w:color="CCCCCC" w:sz="1"/>
+              <w:bottom w:val="single" w:color="CCCCCC" w:sz="1"/>
+              <w:right w:val="single" w:color="CCCCCC" w:sz="1"/>
+            </w:tcBorders>
+            <w:shd w:fill="F2F3F4" w:val="clear"/>
+            <w:tcMar>
+              <w:top w:type="dxa" w:w="80"/>
+              <w:left w:type="dxa" w:w="120"/>
+              <w:bottom w:type="dxa" w:w="80"/>
+              <w:right w:type="dxa" w:w="120"/>
+            </w:tcMar>
+          </w:tcPr>
+          <w:p>
+            <w:r>
+              <w:rPr>
+                <w:rFonts w:ascii="Arial" w:cs="Arial" w:eastAsia="Arial" w:hAnsi="Arial"/>
+                <w:b/>
+                <w:bCs/>
+                <w:sz w:val="18"/>
+                <w:szCs w:val="18"/>
+              </w:rPr>
+              <w:t xml:space="preserve">Location</w:t>
+            </w:r>
+          </w:p>
+        </w:tc>
+        <w:tc>
+          <w:tcPr>
+            <w:tcW w:type="dxa" w:w="7560"/>
+            <w:tcBorders>
+              <w:top w:val="single" w:color="CCCCCC" w:sz="1"/>
+              <w:left w:val="single" w:color="CCCCCC" w:sz="1"/>
+              <w:bottom w:val="single" w:color="CCCCCC" w:sz="1"/>
+              <w:right w:val="single" w:color="CCCCCC" w:sz="1"/>
+            </w:tcBorders>
+            <w:tcMar>
+              <w:top w:type="dxa" w:w="80"/>
+              <w:left w:type="dxa" w:w="120"/>
+              <w:bottom w:type="dxa" w:w="80"/>
+              <w:right w:type="dxa" w:w="120"/>
+            </w:tcMar>
+          </w:tcPr>
+          <w:p>
+            <w:r>
+              <w:rPr>
+                <w:rFonts w:ascii="Arial" w:cs="Arial" w:eastAsia="Arial" w:hAnsi="Arial"/>
+                <w:sz w:val="18"/>
+                <w:szCs w:val="18"/>
+              </w:rPr>
+              <w:t xml:space="preserve">Port Charlotte, FL</w:t>
+            </w:r>
+          </w:p>
+        </w:tc>
+      </w:tr>
+      <w:tr>
+        <w:tc>
+          <w:tcPr>
+            <w:tcW w:type="dxa" w:w="1800"/>
+            <w:tcBorders>
+              <w:top w:val="single" w:color="CCCCCC" w:sz="1"/>
+              <w:left w:val="single" w:color="CCCCCC" w:sz="1"/>
+              <w:bottom w:val="single" w:color="CCCCCC" w:sz="1"/>
+              <w:right w:val="single" w:color="CCCCCC" w:sz="1"/>
+            </w:tcBorders>
+            <w:shd w:fill="F2F3F4" w:val="clear"/>
+            <w:tcMar>
+              <w:top w:type="dxa" w:w="80"/>
+              <w:left w:type="dxa" w:w="120"/>
+              <w:bottom w:type="dxa" w:w="80"/>
+              <w:right w:type="dxa" w:w="120"/>
+            </w:tcMar>
+          </w:tcPr>
+          <w:p>
+            <w:r>
+              <w:rPr>
+                <w:rFonts w:ascii="Arial" w:cs="Arial" w:eastAsia="Arial" w:hAnsi="Arial"/>
+                <w:b/>
+                <w:bCs/>
+                <w:sz w:val="18"/>
+                <w:szCs w:val="18"/>
+              </w:rPr>
+              <w:t xml:space="preserve">Cuisine / Type</w:t>
+            </w:r>
+          </w:p>
+        </w:tc>
+        <w:tc>
+          <w:tcPr>
+            <w:tcW w:type="dxa" w:w="7560"/>
+            <w:tcBorders>
+              <w:top w:val="single" w:color="CCCCCC" w:sz="1"/>
+              <w:left w:val="single" w:color="CCCCCC" w:sz="1"/>
+              <w:bottom w:val="single" w:color="CCCCCC" w:sz="1"/>
+              <w:right w:val="single" w:color="CCCCCC" w:sz="1"/>
+            </w:tcBorders>
+            <w:tcMar>
+              <w:top w:type="dxa" w:w="80"/>
+              <w:left w:type="dxa" w:w="120"/>
+              <w:bottom w:type="dxa" w:w="80"/>
+              <w:right w:type="dxa" w:w="120"/>
+            </w:tcMar>
+          </w:tcPr>
+          <w:p>
+            <w:r>
+              <w:rPr>
+                <w:rFonts w:ascii="Arial" w:cs="Arial" w:eastAsia="Arial" w:hAnsi="Arial"/>
+                <w:sz w:val="18"/>
+                <w:szCs w:val="18"/>
+              </w:rPr>
+              <w:t xml:space="preserve">Cajun / crawfish</w:t>
+            </w:r>
+          </w:p>
+        </w:tc>
+      </w:tr>
+      <w:tr>
+        <w:tc>
+          <w:tcPr>
+            <w:tcW w:type="dxa" w:w="1800"/>
+            <w:tcBorders>
+              <w:top w:val="single" w:color="CCCCCC" w:sz="1"/>
+              <w:left w:val="single" w:color="CCCCCC" w:sz="1"/>
+              <w:bottom w:val="single" w:color="CCCCCC" w:sz="1"/>
+              <w:right w:val="single" w:color="CCCCCC" w:sz="1"/>
+            </w:tcBorders>
+            <w:shd w:fill="F2F3F4" w:val="clear"/>
+            <w:tcMar>
+              <w:top w:type="dxa" w:w="80"/>
+              <w:left w:type="dxa" w:w="120"/>
+              <w:bottom w:type="dxa" w:w="80"/>
+              <w:right w:type="dxa" w:w="120"/>
+            </w:tcMar>
+          </w:tcPr>
+          <w:p>
+            <w:r>
+              <w:rPr>
+                <w:rFonts w:ascii="Arial" w:cs="Arial" w:eastAsia="Arial" w:hAnsi="Arial"/>
+                <w:b/>
+                <w:bCs/>
+                <w:sz w:val="18"/>
+                <w:szCs w:val="18"/>
+              </w:rPr>
+              <w:t xml:space="preserve">Notes</w:t>
+            </w:r>
+          </w:p>
+        </w:tc>
+        <w:tc>
+          <w:tcPr>
+            <w:tcW w:type="dxa" w:w="7560"/>
+            <w:tcBorders>
+              <w:top w:val="single" w:color="CCCCCC" w:sz="1"/>
+              <w:left w:val="single" w:color="CCCCCC" w:sz="1"/>
+              <w:bottom w:val="single" w:color="CCCCCC" w:sz="1"/>
+              <w:right w:val="single" w:color="CCCCCC" w:sz="1"/>
+            </w:tcBorders>
+            <w:tcMar>
+              <w:top w:type="dxa" w:w="80"/>
+              <w:left w:type="dxa" w:w="120"/>
+              <w:bottom w:type="dxa" w:w="80"/>
+              <w:right w:type="dxa" w:w="120"/>
+            </w:tcMar>
+          </w:tcPr>
+          <w:p>
+            <w:r>
+              <w:rPr>
+                <w:rFonts w:ascii="Arial" w:cs="Arial" w:eastAsia="Arial" w:hAnsi="Arial"/>
+                <w:sz w:val="18"/>
+                <w:szCs w:val="18"/>
+              </w:rPr>
+              <w:t xml:space="preserve">Saturday crawfish delivery from Gainesville to Port Charlotte. Text orders to 239-895-7430 by Friday noon. No prepayment, no delivery fee.</w:t>
+            </w:r>
+          </w:p>
+        </w:tc>
+      </w:tr>
+    </w:tbl>
+    <w:p>
+      <w:pPr>
+        <w:pStyle w:val="Heading2"/>
+        <w:pBdr>
+          <w:bottom w:val="single" w:color="1B4F72" w:sz="4"/>
+        </w:pBdr>
+        <w:spacing w:after="60" w:before="320"/>
+      </w:pPr>
+      <w:r>
+        <w:rPr>
+          <w:rFonts w:ascii="Arial" w:cs="Arial" w:eastAsia="Arial" w:hAnsi="Arial"/>
+          <w:b/>
+          <w:bCs/>
+          <w:color w:val="1B4F72"/>
+          <w:sz w:val="26"/>
+          <w:szCs w:val="26"/>
+        </w:rPr>
+        <w:t xml:space="preserve">Firebread</w:t>
+      </w:r>
+    </w:p>
+    <w:tbl>
+      <w:tblPr>
+        <w:tblW w:type="dxa" w:w="9360"/>
+        <w:tblBorders>
+          <w:top w:val="single" w:color="auto" w:sz="4"/>
+          <w:left w:val="single" w:color="auto" w:sz="4"/>
+          <w:bottom w:val="single" w:color="auto" w:sz="4"/>
+          <w:right w:val="single" w:color="auto" w:sz="4"/>
+          <w:insideH w:val="single" w:color="auto" w:sz="4"/>
+          <w:insideV w:val="single" w:color="auto" w:sz="4"/>
+        </w:tblBorders>
+      </w:tblPr>
+      <w:tblGrid>
+        <w:gridCol w:w="1800"/>
+        <w:gridCol w:w="7560"/>
+      </w:tblGrid>
+      <w:tr>
+        <w:tc>
+          <w:tcPr>
+            <w:tcW w:type="dxa" w:w="1800"/>
+            <w:tcBorders>
+              <w:top w:val="single" w:color="CCCCCC" w:sz="1"/>
+              <w:left w:val="single" w:color="CCCCCC" w:sz="1"/>
+              <w:bottom w:val="single" w:color="CCCCCC" w:sz="1"/>
+              <w:right w:val="single" w:color="CCCCCC" w:sz="1"/>
+            </w:tcBorders>
+            <w:shd w:fill="F2F3F4" w:val="clear"/>
+            <w:tcMar>
+              <w:top w:type="dxa" w:w="80"/>
+              <w:left w:type="dxa" w:w="120"/>
+              <w:bottom w:type="dxa" w:w="80"/>
+              <w:right w:type="dxa" w:w="120"/>
+            </w:tcMar>
+          </w:tcPr>
+          <w:p>
+            <w:r>
+              <w:rPr>
+                <w:rFonts w:ascii="Arial" w:cs="Arial" w:eastAsia="Arial" w:hAnsi="Arial"/>
+                <w:b/>
+                <w:bCs/>
+                <w:sz w:val="18"/>
+                <w:szCs w:val="18"/>
+              </w:rPr>
+              <w:t xml:space="preserve">Source</w:t>
+            </w:r>
+          </w:p>
+        </w:tc>
+        <w:tc>
+          <w:tcPr>
+            <w:tcW w:type="dxa" w:w="7560"/>
+            <w:tcBorders>
+              <w:top w:val="single" w:color="CCCCCC" w:sz="1"/>
+              <w:left w:val="single" w:color="CCCCCC" w:sz="1"/>
+              <w:bottom w:val="single" w:color="CCCCCC" w:sz="1"/>
+              <w:right w:val="single" w:color="CCCCCC" w:sz="1"/>
+            </w:tcBorders>
+            <w:tcMar>
+              <w:top w:type="dxa" w:w="80"/>
+              <w:left w:type="dxa" w:w="120"/>
+              <w:bottom w:type="dxa" w:w="80"/>
+              <w:right w:type="dxa" w:w="120"/>
+            </w:tcMar>
+          </w:tcPr>
+          <w:p>
+            <w:r>
+              <w:rPr>
+                <w:rFonts w:ascii="Arial" w:cs="Arial" w:eastAsia="Arial" w:hAnsi="Arial"/>
+                <w:sz w:val="18"/>
+                <w:szCs w:val="18"/>
+              </w:rPr>
+              <w:t xml:space="preserve">SWFL Food Truck Depot</w:t>
+            </w:r>
+          </w:p>
+        </w:tc>
+      </w:tr>
+      <w:tr>
+        <w:tc>
+          <w:tcPr>
+            <w:tcW w:type="dxa" w:w="1800"/>
+            <w:tcBorders>
+              <w:top w:val="single" w:color="CCCCCC" w:sz="1"/>
+              <w:left w:val="single" w:color="CCCCCC" w:sz="1"/>
+              <w:bottom w:val="single" w:color="CCCCCC" w:sz="1"/>
+              <w:right w:val="single" w:color="CCCCCC" w:sz="1"/>
+            </w:tcBorders>
+            <w:shd w:fill="F2F3F4" w:val="clear"/>
+            <w:tcMar>
+              <w:top w:type="dxa" w:w="80"/>
+              <w:left w:type="dxa" w:w="120"/>
+              <w:bottom w:type="dxa" w:w="80"/>
+              <w:right w:type="dxa" w:w="120"/>
+            </w:tcMar>
+          </w:tcPr>
+          <w:p>
+            <w:r>
+              <w:rPr>
+                <w:rFonts w:ascii="Arial" w:cs="Arial" w:eastAsia="Arial" w:hAnsi="Arial"/>
+                <w:b/>
+                <w:bCs/>
+                <w:sz w:val="18"/>
+                <w:szCs w:val="18"/>
+              </w:rPr>
+              <w:t xml:space="preserve">Phone</w:t>
+            </w:r>
+          </w:p>
+        </w:tc>
+        <w:tc>
+          <w:tcPr>
+            <w:tcW w:type="dxa" w:w="7560"/>
+            <w:tcBorders>
+              <w:top w:val="single" w:color="CCCCCC" w:sz="1"/>
+              <w:left w:val="single" w:color="CCCCCC" w:sz="1"/>
+              <w:bottom w:val="single" w:color="CCCCCC" w:sz="1"/>
+              <w:right w:val="single" w:color="CCCCCC" w:sz="1"/>
+            </w:tcBorders>
+            <w:tcMar>
+              <w:top w:type="dxa" w:w="80"/>
+              <w:left w:type="dxa" w:w="120"/>
+              <w:bottom w:type="dxa" w:w="80"/>
+              <w:right w:type="dxa" w:w="120"/>
+            </w:tcMar>
+          </w:tcPr>
+          <w:p>
+            <w:r>
+              <w:rPr>
+                <w:rFonts w:ascii="Arial" w:cs="Arial" w:eastAsia="Arial" w:hAnsi="Arial"/>
+                <w:sz w:val="18"/>
+                <w:szCs w:val="18"/>
+              </w:rPr>
+              <w:t xml:space="preserve">(702) 488-8230</w:t>
+            </w:r>
+          </w:p>
+        </w:tc>
+      </w:tr>
+      <w:tr>
+        <w:tc>
+          <w:tcPr>
+            <w:tcW w:type="dxa" w:w="1800"/>
+            <w:tcBorders>
+              <w:top w:val="single" w:color="CCCCCC" w:sz="1"/>
+              <w:left w:val="single" w:color="CCCCCC" w:sz="1"/>
+              <w:bottom w:val="single" w:color="CCCCCC" w:sz="1"/>
+              <w:right w:val="single" w:color="CCCCCC" w:sz="1"/>
+            </w:tcBorders>
+            <w:shd w:fill="F2F3F4" w:val="clear"/>
+            <w:tcMar>
+              <w:top w:type="dxa" w:w="80"/>
+              <w:left w:type="dxa" w:w="120"/>
+              <w:bottom w:type="dxa" w:w="80"/>
+              <w:right w:type="dxa" w:w="120"/>
+            </w:tcMar>
+          </w:tcPr>
+          <w:p>
+            <w:r>
+              <w:rPr>
+                <w:rFonts w:ascii="Arial" w:cs="Arial" w:eastAsia="Arial" w:hAnsi="Arial"/>
+                <w:b/>
+                <w:bCs/>
+                <w:sz w:val="18"/>
+                <w:szCs w:val="18"/>
+              </w:rPr>
+              <w:t xml:space="preserve">Website</w:t>
+            </w:r>
+          </w:p>
+        </w:tc>
+        <w:tc>
+          <w:tcPr>
+            <w:tcW w:type="dxa" w:w="7560"/>
+            <w:tcBorders>
+              <w:top w:val="single" w:color="CCCCCC" w:sz="1"/>
+              <w:left w:val="single" w:color="CCCCCC" w:sz="1"/>
+              <w:bottom w:val="single" w:color="CCCCCC" w:sz="1"/>
+              <w:right w:val="single" w:color="CCCCCC" w:sz="1"/>
+            </w:tcBorders>
+            <w:tcMar>
+              <w:top w:type="dxa" w:w="80"/>
+              <w:left w:type="dxa" w:w="120"/>
+              <w:bottom w:type="dxa" w:w="80"/>
+              <w:right w:type="dxa" w:w="120"/>
+            </w:tcMar>
+          </w:tcPr>
+          <w:p>
+            <w:r>
+              <w:rPr>
+                <w:rFonts w:ascii="Arial" w:cs="Arial" w:eastAsia="Arial" w:hAnsi="Arial"/>
+                <w:sz w:val="18"/>
+                <w:szCs w:val="18"/>
+              </w:rPr>
+              <w:t xml:space="preserve">firebread.net</w:t>
+            </w:r>
+          </w:p>
+        </w:tc>
+      </w:tr>
+      <w:tr>
+        <w:tc>
+          <w:tcPr>
+            <w:tcW w:type="dxa" w:w="1800"/>
+            <w:tcBorders>
+              <w:top w:val="single" w:color="CCCCCC" w:sz="1"/>
+              <w:left w:val="single" w:color="CCCCCC" w:sz="1"/>
+              <w:bottom w:val="single" w:color="CCCCCC" w:sz="1"/>
+              <w:right w:val="single" w:color="CCCCCC" w:sz="1"/>
+            </w:tcBorders>
+            <w:shd w:fill="F2F3F4" w:val="clear"/>
+            <w:tcMar>
+              <w:top w:type="dxa" w:w="80"/>
+              <w:left w:type="dxa" w:w="120"/>
+              <w:bottom w:type="dxa" w:w="80"/>
+              <w:right w:type="dxa" w:w="120"/>
+            </w:tcMar>
+          </w:tcPr>
+          <w:p>
+            <w:r>
+              <w:rPr>
+                <w:rFonts w:ascii="Arial" w:cs="Arial" w:eastAsia="Arial" w:hAnsi="Arial"/>
+                <w:b/>
+                <w:bCs/>
+                <w:sz w:val="18"/>
+                <w:szCs w:val="18"/>
+              </w:rPr>
+              <w:t xml:space="preserve">Facebook</w:t>
+            </w:r>
+          </w:p>
+        </w:tc>
+        <w:tc>
+          <w:tcPr>
+            <w:tcW w:type="dxa" w:w="7560"/>
+            <w:tcBorders>
+              <w:top w:val="single" w:color="CCCCCC" w:sz="1"/>
+              <w:left w:val="single" w:color="CCCCCC" w:sz="1"/>
+              <w:bottom w:val="single" w:color="CCCCCC" w:sz="1"/>
+              <w:right w:val="single" w:color="CCCCCC" w:sz="1"/>
+            </w:tcBorders>
+            <w:tcMar>
+              <w:top w:type="dxa" w:w="80"/>
+              <w:left w:type="dxa" w:w="120"/>
+              <w:bottom w:type="dxa" w:w="80"/>
+              <w:right w:type="dxa" w:w="120"/>
+            </w:tcMar>
+          </w:tcPr>
+          <w:p>
+            <w:r>
+              <w:rPr>
+                <w:rFonts w:ascii="Arial" w:cs="Arial" w:eastAsia="Arial" w:hAnsi="Arial"/>
+                <w:sz w:val="18"/>
+                <w:szCs w:val="18"/>
+              </w:rPr>
+              <w:t xml:space="preserve">Firebread</w:t>
+            </w:r>
+          </w:p>
+        </w:tc>
+      </w:tr>
+      <w:tr>
+        <w:tc>
+          <w:tcPr>
+            <w:tcW w:type="dxa" w:w="1800"/>
+            <w:tcBorders>
+              <w:top w:val="single" w:color="CCCCCC" w:sz="1"/>
+              <w:left w:val="single" w:color="CCCCCC" w:sz="1"/>
+              <w:bottom w:val="single" w:color="CCCCCC" w:sz="1"/>
+              <w:right w:val="single" w:color="CCCCCC" w:sz="1"/>
+            </w:tcBorders>
+            <w:shd w:fill="F2F3F4" w:val="clear"/>
+            <w:tcMar>
+              <w:top w:type="dxa" w:w="80"/>
+              <w:left w:type="dxa" w:w="120"/>
+              <w:bottom w:type="dxa" w:w="80"/>
+              <w:right w:type="dxa" w:w="120"/>
+            </w:tcMar>
+          </w:tcPr>
+          <w:p>
+            <w:r>
+              <w:rPr>
+                <w:rFonts w:ascii="Arial" w:cs="Arial" w:eastAsia="Arial" w:hAnsi="Arial"/>
+                <w:b/>
+                <w:bCs/>
+                <w:sz w:val="18"/>
+                <w:szCs w:val="18"/>
+              </w:rPr>
+              <w:t xml:space="preserve">Location</w:t>
+            </w:r>
+          </w:p>
+        </w:tc>
+        <w:tc>
+          <w:tcPr>
+            <w:tcW w:type="dxa" w:w="7560"/>
+            <w:tcBorders>
+              <w:top w:val="single" w:color="CCCCCC" w:sz="1"/>
+              <w:left w:val="single" w:color="CCCCCC" w:sz="1"/>
+              <w:bottom w:val="single" w:color="CCCCCC" w:sz="1"/>
+              <w:right w:val="single" w:color="CCCCCC" w:sz="1"/>
+            </w:tcBorders>
+            <w:tcMar>
+              <w:top w:type="dxa" w:w="80"/>
+              <w:left w:type="dxa" w:w="120"/>
+              <w:bottom w:type="dxa" w:w="80"/>
+              <w:right w:type="dxa" w:w="120"/>
+            </w:tcMar>
+          </w:tcPr>
+          <w:p>
+            <w:r>
+              <w:rPr>
+                <w:rFonts w:ascii="Arial" w:cs="Arial" w:eastAsia="Arial" w:hAnsi="Arial"/>
+                <w:sz w:val="18"/>
+                <w:szCs w:val="18"/>
+              </w:rPr>
+              <w:t xml:space="preserve">Lee County, FL</w:t>
+            </w:r>
+          </w:p>
+        </w:tc>
+      </w:tr>
+      <w:tr>
+        <w:tc>
+          <w:tcPr>
+            <w:tcW w:type="dxa" w:w="1800"/>
+            <w:tcBorders>
+              <w:top w:val="single" w:color="CCCCCC" w:sz="1"/>
+              <w:left w:val="single" w:color="CCCCCC" w:sz="1"/>
+              <w:bottom w:val="single" w:color="CCCCCC" w:sz="1"/>
+              <w:right w:val="single" w:color="CCCCCC" w:sz="1"/>
+            </w:tcBorders>
+            <w:shd w:fill="F2F3F4" w:val="clear"/>
+            <w:tcMar>
+              <w:top w:type="dxa" w:w="80"/>
+              <w:left w:type="dxa" w:w="120"/>
+              <w:bottom w:type="dxa" w:w="80"/>
+              <w:right w:type="dxa" w:w="120"/>
+            </w:tcMar>
+          </w:tcPr>
+          <w:p>
+            <w:r>
+              <w:rPr>
+                <w:rFonts w:ascii="Arial" w:cs="Arial" w:eastAsia="Arial" w:hAnsi="Arial"/>
+                <w:b/>
+                <w:bCs/>
+                <w:sz w:val="18"/>
+                <w:szCs w:val="18"/>
+              </w:rPr>
+              <w:t xml:space="preserve">Cuisine / Type</w:t>
+            </w:r>
+          </w:p>
+        </w:tc>
+        <w:tc>
+          <w:tcPr>
+            <w:tcW w:type="dxa" w:w="7560"/>
+            <w:tcBorders>
+              <w:top w:val="single" w:color="CCCCCC" w:sz="1"/>
+              <w:left w:val="single" w:color="CCCCCC" w:sz="1"/>
+              <w:bottom w:val="single" w:color="CCCCCC" w:sz="1"/>
+              <w:right w:val="single" w:color="CCCCCC" w:sz="1"/>
+            </w:tcBorders>
+            <w:tcMar>
+              <w:top w:type="dxa" w:w="80"/>
+              <w:left w:type="dxa" w:w="120"/>
+              <w:bottom w:type="dxa" w:w="80"/>
+              <w:right w:type="dxa" w:w="120"/>
+            </w:tcMar>
+          </w:tcPr>
+          <w:p>
+            <w:r>
+              <w:rPr>
+                <w:rFonts w:ascii="Arial" w:cs="Arial" w:eastAsia="Arial" w:hAnsi="Arial"/>
+                <w:sz w:val="18"/>
+                <w:szCs w:val="18"/>
+              </w:rPr>
+              <w:t xml:space="preserve">Unknown (full-service food truck)</w:t>
+            </w:r>
+          </w:p>
+        </w:tc>
+      </w:tr>
+      <w:tr>
+        <w:tc>
+          <w:tcPr>
+            <w:tcW w:type="dxa" w:w="1800"/>
+            <w:tcBorders>
+              <w:top w:val="single" w:color="CCCCCC" w:sz="1"/>
+              <w:left w:val="single" w:color="CCCCCC" w:sz="1"/>
+              <w:bottom w:val="single" w:color="CCCCCC" w:sz="1"/>
+              <w:right w:val="single" w:color="CCCCCC" w:sz="1"/>
+            </w:tcBorders>
+            <w:shd w:fill="F2F3F4" w:val="clear"/>
+            <w:tcMar>
+              <w:top w:type="dxa" w:w="80"/>
+              <w:left w:type="dxa" w:w="120"/>
+              <w:bottom w:type="dxa" w:w="80"/>
+              <w:right w:type="dxa" w:w="120"/>
+            </w:tcMar>
+          </w:tcPr>
+          <w:p>
+            <w:r>
+              <w:rPr>
+                <w:rFonts w:ascii="Arial" w:cs="Arial" w:eastAsia="Arial" w:hAnsi="Arial"/>
+                <w:b/>
+                <w:bCs/>
+                <w:sz w:val="18"/>
+                <w:szCs w:val="18"/>
+              </w:rPr>
+              <w:t xml:space="preserve">Notes</w:t>
+            </w:r>
+          </w:p>
+        </w:tc>
+        <w:tc>
+          <w:tcPr>
+            <w:tcW w:type="dxa" w:w="7560"/>
+            <w:tcBorders>
+              <w:top w:val="single" w:color="CCCCCC" w:sz="1"/>
+              <w:left w:val="single" w:color="CCCCCC" w:sz="1"/>
+              <w:bottom w:val="single" w:color="CCCCCC" w:sz="1"/>
+              <w:right w:val="single" w:color="CCCCCC" w:sz="1"/>
+            </w:tcBorders>
+            <w:tcMar>
+              <w:top w:type="dxa" w:w="80"/>
+              <w:left w:type="dxa" w:w="120"/>
+              <w:bottom w:type="dxa" w:w="80"/>
+              <w:right w:type="dxa" w:w="120"/>
+            </w:tcMar>
+          </w:tcPr>
+          <w:p>
+            <w:r>
+              <w:rPr>
+                <w:rFonts w:ascii="Arial" w:cs="Arial" w:eastAsia="Arial" w:hAnsi="Arial"/>
+                <w:sz w:val="18"/>
+                <w:szCs w:val="18"/>
+              </w:rPr>
+              <w:t xml:space="preserve">Active full weekly schedule: Wed 11am–2pm Lee Health Cape Coral; Thu 5pm–8pm Burnt Store Marina; Fri 5pm–9pm Babcock Ranch Food Truck Night; Sat 11am–3pm The Caves Cape Coral. Comment on post from Jessie Genter seeking truck for Oak Creek Charter School staff lunch April 24. [2026-04-02 web-enriched] phone/website/facebook found via firebread.net and Yelp.</w:t>
+            </w:r>
+          </w:p>
+        </w:tc>
+      </w:tr>
+    </w:tbl>
+    <w:p>
+      <w:pPr>
+        <w:pStyle w:val="Heading2"/>
+        <w:pBdr>
+          <w:bottom w:val="single" w:color="1B4F72" w:sz="4"/>
+        </w:pBdr>
+        <w:spacing w:after="60" w:before="320"/>
+      </w:pPr>
+      <w:r>
+        <w:rPr>
+          <w:rFonts w:ascii="Arial" w:cs="Arial" w:eastAsia="Arial" w:hAnsi="Arial"/>
+          <w:b/>
+          <w:bCs/>
+          <w:color w:val="1B4F72"/>
+          <w:sz w:val="26"/>
+          <w:szCs w:val="26"/>
+        </w:rPr>
+        <w:t xml:space="preserve">The Miz Shirley Shrimp Shack</w:t>
+      </w:r>
+    </w:p>
+    <w:tbl>
+      <w:tblPr>
+        <w:tblW w:type="dxa" w:w="9360"/>
+        <w:tblBorders>
+          <w:top w:val="single" w:color="auto" w:sz="4"/>
+          <w:left w:val="single" w:color="auto" w:sz="4"/>
+          <w:bottom w:val="single" w:color="auto" w:sz="4"/>
+          <w:right w:val="single" w:color="auto" w:sz="4"/>
+          <w:insideH w:val="single" w:color="auto" w:sz="4"/>
+          <w:insideV w:val="single" w:color="auto" w:sz="4"/>
+        </w:tblBorders>
+      </w:tblPr>
+      <w:tblGrid>
+        <w:gridCol w:w="1800"/>
+        <w:gridCol w:w="7560"/>
+      </w:tblGrid>
+      <w:tr>
+        <w:tc>
+          <w:tcPr>
+            <w:tcW w:type="dxa" w:w="1800"/>
+            <w:tcBorders>
+              <w:top w:val="single" w:color="CCCCCC" w:sz="1"/>
+              <w:left w:val="single" w:color="CCCCCC" w:sz="1"/>
+              <w:bottom w:val="single" w:color="CCCCCC" w:sz="1"/>
+              <w:right w:val="single" w:color="CCCCCC" w:sz="1"/>
+            </w:tcBorders>
+            <w:shd w:fill="F2F3F4" w:val="clear"/>
+            <w:tcMar>
+              <w:top w:type="dxa" w:w="80"/>
+              <w:left w:type="dxa" w:w="120"/>
+              <w:bottom w:type="dxa" w:w="80"/>
+              <w:right w:type="dxa" w:w="120"/>
+            </w:tcMar>
+          </w:tcPr>
+          <w:p>
+            <w:r>
+              <w:rPr>
+                <w:rFonts w:ascii="Arial" w:cs="Arial" w:eastAsia="Arial" w:hAnsi="Arial"/>
+                <w:b/>
+                <w:bCs/>
+                <w:sz w:val="18"/>
+                <w:szCs w:val="18"/>
+              </w:rPr>
+              <w:t xml:space="preserve">Owner / Operator</w:t>
+            </w:r>
+          </w:p>
+        </w:tc>
+        <w:tc>
+          <w:tcPr>
+            <w:tcW w:type="dxa" w:w="7560"/>
+            <w:tcBorders>
+              <w:top w:val="single" w:color="CCCCCC" w:sz="1"/>
+              <w:left w:val="single" w:color="CCCCCC" w:sz="1"/>
+              <w:bottom w:val="single" w:color="CCCCCC" w:sz="1"/>
+              <w:right w:val="single" w:color="CCCCCC" w:sz="1"/>
+            </w:tcBorders>
+            <w:tcMar>
+              <w:top w:type="dxa" w:w="80"/>
+              <w:left w:type="dxa" w:w="120"/>
+              <w:bottom w:type="dxa" w:w="80"/>
+              <w:right w:type="dxa" w:w="120"/>
+            </w:tcMar>
+          </w:tcPr>
+          <w:p>
+            <w:r>
+              <w:rPr>
+                <w:rFonts w:ascii="Arial" w:cs="Arial" w:eastAsia="Arial" w:hAnsi="Arial"/>
+                <w:sz w:val="18"/>
+                <w:szCs w:val="18"/>
+              </w:rPr>
+              <w:t xml:space="preserve">Kelcey Maine</w:t>
+            </w:r>
+          </w:p>
+        </w:tc>
+      </w:tr>
+      <w:tr>
+        <w:tc>
+          <w:tcPr>
+            <w:tcW w:type="dxa" w:w="1800"/>
+            <w:tcBorders>
+              <w:top w:val="single" w:color="CCCCCC" w:sz="1"/>
+              <w:left w:val="single" w:color="CCCCCC" w:sz="1"/>
+              <w:bottom w:val="single" w:color="CCCCCC" w:sz="1"/>
+              <w:right w:val="single" w:color="CCCCCC" w:sz="1"/>
+            </w:tcBorders>
+            <w:shd w:fill="F2F3F4" w:val="clear"/>
+            <w:tcMar>
+              <w:top w:type="dxa" w:w="80"/>
+              <w:left w:type="dxa" w:w="120"/>
+              <w:bottom w:type="dxa" w:w="80"/>
+              <w:right w:type="dxa" w:w="120"/>
+            </w:tcMar>
+          </w:tcPr>
+          <w:p>
+            <w:r>
+              <w:rPr>
+                <w:rFonts w:ascii="Arial" w:cs="Arial" w:eastAsia="Arial" w:hAnsi="Arial"/>
+                <w:b/>
+                <w:bCs/>
+                <w:sz w:val="18"/>
+                <w:szCs w:val="18"/>
+              </w:rPr>
+              <w:t xml:space="preserve">Primary Contact</w:t>
+            </w:r>
+          </w:p>
+        </w:tc>
+        <w:tc>
+          <w:tcPr>
+            <w:tcW w:type="dxa" w:w="7560"/>
+            <w:tcBorders>
+              <w:top w:val="single" w:color="CCCCCC" w:sz="1"/>
+              <w:left w:val="single" w:color="CCCCCC" w:sz="1"/>
+              <w:bottom w:val="single" w:color="CCCCCC" w:sz="1"/>
+              <w:right w:val="single" w:color="CCCCCC" w:sz="1"/>
+            </w:tcBorders>
+            <w:tcMar>
+              <w:top w:type="dxa" w:w="80"/>
+              <w:left w:type="dxa" w:w="120"/>
+              <w:bottom w:type="dxa" w:w="80"/>
+              <w:right w:type="dxa" w:w="120"/>
+            </w:tcMar>
+          </w:tcPr>
+          <w:p>
+            <w:r>
+              <w:rPr>
+                <w:rFonts w:ascii="Arial" w:cs="Arial" w:eastAsia="Arial" w:hAnsi="Arial"/>
+                <w:sz w:val="18"/>
+                <w:szCs w:val="18"/>
+              </w:rPr>
+              <w:t xml:space="preserve">Kelcey Maine</w:t>
+            </w:r>
+          </w:p>
+        </w:tc>
+      </w:tr>
+      <w:tr>
+        <w:tc>
+          <w:tcPr>
+            <w:tcW w:type="dxa" w:w="1800"/>
+            <w:tcBorders>
+              <w:top w:val="single" w:color="CCCCCC" w:sz="1"/>
+              <w:left w:val="single" w:color="CCCCCC" w:sz="1"/>
+              <w:bottom w:val="single" w:color="CCCCCC" w:sz="1"/>
+              <w:right w:val="single" w:color="CCCCCC" w:sz="1"/>
+            </w:tcBorders>
+            <w:shd w:fill="F2F3F4" w:val="clear"/>
+            <w:tcMar>
+              <w:top w:type="dxa" w:w="80"/>
+              <w:left w:type="dxa" w:w="120"/>
+              <w:bottom w:type="dxa" w:w="80"/>
+              <w:right w:type="dxa" w:w="120"/>
+            </w:tcMar>
+          </w:tcPr>
+          <w:p>
+            <w:r>
+              <w:rPr>
+                <w:rFonts w:ascii="Arial" w:cs="Arial" w:eastAsia="Arial" w:hAnsi="Arial"/>
+                <w:b/>
+                <w:bCs/>
+                <w:sz w:val="18"/>
+                <w:szCs w:val="18"/>
+              </w:rPr>
+              <w:t xml:space="preserve">Source</w:t>
+            </w:r>
+          </w:p>
+        </w:tc>
+        <w:tc>
+          <w:tcPr>
+            <w:tcW w:type="dxa" w:w="7560"/>
+            <w:tcBorders>
+              <w:top w:val="single" w:color="CCCCCC" w:sz="1"/>
+              <w:left w:val="single" w:color="CCCCCC" w:sz="1"/>
+              <w:bottom w:val="single" w:color="CCCCCC" w:sz="1"/>
+              <w:right w:val="single" w:color="CCCCCC" w:sz="1"/>
+            </w:tcBorders>
+            <w:tcMar>
+              <w:top w:type="dxa" w:w="80"/>
+              <w:left w:type="dxa" w:w="120"/>
+              <w:bottom w:type="dxa" w:w="80"/>
+              <w:right w:type="dxa" w:w="120"/>
+            </w:tcMar>
+          </w:tcPr>
+          <w:p>
+            <w:r>
+              <w:rPr>
+                <w:rFonts w:ascii="Arial" w:cs="Arial" w:eastAsia="Arial" w:hAnsi="Arial"/>
+                <w:sz w:val="18"/>
+                <w:szCs w:val="18"/>
+              </w:rPr>
+              <w:t xml:space="preserve">SWFL Food Truck Depot</w:t>
+            </w:r>
+          </w:p>
+        </w:tc>
+      </w:tr>
+      <w:tr>
+        <w:tc>
+          <w:tcPr>
+            <w:tcW w:type="dxa" w:w="1800"/>
+            <w:tcBorders>
+              <w:top w:val="single" w:color="CCCCCC" w:sz="1"/>
+              <w:left w:val="single" w:color="CCCCCC" w:sz="1"/>
+              <w:bottom w:val="single" w:color="CCCCCC" w:sz="1"/>
+              <w:right w:val="single" w:color="CCCCCC" w:sz="1"/>
+            </w:tcBorders>
+            <w:shd w:fill="F2F3F4" w:val="clear"/>
+            <w:tcMar>
+              <w:top w:type="dxa" w:w="80"/>
+              <w:left w:type="dxa" w:w="120"/>
+              <w:bottom w:type="dxa" w:w="80"/>
+              <w:right w:type="dxa" w:w="120"/>
+            </w:tcMar>
+          </w:tcPr>
+          <w:p>
+            <w:r>
+              <w:rPr>
+                <w:rFonts w:ascii="Arial" w:cs="Arial" w:eastAsia="Arial" w:hAnsi="Arial"/>
+                <w:b/>
+                <w:bCs/>
+                <w:sz w:val="18"/>
+                <w:szCs w:val="18"/>
+              </w:rPr>
+              <w:t xml:space="preserve">Facebook</w:t>
+            </w:r>
+          </w:p>
+        </w:tc>
+        <w:tc>
+          <w:tcPr>
+            <w:tcW w:type="dxa" w:w="7560"/>
+            <w:tcBorders>
+              <w:top w:val="single" w:color="CCCCCC" w:sz="1"/>
+              <w:left w:val="single" w:color="CCCCCC" w:sz="1"/>
+              <w:bottom w:val="single" w:color="CCCCCC" w:sz="1"/>
+              <w:right w:val="single" w:color="CCCCCC" w:sz="1"/>
+            </w:tcBorders>
+            <w:tcMar>
+              <w:top w:type="dxa" w:w="80"/>
+              <w:left w:type="dxa" w:w="120"/>
+              <w:bottom w:type="dxa" w:w="80"/>
+              <w:right w:type="dxa" w:w="120"/>
+            </w:tcMar>
+          </w:tcPr>
+          <w:p>
+            <w:r>
+              <w:rPr>
+                <w:rFonts w:ascii="Arial" w:cs="Arial" w:eastAsia="Arial" w:hAnsi="Arial"/>
+                <w:sz w:val="18"/>
+                <w:szCs w:val="18"/>
+              </w:rPr>
+              <w:t xml:space="preserve">The Miz Shirley Shrimp Shack</w:t>
+            </w:r>
+          </w:p>
+        </w:tc>
+      </w:tr>
+      <w:tr>
+        <w:tc>
+          <w:tcPr>
+            <w:tcW w:type="dxa" w:w="1800"/>
+            <w:tcBorders>
+              <w:top w:val="single" w:color="CCCCCC" w:sz="1"/>
+              <w:left w:val="single" w:color="CCCCCC" w:sz="1"/>
+              <w:bottom w:val="single" w:color="CCCCCC" w:sz="1"/>
+              <w:right w:val="single" w:color="CCCCCC" w:sz="1"/>
+            </w:tcBorders>
+            <w:shd w:fill="F2F3F4" w:val="clear"/>
+            <w:tcMar>
+              <w:top w:type="dxa" w:w="80"/>
+              <w:left w:type="dxa" w:w="120"/>
+              <w:bottom w:type="dxa" w:w="80"/>
+              <w:right w:type="dxa" w:w="120"/>
+            </w:tcMar>
+          </w:tcPr>
+          <w:p>
+            <w:r>
+              <w:rPr>
+                <w:rFonts w:ascii="Arial" w:cs="Arial" w:eastAsia="Arial" w:hAnsi="Arial"/>
+                <w:b/>
+                <w:bCs/>
+                <w:sz w:val="18"/>
+                <w:szCs w:val="18"/>
+              </w:rPr>
+              <w:t xml:space="preserve">Location</w:t>
+            </w:r>
+          </w:p>
+        </w:tc>
+        <w:tc>
+          <w:tcPr>
+            <w:tcW w:type="dxa" w:w="7560"/>
+            <w:tcBorders>
+              <w:top w:val="single" w:color="CCCCCC" w:sz="1"/>
+              <w:left w:val="single" w:color="CCCCCC" w:sz="1"/>
+              <w:bottom w:val="single" w:color="CCCCCC" w:sz="1"/>
+              <w:right w:val="single" w:color="CCCCCC" w:sz="1"/>
+            </w:tcBorders>
+            <w:tcMar>
+              <w:top w:type="dxa" w:w="80"/>
+              <w:left w:type="dxa" w:w="120"/>
+              <w:bottom w:type="dxa" w:w="80"/>
+              <w:right w:type="dxa" w:w="120"/>
+            </w:tcMar>
+          </w:tcPr>
+          <w:p>
+            <w:r>
+              <w:rPr>
+                <w:rFonts w:ascii="Arial" w:cs="Arial" w:eastAsia="Arial" w:hAnsi="Arial"/>
+                <w:sz w:val="18"/>
+                <w:szCs w:val="18"/>
+              </w:rPr>
+              <w:t xml:space="preserve">Cape Coral / Pine Island / Fort Myers / Peace River, FL</w:t>
+            </w:r>
+          </w:p>
+        </w:tc>
+      </w:tr>
+      <w:tr>
+        <w:tc>
+          <w:tcPr>
+            <w:tcW w:type="dxa" w:w="1800"/>
+            <w:tcBorders>
+              <w:top w:val="single" w:color="CCCCCC" w:sz="1"/>
+              <w:left w:val="single" w:color="CCCCCC" w:sz="1"/>
+              <w:bottom w:val="single" w:color="CCCCCC" w:sz="1"/>
+              <w:right w:val="single" w:color="CCCCCC" w:sz="1"/>
+            </w:tcBorders>
+            <w:shd w:fill="F2F3F4" w:val="clear"/>
+            <w:tcMar>
+              <w:top w:type="dxa" w:w="80"/>
+              <w:left w:type="dxa" w:w="120"/>
+              <w:bottom w:type="dxa" w:w="80"/>
+              <w:right w:type="dxa" w:w="120"/>
+            </w:tcMar>
+          </w:tcPr>
+          <w:p>
+            <w:r>
+              <w:rPr>
+                <w:rFonts w:ascii="Arial" w:cs="Arial" w:eastAsia="Arial" w:hAnsi="Arial"/>
+                <w:b/>
+                <w:bCs/>
+                <w:sz w:val="18"/>
+                <w:szCs w:val="18"/>
+              </w:rPr>
+              <w:t xml:space="preserve">Cuisine / Type</w:t>
+            </w:r>
+          </w:p>
+        </w:tc>
+        <w:tc>
+          <w:tcPr>
+            <w:tcW w:type="dxa" w:w="7560"/>
+            <w:tcBorders>
+              <w:top w:val="single" w:color="CCCCCC" w:sz="1"/>
+              <w:left w:val="single" w:color="CCCCCC" w:sz="1"/>
+              <w:bottom w:val="single" w:color="CCCCCC" w:sz="1"/>
+              <w:right w:val="single" w:color="CCCCCC" w:sz="1"/>
+            </w:tcBorders>
+            <w:tcMar>
+              <w:top w:type="dxa" w:w="80"/>
+              <w:left w:type="dxa" w:w="120"/>
+              <w:bottom w:type="dxa" w:w="80"/>
+              <w:right w:type="dxa" w:w="120"/>
+            </w:tcMar>
+          </w:tcPr>
+          <w:p>
+            <w:r>
+              <w:rPr>
+                <w:rFonts w:ascii="Arial" w:cs="Arial" w:eastAsia="Arial" w:hAnsi="Arial"/>
+                <w:sz w:val="18"/>
+                <w:szCs w:val="18"/>
+              </w:rPr>
+              <w:t xml:space="preserve">Shrimp / seafood</w:t>
+            </w:r>
+          </w:p>
+        </w:tc>
+      </w:tr>
+      <w:tr>
+        <w:tc>
+          <w:tcPr>
+            <w:tcW w:type="dxa" w:w="1800"/>
+            <w:tcBorders>
+              <w:top w:val="single" w:color="CCCCCC" w:sz="1"/>
+              <w:left w:val="single" w:color="CCCCCC" w:sz="1"/>
+              <w:bottom w:val="single" w:color="CCCCCC" w:sz="1"/>
+              <w:right w:val="single" w:color="CCCCCC" w:sz="1"/>
+            </w:tcBorders>
+            <w:shd w:fill="F2F3F4" w:val="clear"/>
+            <w:tcMar>
+              <w:top w:type="dxa" w:w="80"/>
+              <w:left w:type="dxa" w:w="120"/>
+              <w:bottom w:type="dxa" w:w="80"/>
+              <w:right w:type="dxa" w:w="120"/>
+            </w:tcMar>
+          </w:tcPr>
+          <w:p>
+            <w:r>
+              <w:rPr>
+                <w:rFonts w:ascii="Arial" w:cs="Arial" w:eastAsia="Arial" w:hAnsi="Arial"/>
+                <w:b/>
+                <w:bCs/>
+                <w:sz w:val="18"/>
+                <w:szCs w:val="18"/>
+              </w:rPr>
+              <w:t xml:space="preserve">Notes</w:t>
+            </w:r>
+          </w:p>
+        </w:tc>
+        <w:tc>
+          <w:tcPr>
+            <w:tcW w:type="dxa" w:w="7560"/>
+            <w:tcBorders>
+              <w:top w:val="single" w:color="CCCCCC" w:sz="1"/>
+              <w:left w:val="single" w:color="CCCCCC" w:sz="1"/>
+              <w:bottom w:val="single" w:color="CCCCCC" w:sz="1"/>
+              <w:right w:val="single" w:color="CCCCCC" w:sz="1"/>
+            </w:tcBorders>
+            <w:tcMar>
+              <w:top w:type="dxa" w:w="80"/>
+              <w:left w:type="dxa" w:w="120"/>
+              <w:bottom w:type="dxa" w:w="80"/>
+              <w:right w:type="dxa" w:w="120"/>
+            </w:tcMar>
+          </w:tcPr>
+          <w:p>
+            <w:r>
+              <w:rPr>
+                <w:rFonts w:ascii="Arial" w:cs="Arial" w:eastAsia="Arial" w:hAnsi="Arial"/>
+                <w:sz w:val="18"/>
+                <w:szCs w:val="18"/>
+              </w:rPr>
+              <w:t xml:space="preserve">Organized weekly public schedule: Wed Cheney Brothers 1 Cheney Way 11AM–2PM; Fri D&amp;D Bait &amp; Tackle (3922 NW Pine Island Rd) 11–3PM + The Pearl (Walter Way) 5–8PM; Sat/Sun Peace River Campground Arcadia 11AM–6PM; Mon Apr 6 Lee Memorial 2776 Cleveland Ave.</w:t>
+            </w:r>
+          </w:p>
+        </w:tc>
+      </w:tr>
+    </w:tbl>
+    <w:p>
+      <w:pPr>
+        <w:pStyle w:val="Heading2"/>
+        <w:pBdr>
+          <w:bottom w:val="single" w:color="1B4F72" w:sz="4"/>
+        </w:pBdr>
+        <w:spacing w:after="60" w:before="320"/>
+      </w:pPr>
+      <w:r>
+        <w:rPr>
+          <w:rFonts w:ascii="Arial" w:cs="Arial" w:eastAsia="Arial" w:hAnsi="Arial"/>
+          <w:b/>
+          <w:bCs/>
+          <w:color w:val="1B4F72"/>
+          <w:sz w:val="26"/>
+          <w:szCs w:val="26"/>
+        </w:rPr>
+        <w:t xml:space="preserve">Mumsy's Caribbean Grill</w:t>
+      </w:r>
+    </w:p>
+    <w:tbl>
+      <w:tblPr>
+        <w:tblW w:type="dxa" w:w="9360"/>
+        <w:tblBorders>
+          <w:top w:val="single" w:color="auto" w:sz="4"/>
+          <w:left w:val="single" w:color="auto" w:sz="4"/>
+          <w:bottom w:val="single" w:color="auto" w:sz="4"/>
+          <w:right w:val="single" w:color="auto" w:sz="4"/>
+          <w:insideH w:val="single" w:color="auto" w:sz="4"/>
+          <w:insideV w:val="single" w:color="auto" w:sz="4"/>
+        </w:tblBorders>
+      </w:tblPr>
+      <w:tblGrid>
+        <w:gridCol w:w="1800"/>
+        <w:gridCol w:w="7560"/>
+      </w:tblGrid>
+      <w:tr>
+        <w:tc>
+          <w:tcPr>
+            <w:tcW w:type="dxa" w:w="1800"/>
+            <w:tcBorders>
+              <w:top w:val="single" w:color="CCCCCC" w:sz="1"/>
+              <w:left w:val="single" w:color="CCCCCC" w:sz="1"/>
+              <w:bottom w:val="single" w:color="CCCCCC" w:sz="1"/>
+              <w:right w:val="single" w:color="CCCCCC" w:sz="1"/>
+            </w:tcBorders>
+            <w:shd w:fill="F2F3F4" w:val="clear"/>
+            <w:tcMar>
+              <w:top w:type="dxa" w:w="80"/>
+              <w:left w:type="dxa" w:w="120"/>
+              <w:bottom w:type="dxa" w:w="80"/>
+              <w:right w:type="dxa" w:w="120"/>
+            </w:tcMar>
+          </w:tcPr>
+          <w:p>
+            <w:r>
+              <w:rPr>
+                <w:rFonts w:ascii="Arial" w:cs="Arial" w:eastAsia="Arial" w:hAnsi="Arial"/>
+                <w:b/>
+                <w:bCs/>
+                <w:sz w:val="18"/>
+                <w:szCs w:val="18"/>
+              </w:rPr>
+              <w:t xml:space="preserve">Source</w:t>
+            </w:r>
+          </w:p>
+        </w:tc>
+        <w:tc>
+          <w:tcPr>
+            <w:tcW w:type="dxa" w:w="7560"/>
+            <w:tcBorders>
+              <w:top w:val="single" w:color="CCCCCC" w:sz="1"/>
+              <w:left w:val="single" w:color="CCCCCC" w:sz="1"/>
+              <w:bottom w:val="single" w:color="CCCCCC" w:sz="1"/>
+              <w:right w:val="single" w:color="CCCCCC" w:sz="1"/>
+            </w:tcBorders>
+            <w:tcMar>
+              <w:top w:type="dxa" w:w="80"/>
+              <w:left w:type="dxa" w:w="120"/>
+              <w:bottom w:type="dxa" w:w="80"/>
+              <w:right w:type="dxa" w:w="120"/>
+            </w:tcMar>
+          </w:tcPr>
+          <w:p>
+            <w:r>
+              <w:rPr>
+                <w:rFonts w:ascii="Arial" w:cs="Arial" w:eastAsia="Arial" w:hAnsi="Arial"/>
+                <w:sz w:val="18"/>
+                <w:szCs w:val="18"/>
+              </w:rPr>
+              <w:t xml:space="preserve">SWFL Food Truck Depot</w:t>
+            </w:r>
+          </w:p>
+        </w:tc>
+      </w:tr>
+      <w:tr>
+        <w:tc>
+          <w:tcPr>
+            <w:tcW w:type="dxa" w:w="1800"/>
+            <w:tcBorders>
+              <w:top w:val="single" w:color="CCCCCC" w:sz="1"/>
+              <w:left w:val="single" w:color="CCCCCC" w:sz="1"/>
+              <w:bottom w:val="single" w:color="CCCCCC" w:sz="1"/>
+              <w:right w:val="single" w:color="CCCCCC" w:sz="1"/>
+            </w:tcBorders>
+            <w:shd w:fill="F2F3F4" w:val="clear"/>
+            <w:tcMar>
+              <w:top w:type="dxa" w:w="80"/>
+              <w:left w:type="dxa" w:w="120"/>
+              <w:bottom w:type="dxa" w:w="80"/>
+              <w:right w:type="dxa" w:w="120"/>
+            </w:tcMar>
+          </w:tcPr>
+          <w:p>
+            <w:r>
+              <w:rPr>
+                <w:rFonts w:ascii="Arial" w:cs="Arial" w:eastAsia="Arial" w:hAnsi="Arial"/>
+                <w:b/>
+                <w:bCs/>
+                <w:sz w:val="18"/>
+                <w:szCs w:val="18"/>
+              </w:rPr>
+              <w:t xml:space="preserve">Facebook</w:t>
+            </w:r>
+          </w:p>
+        </w:tc>
+        <w:tc>
+          <w:tcPr>
+            <w:tcW w:type="dxa" w:w="7560"/>
+            <w:tcBorders>
+              <w:top w:val="single" w:color="CCCCCC" w:sz="1"/>
+              <w:left w:val="single" w:color="CCCCCC" w:sz="1"/>
+              <w:bottom w:val="single" w:color="CCCCCC" w:sz="1"/>
+              <w:right w:val="single" w:color="CCCCCC" w:sz="1"/>
+            </w:tcBorders>
+            <w:tcMar>
+              <w:top w:type="dxa" w:w="80"/>
+              <w:left w:type="dxa" w:w="120"/>
+              <w:bottom w:type="dxa" w:w="80"/>
+              <w:right w:type="dxa" w:w="120"/>
+            </w:tcMar>
+          </w:tcPr>
+          <w:p>
+            <w:r>
+              <w:rPr>
+                <w:rFonts w:ascii="Arial" w:cs="Arial" w:eastAsia="Arial" w:hAnsi="Arial"/>
+                <w:sz w:val="18"/>
+                <w:szCs w:val="18"/>
+              </w:rPr>
+              <w:t xml:space="preserve">Mumsy's Caribbean Grill</w:t>
+            </w:r>
+          </w:p>
+        </w:tc>
+      </w:tr>
+      <w:tr>
+        <w:tc>
+          <w:tcPr>
+            <w:tcW w:type="dxa" w:w="1800"/>
+            <w:tcBorders>
+              <w:top w:val="single" w:color="CCCCCC" w:sz="1"/>
+              <w:left w:val="single" w:color="CCCCCC" w:sz="1"/>
+              <w:bottom w:val="single" w:color="CCCCCC" w:sz="1"/>
+              <w:right w:val="single" w:color="CCCCCC" w:sz="1"/>
+            </w:tcBorders>
+            <w:shd w:fill="F2F3F4" w:val="clear"/>
+            <w:tcMar>
+              <w:top w:type="dxa" w:w="80"/>
+              <w:left w:type="dxa" w:w="120"/>
+              <w:bottom w:type="dxa" w:w="80"/>
+              <w:right w:type="dxa" w:w="120"/>
+            </w:tcMar>
+          </w:tcPr>
+          <w:p>
+            <w:r>
+              <w:rPr>
+                <w:rFonts w:ascii="Arial" w:cs="Arial" w:eastAsia="Arial" w:hAnsi="Arial"/>
+                <w:b/>
+                <w:bCs/>
+                <w:sz w:val="18"/>
+                <w:szCs w:val="18"/>
+              </w:rPr>
+              <w:t xml:space="preserve">Location</w:t>
+            </w:r>
+          </w:p>
+        </w:tc>
+        <w:tc>
+          <w:tcPr>
+            <w:tcW w:type="dxa" w:w="7560"/>
+            <w:tcBorders>
+              <w:top w:val="single" w:color="CCCCCC" w:sz="1"/>
+              <w:left w:val="single" w:color="CCCCCC" w:sz="1"/>
+              <w:bottom w:val="single" w:color="CCCCCC" w:sz="1"/>
+              <w:right w:val="single" w:color="CCCCCC" w:sz="1"/>
+            </w:tcBorders>
+            <w:tcMar>
+              <w:top w:type="dxa" w:w="80"/>
+              <w:left w:type="dxa" w:w="120"/>
+              <w:bottom w:type="dxa" w:w="80"/>
+              <w:right w:type="dxa" w:w="120"/>
+            </w:tcMar>
+          </w:tcPr>
+          <w:p>
+            <w:r>
+              <w:rPr>
+                <w:rFonts w:ascii="Arial" w:cs="Arial" w:eastAsia="Arial" w:hAnsi="Arial"/>
+                <w:sz w:val="18"/>
+                <w:szCs w:val="18"/>
+              </w:rPr>
+              <w:t xml:space="preserve">SWFL (Lucky Marathon Gas Station)</w:t>
+            </w:r>
+          </w:p>
+        </w:tc>
+      </w:tr>
+      <w:tr>
+        <w:tc>
+          <w:tcPr>
+            <w:tcW w:type="dxa" w:w="1800"/>
+            <w:tcBorders>
+              <w:top w:val="single" w:color="CCCCCC" w:sz="1"/>
+              <w:left w:val="single" w:color="CCCCCC" w:sz="1"/>
+              <w:bottom w:val="single" w:color="CCCCCC" w:sz="1"/>
+              <w:right w:val="single" w:color="CCCCCC" w:sz="1"/>
+            </w:tcBorders>
+            <w:shd w:fill="F2F3F4" w:val="clear"/>
+            <w:tcMar>
+              <w:top w:type="dxa" w:w="80"/>
+              <w:left w:type="dxa" w:w="120"/>
+              <w:bottom w:type="dxa" w:w="80"/>
+              <w:right w:type="dxa" w:w="120"/>
+            </w:tcMar>
+          </w:tcPr>
+          <w:p>
+            <w:r>
+              <w:rPr>
+                <w:rFonts w:ascii="Arial" w:cs="Arial" w:eastAsia="Arial" w:hAnsi="Arial"/>
+                <w:b/>
+                <w:bCs/>
+                <w:sz w:val="18"/>
+                <w:szCs w:val="18"/>
+              </w:rPr>
+              <w:t xml:space="preserve">Cuisine / Type</w:t>
+            </w:r>
+          </w:p>
+        </w:tc>
+        <w:tc>
+          <w:tcPr>
+            <w:tcW w:type="dxa" w:w="7560"/>
+            <w:tcBorders>
+              <w:top w:val="single" w:color="CCCCCC" w:sz="1"/>
+              <w:left w:val="single" w:color="CCCCCC" w:sz="1"/>
+              <w:bottom w:val="single" w:color="CCCCCC" w:sz="1"/>
+              <w:right w:val="single" w:color="CCCCCC" w:sz="1"/>
+            </w:tcBorders>
+            <w:tcMar>
+              <w:top w:type="dxa" w:w="80"/>
+              <w:left w:type="dxa" w:w="120"/>
+              <w:bottom w:type="dxa" w:w="80"/>
+              <w:right w:type="dxa" w:w="120"/>
+            </w:tcMar>
+          </w:tcPr>
+          <w:p>
+            <w:r>
+              <w:rPr>
+                <w:rFonts w:ascii="Arial" w:cs="Arial" w:eastAsia="Arial" w:hAnsi="Arial"/>
+                <w:sz w:val="18"/>
+                <w:szCs w:val="18"/>
+              </w:rPr>
+              <w:t xml:space="preserve">Caribbean (oxtail, curry goat)</w:t>
+            </w:r>
+          </w:p>
+        </w:tc>
+      </w:tr>
+      <w:tr>
+        <w:tc>
+          <w:tcPr>
+            <w:tcW w:type="dxa" w:w="1800"/>
+            <w:tcBorders>
+              <w:top w:val="single" w:color="CCCCCC" w:sz="1"/>
+              <w:left w:val="single" w:color="CCCCCC" w:sz="1"/>
+              <w:bottom w:val="single" w:color="CCCCCC" w:sz="1"/>
+              <w:right w:val="single" w:color="CCCCCC" w:sz="1"/>
+            </w:tcBorders>
+            <w:shd w:fill="F2F3F4" w:val="clear"/>
+            <w:tcMar>
+              <w:top w:type="dxa" w:w="80"/>
+              <w:left w:type="dxa" w:w="120"/>
+              <w:bottom w:type="dxa" w:w="80"/>
+              <w:right w:type="dxa" w:w="120"/>
+            </w:tcMar>
+          </w:tcPr>
+          <w:p>
+            <w:r>
+              <w:rPr>
+                <w:rFonts w:ascii="Arial" w:cs="Arial" w:eastAsia="Arial" w:hAnsi="Arial"/>
+                <w:b/>
+                <w:bCs/>
+                <w:sz w:val="18"/>
+                <w:szCs w:val="18"/>
+              </w:rPr>
+              <w:t xml:space="preserve">Hours</w:t>
+            </w:r>
+          </w:p>
+        </w:tc>
+        <w:tc>
+          <w:tcPr>
+            <w:tcW w:type="dxa" w:w="7560"/>
+            <w:tcBorders>
+              <w:top w:val="single" w:color="CCCCCC" w:sz="1"/>
+              <w:left w:val="single" w:color="CCCCCC" w:sz="1"/>
+              <w:bottom w:val="single" w:color="CCCCCC" w:sz="1"/>
+              <w:right w:val="single" w:color="CCCCCC" w:sz="1"/>
+            </w:tcBorders>
+            <w:tcMar>
+              <w:top w:type="dxa" w:w="80"/>
+              <w:left w:type="dxa" w:w="120"/>
+              <w:bottom w:type="dxa" w:w="80"/>
+              <w:right w:type="dxa" w:w="120"/>
+            </w:tcMar>
+          </w:tcPr>
+          <w:p>
+            <w:r>
+              <w:rPr>
+                <w:rFonts w:ascii="Arial" w:cs="Arial" w:eastAsia="Arial" w:hAnsi="Arial"/>
+                <w:sz w:val="18"/>
+                <w:szCs w:val="18"/>
+              </w:rPr>
+              <w:t xml:space="preserve">2pm–9pm (daily)</w:t>
+            </w:r>
+          </w:p>
+        </w:tc>
+      </w:tr>
+      <w:tr>
+        <w:tc>
+          <w:tcPr>
+            <w:tcW w:type="dxa" w:w="1800"/>
+            <w:tcBorders>
+              <w:top w:val="single" w:color="CCCCCC" w:sz="1"/>
+              <w:left w:val="single" w:color="CCCCCC" w:sz="1"/>
+              <w:bottom w:val="single" w:color="CCCCCC" w:sz="1"/>
+              <w:right w:val="single" w:color="CCCCCC" w:sz="1"/>
+            </w:tcBorders>
+            <w:shd w:fill="F2F3F4" w:val="clear"/>
+            <w:tcMar>
+              <w:top w:type="dxa" w:w="80"/>
+              <w:left w:type="dxa" w:w="120"/>
+              <w:bottom w:type="dxa" w:w="80"/>
+              <w:right w:type="dxa" w:w="120"/>
+            </w:tcMar>
+          </w:tcPr>
+          <w:p>
+            <w:r>
+              <w:rPr>
+                <w:rFonts w:ascii="Arial" w:cs="Arial" w:eastAsia="Arial" w:hAnsi="Arial"/>
+                <w:b/>
+                <w:bCs/>
+                <w:sz w:val="18"/>
+                <w:szCs w:val="18"/>
+              </w:rPr>
+              <w:t xml:space="preserve">Notes</w:t>
+            </w:r>
+          </w:p>
+        </w:tc>
+        <w:tc>
+          <w:tcPr>
+            <w:tcW w:type="dxa" w:w="7560"/>
+            <w:tcBorders>
+              <w:top w:val="single" w:color="CCCCCC" w:sz="1"/>
+              <w:left w:val="single" w:color="CCCCCC" w:sz="1"/>
+              <w:bottom w:val="single" w:color="CCCCCC" w:sz="1"/>
+              <w:right w:val="single" w:color="CCCCCC" w:sz="1"/>
+            </w:tcBorders>
+            <w:tcMar>
+              <w:top w:type="dxa" w:w="80"/>
+              <w:left w:type="dxa" w:w="120"/>
+              <w:bottom w:type="dxa" w:w="80"/>
+              <w:right w:type="dxa" w:w="120"/>
+            </w:tcMar>
+          </w:tcPr>
+          <w:p>
+            <w:r>
+              <w:rPr>
+                <w:rFonts w:ascii="Arial" w:cs="Arial" w:eastAsia="Arial" w:hAnsi="Arial"/>
+                <w:sz w:val="18"/>
+                <w:szCs w:val="18"/>
+              </w:rPr>
+              <w:t xml:space="preserve">Regular spot at Lucky Marathon Gas Station. Posts daily availability.</w:t>
+            </w:r>
+          </w:p>
+        </w:tc>
+      </w:tr>
+    </w:tbl>
+    <w:p>
+      <w:pPr>
+        <w:pStyle w:val="Heading2"/>
+        <w:pBdr>
+          <w:bottom w:val="single" w:color="1B4F72" w:sz="4"/>
+        </w:pBdr>
+        <w:spacing w:after="60" w:before="320"/>
+      </w:pPr>
+      <w:r>
+        <w:rPr>
+          <w:rFonts w:ascii="Arial" w:cs="Arial" w:eastAsia="Arial" w:hAnsi="Arial"/>
+          <w:b/>
+          <w:bCs/>
+          <w:color w:val="1B4F72"/>
+          <w:sz w:val="26"/>
+          <w:szCs w:val="26"/>
+        </w:rPr>
+        <w:t xml:space="preserve">Fork In the Road</w:t>
+      </w:r>
+    </w:p>
+    <w:tbl>
+      <w:tblPr>
+        <w:tblW w:type="dxa" w:w="9360"/>
+        <w:tblBorders>
+          <w:top w:val="single" w:color="auto" w:sz="4"/>
+          <w:left w:val="single" w:color="auto" w:sz="4"/>
+          <w:bottom w:val="single" w:color="auto" w:sz="4"/>
+          <w:right w:val="single" w:color="auto" w:sz="4"/>
+          <w:insideH w:val="single" w:color="auto" w:sz="4"/>
+          <w:insideV w:val="single" w:color="auto" w:sz="4"/>
+        </w:tblBorders>
+      </w:tblPr>
+      <w:tblGrid>
+        <w:gridCol w:w="1800"/>
+        <w:gridCol w:w="7560"/>
+      </w:tblGrid>
+      <w:tr>
+        <w:tc>
+          <w:tcPr>
+            <w:tcW w:type="dxa" w:w="1800"/>
+            <w:tcBorders>
+              <w:top w:val="single" w:color="CCCCCC" w:sz="1"/>
+              <w:left w:val="single" w:color="CCCCCC" w:sz="1"/>
+              <w:bottom w:val="single" w:color="CCCCCC" w:sz="1"/>
+              <w:right w:val="single" w:color="CCCCCC" w:sz="1"/>
+            </w:tcBorders>
+            <w:shd w:fill="F2F3F4" w:val="clear"/>
+            <w:tcMar>
+              <w:top w:type="dxa" w:w="80"/>
+              <w:left w:type="dxa" w:w="120"/>
+              <w:bottom w:type="dxa" w:w="80"/>
+              <w:right w:type="dxa" w:w="120"/>
+            </w:tcMar>
+          </w:tcPr>
+          <w:p>
+            <w:r>
+              <w:rPr>
+                <w:rFonts w:ascii="Arial" w:cs="Arial" w:eastAsia="Arial" w:hAnsi="Arial"/>
+                <w:b/>
+                <w:bCs/>
+                <w:sz w:val="18"/>
+                <w:szCs w:val="18"/>
+              </w:rPr>
+              <w:t xml:space="preserve">Source</w:t>
+            </w:r>
+          </w:p>
+        </w:tc>
+        <w:tc>
+          <w:tcPr>
+            <w:tcW w:type="dxa" w:w="7560"/>
+            <w:tcBorders>
+              <w:top w:val="single" w:color="CCCCCC" w:sz="1"/>
+              <w:left w:val="single" w:color="CCCCCC" w:sz="1"/>
+              <w:bottom w:val="single" w:color="CCCCCC" w:sz="1"/>
+              <w:right w:val="single" w:color="CCCCCC" w:sz="1"/>
+            </w:tcBorders>
+            <w:tcMar>
+              <w:top w:type="dxa" w:w="80"/>
+              <w:left w:type="dxa" w:w="120"/>
+              <w:bottom w:type="dxa" w:w="80"/>
+              <w:right w:type="dxa" w:w="120"/>
+            </w:tcMar>
+          </w:tcPr>
+          <w:p>
+            <w:r>
+              <w:rPr>
+                <w:rFonts w:ascii="Arial" w:cs="Arial" w:eastAsia="Arial" w:hAnsi="Arial"/>
+                <w:sz w:val="18"/>
+                <w:szCs w:val="18"/>
+              </w:rPr>
+              <w:t xml:space="preserve">SWFL Food Truck Depot</w:t>
+            </w:r>
+          </w:p>
+        </w:tc>
+      </w:tr>
+      <w:tr>
+        <w:tc>
+          <w:tcPr>
+            <w:tcW w:type="dxa" w:w="1800"/>
+            <w:tcBorders>
+              <w:top w:val="single" w:color="CCCCCC" w:sz="1"/>
+              <w:left w:val="single" w:color="CCCCCC" w:sz="1"/>
+              <w:bottom w:val="single" w:color="CCCCCC" w:sz="1"/>
+              <w:right w:val="single" w:color="CCCCCC" w:sz="1"/>
+            </w:tcBorders>
+            <w:shd w:fill="F2F3F4" w:val="clear"/>
+            <w:tcMar>
+              <w:top w:type="dxa" w:w="80"/>
+              <w:left w:type="dxa" w:w="120"/>
+              <w:bottom w:type="dxa" w:w="80"/>
+              <w:right w:type="dxa" w:w="120"/>
+            </w:tcMar>
+          </w:tcPr>
+          <w:p>
+            <w:r>
+              <w:rPr>
+                <w:rFonts w:ascii="Arial" w:cs="Arial" w:eastAsia="Arial" w:hAnsi="Arial"/>
+                <w:b/>
+                <w:bCs/>
+                <w:sz w:val="18"/>
+                <w:szCs w:val="18"/>
+              </w:rPr>
+              <w:t xml:space="preserve">Facebook</w:t>
+            </w:r>
+          </w:p>
+        </w:tc>
+        <w:tc>
+          <w:tcPr>
+            <w:tcW w:type="dxa" w:w="7560"/>
+            <w:tcBorders>
+              <w:top w:val="single" w:color="CCCCCC" w:sz="1"/>
+              <w:left w:val="single" w:color="CCCCCC" w:sz="1"/>
+              <w:bottom w:val="single" w:color="CCCCCC" w:sz="1"/>
+              <w:right w:val="single" w:color="CCCCCC" w:sz="1"/>
+            </w:tcBorders>
+            <w:tcMar>
+              <w:top w:type="dxa" w:w="80"/>
+              <w:left w:type="dxa" w:w="120"/>
+              <w:bottom w:type="dxa" w:w="80"/>
+              <w:right w:type="dxa" w:w="120"/>
+            </w:tcMar>
+          </w:tcPr>
+          <w:p>
+            <w:r>
+              <w:rPr>
+                <w:rFonts w:ascii="Arial" w:cs="Arial" w:eastAsia="Arial" w:hAnsi="Arial"/>
+                <w:sz w:val="18"/>
+                <w:szCs w:val="18"/>
+              </w:rPr>
+              <w:t xml:space="preserve">Fork In the Road</w:t>
+            </w:r>
+          </w:p>
+        </w:tc>
+      </w:tr>
+      <w:tr>
+        <w:tc>
+          <w:tcPr>
+            <w:tcW w:type="dxa" w:w="1800"/>
+            <w:tcBorders>
+              <w:top w:val="single" w:color="CCCCCC" w:sz="1"/>
+              <w:left w:val="single" w:color="CCCCCC" w:sz="1"/>
+              <w:bottom w:val="single" w:color="CCCCCC" w:sz="1"/>
+              <w:right w:val="single" w:color="CCCCCC" w:sz="1"/>
+            </w:tcBorders>
+            <w:shd w:fill="F2F3F4" w:val="clear"/>
+            <w:tcMar>
+              <w:top w:type="dxa" w:w="80"/>
+              <w:left w:type="dxa" w:w="120"/>
+              <w:bottom w:type="dxa" w:w="80"/>
+              <w:right w:type="dxa" w:w="120"/>
+            </w:tcMar>
+          </w:tcPr>
+          <w:p>
+            <w:r>
+              <w:rPr>
+                <w:rFonts w:ascii="Arial" w:cs="Arial" w:eastAsia="Arial" w:hAnsi="Arial"/>
+                <w:b/>
+                <w:bCs/>
+                <w:sz w:val="18"/>
+                <w:szCs w:val="18"/>
+              </w:rPr>
+              <w:t xml:space="preserve">Location</w:t>
+            </w:r>
+          </w:p>
+        </w:tc>
+        <w:tc>
+          <w:tcPr>
+            <w:tcW w:type="dxa" w:w="7560"/>
+            <w:tcBorders>
+              <w:top w:val="single" w:color="CCCCCC" w:sz="1"/>
+              <w:left w:val="single" w:color="CCCCCC" w:sz="1"/>
+              <w:bottom w:val="single" w:color="CCCCCC" w:sz="1"/>
+              <w:right w:val="single" w:color="CCCCCC" w:sz="1"/>
+            </w:tcBorders>
+            <w:tcMar>
+              <w:top w:type="dxa" w:w="80"/>
+              <w:left w:type="dxa" w:w="120"/>
+              <w:bottom w:type="dxa" w:w="80"/>
+              <w:right w:type="dxa" w:w="120"/>
+            </w:tcMar>
+          </w:tcPr>
+          <w:p>
+            <w:r>
+              <w:rPr>
+                <w:rFonts w:ascii="Arial" w:cs="Arial" w:eastAsia="Arial" w:hAnsi="Arial"/>
+                <w:sz w:val="18"/>
+                <w:szCs w:val="18"/>
+              </w:rPr>
+              <w:t xml:space="preserve">Punta Gorda, FL</w:t>
+            </w:r>
+          </w:p>
+        </w:tc>
+      </w:tr>
+      <w:tr>
+        <w:tc>
+          <w:tcPr>
+            <w:tcW w:type="dxa" w:w="1800"/>
+            <w:tcBorders>
+              <w:top w:val="single" w:color="CCCCCC" w:sz="1"/>
+              <w:left w:val="single" w:color="CCCCCC" w:sz="1"/>
+              <w:bottom w:val="single" w:color="CCCCCC" w:sz="1"/>
+              <w:right w:val="single" w:color="CCCCCC" w:sz="1"/>
+            </w:tcBorders>
+            <w:shd w:fill="F2F3F4" w:val="clear"/>
+            <w:tcMar>
+              <w:top w:type="dxa" w:w="80"/>
+              <w:left w:type="dxa" w:w="120"/>
+              <w:bottom w:type="dxa" w:w="80"/>
+              <w:right w:type="dxa" w:w="120"/>
+            </w:tcMar>
+          </w:tcPr>
+          <w:p>
+            <w:r>
+              <w:rPr>
+                <w:rFonts w:ascii="Arial" w:cs="Arial" w:eastAsia="Arial" w:hAnsi="Arial"/>
+                <w:b/>
+                <w:bCs/>
+                <w:sz w:val="18"/>
+                <w:szCs w:val="18"/>
+              </w:rPr>
+              <w:t xml:space="preserve">Cuisine / Type</w:t>
+            </w:r>
+          </w:p>
+        </w:tc>
+        <w:tc>
+          <w:tcPr>
+            <w:tcW w:type="dxa" w:w="7560"/>
+            <w:tcBorders>
+              <w:top w:val="single" w:color="CCCCCC" w:sz="1"/>
+              <w:left w:val="single" w:color="CCCCCC" w:sz="1"/>
+              <w:bottom w:val="single" w:color="CCCCCC" w:sz="1"/>
+              <w:right w:val="single" w:color="CCCCCC" w:sz="1"/>
+            </w:tcBorders>
+            <w:tcMar>
+              <w:top w:type="dxa" w:w="80"/>
+              <w:left w:type="dxa" w:w="120"/>
+              <w:bottom w:type="dxa" w:w="80"/>
+              <w:right w:type="dxa" w:w="120"/>
+            </w:tcMar>
+          </w:tcPr>
+          <w:p>
+            <w:r>
+              <w:rPr>
+                <w:rFonts w:ascii="Arial" w:cs="Arial" w:eastAsia="Arial" w:hAnsi="Arial"/>
+                <w:sz w:val="18"/>
+                <w:szCs w:val="18"/>
+              </w:rPr>
+              <w:t xml:space="preserve">Diverse — rice bowls, Hawaiian pork bowl, loaded smash potatoes, quesadillas, pizza rolls, empanadas</w:t>
+            </w:r>
+          </w:p>
+        </w:tc>
+      </w:tr>
+      <w:tr>
+        <w:tc>
+          <w:tcPr>
+            <w:tcW w:type="dxa" w:w="1800"/>
+            <w:tcBorders>
+              <w:top w:val="single" w:color="CCCCCC" w:sz="1"/>
+              <w:left w:val="single" w:color="CCCCCC" w:sz="1"/>
+              <w:bottom w:val="single" w:color="CCCCCC" w:sz="1"/>
+              <w:right w:val="single" w:color="CCCCCC" w:sz="1"/>
+            </w:tcBorders>
+            <w:shd w:fill="F2F3F4" w:val="clear"/>
+            <w:tcMar>
+              <w:top w:type="dxa" w:w="80"/>
+              <w:left w:type="dxa" w:w="120"/>
+              <w:bottom w:type="dxa" w:w="80"/>
+              <w:right w:type="dxa" w:w="120"/>
+            </w:tcMar>
+          </w:tcPr>
+          <w:p>
+            <w:r>
+              <w:rPr>
+                <w:rFonts w:ascii="Arial" w:cs="Arial" w:eastAsia="Arial" w:hAnsi="Arial"/>
+                <w:b/>
+                <w:bCs/>
+                <w:sz w:val="18"/>
+                <w:szCs w:val="18"/>
+              </w:rPr>
+              <w:t xml:space="preserve">Notes</w:t>
+            </w:r>
+          </w:p>
+        </w:tc>
+        <w:tc>
+          <w:tcPr>
+            <w:tcW w:type="dxa" w:w="7560"/>
+            <w:tcBorders>
+              <w:top w:val="single" w:color="CCCCCC" w:sz="1"/>
+              <w:left w:val="single" w:color="CCCCCC" w:sz="1"/>
+              <w:bottom w:val="single" w:color="CCCCCC" w:sz="1"/>
+              <w:right w:val="single" w:color="CCCCCC" w:sz="1"/>
+            </w:tcBorders>
+            <w:tcMar>
+              <w:top w:type="dxa" w:w="80"/>
+              <w:left w:type="dxa" w:w="120"/>
+              <w:bottom w:type="dxa" w:w="80"/>
+              <w:right w:type="dxa" w:w="120"/>
+            </w:tcMar>
+          </w:tcPr>
+          <w:p>
+            <w:r>
+              <w:rPr>
+                <w:rFonts w:ascii="Arial" w:cs="Arial" w:eastAsia="Arial" w:hAnsi="Arial"/>
+                <w:sz w:val="18"/>
+                <w:szCs w:val="18"/>
+              </w:rPr>
+              <w:t xml:space="preserve">Regular at Punta Gorda Elks Lodge #2606 (afternoons 3–7PM). Active Facebook presence.</w:t>
+            </w:r>
+          </w:p>
+        </w:tc>
+      </w:tr>
+    </w:tbl>
+    <w:p>
+      <w:pPr>
+        <w:pStyle w:val="Heading2"/>
+        <w:pBdr>
+          <w:bottom w:val="single" w:color="1B4F72" w:sz="4"/>
+        </w:pBdr>
+        <w:spacing w:after="60" w:before="320"/>
+      </w:pPr>
+      <w:r>
+        <w:rPr>
+          <w:rFonts w:ascii="Arial" w:cs="Arial" w:eastAsia="Arial" w:hAnsi="Arial"/>
+          <w:b/>
+          <w:bCs/>
+          <w:color w:val="1B4F72"/>
+          <w:sz w:val="26"/>
+          <w:szCs w:val="26"/>
+        </w:rPr>
+        <w:t xml:space="preserve">Roxy's Jamaican Cuisine</w:t>
+      </w:r>
+    </w:p>
+    <w:tbl>
+      <w:tblPr>
+        <w:tblW w:type="dxa" w:w="9360"/>
+        <w:tblBorders>
+          <w:top w:val="single" w:color="auto" w:sz="4"/>
+          <w:left w:val="single" w:color="auto" w:sz="4"/>
+          <w:bottom w:val="single" w:color="auto" w:sz="4"/>
+          <w:right w:val="single" w:color="auto" w:sz="4"/>
+          <w:insideH w:val="single" w:color="auto" w:sz="4"/>
+          <w:insideV w:val="single" w:color="auto" w:sz="4"/>
+        </w:tblBorders>
+      </w:tblPr>
+      <w:tblGrid>
+        <w:gridCol w:w="1800"/>
+        <w:gridCol w:w="7560"/>
+      </w:tblGrid>
+      <w:tr>
+        <w:tc>
+          <w:tcPr>
+            <w:tcW w:type="dxa" w:w="1800"/>
+            <w:tcBorders>
+              <w:top w:val="single" w:color="CCCCCC" w:sz="1"/>
+              <w:left w:val="single" w:color="CCCCCC" w:sz="1"/>
+              <w:bottom w:val="single" w:color="CCCCCC" w:sz="1"/>
+              <w:right w:val="single" w:color="CCCCCC" w:sz="1"/>
+            </w:tcBorders>
+            <w:shd w:fill="F2F3F4" w:val="clear"/>
+            <w:tcMar>
+              <w:top w:type="dxa" w:w="80"/>
+              <w:left w:type="dxa" w:w="120"/>
+              <w:bottom w:type="dxa" w:w="80"/>
+              <w:right w:type="dxa" w:w="120"/>
+            </w:tcMar>
+          </w:tcPr>
+          <w:p>
+            <w:r>
+              <w:rPr>
+                <w:rFonts w:ascii="Arial" w:cs="Arial" w:eastAsia="Arial" w:hAnsi="Arial"/>
+                <w:b/>
+                <w:bCs/>
+                <w:sz w:val="18"/>
+                <w:szCs w:val="18"/>
+              </w:rPr>
+              <w:t xml:space="preserve">Source</w:t>
+            </w:r>
+          </w:p>
+        </w:tc>
+        <w:tc>
+          <w:tcPr>
+            <w:tcW w:type="dxa" w:w="7560"/>
+            <w:tcBorders>
+              <w:top w:val="single" w:color="CCCCCC" w:sz="1"/>
+              <w:left w:val="single" w:color="CCCCCC" w:sz="1"/>
+              <w:bottom w:val="single" w:color="CCCCCC" w:sz="1"/>
+              <w:right w:val="single" w:color="CCCCCC" w:sz="1"/>
+            </w:tcBorders>
+            <w:tcMar>
+              <w:top w:type="dxa" w:w="80"/>
+              <w:left w:type="dxa" w:w="120"/>
+              <w:bottom w:type="dxa" w:w="80"/>
+              <w:right w:type="dxa" w:w="120"/>
+            </w:tcMar>
+          </w:tcPr>
+          <w:p>
+            <w:r>
+              <w:rPr>
+                <w:rFonts w:ascii="Arial" w:cs="Arial" w:eastAsia="Arial" w:hAnsi="Arial"/>
+                <w:sz w:val="18"/>
+                <w:szCs w:val="18"/>
+              </w:rPr>
+              <w:t xml:space="preserve">SWFL Food Truck Depot</w:t>
+            </w:r>
+          </w:p>
+        </w:tc>
+      </w:tr>
+      <w:tr>
+        <w:tc>
+          <w:tcPr>
+            <w:tcW w:type="dxa" w:w="1800"/>
+            <w:tcBorders>
+              <w:top w:val="single" w:color="CCCCCC" w:sz="1"/>
+              <w:left w:val="single" w:color="CCCCCC" w:sz="1"/>
+              <w:bottom w:val="single" w:color="CCCCCC" w:sz="1"/>
+              <w:right w:val="single" w:color="CCCCCC" w:sz="1"/>
+            </w:tcBorders>
+            <w:shd w:fill="F2F3F4" w:val="clear"/>
+            <w:tcMar>
+              <w:top w:type="dxa" w:w="80"/>
+              <w:left w:type="dxa" w:w="120"/>
+              <w:bottom w:type="dxa" w:w="80"/>
+              <w:right w:type="dxa" w:w="120"/>
+            </w:tcMar>
+          </w:tcPr>
+          <w:p>
+            <w:r>
+              <w:rPr>
+                <w:rFonts w:ascii="Arial" w:cs="Arial" w:eastAsia="Arial" w:hAnsi="Arial"/>
+                <w:b/>
+                <w:bCs/>
+                <w:sz w:val="18"/>
+                <w:szCs w:val="18"/>
+              </w:rPr>
+              <w:t xml:space="preserve">Facebook</w:t>
+            </w:r>
+          </w:p>
+        </w:tc>
+        <w:tc>
+          <w:tcPr>
+            <w:tcW w:type="dxa" w:w="7560"/>
+            <w:tcBorders>
+              <w:top w:val="single" w:color="CCCCCC" w:sz="1"/>
+              <w:left w:val="single" w:color="CCCCCC" w:sz="1"/>
+              <w:bottom w:val="single" w:color="CCCCCC" w:sz="1"/>
+              <w:right w:val="single" w:color="CCCCCC" w:sz="1"/>
+            </w:tcBorders>
+            <w:tcMar>
+              <w:top w:type="dxa" w:w="80"/>
+              <w:left w:type="dxa" w:w="120"/>
+              <w:bottom w:type="dxa" w:w="80"/>
+              <w:right w:type="dxa" w:w="120"/>
+            </w:tcMar>
+          </w:tcPr>
+          <w:p>
+            <w:r>
+              <w:rPr>
+                <w:rFonts w:ascii="Arial" w:cs="Arial" w:eastAsia="Arial" w:hAnsi="Arial"/>
+                <w:sz w:val="18"/>
+                <w:szCs w:val="18"/>
+              </w:rPr>
+              <w:t xml:space="preserve">Roxy's Jamaican Cuisine</w:t>
+            </w:r>
+          </w:p>
+        </w:tc>
+      </w:tr>
+      <w:tr>
+        <w:tc>
+          <w:tcPr>
+            <w:tcW w:type="dxa" w:w="1800"/>
+            <w:tcBorders>
+              <w:top w:val="single" w:color="CCCCCC" w:sz="1"/>
+              <w:left w:val="single" w:color="CCCCCC" w:sz="1"/>
+              <w:bottom w:val="single" w:color="CCCCCC" w:sz="1"/>
+              <w:right w:val="single" w:color="CCCCCC" w:sz="1"/>
+            </w:tcBorders>
+            <w:shd w:fill="F2F3F4" w:val="clear"/>
+            <w:tcMar>
+              <w:top w:type="dxa" w:w="80"/>
+              <w:left w:type="dxa" w:w="120"/>
+              <w:bottom w:type="dxa" w:w="80"/>
+              <w:right w:type="dxa" w:w="120"/>
+            </w:tcMar>
+          </w:tcPr>
+          <w:p>
+            <w:r>
+              <w:rPr>
+                <w:rFonts w:ascii="Arial" w:cs="Arial" w:eastAsia="Arial" w:hAnsi="Arial"/>
+                <w:b/>
+                <w:bCs/>
+                <w:sz w:val="18"/>
+                <w:szCs w:val="18"/>
+              </w:rPr>
+              <w:t xml:space="preserve">Location</w:t>
+            </w:r>
+          </w:p>
+        </w:tc>
+        <w:tc>
+          <w:tcPr>
+            <w:tcW w:type="dxa" w:w="7560"/>
+            <w:tcBorders>
+              <w:top w:val="single" w:color="CCCCCC" w:sz="1"/>
+              <w:left w:val="single" w:color="CCCCCC" w:sz="1"/>
+              <w:bottom w:val="single" w:color="CCCCCC" w:sz="1"/>
+              <w:right w:val="single" w:color="CCCCCC" w:sz="1"/>
+            </w:tcBorders>
+            <w:tcMar>
+              <w:top w:type="dxa" w:w="80"/>
+              <w:left w:type="dxa" w:w="120"/>
+              <w:bottom w:type="dxa" w:w="80"/>
+              <w:right w:type="dxa" w:w="120"/>
+            </w:tcMar>
+          </w:tcPr>
+          <w:p>
+            <w:r>
+              <w:rPr>
+                <w:rFonts w:ascii="Arial" w:cs="Arial" w:eastAsia="Arial" w:hAnsi="Arial"/>
+                <w:sz w:val="18"/>
+                <w:szCs w:val="18"/>
+              </w:rPr>
+              <w:t xml:space="preserve">Fort Myers, FL</w:t>
+            </w:r>
+          </w:p>
+        </w:tc>
+      </w:tr>
+      <w:tr>
+        <w:tc>
+          <w:tcPr>
+            <w:tcW w:type="dxa" w:w="1800"/>
+            <w:tcBorders>
+              <w:top w:val="single" w:color="CCCCCC" w:sz="1"/>
+              <w:left w:val="single" w:color="CCCCCC" w:sz="1"/>
+              <w:bottom w:val="single" w:color="CCCCCC" w:sz="1"/>
+              <w:right w:val="single" w:color="CCCCCC" w:sz="1"/>
+            </w:tcBorders>
+            <w:shd w:fill="F2F3F4" w:val="clear"/>
+            <w:tcMar>
+              <w:top w:type="dxa" w:w="80"/>
+              <w:left w:type="dxa" w:w="120"/>
+              <w:bottom w:type="dxa" w:w="80"/>
+              <w:right w:type="dxa" w:w="120"/>
+            </w:tcMar>
+          </w:tcPr>
+          <w:p>
+            <w:r>
+              <w:rPr>
+                <w:rFonts w:ascii="Arial" w:cs="Arial" w:eastAsia="Arial" w:hAnsi="Arial"/>
+                <w:b/>
+                <w:bCs/>
+                <w:sz w:val="18"/>
+                <w:szCs w:val="18"/>
+              </w:rPr>
+              <w:t xml:space="preserve">Cuisine / Type</w:t>
+            </w:r>
+          </w:p>
+        </w:tc>
+        <w:tc>
+          <w:tcPr>
+            <w:tcW w:type="dxa" w:w="7560"/>
+            <w:tcBorders>
+              <w:top w:val="single" w:color="CCCCCC" w:sz="1"/>
+              <w:left w:val="single" w:color="CCCCCC" w:sz="1"/>
+              <w:bottom w:val="single" w:color="CCCCCC" w:sz="1"/>
+              <w:right w:val="single" w:color="CCCCCC" w:sz="1"/>
+            </w:tcBorders>
+            <w:tcMar>
+              <w:top w:type="dxa" w:w="80"/>
+              <w:left w:type="dxa" w:w="120"/>
+              <w:bottom w:type="dxa" w:w="80"/>
+              <w:right w:type="dxa" w:w="120"/>
+            </w:tcMar>
+          </w:tcPr>
+          <w:p>
+            <w:r>
+              <w:rPr>
+                <w:rFonts w:ascii="Arial" w:cs="Arial" w:eastAsia="Arial" w:hAnsi="Arial"/>
+                <w:sz w:val="18"/>
+                <w:szCs w:val="18"/>
+              </w:rPr>
+              <w:t xml:space="preserve">Jamaican</w:t>
+            </w:r>
+          </w:p>
+        </w:tc>
+      </w:tr>
+      <w:tr>
+        <w:tc>
+          <w:tcPr>
+            <w:tcW w:type="dxa" w:w="1800"/>
+            <w:tcBorders>
+              <w:top w:val="single" w:color="CCCCCC" w:sz="1"/>
+              <w:left w:val="single" w:color="CCCCCC" w:sz="1"/>
+              <w:bottom w:val="single" w:color="CCCCCC" w:sz="1"/>
+              <w:right w:val="single" w:color="CCCCCC" w:sz="1"/>
+            </w:tcBorders>
+            <w:shd w:fill="F2F3F4" w:val="clear"/>
+            <w:tcMar>
+              <w:top w:type="dxa" w:w="80"/>
+              <w:left w:type="dxa" w:w="120"/>
+              <w:bottom w:type="dxa" w:w="80"/>
+              <w:right w:type="dxa" w:w="120"/>
+            </w:tcMar>
+          </w:tcPr>
+          <w:p>
+            <w:r>
+              <w:rPr>
+                <w:rFonts w:ascii="Arial" w:cs="Arial" w:eastAsia="Arial" w:hAnsi="Arial"/>
+                <w:b/>
+                <w:bCs/>
+                <w:sz w:val="18"/>
+                <w:szCs w:val="18"/>
+              </w:rPr>
+              <w:t xml:space="preserve">Notes</w:t>
+            </w:r>
+          </w:p>
+        </w:tc>
+        <w:tc>
+          <w:tcPr>
+            <w:tcW w:type="dxa" w:w="7560"/>
+            <w:tcBorders>
+              <w:top w:val="single" w:color="CCCCCC" w:sz="1"/>
+              <w:left w:val="single" w:color="CCCCCC" w:sz="1"/>
+              <w:bottom w:val="single" w:color="CCCCCC" w:sz="1"/>
+              <w:right w:val="single" w:color="CCCCCC" w:sz="1"/>
+            </w:tcBorders>
+            <w:tcMar>
+              <w:top w:type="dxa" w:w="80"/>
+              <w:left w:type="dxa" w:w="120"/>
+              <w:bottom w:type="dxa" w:w="80"/>
+              <w:right w:type="dxa" w:w="120"/>
+            </w:tcMar>
+          </w:tcPr>
+          <w:p>
+            <w:r>
+              <w:rPr>
+                <w:rFonts w:ascii="Arial" w:cs="Arial" w:eastAsia="Arial" w:hAnsi="Arial"/>
+                <w:sz w:val="18"/>
+                <w:szCs w:val="18"/>
+              </w:rPr>
+              <w:t xml:space="preserve">Active at Lee Memorial Hospital (2776 Cleveland Ave) Easter Sunday April 5, lunch slot.</w:t>
+            </w:r>
+          </w:p>
+        </w:tc>
+      </w:tr>
+    </w:tbl>
+    <w:p>
+      <w:pPr>
+        <w:pStyle w:val="Heading2"/>
+        <w:pBdr>
+          <w:bottom w:val="single" w:color="1B4F72" w:sz="4"/>
+        </w:pBdr>
+        <w:spacing w:after="60" w:before="320"/>
+      </w:pPr>
+      <w:r>
+        <w:rPr>
+          <w:rFonts w:ascii="Arial" w:cs="Arial" w:eastAsia="Arial" w:hAnsi="Arial"/>
+          <w:b/>
+          <w:bCs/>
+          <w:color w:val="1B4F72"/>
+          <w:sz w:val="26"/>
+          <w:szCs w:val="26"/>
+        </w:rPr>
+        <w:t xml:space="preserve">All Fired UP BBQ n Catering</w:t>
+      </w:r>
+    </w:p>
+    <w:tbl>
+      <w:tblPr>
+        <w:tblW w:type="dxa" w:w="9360"/>
+        <w:tblBorders>
+          <w:top w:val="single" w:color="auto" w:sz="4"/>
+          <w:left w:val="single" w:color="auto" w:sz="4"/>
+          <w:bottom w:val="single" w:color="auto" w:sz="4"/>
+          <w:right w:val="single" w:color="auto" w:sz="4"/>
+          <w:insideH w:val="single" w:color="auto" w:sz="4"/>
+          <w:insideV w:val="single" w:color="auto" w:sz="4"/>
+        </w:tblBorders>
+      </w:tblPr>
+      <w:tblGrid>
+        <w:gridCol w:w="1800"/>
+        <w:gridCol w:w="7560"/>
+      </w:tblGrid>
+      <w:tr>
+        <w:tc>
+          <w:tcPr>
+            <w:tcW w:type="dxa" w:w="1800"/>
+            <w:tcBorders>
+              <w:top w:val="single" w:color="CCCCCC" w:sz="1"/>
+              <w:left w:val="single" w:color="CCCCCC" w:sz="1"/>
+              <w:bottom w:val="single" w:color="CCCCCC" w:sz="1"/>
+              <w:right w:val="single" w:color="CCCCCC" w:sz="1"/>
+            </w:tcBorders>
+            <w:shd w:fill="F2F3F4" w:val="clear"/>
+            <w:tcMar>
+              <w:top w:type="dxa" w:w="80"/>
+              <w:left w:type="dxa" w:w="120"/>
+              <w:bottom w:type="dxa" w:w="80"/>
+              <w:right w:type="dxa" w:w="120"/>
+            </w:tcMar>
+          </w:tcPr>
+          <w:p>
+            <w:r>
+              <w:rPr>
+                <w:rFonts w:ascii="Arial" w:cs="Arial" w:eastAsia="Arial" w:hAnsi="Arial"/>
+                <w:b/>
+                <w:bCs/>
+                <w:sz w:val="18"/>
+                <w:szCs w:val="18"/>
+              </w:rPr>
+              <w:t xml:space="preserve">Source</w:t>
+            </w:r>
+          </w:p>
+        </w:tc>
+        <w:tc>
+          <w:tcPr>
+            <w:tcW w:type="dxa" w:w="7560"/>
+            <w:tcBorders>
+              <w:top w:val="single" w:color="CCCCCC" w:sz="1"/>
+              <w:left w:val="single" w:color="CCCCCC" w:sz="1"/>
+              <w:bottom w:val="single" w:color="CCCCCC" w:sz="1"/>
+              <w:right w:val="single" w:color="CCCCCC" w:sz="1"/>
+            </w:tcBorders>
+            <w:tcMar>
+              <w:top w:type="dxa" w:w="80"/>
+              <w:left w:type="dxa" w:w="120"/>
+              <w:bottom w:type="dxa" w:w="80"/>
+              <w:right w:type="dxa" w:w="120"/>
+            </w:tcMar>
+          </w:tcPr>
+          <w:p>
+            <w:r>
+              <w:rPr>
+                <w:rFonts w:ascii="Arial" w:cs="Arial" w:eastAsia="Arial" w:hAnsi="Arial"/>
+                <w:sz w:val="18"/>
+                <w:szCs w:val="18"/>
+              </w:rPr>
+              <w:t xml:space="preserve">SWFL Food Truck Depot</w:t>
+            </w:r>
+          </w:p>
+        </w:tc>
+      </w:tr>
+      <w:tr>
+        <w:tc>
+          <w:tcPr>
+            <w:tcW w:type="dxa" w:w="1800"/>
+            <w:tcBorders>
+              <w:top w:val="single" w:color="CCCCCC" w:sz="1"/>
+              <w:left w:val="single" w:color="CCCCCC" w:sz="1"/>
+              <w:bottom w:val="single" w:color="CCCCCC" w:sz="1"/>
+              <w:right w:val="single" w:color="CCCCCC" w:sz="1"/>
+            </w:tcBorders>
+            <w:shd w:fill="F2F3F4" w:val="clear"/>
+            <w:tcMar>
+              <w:top w:type="dxa" w:w="80"/>
+              <w:left w:type="dxa" w:w="120"/>
+              <w:bottom w:type="dxa" w:w="80"/>
+              <w:right w:type="dxa" w:w="120"/>
+            </w:tcMar>
+          </w:tcPr>
+          <w:p>
+            <w:r>
+              <w:rPr>
+                <w:rFonts w:ascii="Arial" w:cs="Arial" w:eastAsia="Arial" w:hAnsi="Arial"/>
+                <w:b/>
+                <w:bCs/>
+                <w:sz w:val="18"/>
+                <w:szCs w:val="18"/>
+              </w:rPr>
+              <w:t xml:space="preserve">Facebook</w:t>
+            </w:r>
+          </w:p>
+        </w:tc>
+        <w:tc>
+          <w:tcPr>
+            <w:tcW w:type="dxa" w:w="7560"/>
+            <w:tcBorders>
+              <w:top w:val="single" w:color="CCCCCC" w:sz="1"/>
+              <w:left w:val="single" w:color="CCCCCC" w:sz="1"/>
+              <w:bottom w:val="single" w:color="CCCCCC" w:sz="1"/>
+              <w:right w:val="single" w:color="CCCCCC" w:sz="1"/>
+            </w:tcBorders>
+            <w:tcMar>
+              <w:top w:type="dxa" w:w="80"/>
+              <w:left w:type="dxa" w:w="120"/>
+              <w:bottom w:type="dxa" w:w="80"/>
+              <w:right w:type="dxa" w:w="120"/>
+            </w:tcMar>
+          </w:tcPr>
+          <w:p>
+            <w:r>
+              <w:rPr>
+                <w:rFonts w:ascii="Arial" w:cs="Arial" w:eastAsia="Arial" w:hAnsi="Arial"/>
+                <w:sz w:val="18"/>
+                <w:szCs w:val="18"/>
+              </w:rPr>
+              <w:t xml:space="preserve">All Fired UP BBQ n Catering</w:t>
+            </w:r>
+          </w:p>
+        </w:tc>
+      </w:tr>
+      <w:tr>
+        <w:tc>
+          <w:tcPr>
+            <w:tcW w:type="dxa" w:w="1800"/>
+            <w:tcBorders>
+              <w:top w:val="single" w:color="CCCCCC" w:sz="1"/>
+              <w:left w:val="single" w:color="CCCCCC" w:sz="1"/>
+              <w:bottom w:val="single" w:color="CCCCCC" w:sz="1"/>
+              <w:right w:val="single" w:color="CCCCCC" w:sz="1"/>
+            </w:tcBorders>
+            <w:shd w:fill="F2F3F4" w:val="clear"/>
+            <w:tcMar>
+              <w:top w:type="dxa" w:w="80"/>
+              <w:left w:type="dxa" w:w="120"/>
+              <w:bottom w:type="dxa" w:w="80"/>
+              <w:right w:type="dxa" w:w="120"/>
+            </w:tcMar>
+          </w:tcPr>
+          <w:p>
+            <w:r>
+              <w:rPr>
+                <w:rFonts w:ascii="Arial" w:cs="Arial" w:eastAsia="Arial" w:hAnsi="Arial"/>
+                <w:b/>
+                <w:bCs/>
+                <w:sz w:val="18"/>
+                <w:szCs w:val="18"/>
+              </w:rPr>
+              <w:t xml:space="preserve">Location</w:t>
+            </w:r>
+          </w:p>
+        </w:tc>
+        <w:tc>
+          <w:tcPr>
+            <w:tcW w:type="dxa" w:w="7560"/>
+            <w:tcBorders>
+              <w:top w:val="single" w:color="CCCCCC" w:sz="1"/>
+              <w:left w:val="single" w:color="CCCCCC" w:sz="1"/>
+              <w:bottom w:val="single" w:color="CCCCCC" w:sz="1"/>
+              <w:right w:val="single" w:color="CCCCCC" w:sz="1"/>
+            </w:tcBorders>
+            <w:tcMar>
+              <w:top w:type="dxa" w:w="80"/>
+              <w:left w:type="dxa" w:w="120"/>
+              <w:bottom w:type="dxa" w:w="80"/>
+              <w:right w:type="dxa" w:w="120"/>
+            </w:tcMar>
+          </w:tcPr>
+          <w:p>
+            <w:r>
+              <w:rPr>
+                <w:rFonts w:ascii="Arial" w:cs="Arial" w:eastAsia="Arial" w:hAnsi="Arial"/>
+                <w:sz w:val="18"/>
+                <w:szCs w:val="18"/>
+              </w:rPr>
+              <w:t xml:space="preserve">SWFL</w:t>
+            </w:r>
+          </w:p>
+        </w:tc>
+      </w:tr>
+      <w:tr>
+        <w:tc>
+          <w:tcPr>
+            <w:tcW w:type="dxa" w:w="1800"/>
+            <w:tcBorders>
+              <w:top w:val="single" w:color="CCCCCC" w:sz="1"/>
+              <w:left w:val="single" w:color="CCCCCC" w:sz="1"/>
+              <w:bottom w:val="single" w:color="CCCCCC" w:sz="1"/>
+              <w:right w:val="single" w:color="CCCCCC" w:sz="1"/>
+            </w:tcBorders>
+            <w:shd w:fill="F2F3F4" w:val="clear"/>
+            <w:tcMar>
+              <w:top w:type="dxa" w:w="80"/>
+              <w:left w:type="dxa" w:w="120"/>
+              <w:bottom w:type="dxa" w:w="80"/>
+              <w:right w:type="dxa" w:w="120"/>
+            </w:tcMar>
+          </w:tcPr>
+          <w:p>
+            <w:r>
+              <w:rPr>
+                <w:rFonts w:ascii="Arial" w:cs="Arial" w:eastAsia="Arial" w:hAnsi="Arial"/>
+                <w:b/>
+                <w:bCs/>
+                <w:sz w:val="18"/>
+                <w:szCs w:val="18"/>
+              </w:rPr>
+              <w:t xml:space="preserve">Cuisine / Type</w:t>
+            </w:r>
+          </w:p>
+        </w:tc>
+        <w:tc>
+          <w:tcPr>
+            <w:tcW w:type="dxa" w:w="7560"/>
+            <w:tcBorders>
+              <w:top w:val="single" w:color="CCCCCC" w:sz="1"/>
+              <w:left w:val="single" w:color="CCCCCC" w:sz="1"/>
+              <w:bottom w:val="single" w:color="CCCCCC" w:sz="1"/>
+              <w:right w:val="single" w:color="CCCCCC" w:sz="1"/>
+            </w:tcBorders>
+            <w:tcMar>
+              <w:top w:type="dxa" w:w="80"/>
+              <w:left w:type="dxa" w:w="120"/>
+              <w:bottom w:type="dxa" w:w="80"/>
+              <w:right w:type="dxa" w:w="120"/>
+            </w:tcMar>
+          </w:tcPr>
+          <w:p>
+            <w:r>
+              <w:rPr>
+                <w:rFonts w:ascii="Arial" w:cs="Arial" w:eastAsia="Arial" w:hAnsi="Arial"/>
+                <w:sz w:val="18"/>
+                <w:szCs w:val="18"/>
+              </w:rPr>
+              <w:t xml:space="preserve">BBQ / catering</w:t>
+            </w:r>
+          </w:p>
+        </w:tc>
+      </w:tr>
+      <w:tr>
+        <w:tc>
+          <w:tcPr>
+            <w:tcW w:type="dxa" w:w="1800"/>
+            <w:tcBorders>
+              <w:top w:val="single" w:color="CCCCCC" w:sz="1"/>
+              <w:left w:val="single" w:color="CCCCCC" w:sz="1"/>
+              <w:bottom w:val="single" w:color="CCCCCC" w:sz="1"/>
+              <w:right w:val="single" w:color="CCCCCC" w:sz="1"/>
+            </w:tcBorders>
+            <w:shd w:fill="F2F3F4" w:val="clear"/>
+            <w:tcMar>
+              <w:top w:type="dxa" w:w="80"/>
+              <w:left w:type="dxa" w:w="120"/>
+              <w:bottom w:type="dxa" w:w="80"/>
+              <w:right w:type="dxa" w:w="120"/>
+            </w:tcMar>
+          </w:tcPr>
+          <w:p>
+            <w:r>
+              <w:rPr>
+                <w:rFonts w:ascii="Arial" w:cs="Arial" w:eastAsia="Arial" w:hAnsi="Arial"/>
+                <w:b/>
+                <w:bCs/>
+                <w:sz w:val="18"/>
+                <w:szCs w:val="18"/>
+              </w:rPr>
+              <w:t xml:space="preserve">Notes</w:t>
+            </w:r>
+          </w:p>
+        </w:tc>
+        <w:tc>
+          <w:tcPr>
+            <w:tcW w:type="dxa" w:w="7560"/>
+            <w:tcBorders>
+              <w:top w:val="single" w:color="CCCCCC" w:sz="1"/>
+              <w:left w:val="single" w:color="CCCCCC" w:sz="1"/>
+              <w:bottom w:val="single" w:color="CCCCCC" w:sz="1"/>
+              <w:right w:val="single" w:color="CCCCCC" w:sz="1"/>
+            </w:tcBorders>
+            <w:tcMar>
+              <w:top w:type="dxa" w:w="80"/>
+              <w:left w:type="dxa" w:w="120"/>
+              <w:bottom w:type="dxa" w:w="80"/>
+              <w:right w:type="dxa" w:w="120"/>
+            </w:tcMar>
+          </w:tcPr>
+          <w:p>
+            <w:r>
+              <w:rPr>
+                <w:rFonts w:ascii="Arial" w:cs="Arial" w:eastAsia="Arial" w:hAnsi="Arial"/>
+                <w:sz w:val="18"/>
+                <w:szCs w:val="18"/>
+              </w:rPr>
+              <w:t xml:space="preserve">Active April 2026. Graduation party season marketing push started Apr 1.</w:t>
+            </w:r>
+          </w:p>
+        </w:tc>
+      </w:tr>
+    </w:tbl>
+    <w:p>
+      <w:pPr>
+        <w:pStyle w:val="Heading2"/>
+        <w:pBdr>
+          <w:bottom w:val="single" w:color="1B4F72" w:sz="4"/>
+        </w:pBdr>
+        <w:spacing w:after="60" w:before="320"/>
+      </w:pPr>
+      <w:r>
+        <w:rPr>
+          <w:rFonts w:ascii="Arial" w:cs="Arial" w:eastAsia="Arial" w:hAnsi="Arial"/>
+          <w:b/>
+          <w:bCs/>
+          <w:color w:val="1B4F72"/>
+          <w:sz w:val="26"/>
+          <w:szCs w:val="26"/>
+        </w:rPr>
+        <w:t xml:space="preserve">Windy City Chowdown</w:t>
+      </w:r>
+    </w:p>
+    <w:tbl>
+      <w:tblPr>
+        <w:tblW w:type="dxa" w:w="9360"/>
+        <w:tblBorders>
+          <w:top w:val="single" w:color="auto" w:sz="4"/>
+          <w:left w:val="single" w:color="auto" w:sz="4"/>
+          <w:bottom w:val="single" w:color="auto" w:sz="4"/>
+          <w:right w:val="single" w:color="auto" w:sz="4"/>
+          <w:insideH w:val="single" w:color="auto" w:sz="4"/>
+          <w:insideV w:val="single" w:color="auto" w:sz="4"/>
+        </w:tblBorders>
+      </w:tblPr>
+      <w:tblGrid>
+        <w:gridCol w:w="1800"/>
+        <w:gridCol w:w="7560"/>
+      </w:tblGrid>
+      <w:tr>
+        <w:tc>
+          <w:tcPr>
+            <w:tcW w:type="dxa" w:w="1800"/>
+            <w:tcBorders>
+              <w:top w:val="single" w:color="CCCCCC" w:sz="1"/>
+              <w:left w:val="single" w:color="CCCCCC" w:sz="1"/>
+              <w:bottom w:val="single" w:color="CCCCCC" w:sz="1"/>
+              <w:right w:val="single" w:color="CCCCCC" w:sz="1"/>
+            </w:tcBorders>
+            <w:shd w:fill="F2F3F4" w:val="clear"/>
+            <w:tcMar>
+              <w:top w:type="dxa" w:w="80"/>
+              <w:left w:type="dxa" w:w="120"/>
+              <w:bottom w:type="dxa" w:w="80"/>
+              <w:right w:type="dxa" w:w="120"/>
+            </w:tcMar>
+          </w:tcPr>
+          <w:p>
+            <w:r>
+              <w:rPr>
+                <w:rFonts w:ascii="Arial" w:cs="Arial" w:eastAsia="Arial" w:hAnsi="Arial"/>
+                <w:b/>
+                <w:bCs/>
+                <w:sz w:val="18"/>
+                <w:szCs w:val="18"/>
+              </w:rPr>
+              <w:t xml:space="preserve">Source</w:t>
+            </w:r>
+          </w:p>
+        </w:tc>
+        <w:tc>
+          <w:tcPr>
+            <w:tcW w:type="dxa" w:w="7560"/>
+            <w:tcBorders>
+              <w:top w:val="single" w:color="CCCCCC" w:sz="1"/>
+              <w:left w:val="single" w:color="CCCCCC" w:sz="1"/>
+              <w:bottom w:val="single" w:color="CCCCCC" w:sz="1"/>
+              <w:right w:val="single" w:color="CCCCCC" w:sz="1"/>
+            </w:tcBorders>
+            <w:tcMar>
+              <w:top w:type="dxa" w:w="80"/>
+              <w:left w:type="dxa" w:w="120"/>
+              <w:bottom w:type="dxa" w:w="80"/>
+              <w:right w:type="dxa" w:w="120"/>
+            </w:tcMar>
+          </w:tcPr>
+          <w:p>
+            <w:r>
+              <w:rPr>
+                <w:rFonts w:ascii="Arial" w:cs="Arial" w:eastAsia="Arial" w:hAnsi="Arial"/>
+                <w:sz w:val="18"/>
+                <w:szCs w:val="18"/>
+              </w:rPr>
+              <w:t xml:space="preserve">SWFL Food Truck Depot</w:t>
+            </w:r>
+          </w:p>
+        </w:tc>
+      </w:tr>
+      <w:tr>
+        <w:tc>
+          <w:tcPr>
+            <w:tcW w:type="dxa" w:w="1800"/>
+            <w:tcBorders>
+              <w:top w:val="single" w:color="CCCCCC" w:sz="1"/>
+              <w:left w:val="single" w:color="CCCCCC" w:sz="1"/>
+              <w:bottom w:val="single" w:color="CCCCCC" w:sz="1"/>
+              <w:right w:val="single" w:color="CCCCCC" w:sz="1"/>
+            </w:tcBorders>
+            <w:shd w:fill="F2F3F4" w:val="clear"/>
+            <w:tcMar>
+              <w:top w:type="dxa" w:w="80"/>
+              <w:left w:type="dxa" w:w="120"/>
+              <w:bottom w:type="dxa" w:w="80"/>
+              <w:right w:type="dxa" w:w="120"/>
+            </w:tcMar>
+          </w:tcPr>
+          <w:p>
+            <w:r>
+              <w:rPr>
+                <w:rFonts w:ascii="Arial" w:cs="Arial" w:eastAsia="Arial" w:hAnsi="Arial"/>
+                <w:b/>
+                <w:bCs/>
+                <w:sz w:val="18"/>
+                <w:szCs w:val="18"/>
+              </w:rPr>
+              <w:t xml:space="preserve">Facebook</w:t>
+            </w:r>
+          </w:p>
+        </w:tc>
+        <w:tc>
+          <w:tcPr>
+            <w:tcW w:type="dxa" w:w="7560"/>
+            <w:tcBorders>
+              <w:top w:val="single" w:color="CCCCCC" w:sz="1"/>
+              <w:left w:val="single" w:color="CCCCCC" w:sz="1"/>
+              <w:bottom w:val="single" w:color="CCCCCC" w:sz="1"/>
+              <w:right w:val="single" w:color="CCCCCC" w:sz="1"/>
+            </w:tcBorders>
+            <w:tcMar>
+              <w:top w:type="dxa" w:w="80"/>
+              <w:left w:type="dxa" w:w="120"/>
+              <w:bottom w:type="dxa" w:w="80"/>
+              <w:right w:type="dxa" w:w="120"/>
+            </w:tcMar>
+          </w:tcPr>
+          <w:p>
+            <w:r>
+              <w:rPr>
+                <w:rFonts w:ascii="Arial" w:cs="Arial" w:eastAsia="Arial" w:hAnsi="Arial"/>
+                <w:sz w:val="18"/>
+                <w:szCs w:val="18"/>
+              </w:rPr>
+              <w:t xml:space="preserve">Windy City Chowdown</w:t>
+            </w:r>
+          </w:p>
+        </w:tc>
+      </w:tr>
+      <w:tr>
+        <w:tc>
+          <w:tcPr>
+            <w:tcW w:type="dxa" w:w="1800"/>
+            <w:tcBorders>
+              <w:top w:val="single" w:color="CCCCCC" w:sz="1"/>
+              <w:left w:val="single" w:color="CCCCCC" w:sz="1"/>
+              <w:bottom w:val="single" w:color="CCCCCC" w:sz="1"/>
+              <w:right w:val="single" w:color="CCCCCC" w:sz="1"/>
+            </w:tcBorders>
+            <w:shd w:fill="F2F3F4" w:val="clear"/>
+            <w:tcMar>
+              <w:top w:type="dxa" w:w="80"/>
+              <w:left w:type="dxa" w:w="120"/>
+              <w:bottom w:type="dxa" w:w="80"/>
+              <w:right w:type="dxa" w:w="120"/>
+            </w:tcMar>
+          </w:tcPr>
+          <w:p>
+            <w:r>
+              <w:rPr>
+                <w:rFonts w:ascii="Arial" w:cs="Arial" w:eastAsia="Arial" w:hAnsi="Arial"/>
+                <w:b/>
+                <w:bCs/>
+                <w:sz w:val="18"/>
+                <w:szCs w:val="18"/>
+              </w:rPr>
+              <w:t xml:space="preserve">Location</w:t>
+            </w:r>
+          </w:p>
+        </w:tc>
+        <w:tc>
+          <w:tcPr>
+            <w:tcW w:type="dxa" w:w="7560"/>
+            <w:tcBorders>
+              <w:top w:val="single" w:color="CCCCCC" w:sz="1"/>
+              <w:left w:val="single" w:color="CCCCCC" w:sz="1"/>
+              <w:bottom w:val="single" w:color="CCCCCC" w:sz="1"/>
+              <w:right w:val="single" w:color="CCCCCC" w:sz="1"/>
+            </w:tcBorders>
+            <w:tcMar>
+              <w:top w:type="dxa" w:w="80"/>
+              <w:left w:type="dxa" w:w="120"/>
+              <w:bottom w:type="dxa" w:w="80"/>
+              <w:right w:type="dxa" w:w="120"/>
+            </w:tcMar>
+          </w:tcPr>
+          <w:p>
+            <w:r>
+              <w:rPr>
+                <w:rFonts w:ascii="Arial" w:cs="Arial" w:eastAsia="Arial" w:hAnsi="Arial"/>
+                <w:sz w:val="18"/>
+                <w:szCs w:val="18"/>
+              </w:rPr>
+              <w:t xml:space="preserve">Sarasota, FL</w:t>
+            </w:r>
+          </w:p>
+        </w:tc>
+      </w:tr>
+      <w:tr>
+        <w:tc>
+          <w:tcPr>
+            <w:tcW w:type="dxa" w:w="1800"/>
+            <w:tcBorders>
+              <w:top w:val="single" w:color="CCCCCC" w:sz="1"/>
+              <w:left w:val="single" w:color="CCCCCC" w:sz="1"/>
+              <w:bottom w:val="single" w:color="CCCCCC" w:sz="1"/>
+              <w:right w:val="single" w:color="CCCCCC" w:sz="1"/>
+            </w:tcBorders>
+            <w:shd w:fill="F2F3F4" w:val="clear"/>
+            <w:tcMar>
+              <w:top w:type="dxa" w:w="80"/>
+              <w:left w:type="dxa" w:w="120"/>
+              <w:bottom w:type="dxa" w:w="80"/>
+              <w:right w:type="dxa" w:w="120"/>
+            </w:tcMar>
+          </w:tcPr>
+          <w:p>
+            <w:r>
+              <w:rPr>
+                <w:rFonts w:ascii="Arial" w:cs="Arial" w:eastAsia="Arial" w:hAnsi="Arial"/>
+                <w:b/>
+                <w:bCs/>
+                <w:sz w:val="18"/>
+                <w:szCs w:val="18"/>
+              </w:rPr>
+              <w:t xml:space="preserve">Cuisine / Type</w:t>
+            </w:r>
+          </w:p>
+        </w:tc>
+        <w:tc>
+          <w:tcPr>
+            <w:tcW w:type="dxa" w:w="7560"/>
+            <w:tcBorders>
+              <w:top w:val="single" w:color="CCCCCC" w:sz="1"/>
+              <w:left w:val="single" w:color="CCCCCC" w:sz="1"/>
+              <w:bottom w:val="single" w:color="CCCCCC" w:sz="1"/>
+              <w:right w:val="single" w:color="CCCCCC" w:sz="1"/>
+            </w:tcBorders>
+            <w:tcMar>
+              <w:top w:type="dxa" w:w="80"/>
+              <w:left w:type="dxa" w:w="120"/>
+              <w:bottom w:type="dxa" w:w="80"/>
+              <w:right w:type="dxa" w:w="120"/>
+            </w:tcMar>
+          </w:tcPr>
+          <w:p>
+            <w:r>
+              <w:rPr>
+                <w:rFonts w:ascii="Arial" w:cs="Arial" w:eastAsia="Arial" w:hAnsi="Arial"/>
+                <w:sz w:val="18"/>
+                <w:szCs w:val="18"/>
+              </w:rPr>
+              <w:t xml:space="preserve">Chicago-style — Chicago dogs, Maxwell Street Polish, Greektown gyro sandwiches</w:t>
+            </w:r>
+          </w:p>
+        </w:tc>
+      </w:tr>
+      <w:tr>
+        <w:tc>
+          <w:tcPr>
+            <w:tcW w:type="dxa" w:w="1800"/>
+            <w:tcBorders>
+              <w:top w:val="single" w:color="CCCCCC" w:sz="1"/>
+              <w:left w:val="single" w:color="CCCCCC" w:sz="1"/>
+              <w:bottom w:val="single" w:color="CCCCCC" w:sz="1"/>
+              <w:right w:val="single" w:color="CCCCCC" w:sz="1"/>
+            </w:tcBorders>
+            <w:shd w:fill="F2F3F4" w:val="clear"/>
+            <w:tcMar>
+              <w:top w:type="dxa" w:w="80"/>
+              <w:left w:type="dxa" w:w="120"/>
+              <w:bottom w:type="dxa" w:w="80"/>
+              <w:right w:type="dxa" w:w="120"/>
+            </w:tcMar>
+          </w:tcPr>
+          <w:p>
+            <w:r>
+              <w:rPr>
+                <w:rFonts w:ascii="Arial" w:cs="Arial" w:eastAsia="Arial" w:hAnsi="Arial"/>
+                <w:b/>
+                <w:bCs/>
+                <w:sz w:val="18"/>
+                <w:szCs w:val="18"/>
+              </w:rPr>
+              <w:t xml:space="preserve">Notes</w:t>
+            </w:r>
+          </w:p>
+        </w:tc>
+        <w:tc>
+          <w:tcPr>
+            <w:tcW w:type="dxa" w:w="7560"/>
+            <w:tcBorders>
+              <w:top w:val="single" w:color="CCCCCC" w:sz="1"/>
+              <w:left w:val="single" w:color="CCCCCC" w:sz="1"/>
+              <w:bottom w:val="single" w:color="CCCCCC" w:sz="1"/>
+              <w:right w:val="single" w:color="CCCCCC" w:sz="1"/>
+            </w:tcBorders>
+            <w:tcMar>
+              <w:top w:type="dxa" w:w="80"/>
+              <w:left w:type="dxa" w:w="120"/>
+              <w:bottom w:type="dxa" w:w="80"/>
+              <w:right w:type="dxa" w:w="120"/>
+            </w:tcMar>
+          </w:tcPr>
+          <w:p>
+            <w:r>
+              <w:rPr>
+                <w:rFonts w:ascii="Arial" w:cs="Arial" w:eastAsia="Arial" w:hAnsi="Arial"/>
+                <w:sz w:val="18"/>
+                <w:szCs w:val="18"/>
+              </w:rPr>
+              <w:t xml:space="preserve">Confirmed at Big Top Brewing Company April 4, 5–9PM.</w:t>
+            </w:r>
+          </w:p>
+        </w:tc>
+      </w:tr>
+    </w:tbl>
+    <w:p>
+      <w:pPr>
+        <w:pStyle w:val="Heading2"/>
+        <w:pBdr>
+          <w:bottom w:val="single" w:color="1B4F72" w:sz="4"/>
+        </w:pBdr>
+        <w:spacing w:after="60" w:before="320"/>
+      </w:pPr>
+      <w:r>
+        <w:rPr>
+          <w:rFonts w:ascii="Arial" w:cs="Arial" w:eastAsia="Arial" w:hAnsi="Arial"/>
+          <w:b/>
+          <w:bCs/>
+          <w:color w:val="1B4F72"/>
+          <w:sz w:val="26"/>
+          <w:szCs w:val="26"/>
+        </w:rPr>
+        <w:t xml:space="preserve">Marcello's Pizza LLC</w:t>
+      </w:r>
+    </w:p>
+    <w:tbl>
+      <w:tblPr>
+        <w:tblW w:type="dxa" w:w="9360"/>
+        <w:tblBorders>
+          <w:top w:val="single" w:color="auto" w:sz="4"/>
+          <w:left w:val="single" w:color="auto" w:sz="4"/>
+          <w:bottom w:val="single" w:color="auto" w:sz="4"/>
+          <w:right w:val="single" w:color="auto" w:sz="4"/>
+          <w:insideH w:val="single" w:color="auto" w:sz="4"/>
+          <w:insideV w:val="single" w:color="auto" w:sz="4"/>
+        </w:tblBorders>
+      </w:tblPr>
+      <w:tblGrid>
+        <w:gridCol w:w="1800"/>
+        <w:gridCol w:w="7560"/>
+      </w:tblGrid>
+      <w:tr>
+        <w:tc>
+          <w:tcPr>
+            <w:tcW w:type="dxa" w:w="1800"/>
+            <w:tcBorders>
+              <w:top w:val="single" w:color="CCCCCC" w:sz="1"/>
+              <w:left w:val="single" w:color="CCCCCC" w:sz="1"/>
+              <w:bottom w:val="single" w:color="CCCCCC" w:sz="1"/>
+              <w:right w:val="single" w:color="CCCCCC" w:sz="1"/>
+            </w:tcBorders>
+            <w:shd w:fill="F2F3F4" w:val="clear"/>
+            <w:tcMar>
+              <w:top w:type="dxa" w:w="80"/>
+              <w:left w:type="dxa" w:w="120"/>
+              <w:bottom w:type="dxa" w:w="80"/>
+              <w:right w:type="dxa" w:w="120"/>
+            </w:tcMar>
+          </w:tcPr>
+          <w:p>
+            <w:r>
+              <w:rPr>
+                <w:rFonts w:ascii="Arial" w:cs="Arial" w:eastAsia="Arial" w:hAnsi="Arial"/>
+                <w:b/>
+                <w:bCs/>
+                <w:sz w:val="18"/>
+                <w:szCs w:val="18"/>
+              </w:rPr>
+              <w:t xml:space="preserve">Source</w:t>
+            </w:r>
+          </w:p>
+        </w:tc>
+        <w:tc>
+          <w:tcPr>
+            <w:tcW w:type="dxa" w:w="7560"/>
+            <w:tcBorders>
+              <w:top w:val="single" w:color="CCCCCC" w:sz="1"/>
+              <w:left w:val="single" w:color="CCCCCC" w:sz="1"/>
+              <w:bottom w:val="single" w:color="CCCCCC" w:sz="1"/>
+              <w:right w:val="single" w:color="CCCCCC" w:sz="1"/>
+            </w:tcBorders>
+            <w:tcMar>
+              <w:top w:type="dxa" w:w="80"/>
+              <w:left w:type="dxa" w:w="120"/>
+              <w:bottom w:type="dxa" w:w="80"/>
+              <w:right w:type="dxa" w:w="120"/>
+            </w:tcMar>
+          </w:tcPr>
+          <w:p>
+            <w:r>
+              <w:rPr>
+                <w:rFonts w:ascii="Arial" w:cs="Arial" w:eastAsia="Arial" w:hAnsi="Arial"/>
+                <w:sz w:val="18"/>
+                <w:szCs w:val="18"/>
+              </w:rPr>
+              <w:t xml:space="preserve">SWFL Food Truck Depot</w:t>
+            </w:r>
+          </w:p>
+        </w:tc>
+      </w:tr>
+      <w:tr>
+        <w:tc>
+          <w:tcPr>
+            <w:tcW w:type="dxa" w:w="1800"/>
+            <w:tcBorders>
+              <w:top w:val="single" w:color="CCCCCC" w:sz="1"/>
+              <w:left w:val="single" w:color="CCCCCC" w:sz="1"/>
+              <w:bottom w:val="single" w:color="CCCCCC" w:sz="1"/>
+              <w:right w:val="single" w:color="CCCCCC" w:sz="1"/>
+            </w:tcBorders>
+            <w:shd w:fill="F2F3F4" w:val="clear"/>
+            <w:tcMar>
+              <w:top w:type="dxa" w:w="80"/>
+              <w:left w:type="dxa" w:w="120"/>
+              <w:bottom w:type="dxa" w:w="80"/>
+              <w:right w:type="dxa" w:w="120"/>
+            </w:tcMar>
+          </w:tcPr>
+          <w:p>
+            <w:r>
+              <w:rPr>
+                <w:rFonts w:ascii="Arial" w:cs="Arial" w:eastAsia="Arial" w:hAnsi="Arial"/>
+                <w:b/>
+                <w:bCs/>
+                <w:sz w:val="18"/>
+                <w:szCs w:val="18"/>
+              </w:rPr>
+              <w:t xml:space="preserve">Facebook</w:t>
+            </w:r>
+          </w:p>
+        </w:tc>
+        <w:tc>
+          <w:tcPr>
+            <w:tcW w:type="dxa" w:w="7560"/>
+            <w:tcBorders>
+              <w:top w:val="single" w:color="CCCCCC" w:sz="1"/>
+              <w:left w:val="single" w:color="CCCCCC" w:sz="1"/>
+              <w:bottom w:val="single" w:color="CCCCCC" w:sz="1"/>
+              <w:right w:val="single" w:color="CCCCCC" w:sz="1"/>
+            </w:tcBorders>
+            <w:tcMar>
+              <w:top w:type="dxa" w:w="80"/>
+              <w:left w:type="dxa" w:w="120"/>
+              <w:bottom w:type="dxa" w:w="80"/>
+              <w:right w:type="dxa" w:w="120"/>
+            </w:tcMar>
+          </w:tcPr>
+          <w:p>
+            <w:r>
+              <w:rPr>
+                <w:rFonts w:ascii="Arial" w:cs="Arial" w:eastAsia="Arial" w:hAnsi="Arial"/>
+                <w:sz w:val="18"/>
+                <w:szCs w:val="18"/>
+              </w:rPr>
+              <w:t xml:space="preserve">Marcello's Pizza LLC</w:t>
+            </w:r>
+          </w:p>
+        </w:tc>
+      </w:tr>
+      <w:tr>
+        <w:tc>
+          <w:tcPr>
+            <w:tcW w:type="dxa" w:w="1800"/>
+            <w:tcBorders>
+              <w:top w:val="single" w:color="CCCCCC" w:sz="1"/>
+              <w:left w:val="single" w:color="CCCCCC" w:sz="1"/>
+              <w:bottom w:val="single" w:color="CCCCCC" w:sz="1"/>
+              <w:right w:val="single" w:color="CCCCCC" w:sz="1"/>
+            </w:tcBorders>
+            <w:shd w:fill="F2F3F4" w:val="clear"/>
+            <w:tcMar>
+              <w:top w:type="dxa" w:w="80"/>
+              <w:left w:type="dxa" w:w="120"/>
+              <w:bottom w:type="dxa" w:w="80"/>
+              <w:right w:type="dxa" w:w="120"/>
+            </w:tcMar>
+          </w:tcPr>
+          <w:p>
+            <w:r>
+              <w:rPr>
+                <w:rFonts w:ascii="Arial" w:cs="Arial" w:eastAsia="Arial" w:hAnsi="Arial"/>
+                <w:b/>
+                <w:bCs/>
+                <w:sz w:val="18"/>
+                <w:szCs w:val="18"/>
+              </w:rPr>
+              <w:t xml:space="preserve">Location</w:t>
+            </w:r>
+          </w:p>
+        </w:tc>
+        <w:tc>
+          <w:tcPr>
+            <w:tcW w:type="dxa" w:w="7560"/>
+            <w:tcBorders>
+              <w:top w:val="single" w:color="CCCCCC" w:sz="1"/>
+              <w:left w:val="single" w:color="CCCCCC" w:sz="1"/>
+              <w:bottom w:val="single" w:color="CCCCCC" w:sz="1"/>
+              <w:right w:val="single" w:color="CCCCCC" w:sz="1"/>
+            </w:tcBorders>
+            <w:tcMar>
+              <w:top w:type="dxa" w:w="80"/>
+              <w:left w:type="dxa" w:w="120"/>
+              <w:bottom w:type="dxa" w:w="80"/>
+              <w:right w:type="dxa" w:w="120"/>
+            </w:tcMar>
+          </w:tcPr>
+          <w:p>
+            <w:r>
+              <w:rPr>
+                <w:rFonts w:ascii="Arial" w:cs="Arial" w:eastAsia="Arial" w:hAnsi="Arial"/>
+                <w:sz w:val="18"/>
+                <w:szCs w:val="18"/>
+              </w:rPr>
+              <w:t xml:space="preserve">Port Charlotte, FL</w:t>
+            </w:r>
+          </w:p>
+        </w:tc>
+      </w:tr>
+      <w:tr>
+        <w:tc>
+          <w:tcPr>
+            <w:tcW w:type="dxa" w:w="1800"/>
+            <w:tcBorders>
+              <w:top w:val="single" w:color="CCCCCC" w:sz="1"/>
+              <w:left w:val="single" w:color="CCCCCC" w:sz="1"/>
+              <w:bottom w:val="single" w:color="CCCCCC" w:sz="1"/>
+              <w:right w:val="single" w:color="CCCCCC" w:sz="1"/>
+            </w:tcBorders>
+            <w:shd w:fill="F2F3F4" w:val="clear"/>
+            <w:tcMar>
+              <w:top w:type="dxa" w:w="80"/>
+              <w:left w:type="dxa" w:w="120"/>
+              <w:bottom w:type="dxa" w:w="80"/>
+              <w:right w:type="dxa" w:w="120"/>
+            </w:tcMar>
+          </w:tcPr>
+          <w:p>
+            <w:r>
+              <w:rPr>
+                <w:rFonts w:ascii="Arial" w:cs="Arial" w:eastAsia="Arial" w:hAnsi="Arial"/>
+                <w:b/>
+                <w:bCs/>
+                <w:sz w:val="18"/>
+                <w:szCs w:val="18"/>
+              </w:rPr>
+              <w:t xml:space="preserve">Cuisine / Type</w:t>
+            </w:r>
+          </w:p>
+        </w:tc>
+        <w:tc>
+          <w:tcPr>
+            <w:tcW w:type="dxa" w:w="7560"/>
+            <w:tcBorders>
+              <w:top w:val="single" w:color="CCCCCC" w:sz="1"/>
+              <w:left w:val="single" w:color="CCCCCC" w:sz="1"/>
+              <w:bottom w:val="single" w:color="CCCCCC" w:sz="1"/>
+              <w:right w:val="single" w:color="CCCCCC" w:sz="1"/>
+            </w:tcBorders>
+            <w:tcMar>
+              <w:top w:type="dxa" w:w="80"/>
+              <w:left w:type="dxa" w:w="120"/>
+              <w:bottom w:type="dxa" w:w="80"/>
+              <w:right w:type="dxa" w:w="120"/>
+            </w:tcMar>
+          </w:tcPr>
+          <w:p>
+            <w:r>
+              <w:rPr>
+                <w:rFonts w:ascii="Arial" w:cs="Arial" w:eastAsia="Arial" w:hAnsi="Arial"/>
+                <w:sz w:val="18"/>
+                <w:szCs w:val="18"/>
+              </w:rPr>
+              <w:t xml:space="preserve">Pizza</w:t>
+            </w:r>
+          </w:p>
+        </w:tc>
+      </w:tr>
+      <w:tr>
+        <w:tc>
+          <w:tcPr>
+            <w:tcW w:type="dxa" w:w="1800"/>
+            <w:tcBorders>
+              <w:top w:val="single" w:color="CCCCCC" w:sz="1"/>
+              <w:left w:val="single" w:color="CCCCCC" w:sz="1"/>
+              <w:bottom w:val="single" w:color="CCCCCC" w:sz="1"/>
+              <w:right w:val="single" w:color="CCCCCC" w:sz="1"/>
+            </w:tcBorders>
+            <w:shd w:fill="F2F3F4" w:val="clear"/>
+            <w:tcMar>
+              <w:top w:type="dxa" w:w="80"/>
+              <w:left w:type="dxa" w:w="120"/>
+              <w:bottom w:type="dxa" w:w="80"/>
+              <w:right w:type="dxa" w:w="120"/>
+            </w:tcMar>
+          </w:tcPr>
+          <w:p>
+            <w:r>
+              <w:rPr>
+                <w:rFonts w:ascii="Arial" w:cs="Arial" w:eastAsia="Arial" w:hAnsi="Arial"/>
+                <w:b/>
+                <w:bCs/>
+                <w:sz w:val="18"/>
+                <w:szCs w:val="18"/>
+              </w:rPr>
+              <w:t xml:space="preserve">Notes</w:t>
+            </w:r>
+          </w:p>
+        </w:tc>
+        <w:tc>
+          <w:tcPr>
+            <w:tcW w:type="dxa" w:w="7560"/>
+            <w:tcBorders>
+              <w:top w:val="single" w:color="CCCCCC" w:sz="1"/>
+              <w:left w:val="single" w:color="CCCCCC" w:sz="1"/>
+              <w:bottom w:val="single" w:color="CCCCCC" w:sz="1"/>
+              <w:right w:val="single" w:color="CCCCCC" w:sz="1"/>
+            </w:tcBorders>
+            <w:tcMar>
+              <w:top w:type="dxa" w:w="80"/>
+              <w:left w:type="dxa" w:w="120"/>
+              <w:bottom w:type="dxa" w:w="80"/>
+              <w:right w:type="dxa" w:w="120"/>
+            </w:tcMar>
+          </w:tcPr>
+          <w:p>
+            <w:r>
+              <w:rPr>
+                <w:rFonts w:ascii="Arial" w:cs="Arial" w:eastAsia="Arial" w:hAnsi="Arial"/>
+                <w:sz w:val="18"/>
+                <w:szCs w:val="18"/>
+              </w:rPr>
+              <w:t xml:space="preserve">5 months in operation as of Apr 2026. 1,700 followers milestone. Active at Ingman Marine, Port Charlotte.</w:t>
+            </w:r>
+          </w:p>
+        </w:tc>
+      </w:tr>
+    </w:tbl>
+    <w:p>
+      <w:pPr>
+        <w:pStyle w:val="Heading2"/>
+        <w:pBdr>
+          <w:bottom w:val="single" w:color="1B4F72" w:sz="4"/>
+        </w:pBdr>
+        <w:spacing w:after="60" w:before="320"/>
+      </w:pPr>
+      <w:r>
+        <w:rPr>
+          <w:rFonts w:ascii="Arial" w:cs="Arial" w:eastAsia="Arial" w:hAnsi="Arial"/>
+          <w:b/>
+          <w:bCs/>
+          <w:color w:val="1B4F72"/>
+          <w:sz w:val="26"/>
+          <w:szCs w:val="26"/>
+        </w:rPr>
+        <w:t xml:space="preserve">Rollin Smoke BBQ / The Eagle's Nest</w:t>
+      </w:r>
+    </w:p>
+    <w:tbl>
+      <w:tblPr>
+        <w:tblW w:type="dxa" w:w="9360"/>
+        <w:tblBorders>
+          <w:top w:val="single" w:color="auto" w:sz="4"/>
+          <w:left w:val="single" w:color="auto" w:sz="4"/>
+          <w:bottom w:val="single" w:color="auto" w:sz="4"/>
+          <w:right w:val="single" w:color="auto" w:sz="4"/>
+          <w:insideH w:val="single" w:color="auto" w:sz="4"/>
+          <w:insideV w:val="single" w:color="auto" w:sz="4"/>
+        </w:tblBorders>
+      </w:tblPr>
+      <w:tblGrid>
+        <w:gridCol w:w="1800"/>
+        <w:gridCol w:w="7560"/>
+      </w:tblGrid>
+      <w:tr>
+        <w:tc>
+          <w:tcPr>
+            <w:tcW w:type="dxa" w:w="1800"/>
+            <w:tcBorders>
+              <w:top w:val="single" w:color="CCCCCC" w:sz="1"/>
+              <w:left w:val="single" w:color="CCCCCC" w:sz="1"/>
+              <w:bottom w:val="single" w:color="CCCCCC" w:sz="1"/>
+              <w:right w:val="single" w:color="CCCCCC" w:sz="1"/>
+            </w:tcBorders>
+            <w:shd w:fill="F2F3F4" w:val="clear"/>
+            <w:tcMar>
+              <w:top w:type="dxa" w:w="80"/>
+              <w:left w:type="dxa" w:w="120"/>
+              <w:bottom w:type="dxa" w:w="80"/>
+              <w:right w:type="dxa" w:w="120"/>
+            </w:tcMar>
+          </w:tcPr>
+          <w:p>
+            <w:r>
+              <w:rPr>
+                <w:rFonts w:ascii="Arial" w:cs="Arial" w:eastAsia="Arial" w:hAnsi="Arial"/>
+                <w:b/>
+                <w:bCs/>
+                <w:sz w:val="18"/>
+                <w:szCs w:val="18"/>
+              </w:rPr>
+              <w:t xml:space="preserve">Source</w:t>
+            </w:r>
+          </w:p>
+        </w:tc>
+        <w:tc>
+          <w:tcPr>
+            <w:tcW w:type="dxa" w:w="7560"/>
+            <w:tcBorders>
+              <w:top w:val="single" w:color="CCCCCC" w:sz="1"/>
+              <w:left w:val="single" w:color="CCCCCC" w:sz="1"/>
+              <w:bottom w:val="single" w:color="CCCCCC" w:sz="1"/>
+              <w:right w:val="single" w:color="CCCCCC" w:sz="1"/>
+            </w:tcBorders>
+            <w:tcMar>
+              <w:top w:type="dxa" w:w="80"/>
+              <w:left w:type="dxa" w:w="120"/>
+              <w:bottom w:type="dxa" w:w="80"/>
+              <w:right w:type="dxa" w:w="120"/>
+            </w:tcMar>
+          </w:tcPr>
+          <w:p>
+            <w:r>
+              <w:rPr>
+                <w:rFonts w:ascii="Arial" w:cs="Arial" w:eastAsia="Arial" w:hAnsi="Arial"/>
+                <w:sz w:val="18"/>
+                <w:szCs w:val="18"/>
+              </w:rPr>
+              <w:t xml:space="preserve">SWFL Food Truck Depot</w:t>
+            </w:r>
+          </w:p>
+        </w:tc>
+      </w:tr>
+      <w:tr>
+        <w:tc>
+          <w:tcPr>
+            <w:tcW w:type="dxa" w:w="1800"/>
+            <w:tcBorders>
+              <w:top w:val="single" w:color="CCCCCC" w:sz="1"/>
+              <w:left w:val="single" w:color="CCCCCC" w:sz="1"/>
+              <w:bottom w:val="single" w:color="CCCCCC" w:sz="1"/>
+              <w:right w:val="single" w:color="CCCCCC" w:sz="1"/>
+            </w:tcBorders>
+            <w:shd w:fill="F2F3F4" w:val="clear"/>
+            <w:tcMar>
+              <w:top w:type="dxa" w:w="80"/>
+              <w:left w:type="dxa" w:w="120"/>
+              <w:bottom w:type="dxa" w:w="80"/>
+              <w:right w:type="dxa" w:w="120"/>
+            </w:tcMar>
+          </w:tcPr>
+          <w:p>
+            <w:r>
+              <w:rPr>
+                <w:rFonts w:ascii="Arial" w:cs="Arial" w:eastAsia="Arial" w:hAnsi="Arial"/>
+                <w:b/>
+                <w:bCs/>
+                <w:sz w:val="18"/>
+                <w:szCs w:val="18"/>
+              </w:rPr>
+              <w:t xml:space="preserve">Facebook</w:t>
+            </w:r>
+          </w:p>
+        </w:tc>
+        <w:tc>
+          <w:tcPr>
+            <w:tcW w:type="dxa" w:w="7560"/>
+            <w:tcBorders>
+              <w:top w:val="single" w:color="CCCCCC" w:sz="1"/>
+              <w:left w:val="single" w:color="CCCCCC" w:sz="1"/>
+              <w:bottom w:val="single" w:color="CCCCCC" w:sz="1"/>
+              <w:right w:val="single" w:color="CCCCCC" w:sz="1"/>
+            </w:tcBorders>
+            <w:tcMar>
+              <w:top w:type="dxa" w:w="80"/>
+              <w:left w:type="dxa" w:w="120"/>
+              <w:bottom w:type="dxa" w:w="80"/>
+              <w:right w:type="dxa" w:w="120"/>
+            </w:tcMar>
+          </w:tcPr>
+          <w:p>
+            <w:r>
+              <w:rPr>
+                <w:rFonts w:ascii="Arial" w:cs="Arial" w:eastAsia="Arial" w:hAnsi="Arial"/>
+                <w:sz w:val="18"/>
+                <w:szCs w:val="18"/>
+              </w:rPr>
+              <w:t xml:space="preserve">The Eagle's Nest Restaurant / Rollin Smoke BBQ</w:t>
+            </w:r>
+          </w:p>
+        </w:tc>
+      </w:tr>
+      <w:tr>
+        <w:tc>
+          <w:tcPr>
+            <w:tcW w:type="dxa" w:w="1800"/>
+            <w:tcBorders>
+              <w:top w:val="single" w:color="CCCCCC" w:sz="1"/>
+              <w:left w:val="single" w:color="CCCCCC" w:sz="1"/>
+              <w:bottom w:val="single" w:color="CCCCCC" w:sz="1"/>
+              <w:right w:val="single" w:color="CCCCCC" w:sz="1"/>
+            </w:tcBorders>
+            <w:shd w:fill="F2F3F4" w:val="clear"/>
+            <w:tcMar>
+              <w:top w:type="dxa" w:w="80"/>
+              <w:left w:type="dxa" w:w="120"/>
+              <w:bottom w:type="dxa" w:w="80"/>
+              <w:right w:type="dxa" w:w="120"/>
+            </w:tcMar>
+          </w:tcPr>
+          <w:p>
+            <w:r>
+              <w:rPr>
+                <w:rFonts w:ascii="Arial" w:cs="Arial" w:eastAsia="Arial" w:hAnsi="Arial"/>
+                <w:b/>
+                <w:bCs/>
+                <w:sz w:val="18"/>
+                <w:szCs w:val="18"/>
+              </w:rPr>
+              <w:t xml:space="preserve">Location</w:t>
+            </w:r>
+          </w:p>
+        </w:tc>
+        <w:tc>
+          <w:tcPr>
+            <w:tcW w:type="dxa" w:w="7560"/>
+            <w:tcBorders>
+              <w:top w:val="single" w:color="CCCCCC" w:sz="1"/>
+              <w:left w:val="single" w:color="CCCCCC" w:sz="1"/>
+              <w:bottom w:val="single" w:color="CCCCCC" w:sz="1"/>
+              <w:right w:val="single" w:color="CCCCCC" w:sz="1"/>
+            </w:tcBorders>
+            <w:tcMar>
+              <w:top w:type="dxa" w:w="80"/>
+              <w:left w:type="dxa" w:w="120"/>
+              <w:bottom w:type="dxa" w:w="80"/>
+              <w:right w:type="dxa" w:w="120"/>
+            </w:tcMar>
+          </w:tcPr>
+          <w:p>
+            <w:r>
+              <w:rPr>
+                <w:rFonts w:ascii="Arial" w:cs="Arial" w:eastAsia="Arial" w:hAnsi="Arial"/>
+                <w:sz w:val="18"/>
+                <w:szCs w:val="18"/>
+              </w:rPr>
+              <w:t xml:space="preserve">10880 Stringfellow Rd, Bokeelia, FL</w:t>
+            </w:r>
+          </w:p>
+        </w:tc>
+      </w:tr>
+      <w:tr>
+        <w:tc>
+          <w:tcPr>
+            <w:tcW w:type="dxa" w:w="1800"/>
+            <w:tcBorders>
+              <w:top w:val="single" w:color="CCCCCC" w:sz="1"/>
+              <w:left w:val="single" w:color="CCCCCC" w:sz="1"/>
+              <w:bottom w:val="single" w:color="CCCCCC" w:sz="1"/>
+              <w:right w:val="single" w:color="CCCCCC" w:sz="1"/>
+            </w:tcBorders>
+            <w:shd w:fill="F2F3F4" w:val="clear"/>
+            <w:tcMar>
+              <w:top w:type="dxa" w:w="80"/>
+              <w:left w:type="dxa" w:w="120"/>
+              <w:bottom w:type="dxa" w:w="80"/>
+              <w:right w:type="dxa" w:w="120"/>
+            </w:tcMar>
+          </w:tcPr>
+          <w:p>
+            <w:r>
+              <w:rPr>
+                <w:rFonts w:ascii="Arial" w:cs="Arial" w:eastAsia="Arial" w:hAnsi="Arial"/>
+                <w:b/>
+                <w:bCs/>
+                <w:sz w:val="18"/>
+                <w:szCs w:val="18"/>
+              </w:rPr>
+              <w:t xml:space="preserve">Cuisine / Type</w:t>
+            </w:r>
+          </w:p>
+        </w:tc>
+        <w:tc>
+          <w:tcPr>
+            <w:tcW w:type="dxa" w:w="7560"/>
+            <w:tcBorders>
+              <w:top w:val="single" w:color="CCCCCC" w:sz="1"/>
+              <w:left w:val="single" w:color="CCCCCC" w:sz="1"/>
+              <w:bottom w:val="single" w:color="CCCCCC" w:sz="1"/>
+              <w:right w:val="single" w:color="CCCCCC" w:sz="1"/>
+            </w:tcBorders>
+            <w:tcMar>
+              <w:top w:type="dxa" w:w="80"/>
+              <w:left w:type="dxa" w:w="120"/>
+              <w:bottom w:type="dxa" w:w="80"/>
+              <w:right w:type="dxa" w:w="120"/>
+            </w:tcMar>
+          </w:tcPr>
+          <w:p>
+            <w:r>
+              <w:rPr>
+                <w:rFonts w:ascii="Arial" w:cs="Arial" w:eastAsia="Arial" w:hAnsi="Arial"/>
+                <w:sz w:val="18"/>
+                <w:szCs w:val="18"/>
+              </w:rPr>
+              <w:t xml:space="preserve">BBQ</w:t>
+            </w:r>
+          </w:p>
+        </w:tc>
+      </w:tr>
+      <w:tr>
+        <w:tc>
+          <w:tcPr>
+            <w:tcW w:type="dxa" w:w="1800"/>
+            <w:tcBorders>
+              <w:top w:val="single" w:color="CCCCCC" w:sz="1"/>
+              <w:left w:val="single" w:color="CCCCCC" w:sz="1"/>
+              <w:bottom w:val="single" w:color="CCCCCC" w:sz="1"/>
+              <w:right w:val="single" w:color="CCCCCC" w:sz="1"/>
+            </w:tcBorders>
+            <w:shd w:fill="F2F3F4" w:val="clear"/>
+            <w:tcMar>
+              <w:top w:type="dxa" w:w="80"/>
+              <w:left w:type="dxa" w:w="120"/>
+              <w:bottom w:type="dxa" w:w="80"/>
+              <w:right w:type="dxa" w:w="120"/>
+            </w:tcMar>
+          </w:tcPr>
+          <w:p>
+            <w:r>
+              <w:rPr>
+                <w:rFonts w:ascii="Arial" w:cs="Arial" w:eastAsia="Arial" w:hAnsi="Arial"/>
+                <w:b/>
+                <w:bCs/>
+                <w:sz w:val="18"/>
+                <w:szCs w:val="18"/>
+              </w:rPr>
+              <w:t xml:space="preserve">Hours</w:t>
+            </w:r>
+          </w:p>
+        </w:tc>
+        <w:tc>
+          <w:tcPr>
+            <w:tcW w:type="dxa" w:w="7560"/>
+            <w:tcBorders>
+              <w:top w:val="single" w:color="CCCCCC" w:sz="1"/>
+              <w:left w:val="single" w:color="CCCCCC" w:sz="1"/>
+              <w:bottom w:val="single" w:color="CCCCCC" w:sz="1"/>
+              <w:right w:val="single" w:color="CCCCCC" w:sz="1"/>
+            </w:tcBorders>
+            <w:tcMar>
+              <w:top w:type="dxa" w:w="80"/>
+              <w:left w:type="dxa" w:w="120"/>
+              <w:bottom w:type="dxa" w:w="80"/>
+              <w:right w:type="dxa" w:w="120"/>
+            </w:tcMar>
+          </w:tcPr>
+          <w:p>
+            <w:r>
+              <w:rPr>
+                <w:rFonts w:ascii="Arial" w:cs="Arial" w:eastAsia="Arial" w:hAnsi="Arial"/>
+                <w:sz w:val="18"/>
+                <w:szCs w:val="18"/>
+              </w:rPr>
+              <w:t xml:space="preserve">Daily 5AM–3PM (bar open); Restaurant 3PM+ weekdays, 11AM–midnight Sat/Sun</w:t>
+            </w:r>
+          </w:p>
+        </w:tc>
+      </w:tr>
+      <w:tr>
+        <w:tc>
+          <w:tcPr>
+            <w:tcW w:type="dxa" w:w="1800"/>
+            <w:tcBorders>
+              <w:top w:val="single" w:color="CCCCCC" w:sz="1"/>
+              <w:left w:val="single" w:color="CCCCCC" w:sz="1"/>
+              <w:bottom w:val="single" w:color="CCCCCC" w:sz="1"/>
+              <w:right w:val="single" w:color="CCCCCC" w:sz="1"/>
+            </w:tcBorders>
+            <w:shd w:fill="F2F3F4" w:val="clear"/>
+            <w:tcMar>
+              <w:top w:type="dxa" w:w="80"/>
+              <w:left w:type="dxa" w:w="120"/>
+              <w:bottom w:type="dxa" w:w="80"/>
+              <w:right w:type="dxa" w:w="120"/>
+            </w:tcMar>
+          </w:tcPr>
+          <w:p>
+            <w:r>
+              <w:rPr>
+                <w:rFonts w:ascii="Arial" w:cs="Arial" w:eastAsia="Arial" w:hAnsi="Arial"/>
+                <w:b/>
+                <w:bCs/>
+                <w:sz w:val="18"/>
+                <w:szCs w:val="18"/>
+              </w:rPr>
+              <w:t xml:space="preserve">Notes</w:t>
+            </w:r>
+          </w:p>
+        </w:tc>
+        <w:tc>
+          <w:tcPr>
+            <w:tcW w:type="dxa" w:w="7560"/>
+            <w:tcBorders>
+              <w:top w:val="single" w:color="CCCCCC" w:sz="1"/>
+              <w:left w:val="single" w:color="CCCCCC" w:sz="1"/>
+              <w:bottom w:val="single" w:color="CCCCCC" w:sz="1"/>
+              <w:right w:val="single" w:color="CCCCCC" w:sz="1"/>
+            </w:tcBorders>
+            <w:tcMar>
+              <w:top w:type="dxa" w:w="80"/>
+              <w:left w:type="dxa" w:w="120"/>
+              <w:bottom w:type="dxa" w:w="80"/>
+              <w:right w:type="dxa" w:w="120"/>
+            </w:tcMar>
+          </w:tcPr>
+          <w:p>
+            <w:r>
+              <w:rPr>
+                <w:rFonts w:ascii="Arial" w:cs="Arial" w:eastAsia="Arial" w:hAnsi="Arial"/>
+                <w:sz w:val="18"/>
+                <w:szCs w:val="18"/>
+              </w:rPr>
+              <w:t xml:space="preserve">Grand opening Saturday April 4, 1–4PM. Food trailer operation at tiki bar location.</w:t>
+            </w:r>
+          </w:p>
+        </w:tc>
+      </w:tr>
+    </w:tbl>
+    <w:p>
+      <w:pPr>
+        <w:pStyle w:val="Heading2"/>
+        <w:pBdr>
+          <w:bottom w:val="single" w:color="1B4F72" w:sz="4"/>
+        </w:pBdr>
+        <w:spacing w:after="60" w:before="320"/>
+      </w:pPr>
+      <w:r>
+        <w:rPr>
+          <w:rFonts w:ascii="Arial" w:cs="Arial" w:eastAsia="Arial" w:hAnsi="Arial"/>
+          <w:b/>
+          <w:bCs/>
+          <w:color w:val="1B4F72"/>
+          <w:sz w:val="26"/>
+          <w:szCs w:val="26"/>
+        </w:rPr>
+        <w:t xml:space="preserve">James Hinderer Italian Ice</w:t>
+      </w:r>
+    </w:p>
+    <w:tbl>
+      <w:tblPr>
+        <w:tblW w:type="dxa" w:w="9360"/>
+        <w:tblBorders>
+          <w:top w:val="single" w:color="auto" w:sz="4"/>
+          <w:left w:val="single" w:color="auto" w:sz="4"/>
+          <w:bottom w:val="single" w:color="auto" w:sz="4"/>
+          <w:right w:val="single" w:color="auto" w:sz="4"/>
+          <w:insideH w:val="single" w:color="auto" w:sz="4"/>
+          <w:insideV w:val="single" w:color="auto" w:sz="4"/>
+        </w:tblBorders>
+      </w:tblPr>
+      <w:tblGrid>
+        <w:gridCol w:w="1800"/>
+        <w:gridCol w:w="7560"/>
+      </w:tblGrid>
+      <w:tr>
+        <w:tc>
+          <w:tcPr>
+            <w:tcW w:type="dxa" w:w="1800"/>
+            <w:tcBorders>
+              <w:top w:val="single" w:color="CCCCCC" w:sz="1"/>
+              <w:left w:val="single" w:color="CCCCCC" w:sz="1"/>
+              <w:bottom w:val="single" w:color="CCCCCC" w:sz="1"/>
+              <w:right w:val="single" w:color="CCCCCC" w:sz="1"/>
+            </w:tcBorders>
+            <w:shd w:fill="F2F3F4" w:val="clear"/>
+            <w:tcMar>
+              <w:top w:type="dxa" w:w="80"/>
+              <w:left w:type="dxa" w:w="120"/>
+              <w:bottom w:type="dxa" w:w="80"/>
+              <w:right w:type="dxa" w:w="120"/>
+            </w:tcMar>
+          </w:tcPr>
+          <w:p>
+            <w:r>
+              <w:rPr>
+                <w:rFonts w:ascii="Arial" w:cs="Arial" w:eastAsia="Arial" w:hAnsi="Arial"/>
+                <w:b/>
+                <w:bCs/>
+                <w:sz w:val="18"/>
+                <w:szCs w:val="18"/>
+              </w:rPr>
+              <w:t xml:space="preserve">Owner / Operator</w:t>
+            </w:r>
+          </w:p>
+        </w:tc>
+        <w:tc>
+          <w:tcPr>
+            <w:tcW w:type="dxa" w:w="7560"/>
+            <w:tcBorders>
+              <w:top w:val="single" w:color="CCCCCC" w:sz="1"/>
+              <w:left w:val="single" w:color="CCCCCC" w:sz="1"/>
+              <w:bottom w:val="single" w:color="CCCCCC" w:sz="1"/>
+              <w:right w:val="single" w:color="CCCCCC" w:sz="1"/>
+            </w:tcBorders>
+            <w:tcMar>
+              <w:top w:type="dxa" w:w="80"/>
+              <w:left w:type="dxa" w:w="120"/>
+              <w:bottom w:type="dxa" w:w="80"/>
+              <w:right w:type="dxa" w:w="120"/>
+            </w:tcMar>
+          </w:tcPr>
+          <w:p>
+            <w:r>
+              <w:rPr>
+                <w:rFonts w:ascii="Arial" w:cs="Arial" w:eastAsia="Arial" w:hAnsi="Arial"/>
+                <w:sz w:val="18"/>
+                <w:szCs w:val="18"/>
+              </w:rPr>
+              <w:t xml:space="preserve">James Hinderer</w:t>
+            </w:r>
+          </w:p>
+        </w:tc>
+      </w:tr>
+      <w:tr>
+        <w:tc>
+          <w:tcPr>
+            <w:tcW w:type="dxa" w:w="1800"/>
+            <w:tcBorders>
+              <w:top w:val="single" w:color="CCCCCC" w:sz="1"/>
+              <w:left w:val="single" w:color="CCCCCC" w:sz="1"/>
+              <w:bottom w:val="single" w:color="CCCCCC" w:sz="1"/>
+              <w:right w:val="single" w:color="CCCCCC" w:sz="1"/>
+            </w:tcBorders>
+            <w:shd w:fill="F2F3F4" w:val="clear"/>
+            <w:tcMar>
+              <w:top w:type="dxa" w:w="80"/>
+              <w:left w:type="dxa" w:w="120"/>
+              <w:bottom w:type="dxa" w:w="80"/>
+              <w:right w:type="dxa" w:w="120"/>
+            </w:tcMar>
+          </w:tcPr>
+          <w:p>
+            <w:r>
+              <w:rPr>
+                <w:rFonts w:ascii="Arial" w:cs="Arial" w:eastAsia="Arial" w:hAnsi="Arial"/>
+                <w:b/>
+                <w:bCs/>
+                <w:sz w:val="18"/>
+                <w:szCs w:val="18"/>
+              </w:rPr>
+              <w:t xml:space="preserve">Primary Contact</w:t>
+            </w:r>
+          </w:p>
+        </w:tc>
+        <w:tc>
+          <w:tcPr>
+            <w:tcW w:type="dxa" w:w="7560"/>
+            <w:tcBorders>
+              <w:top w:val="single" w:color="CCCCCC" w:sz="1"/>
+              <w:left w:val="single" w:color="CCCCCC" w:sz="1"/>
+              <w:bottom w:val="single" w:color="CCCCCC" w:sz="1"/>
+              <w:right w:val="single" w:color="CCCCCC" w:sz="1"/>
+            </w:tcBorders>
+            <w:tcMar>
+              <w:top w:type="dxa" w:w="80"/>
+              <w:left w:type="dxa" w:w="120"/>
+              <w:bottom w:type="dxa" w:w="80"/>
+              <w:right w:type="dxa" w:w="120"/>
+            </w:tcMar>
+          </w:tcPr>
+          <w:p>
+            <w:r>
+              <w:rPr>
+                <w:rFonts w:ascii="Arial" w:cs="Arial" w:eastAsia="Arial" w:hAnsi="Arial"/>
+                <w:sz w:val="18"/>
+                <w:szCs w:val="18"/>
+              </w:rPr>
+              <w:t xml:space="preserve">James Hinderer</w:t>
+            </w:r>
+          </w:p>
+        </w:tc>
+      </w:tr>
+      <w:tr>
+        <w:tc>
+          <w:tcPr>
+            <w:tcW w:type="dxa" w:w="1800"/>
+            <w:tcBorders>
+              <w:top w:val="single" w:color="CCCCCC" w:sz="1"/>
+              <w:left w:val="single" w:color="CCCCCC" w:sz="1"/>
+              <w:bottom w:val="single" w:color="CCCCCC" w:sz="1"/>
+              <w:right w:val="single" w:color="CCCCCC" w:sz="1"/>
+            </w:tcBorders>
+            <w:shd w:fill="F2F3F4" w:val="clear"/>
+            <w:tcMar>
+              <w:top w:type="dxa" w:w="80"/>
+              <w:left w:type="dxa" w:w="120"/>
+              <w:bottom w:type="dxa" w:w="80"/>
+              <w:right w:type="dxa" w:w="120"/>
+            </w:tcMar>
+          </w:tcPr>
+          <w:p>
+            <w:r>
+              <w:rPr>
+                <w:rFonts w:ascii="Arial" w:cs="Arial" w:eastAsia="Arial" w:hAnsi="Arial"/>
+                <w:b/>
+                <w:bCs/>
+                <w:sz w:val="18"/>
+                <w:szCs w:val="18"/>
+              </w:rPr>
+              <w:t xml:space="preserve">Source</w:t>
+            </w:r>
+          </w:p>
+        </w:tc>
+        <w:tc>
+          <w:tcPr>
+            <w:tcW w:type="dxa" w:w="7560"/>
+            <w:tcBorders>
+              <w:top w:val="single" w:color="CCCCCC" w:sz="1"/>
+              <w:left w:val="single" w:color="CCCCCC" w:sz="1"/>
+              <w:bottom w:val="single" w:color="CCCCCC" w:sz="1"/>
+              <w:right w:val="single" w:color="CCCCCC" w:sz="1"/>
+            </w:tcBorders>
+            <w:tcMar>
+              <w:top w:type="dxa" w:w="80"/>
+              <w:left w:type="dxa" w:w="120"/>
+              <w:bottom w:type="dxa" w:w="80"/>
+              <w:right w:type="dxa" w:w="120"/>
+            </w:tcMar>
+          </w:tcPr>
+          <w:p>
+            <w:r>
+              <w:rPr>
+                <w:rFonts w:ascii="Arial" w:cs="Arial" w:eastAsia="Arial" w:hAnsi="Arial"/>
+                <w:sz w:val="18"/>
+                <w:szCs w:val="18"/>
+              </w:rPr>
+              <w:t xml:space="preserve">Food Truck Connection of SWFL</w:t>
+            </w:r>
+          </w:p>
+        </w:tc>
+      </w:tr>
+      <w:tr>
+        <w:tc>
+          <w:tcPr>
+            <w:tcW w:type="dxa" w:w="1800"/>
+            <w:tcBorders>
+              <w:top w:val="single" w:color="CCCCCC" w:sz="1"/>
+              <w:left w:val="single" w:color="CCCCCC" w:sz="1"/>
+              <w:bottom w:val="single" w:color="CCCCCC" w:sz="1"/>
+              <w:right w:val="single" w:color="CCCCCC" w:sz="1"/>
+            </w:tcBorders>
+            <w:shd w:fill="F2F3F4" w:val="clear"/>
+            <w:tcMar>
+              <w:top w:type="dxa" w:w="80"/>
+              <w:left w:type="dxa" w:w="120"/>
+              <w:bottom w:type="dxa" w:w="80"/>
+              <w:right w:type="dxa" w:w="120"/>
+            </w:tcMar>
+          </w:tcPr>
+          <w:p>
+            <w:r>
+              <w:rPr>
+                <w:rFonts w:ascii="Arial" w:cs="Arial" w:eastAsia="Arial" w:hAnsi="Arial"/>
+                <w:b/>
+                <w:bCs/>
+                <w:sz w:val="18"/>
+                <w:szCs w:val="18"/>
+              </w:rPr>
+              <w:t xml:space="preserve">Facebook</w:t>
+            </w:r>
+          </w:p>
+        </w:tc>
+        <w:tc>
+          <w:tcPr>
+            <w:tcW w:type="dxa" w:w="7560"/>
+            <w:tcBorders>
+              <w:top w:val="single" w:color="CCCCCC" w:sz="1"/>
+              <w:left w:val="single" w:color="CCCCCC" w:sz="1"/>
+              <w:bottom w:val="single" w:color="CCCCCC" w:sz="1"/>
+              <w:right w:val="single" w:color="CCCCCC" w:sz="1"/>
+            </w:tcBorders>
+            <w:tcMar>
+              <w:top w:type="dxa" w:w="80"/>
+              <w:left w:type="dxa" w:w="120"/>
+              <w:bottom w:type="dxa" w:w="80"/>
+              <w:right w:type="dxa" w:w="120"/>
+            </w:tcMar>
+          </w:tcPr>
+          <w:p>
+            <w:r>
+              <w:rPr>
+                <w:rFonts w:ascii="Arial" w:cs="Arial" w:eastAsia="Arial" w:hAnsi="Arial"/>
+                <w:sz w:val="18"/>
+                <w:szCs w:val="18"/>
+              </w:rPr>
+              <w:t xml:space="preserve">James Hinderer</w:t>
+            </w:r>
+          </w:p>
+        </w:tc>
+      </w:tr>
+      <w:tr>
+        <w:tc>
+          <w:tcPr>
+            <w:tcW w:type="dxa" w:w="1800"/>
+            <w:tcBorders>
+              <w:top w:val="single" w:color="CCCCCC" w:sz="1"/>
+              <w:left w:val="single" w:color="CCCCCC" w:sz="1"/>
+              <w:bottom w:val="single" w:color="CCCCCC" w:sz="1"/>
+              <w:right w:val="single" w:color="CCCCCC" w:sz="1"/>
+            </w:tcBorders>
+            <w:shd w:fill="F2F3F4" w:val="clear"/>
+            <w:tcMar>
+              <w:top w:type="dxa" w:w="80"/>
+              <w:left w:type="dxa" w:w="120"/>
+              <w:bottom w:type="dxa" w:w="80"/>
+              <w:right w:type="dxa" w:w="120"/>
+            </w:tcMar>
+          </w:tcPr>
+          <w:p>
+            <w:r>
+              <w:rPr>
+                <w:rFonts w:ascii="Arial" w:cs="Arial" w:eastAsia="Arial" w:hAnsi="Arial"/>
+                <w:b/>
+                <w:bCs/>
+                <w:sz w:val="18"/>
+                <w:szCs w:val="18"/>
+              </w:rPr>
+              <w:t xml:space="preserve">Location</w:t>
+            </w:r>
+          </w:p>
+        </w:tc>
+        <w:tc>
+          <w:tcPr>
+            <w:tcW w:type="dxa" w:w="7560"/>
+            <w:tcBorders>
+              <w:top w:val="single" w:color="CCCCCC" w:sz="1"/>
+              <w:left w:val="single" w:color="CCCCCC" w:sz="1"/>
+              <w:bottom w:val="single" w:color="CCCCCC" w:sz="1"/>
+              <w:right w:val="single" w:color="CCCCCC" w:sz="1"/>
+            </w:tcBorders>
+            <w:tcMar>
+              <w:top w:type="dxa" w:w="80"/>
+              <w:left w:type="dxa" w:w="120"/>
+              <w:bottom w:type="dxa" w:w="80"/>
+              <w:right w:type="dxa" w:w="120"/>
+            </w:tcMar>
+          </w:tcPr>
+          <w:p>
+            <w:r>
+              <w:rPr>
+                <w:rFonts w:ascii="Arial" w:cs="Arial" w:eastAsia="Arial" w:hAnsi="Arial"/>
+                <w:sz w:val="18"/>
+                <w:szCs w:val="18"/>
+              </w:rPr>
+              <w:t xml:space="preserve">Bradenton, FL (will travel to SWFL)</w:t>
+            </w:r>
+          </w:p>
+        </w:tc>
+      </w:tr>
+      <w:tr>
+        <w:tc>
+          <w:tcPr>
+            <w:tcW w:type="dxa" w:w="1800"/>
+            <w:tcBorders>
+              <w:top w:val="single" w:color="CCCCCC" w:sz="1"/>
+              <w:left w:val="single" w:color="CCCCCC" w:sz="1"/>
+              <w:bottom w:val="single" w:color="CCCCCC" w:sz="1"/>
+              <w:right w:val="single" w:color="CCCCCC" w:sz="1"/>
+            </w:tcBorders>
+            <w:shd w:fill="F2F3F4" w:val="clear"/>
+            <w:tcMar>
+              <w:top w:type="dxa" w:w="80"/>
+              <w:left w:type="dxa" w:w="120"/>
+              <w:bottom w:type="dxa" w:w="80"/>
+              <w:right w:type="dxa" w:w="120"/>
+            </w:tcMar>
+          </w:tcPr>
+          <w:p>
+            <w:r>
+              <w:rPr>
+                <w:rFonts w:ascii="Arial" w:cs="Arial" w:eastAsia="Arial" w:hAnsi="Arial"/>
+                <w:b/>
+                <w:bCs/>
+                <w:sz w:val="18"/>
+                <w:szCs w:val="18"/>
+              </w:rPr>
+              <w:t xml:space="preserve">Cuisine / Type</w:t>
+            </w:r>
+          </w:p>
+        </w:tc>
+        <w:tc>
+          <w:tcPr>
+            <w:tcW w:type="dxa" w:w="7560"/>
+            <w:tcBorders>
+              <w:top w:val="single" w:color="CCCCCC" w:sz="1"/>
+              <w:left w:val="single" w:color="CCCCCC" w:sz="1"/>
+              <w:bottom w:val="single" w:color="CCCCCC" w:sz="1"/>
+              <w:right w:val="single" w:color="CCCCCC" w:sz="1"/>
+            </w:tcBorders>
+            <w:tcMar>
+              <w:top w:type="dxa" w:w="80"/>
+              <w:left w:type="dxa" w:w="120"/>
+              <w:bottom w:type="dxa" w:w="80"/>
+              <w:right w:type="dxa" w:w="120"/>
+            </w:tcMar>
+          </w:tcPr>
+          <w:p>
+            <w:r>
+              <w:rPr>
+                <w:rFonts w:ascii="Arial" w:cs="Arial" w:eastAsia="Arial" w:hAnsi="Arial"/>
+                <w:sz w:val="18"/>
+                <w:szCs w:val="18"/>
+              </w:rPr>
+              <w:t xml:space="preserve">Italian ice</w:t>
+            </w:r>
+          </w:p>
+        </w:tc>
+      </w:tr>
+      <w:tr>
+        <w:tc>
+          <w:tcPr>
+            <w:tcW w:type="dxa" w:w="1800"/>
+            <w:tcBorders>
+              <w:top w:val="single" w:color="CCCCCC" w:sz="1"/>
+              <w:left w:val="single" w:color="CCCCCC" w:sz="1"/>
+              <w:bottom w:val="single" w:color="CCCCCC" w:sz="1"/>
+              <w:right w:val="single" w:color="CCCCCC" w:sz="1"/>
+            </w:tcBorders>
+            <w:shd w:fill="F2F3F4" w:val="clear"/>
+            <w:tcMar>
+              <w:top w:type="dxa" w:w="80"/>
+              <w:left w:type="dxa" w:w="120"/>
+              <w:bottom w:type="dxa" w:w="80"/>
+              <w:right w:type="dxa" w:w="120"/>
+            </w:tcMar>
+          </w:tcPr>
+          <w:p>
+            <w:r>
+              <w:rPr>
+                <w:rFonts w:ascii="Arial" w:cs="Arial" w:eastAsia="Arial" w:hAnsi="Arial"/>
+                <w:b/>
+                <w:bCs/>
+                <w:sz w:val="18"/>
+                <w:szCs w:val="18"/>
+              </w:rPr>
+              <w:t xml:space="preserve">Notes</w:t>
+            </w:r>
+          </w:p>
+        </w:tc>
+        <w:tc>
+          <w:tcPr>
+            <w:tcW w:type="dxa" w:w="7560"/>
+            <w:tcBorders>
+              <w:top w:val="single" w:color="CCCCCC" w:sz="1"/>
+              <w:left w:val="single" w:color="CCCCCC" w:sz="1"/>
+              <w:bottom w:val="single" w:color="CCCCCC" w:sz="1"/>
+              <w:right w:val="single" w:color="CCCCCC" w:sz="1"/>
+            </w:tcBorders>
+            <w:tcMar>
+              <w:top w:type="dxa" w:w="80"/>
+              <w:left w:type="dxa" w:w="120"/>
+              <w:bottom w:type="dxa" w:w="80"/>
+              <w:right w:type="dxa" w:w="120"/>
+            </w:tcMar>
+          </w:tcPr>
+          <w:p>
+            <w:r>
+              <w:rPr>
+                <w:rFonts w:ascii="Arial" w:cs="Arial" w:eastAsia="Arial" w:hAnsi="Arial"/>
+                <w:sz w:val="18"/>
+                <w:szCs w:val="18"/>
+              </w:rPr>
+              <w:t xml:space="preserve">Event-focused operator. Will travel to SWFL for large events. Promotes 'some of the best Italian Ice around Bradenton.'</w:t>
+            </w:r>
+          </w:p>
+        </w:tc>
+      </w:tr>
+    </w:tbl>
     <w:sectPr>
-      <w:footerReference w:type="default" r:id="rId6"/>
-      <w:pgSz w:w="12240" w:h="15840" w:orient="portrait"/>
-      <w:pgMar w:top="1080" w:right="1080" w:bottom="1080" w:left="1080" w:header="708" w:footer="708" w:gutter="0"/>
+      <w:pgSz w:w="11906" w:h="16838" w:orient="portrait"/>
+      <w:pgMar w:top="1440" w:right="1440" w:bottom="1440" w:left="1440" w:header="708" w:footer="708" w:gutter="0"/>
       <w:pgNumType/>
       <w:docGrid w:linePitch="360"/>
     </w:sectPr>
@@ -12657,35 +20150,41 @@
 <w:comments xmlns:cx="http://schemas.microsoft.com/office/drawing/2014/chartex" xmlns:cx1="http://schemas.microsoft.com/office/drawing/2015/9/8/chartex" xmlns:cx2="http://schemas.microsoft.com/office/drawing/2015/10/21/chartex" xmlns:cx3="http://schemas.microsoft.com/office/drawing/2016/5/9/chartex" xmlns:cx4="http://schemas.microsoft.com/office/drawing/2016/5/10/chartex" xmlns:cx5="http://schemas.microsoft.com/office/drawing/2016/5/11/chartex" xmlns:cx6="http://schemas.microsoft.com/office/drawing/2016/5/12/chartex" xmlns:cx7="http://schemas.microsoft.com/office/drawing/2016/5/13/chartex" xmlns:cx8="http://schemas.microsoft.com/office/drawing/2016/5/14/chartex" xmlns:mc="http://schemas.openxmlformats.org/markup-compatibility/2006" xmlns:aink="http://schemas.microsoft.com/office/drawing/2016/ink" xmlns:am3d="http://schemas.microsoft.com/office/drawing/2017/model3d" xmlns:o="urn:schemas-microsoft-com:office:office" xmlns:r="http://schemas.openxmlformats.org/officeDocument/2006/relationships" xmlns:m="http://schemas.openxmlformats.org/officeDocument/2006/math" xmlns:v="urn:schemas-microsoft-com:vml" xmlns:wp14="http://schemas.microsoft.com/office/word/2010/wordprocessingDrawing" xmlns:wp="http://schemas.openxmlformats.org/drawingml/2006/wordprocessingDrawing" xmlns:w10="urn:schemas-microsoft-com:office:word" xmlns:w="http://schemas.openxmlformats.org/wordprocessingml/2006/main" xmlns:w14="http://schemas.microsoft.com/office/word/2010/wordml" xmlns:w15="http://schemas.microsoft.com/office/word/2012/wordml" xmlns:w16cex="http://schemas.microsoft.com/office/word/2018/wordml/cex" xmlns:w16cid="http://schemas.microsoft.com/office/word/2016/wordml/cid" xmlns:w16="http://schemas.microsoft.com/office/word/2018/wordml" xmlns:w16sdtdh="http://schemas.microsoft.com/office/word/2020/wordml/sdtdatahash" xmlns:w16se="http://schemas.microsoft.com/office/word/2015/wordml/symex" xmlns:wpg="http://schemas.microsoft.com/office/word/2010/wordprocessingGroup" xmlns:wpi="http://schemas.microsoft.com/office/word/2010/wordprocessingInk" xmlns:wne="http://schemas.microsoft.com/office/word/2006/wordml" xmlns:wps="http://schemas.microsoft.com/office/word/2010/wordprocessingShape"/>
 </file>
 
-<file path=word/footer1.xml><?xml version="1.0" encoding="utf-8"?>
-<w:ftr xmlns:wpc="http://schemas.microsoft.com/office/word/2010/wordprocessingCanvas" xmlns:mc="http://schemas.openxmlformats.org/markup-compatibility/2006" xmlns:o="urn:schemas-microsoft-com:office:office" xmlns:r="http://schemas.openxmlformats.org/officeDocument/2006/relationships" xmlns:m="http://schemas.openxmlformats.org/officeDocument/2006/math" xmlns:v="urn:schemas-microsoft-com:vml" xmlns:wp14="http://schemas.microsoft.com/office/word/2010/wordprocessingDrawing" xmlns:wp="http://schemas.openxmlformats.org/drawingml/2006/wordprocessingDrawing" xmlns:w10="urn:schemas-microsoft-com:office:word" xmlns:w="http://schemas.openxmlformats.org/wordprocessingml/2006/main" xmlns:w14="http://schemas.microsoft.com/office/word/2010/wordml" xmlns:w15="http://schemas.microsoft.com/office/word/2012/wordml" xmlns:wpg="http://schemas.microsoft.com/office/word/2010/wordprocessingGroup" xmlns:wpi="http://schemas.microsoft.com/office/word/2010/wordprocessingInk" xmlns:wne="http://schemas.microsoft.com/office/word/2006/wordml" xmlns:wps="http://schemas.microsoft.com/office/word/2010/wordprocessingShape">
-  <w:p>
-    <w:pPr>
-      <w:jc w:val="center"/>
-    </w:pPr>
-    <w:r>
-      <w:rPr>
-        <w:rFonts w:ascii="Arial" w:cs="Arial" w:eastAsia="Arial" w:hAnsi="Arial"/>
-        <w:color w:val="7F8C8D"/>
-        <w:sz w:val="16"/>
-        <w:szCs w:val="16"/>
-      </w:rPr>
-      <w:t xml:space="preserve">Food Trucks  |  ServiceWindow Market Research  |  Page </w:t>
-    </w:r>
-    <w:r>
-      <w:rPr>
-        <w:rFonts w:ascii="Arial" w:cs="Arial" w:eastAsia="Arial" w:hAnsi="Arial"/>
-        <w:color w:val="7F8C8D"/>
-        <w:sz w:val="16"/>
-        <w:szCs w:val="16"/>
-      </w:rPr>
-      <w:fldChar w:fldCharType="begin"/>
-      <w:instrText xml:space="preserve">PAGE</w:instrText>
-      <w:fldChar w:fldCharType="separate"/>
-      <w:fldChar w:fldCharType="end"/>
-    </w:r>
-  </w:p>
-</w:ftr>
+<file path=word/endnotes.xml><?xml version="1.0" encoding="utf-8"?>
+<w:endnotes xmlns:wpc="http://schemas.microsoft.com/office/word/2010/wordprocessingCanvas" xmlns:mc="http://schemas.openxmlformats.org/markup-compatibility/2006" xmlns:o="urn:schemas-microsoft-com:office:office" xmlns:r="http://schemas.openxmlformats.org/officeDocument/2006/relationships" xmlns:m="http://schemas.openxmlformats.org/officeDocument/2006/math" xmlns:v="urn:schemas-microsoft-com:vml" xmlns:wp14="http://schemas.microsoft.com/office/word/2010/wordprocessingDrawing" xmlns:wp="http://schemas.openxmlformats.org/drawingml/2006/wordprocessingDrawing" xmlns:w10="urn:schemas-microsoft-com:office:word" xmlns:w="http://schemas.openxmlformats.org/wordprocessingml/2006/main" xmlns:w14="http://schemas.microsoft.com/office/word/2010/wordml" xmlns:w15="http://schemas.microsoft.com/office/word/2012/wordml" xmlns:wpg="http://schemas.microsoft.com/office/word/2010/wordprocessingGroup" xmlns:wpi="http://schemas.microsoft.com/office/word/2010/wordprocessingInk" xmlns:wne="http://schemas.microsoft.com/office/word/2006/wordml" xmlns:wps="http://schemas.microsoft.com/office/word/2010/wordprocessingShape" mc:Ignorable="w14 w15 wp14">
+  <w:endnote w:type="separator" w:id="-1">
+    <w:p>
+      <w:pPr>
+        <w:spacing w:after="0" w:line="240" w:lineRule="auto"/>
+      </w:pPr>
+      <w:r>
+        <w:rPr>
+          <w:rStyle w:val="EndnoteReference"/>
+        </w:rPr>
+        <w:endnoteRef/>
+      </w:r>
+      <w:r>
+        <w:separator/>
+      </w:r>
+    </w:p>
+  </w:endnote>
+  <w:endnote w:type="continuationSeparator" w:id="0">
+    <w:p>
+      <w:pPr>
+        <w:spacing w:after="0" w:line="240" w:lineRule="auto"/>
+      </w:pPr>
+      <w:r>
+        <w:rPr>
+          <w:rStyle w:val="EndnoteReference"/>
+        </w:rPr>
+        <w:endnoteRef/>
+      </w:r>
+      <w:r>
+        <w:continuationSeparator/>
+      </w:r>
+    </w:p>
+  </w:endnote>
+</w:endnotes>
 </file>
 
 <file path=word/footnotes.xml><?xml version="1.0" encoding="utf-8"?>
@@ -12966,13 +20465,50 @@
       <w:szCs w:val="20"/>
     </w:rPr>
   </w:style>
+  <w:style w:type="character" w:styleId="EndnoteReference">
+    <w:name w:val="endnote reference"/>
+    <w:basedOn w:val="DefaultParagraphFont"/>
+    <w:uiPriority w:val="99"/>
+    <w:semiHidden/>
+    <w:unhideWhenUsed/>
+    <w:rPr>
+      <w:vertAlign w:val="superscript"/>
+    </w:rPr>
+  </w:style>
+  <w:style w:type="paragraph" w:styleId="EndnoteText">
+    <w:name w:val="endnote text"/>
+    <w:basedOn w:val="Normal"/>
+    <w:link w:val="EndnoteTextChar"/>
+    <w:uiPriority w:val="99"/>
+    <w:semiHidden/>
+    <w:unhideWhenUsed/>
+    <w:pPr>
+      <w:spacing w:after="0" w:line="240" w:lineRule="auto"/>
+    </w:pPr>
+    <w:rPr>
+      <w:sz w:val="20"/>
+      <w:szCs w:val="20"/>
+    </w:rPr>
+  </w:style>
+  <w:style w:type="character" w:styleId="EndnoteTextChar">
+    <w:name w:val="Endnote Text Char"/>
+    <w:basedOn w:val="DefaultParagraphFont"/>
+    <w:link w:val="EndnoteText"/>
+    <w:uiPriority w:val="99"/>
+    <w:semiHidden/>
+    <w:unhideWhenUsed/>
+    <w:rPr>
+      <w:sz w:val="20"/>
+      <w:szCs w:val="20"/>
+    </w:rPr>
+  </w:style>
   <w:style w:type="paragraph" w:styleId="Heading1">
     <w:name w:val="Heading 1"/>
     <w:basedOn w:val="Normal"/>
     <w:next w:val="Normal"/>
     <w:qFormat/>
     <w:pPr>
-      <w:spacing w:before="240" w:after="0"/>
+      <w:spacing w:after="0" w:before="240"/>
       <w:outlineLvl w:val="0"/>
     </w:pPr>
     <w:rPr>
@@ -12990,7 +20526,7 @@
     <w:next w:val="Normal"/>
     <w:qFormat/>
     <w:pPr>
-      <w:spacing w:before="280" w:after="60"/>
+      <w:spacing w:after="60" w:before="280"/>
       <w:outlineLvl w:val="1"/>
     </w:pPr>
     <w:rPr>

--- a/Market Research/1 - Food Trucks/Food Trucks - Contact Database.docx
+++ b/Market Research/1 - Food Trucks/Food Trucks - Contact Database.docx
@@ -31,7 +31,7 @@
           <w:sz w:val="18"/>
           <w:szCs w:val="18"/>
         </w:rPr>
-        <w:t xml:space="preserve">ServiceWindow Market Research  |  SWFL  |  Compiled April 5, 2026</w:t>
+        <w:t xml:space="preserve">ServiceWindow Market Research  |  SWFL  |  Compiled April 6, 2026</w:t>
       </w:r>
     </w:p>
     <w:p>
@@ -59,7 +59,7 @@
           <w:sz w:val="18"/>
           <w:szCs w:val="18"/>
         </w:rPr>
-        <w:t xml:space="preserve">53 entries</w:t>
+        <w:t xml:space="preserve">55 entries</w:t>
       </w:r>
     </w:p>
     <w:p>
@@ -632,6 +632,14 @@
     </w:tbl>
     <w:p>
       <w:pPr>
+        <w:spacing w:after="60" w:before="60"/>
+      </w:pPr>
+      <w:r>
+        <w:t xml:space="preserve"/>
+      </w:r>
+    </w:p>
+    <w:p>
+      <w:pPr>
         <w:pStyle w:val="Heading2"/>
         <w:pBdr>
           <w:bottom w:val="single" w:color="1B4F72" w:sz="4"/>
@@ -1257,6 +1265,14 @@
         </w:tc>
       </w:tr>
     </w:tbl>
+    <w:p>
+      <w:pPr>
+        <w:spacing w:after="60" w:before="60"/>
+      </w:pPr>
+      <w:r>
+        <w:t xml:space="preserve"/>
+      </w:r>
+    </w:p>
     <w:p>
       <w:pPr>
         <w:pStyle w:val="Heading2"/>
@@ -1768,6 +1784,14 @@
     </w:tbl>
     <w:p>
       <w:pPr>
+        <w:spacing w:after="60" w:before="60"/>
+      </w:pPr>
+      <w:r>
+        <w:t xml:space="preserve"/>
+      </w:r>
+    </w:p>
+    <w:p>
+      <w:pPr>
         <w:pStyle w:val="Heading2"/>
         <w:pBdr>
           <w:bottom w:val="single" w:color="1B4F72" w:sz="4"/>
@@ -2275,6 +2299,14 @@
         </w:tc>
       </w:tr>
     </w:tbl>
+    <w:p>
+      <w:pPr>
+        <w:spacing w:after="60" w:before="60"/>
+      </w:pPr>
+      <w:r>
+        <w:t xml:space="preserve"/>
+      </w:r>
+    </w:p>
     <w:p>
       <w:pPr>
         <w:pStyle w:val="Heading2"/>
@@ -2727,6 +2759,14 @@
     </w:tbl>
     <w:p>
       <w:pPr>
+        <w:spacing w:after="60" w:before="60"/>
+      </w:pPr>
+      <w:r>
+        <w:t xml:space="preserve"/>
+      </w:r>
+    </w:p>
+    <w:p>
+      <w:pPr>
         <w:pStyle w:val="Heading2"/>
         <w:pBdr>
           <w:bottom w:val="single" w:color="1B4F72" w:sz="4"/>
@@ -3175,6 +3215,14 @@
         </w:tc>
       </w:tr>
     </w:tbl>
+    <w:p>
+      <w:pPr>
+        <w:spacing w:after="60" w:before="60"/>
+      </w:pPr>
+      <w:r>
+        <w:t xml:space="preserve"/>
+      </w:r>
+    </w:p>
     <w:p>
       <w:pPr>
         <w:pStyle w:val="Heading2"/>
@@ -3745,6 +3793,14 @@
     </w:tbl>
     <w:p>
       <w:pPr>
+        <w:spacing w:after="60" w:before="60"/>
+      </w:pPr>
+      <w:r>
+        <w:t xml:space="preserve"/>
+      </w:r>
+    </w:p>
+    <w:p>
+      <w:pPr>
         <w:pStyle w:val="Heading2"/>
         <w:pBdr>
           <w:bottom w:val="single" w:color="1B4F72" w:sz="4"/>
@@ -4134,6 +4190,14 @@
         </w:tc>
       </w:tr>
     </w:tbl>
+    <w:p>
+      <w:pPr>
+        <w:spacing w:after="60" w:before="60"/>
+      </w:pPr>
+      <w:r>
+        <w:t xml:space="preserve"/>
+      </w:r>
+    </w:p>
     <w:p>
       <w:pPr>
         <w:pStyle w:val="Heading2"/>
@@ -4586,6 +4650,14 @@
     </w:tbl>
     <w:p>
       <w:pPr>
+        <w:spacing w:after="60" w:before="60"/>
+      </w:pPr>
+      <w:r>
+        <w:t xml:space="preserve"/>
+      </w:r>
+    </w:p>
+    <w:p>
+      <w:pPr>
         <w:pStyle w:val="Heading2"/>
         <w:pBdr>
           <w:bottom w:val="single" w:color="1B4F72" w:sz="4"/>
@@ -4916,6 +4988,14 @@
         </w:tc>
       </w:tr>
     </w:tbl>
+    <w:p>
+      <w:pPr>
+        <w:spacing w:after="60" w:before="60"/>
+      </w:pPr>
+      <w:r>
+        <w:t xml:space="preserve"/>
+      </w:r>
+    </w:p>
     <w:p>
       <w:pPr>
         <w:pStyle w:val="Heading2"/>
@@ -5250,6 +5330,14 @@
     </w:tbl>
     <w:p>
       <w:pPr>
+        <w:spacing w:after="60" w:before="60"/>
+      </w:pPr>
+      <w:r>
+        <w:t xml:space="preserve"/>
+      </w:r>
+    </w:p>
+    <w:p>
+      <w:pPr>
         <w:pStyle w:val="Heading2"/>
         <w:pBdr>
           <w:bottom w:val="single" w:color="1B4F72" w:sz="4"/>
@@ -5521,6 +5609,14 @@
         </w:tc>
       </w:tr>
     </w:tbl>
+    <w:p>
+      <w:pPr>
+        <w:spacing w:after="60" w:before="60"/>
+      </w:pPr>
+      <w:r>
+        <w:t xml:space="preserve"/>
+      </w:r>
+    </w:p>
     <w:p>
       <w:pPr>
         <w:pStyle w:val="Heading2"/>
@@ -5855,6 +5951,14 @@
     </w:tbl>
     <w:p>
       <w:pPr>
+        <w:spacing w:after="60" w:before="60"/>
+      </w:pPr>
+      <w:r>
+        <w:t xml:space="preserve"/>
+      </w:r>
+    </w:p>
+    <w:p>
+      <w:pPr>
         <w:pStyle w:val="Heading2"/>
         <w:pBdr>
           <w:bottom w:val="single" w:color="1B4F72" w:sz="4"/>
@@ -6185,6 +6289,14 @@
         </w:tc>
       </w:tr>
     </w:tbl>
+    <w:p>
+      <w:pPr>
+        <w:spacing w:after="60" w:before="60"/>
+      </w:pPr>
+      <w:r>
+        <w:t xml:space="preserve"/>
+      </w:r>
+    </w:p>
     <w:p>
       <w:pPr>
         <w:pStyle w:val="Heading2"/>
@@ -6460,6 +6572,14 @@
     </w:tbl>
     <w:p>
       <w:pPr>
+        <w:spacing w:after="60" w:before="60"/>
+      </w:pPr>
+      <w:r>
+        <w:t xml:space="preserve"/>
+      </w:r>
+    </w:p>
+    <w:p>
+      <w:pPr>
         <w:pStyle w:val="Heading2"/>
         <w:pBdr>
           <w:bottom w:val="single" w:color="1B4F72" w:sz="4"/>
@@ -6731,6 +6851,14 @@
         </w:tc>
       </w:tr>
     </w:tbl>
+    <w:p>
+      <w:pPr>
+        <w:spacing w:after="60" w:before="60"/>
+      </w:pPr>
+      <w:r>
+        <w:t xml:space="preserve"/>
+      </w:r>
+    </w:p>
     <w:p>
       <w:pPr>
         <w:pStyle w:val="Heading2"/>
@@ -7006,6 +7134,14 @@
     </w:tbl>
     <w:p>
       <w:pPr>
+        <w:spacing w:after="60" w:before="60"/>
+      </w:pPr>
+      <w:r>
+        <w:t xml:space="preserve"/>
+      </w:r>
+    </w:p>
+    <w:p>
+      <w:pPr>
         <w:pStyle w:val="Heading2"/>
         <w:pBdr>
           <w:bottom w:val="single" w:color="1B4F72" w:sz="4"/>
@@ -7277,6 +7413,14 @@
         </w:tc>
       </w:tr>
     </w:tbl>
+    <w:p>
+      <w:pPr>
+        <w:spacing w:after="60" w:before="60"/>
+      </w:pPr>
+      <w:r>
+        <w:t xml:space="preserve"/>
+      </w:r>
+    </w:p>
     <w:p>
       <w:pPr>
         <w:pStyle w:val="Heading2"/>
@@ -7552,6 +7696,14 @@
     </w:tbl>
     <w:p>
       <w:pPr>
+        <w:spacing w:after="60" w:before="60"/>
+      </w:pPr>
+      <w:r>
+        <w:t xml:space="preserve"/>
+      </w:r>
+    </w:p>
+    <w:p>
+      <w:pPr>
         <w:pStyle w:val="Heading2"/>
         <w:pBdr>
           <w:bottom w:val="single" w:color="1B4F72" w:sz="4"/>
@@ -8000,6 +8152,14 @@
         </w:tc>
       </w:tr>
     </w:tbl>
+    <w:p>
+      <w:pPr>
+        <w:spacing w:after="60" w:before="60"/>
+      </w:pPr>
+      <w:r>
+        <w:t xml:space="preserve"/>
+      </w:r>
+    </w:p>
     <w:p>
       <w:pPr>
         <w:pStyle w:val="Heading2"/>
@@ -8275,6 +8435,14 @@
     </w:tbl>
     <w:p>
       <w:pPr>
+        <w:spacing w:after="60" w:before="60"/>
+      </w:pPr>
+      <w:r>
+        <w:t xml:space="preserve"/>
+      </w:r>
+    </w:p>
+    <w:p>
+      <w:pPr>
         <w:pStyle w:val="Heading2"/>
         <w:pBdr>
           <w:bottom w:val="single" w:color="1B4F72" w:sz="4"/>
@@ -8487,6 +8655,14 @@
         </w:tc>
       </w:tr>
     </w:tbl>
+    <w:p>
+      <w:pPr>
+        <w:spacing w:after="60" w:before="60"/>
+      </w:pPr>
+      <w:r>
+        <w:t xml:space="preserve"/>
+      </w:r>
+    </w:p>
     <w:p>
       <w:pPr>
         <w:pStyle w:val="Heading2"/>
@@ -8821,6 +8997,14 @@
     </w:tbl>
     <w:p>
       <w:pPr>
+        <w:spacing w:after="60" w:before="60"/>
+      </w:pPr>
+      <w:r>
+        <w:t xml:space="preserve"/>
+      </w:r>
+    </w:p>
+    <w:p>
+      <w:pPr>
         <w:pStyle w:val="Heading2"/>
         <w:pBdr>
           <w:bottom w:val="single" w:color="1B4F72" w:sz="4"/>
@@ -9210,6 +9394,14 @@
         </w:tc>
       </w:tr>
     </w:tbl>
+    <w:p>
+      <w:pPr>
+        <w:spacing w:after="60" w:before="60"/>
+      </w:pPr>
+      <w:r>
+        <w:t xml:space="preserve"/>
+      </w:r>
+    </w:p>
     <w:p>
       <w:pPr>
         <w:pStyle w:val="Heading2"/>
@@ -9544,6 +9736,14 @@
     </w:tbl>
     <w:p>
       <w:pPr>
+        <w:spacing w:after="60" w:before="60"/>
+      </w:pPr>
+      <w:r>
+        <w:t xml:space="preserve"/>
+      </w:r>
+    </w:p>
+    <w:p>
+      <w:pPr>
         <w:pStyle w:val="Heading2"/>
         <w:pBdr>
           <w:bottom w:val="single" w:color="1B4F72" w:sz="4"/>
@@ -9815,6 +10015,14 @@
         </w:tc>
       </w:tr>
     </w:tbl>
+    <w:p>
+      <w:pPr>
+        <w:spacing w:after="60" w:before="60"/>
+      </w:pPr>
+      <w:r>
+        <w:t xml:space="preserve"/>
+      </w:r>
+    </w:p>
     <w:p>
       <w:pPr>
         <w:pStyle w:val="Heading2"/>
@@ -10090,6 +10298,14 @@
     </w:tbl>
     <w:p>
       <w:pPr>
+        <w:spacing w:after="60" w:before="60"/>
+      </w:pPr>
+      <w:r>
+        <w:t xml:space="preserve"/>
+      </w:r>
+    </w:p>
+    <w:p>
+      <w:pPr>
         <w:pStyle w:val="Heading2"/>
         <w:pBdr>
           <w:bottom w:val="single" w:color="1B4F72" w:sz="4"/>
@@ -10361,6 +10577,14 @@
         </w:tc>
       </w:tr>
     </w:tbl>
+    <w:p>
+      <w:pPr>
+        <w:spacing w:after="60" w:before="60"/>
+      </w:pPr>
+      <w:r>
+        <w:t xml:space="preserve"/>
+      </w:r>
+    </w:p>
     <w:p>
       <w:pPr>
         <w:pStyle w:val="Heading2"/>
@@ -10695,6 +10919,14 @@
     </w:tbl>
     <w:p>
       <w:pPr>
+        <w:spacing w:after="60" w:before="60"/>
+      </w:pPr>
+      <w:r>
+        <w:t xml:space="preserve"/>
+      </w:r>
+    </w:p>
+    <w:p>
+      <w:pPr>
         <w:pStyle w:val="Heading2"/>
         <w:pBdr>
           <w:bottom w:val="single" w:color="1B4F72" w:sz="4"/>
@@ -11202,6 +11434,14 @@
         </w:tc>
       </w:tr>
     </w:tbl>
+    <w:p>
+      <w:pPr>
+        <w:spacing w:after="60" w:before="60"/>
+      </w:pPr>
+      <w:r>
+        <w:t xml:space="preserve"/>
+      </w:r>
+    </w:p>
     <w:p>
       <w:pPr>
         <w:pStyle w:val="Heading2"/>
@@ -11324,6 +11564,65 @@
                 <w:sz w:val="18"/>
                 <w:szCs w:val="18"/>
               </w:rPr>
+              <w:t xml:space="preserve">Email</w:t>
+            </w:r>
+          </w:p>
+        </w:tc>
+        <w:tc>
+          <w:tcPr>
+            <w:tcW w:type="dxa" w:w="7560"/>
+            <w:tcBorders>
+              <w:top w:val="single" w:color="CCCCCC" w:sz="1"/>
+              <w:left w:val="single" w:color="CCCCCC" w:sz="1"/>
+              <w:bottom w:val="single" w:color="CCCCCC" w:sz="1"/>
+              <w:right w:val="single" w:color="CCCCCC" w:sz="1"/>
+            </w:tcBorders>
+            <w:tcMar>
+              <w:top w:type="dxa" w:w="80"/>
+              <w:left w:type="dxa" w:w="120"/>
+              <w:bottom w:type="dxa" w:w="80"/>
+              <w:right w:type="dxa" w:w="120"/>
+            </w:tcMar>
+          </w:tcPr>
+          <w:p>
+            <w:r>
+              <w:rPr>
+                <w:rFonts w:ascii="Arial" w:cs="Arial" w:eastAsia="Arial" w:hAnsi="Arial"/>
+                <w:sz w:val="18"/>
+                <w:szCs w:val="18"/>
+              </w:rPr>
+              <w:t xml:space="preserve">CountriesCoffee@Outlook.com</w:t>
+            </w:r>
+          </w:p>
+        </w:tc>
+      </w:tr>
+      <w:tr>
+        <w:tc>
+          <w:tcPr>
+            <w:tcW w:type="dxa" w:w="1800"/>
+            <w:tcBorders>
+              <w:top w:val="single" w:color="CCCCCC" w:sz="1"/>
+              <w:left w:val="single" w:color="CCCCCC" w:sz="1"/>
+              <w:bottom w:val="single" w:color="CCCCCC" w:sz="1"/>
+              <w:right w:val="single" w:color="CCCCCC" w:sz="1"/>
+            </w:tcBorders>
+            <w:shd w:fill="F2F3F4" w:val="clear"/>
+            <w:tcMar>
+              <w:top w:type="dxa" w:w="80"/>
+              <w:left w:type="dxa" w:w="120"/>
+              <w:bottom w:type="dxa" w:w="80"/>
+              <w:right w:type="dxa" w:w="120"/>
+            </w:tcMar>
+          </w:tcPr>
+          <w:p>
+            <w:r>
+              <w:rPr>
+                <w:rFonts w:ascii="Arial" w:cs="Arial" w:eastAsia="Arial" w:hAnsi="Arial"/>
+                <w:b/>
+                <w:bCs/>
+                <w:sz w:val="18"/>
+                <w:szCs w:val="18"/>
+              </w:rPr>
               <w:t xml:space="preserve">Facebook</w:t>
             </w:r>
           </w:p>
@@ -11528,12 +11827,21 @@
                 <w:sz w:val="18"/>
                 <w:szCs w:val="18"/>
               </w:rPr>
-              <w:t xml:space="preserve">Active at multiple farmers markets: Marco Island FM, Cape Coral FM, Pine Ridge Rd FM.</w:t>
+              <w:t xml:space="preserve">Active at multiple farmers markets: Marco Island FM, Cape Coral FM, Pine Ridge Rd FM.
+[2026-04-06] Weekly schedule posted (Apr 6-12): Tue (St. John's FM Naples), Wed (Marco Island FM), Thu (Isles of Collier Naples + Keiser U Naples), Sat (Cape Coral FM), Sun (Pine Ridge FM). Multi-market circuit confirmed.</w:t>
             </w:r>
           </w:p>
         </w:tc>
       </w:tr>
     </w:tbl>
+    <w:p>
+      <w:pPr>
+        <w:spacing w:after="60" w:before="60"/>
+      </w:pPr>
+      <w:r>
+        <w:t xml:space="preserve"/>
+      </w:r>
+    </w:p>
     <w:p>
       <w:pPr>
         <w:pStyle w:val="Heading2"/>
@@ -11927,6 +12235,14 @@
     </w:tbl>
     <w:p>
       <w:pPr>
+        <w:spacing w:after="60" w:before="60"/>
+      </w:pPr>
+      <w:r>
+        <w:t xml:space="preserve"/>
+      </w:r>
+    </w:p>
+    <w:p>
+      <w:pPr>
         <w:pStyle w:val="Heading2"/>
         <w:pBdr>
           <w:bottom w:val="single" w:color="1B4F72" w:sz="4"/>
@@ -12139,6 +12455,14 @@
         </w:tc>
       </w:tr>
     </w:tbl>
+    <w:p>
+      <w:pPr>
+        <w:spacing w:after="60" w:before="60"/>
+      </w:pPr>
+      <w:r>
+        <w:t xml:space="preserve"/>
+      </w:r>
+    </w:p>
     <w:p>
       <w:pPr>
         <w:pStyle w:val="Heading2"/>
@@ -12414,6 +12738,14 @@
     </w:tbl>
     <w:p>
       <w:pPr>
+        <w:spacing w:after="60" w:before="60"/>
+      </w:pPr>
+      <w:r>
+        <w:t xml:space="preserve"/>
+      </w:r>
+    </w:p>
+    <w:p>
+      <w:pPr>
         <w:pStyle w:val="Heading2"/>
         <w:pBdr>
           <w:bottom w:val="single" w:color="1B4F72" w:sz="4"/>
@@ -12626,6 +12958,14 @@
         </w:tc>
       </w:tr>
     </w:tbl>
+    <w:p>
+      <w:pPr>
+        <w:spacing w:after="60" w:before="60"/>
+      </w:pPr>
+      <w:r>
+        <w:t xml:space="preserve"/>
+      </w:r>
+    </w:p>
     <w:p>
       <w:pPr>
         <w:pStyle w:val="Heading2"/>
@@ -12901,6 +13241,14 @@
     </w:tbl>
     <w:p>
       <w:pPr>
+        <w:spacing w:after="60" w:before="60"/>
+      </w:pPr>
+      <w:r>
+        <w:t xml:space="preserve"/>
+      </w:r>
+    </w:p>
+    <w:p>
+      <w:pPr>
         <w:pStyle w:val="Heading2"/>
         <w:pBdr>
           <w:bottom w:val="single" w:color="1B4F72" w:sz="4"/>
@@ -13290,6 +13638,14 @@
         </w:tc>
       </w:tr>
     </w:tbl>
+    <w:p>
+      <w:pPr>
+        <w:spacing w:after="60" w:before="60"/>
+      </w:pPr>
+      <w:r>
+        <w:t xml:space="preserve"/>
+      </w:r>
+    </w:p>
     <w:p>
       <w:pPr>
         <w:pStyle w:val="Heading2"/>
@@ -13801,6 +14157,14 @@
     </w:tbl>
     <w:p>
       <w:pPr>
+        <w:spacing w:after="60" w:before="60"/>
+      </w:pPr>
+      <w:r>
+        <w:t xml:space="preserve"/>
+      </w:r>
+    </w:p>
+    <w:p>
+      <w:pPr>
         <w:pStyle w:val="Heading2"/>
         <w:pBdr>
           <w:bottom w:val="single" w:color="1B4F72" w:sz="4"/>
@@ -14249,6 +14613,14 @@
         </w:tc>
       </w:tr>
     </w:tbl>
+    <w:p>
+      <w:pPr>
+        <w:spacing w:after="60" w:before="60"/>
+      </w:pPr>
+      <w:r>
+        <w:t xml:space="preserve"/>
+      </w:r>
+    </w:p>
     <w:p>
       <w:pPr>
         <w:pStyle w:val="Heading2"/>
@@ -14819,6 +15191,14 @@
     </w:tbl>
     <w:p>
       <w:pPr>
+        <w:spacing w:after="60" w:before="60"/>
+      </w:pPr>
+      <w:r>
+        <w:t xml:space="preserve"/>
+      </w:r>
+    </w:p>
+    <w:p>
+      <w:pPr>
         <w:pStyle w:val="Heading2"/>
         <w:pBdr>
           <w:bottom w:val="single" w:color="1B4F72" w:sz="4"/>
@@ -15326,6 +15706,14 @@
         </w:tc>
       </w:tr>
     </w:tbl>
+    <w:p>
+      <w:pPr>
+        <w:spacing w:after="60" w:before="60"/>
+      </w:pPr>
+      <w:r>
+        <w:t xml:space="preserve"/>
+      </w:r>
+    </w:p>
     <w:p>
       <w:pPr>
         <w:pStyle w:val="Heading2"/>
@@ -15837,6 +16225,14 @@
     </w:tbl>
     <w:p>
       <w:pPr>
+        <w:spacing w:after="60" w:before="60"/>
+      </w:pPr>
+      <w:r>
+        <w:t xml:space="preserve"/>
+      </w:r>
+    </w:p>
+    <w:p>
+      <w:pPr>
         <w:pStyle w:val="Heading2"/>
         <w:pBdr>
           <w:bottom w:val="single" w:color="1B4F72" w:sz="4"/>
@@ -16338,12 +16734,21 @@
                 <w:sz w:val="18"/>
                 <w:szCs w:val="18"/>
               </w:rPr>
-              <w:t xml:space="preserve">Saturday crawfish delivery from Gainesville to Port Charlotte. Text orders to 239-895-7430 by Friday noon. No prepayment, no delivery fee.</w:t>
+              <w:t xml:space="preserve">Saturday crawfish delivery from Gainesville to Port Charlotte. Text orders to 239-895-7430 by Friday noon. No prepayment, no delivery fee.
+[2026-04-06] Weekly route expanded: Thursday statewide crawfish route + Saturday West Coast FL run confirmed. Marketing-forward operator (Reels/video content).</w:t>
             </w:r>
           </w:p>
         </w:tc>
       </w:tr>
     </w:tbl>
+    <w:p>
+      <w:pPr>
+        <w:spacing w:after="60" w:before="60"/>
+      </w:pPr>
+      <w:r>
+        <w:t xml:space="preserve"/>
+      </w:r>
+    </w:p>
     <w:p>
       <w:pPr>
         <w:pStyle w:val="Heading2"/>
@@ -16796,6 +17201,14 @@
     </w:tbl>
     <w:p>
       <w:pPr>
+        <w:spacing w:after="60" w:before="60"/>
+      </w:pPr>
+      <w:r>
+        <w:t xml:space="preserve"/>
+      </w:r>
+    </w:p>
+    <w:p>
+      <w:pPr>
         <w:pStyle w:val="Heading2"/>
         <w:pBdr>
           <w:bottom w:val="single" w:color="1B4F72" w:sz="4"/>
@@ -17244,6 +17657,14 @@
         </w:tc>
       </w:tr>
     </w:tbl>
+    <w:p>
+      <w:pPr>
+        <w:spacing w:after="60" w:before="60"/>
+      </w:pPr>
+      <w:r>
+        <w:t xml:space="preserve"/>
+      </w:r>
+    </w:p>
     <w:p>
       <w:pPr>
         <w:pStyle w:val="Heading2"/>
@@ -17637,6 +18058,14 @@
     </w:tbl>
     <w:p>
       <w:pPr>
+        <w:spacing w:after="60" w:before="60"/>
+      </w:pPr>
+      <w:r>
+        <w:t xml:space="preserve"/>
+      </w:r>
+    </w:p>
+    <w:p>
+      <w:pPr>
         <w:pStyle w:val="Heading2"/>
         <w:pBdr>
           <w:bottom w:val="single" w:color="1B4F72" w:sz="4"/>
@@ -17967,6 +18396,14 @@
         </w:tc>
       </w:tr>
     </w:tbl>
+    <w:p>
+      <w:pPr>
+        <w:spacing w:after="60" w:before="60"/>
+      </w:pPr>
+      <w:r>
+        <w:t xml:space="preserve"/>
+      </w:r>
+    </w:p>
     <w:p>
       <w:pPr>
         <w:pStyle w:val="Heading2"/>
@@ -18301,6 +18738,14 @@
     </w:tbl>
     <w:p>
       <w:pPr>
+        <w:spacing w:after="60" w:before="60"/>
+      </w:pPr>
+      <w:r>
+        <w:t xml:space="preserve"/>
+      </w:r>
+    </w:p>
+    <w:p>
+      <w:pPr>
         <w:pStyle w:val="Heading2"/>
         <w:pBdr>
           <w:bottom w:val="single" w:color="1B4F72" w:sz="4"/>
@@ -18631,6 +19076,14 @@
         </w:tc>
       </w:tr>
     </w:tbl>
+    <w:p>
+      <w:pPr>
+        <w:spacing w:after="60" w:before="60"/>
+      </w:pPr>
+      <w:r>
+        <w:t xml:space="preserve"/>
+      </w:r>
+    </w:p>
     <w:p>
       <w:pPr>
         <w:pStyle w:val="Heading2"/>
@@ -18965,6 +19418,14 @@
     </w:tbl>
     <w:p>
       <w:pPr>
+        <w:spacing w:after="60" w:before="60"/>
+      </w:pPr>
+      <w:r>
+        <w:t xml:space="preserve"/>
+      </w:r>
+    </w:p>
+    <w:p>
+      <w:pPr>
         <w:pStyle w:val="Heading2"/>
         <w:pBdr>
           <w:bottom w:val="single" w:color="1B4F72" w:sz="4"/>
@@ -19295,6 +19756,14 @@
         </w:tc>
       </w:tr>
     </w:tbl>
+    <w:p>
+      <w:pPr>
+        <w:spacing w:after="60" w:before="60"/>
+      </w:pPr>
+      <w:r>
+        <w:t xml:space="preserve"/>
+      </w:r>
+    </w:p>
     <w:p>
       <w:pPr>
         <w:pStyle w:val="Heading2"/>
@@ -19688,6 +20157,14 @@
     </w:tbl>
     <w:p>
       <w:pPr>
+        <w:spacing w:after="60" w:before="60"/>
+      </w:pPr>
+      <w:r>
+        <w:t xml:space="preserve"/>
+      </w:r>
+    </w:p>
+    <w:p>
+      <w:pPr>
         <w:pStyle w:val="Heading2"/>
         <w:pBdr>
           <w:bottom w:val="single" w:color="1B4F72" w:sz="4"/>
@@ -20136,9 +20613,757 @@
         </w:tc>
       </w:tr>
     </w:tbl>
+    <w:p>
+      <w:pPr>
+        <w:spacing w:after="60" w:before="60"/>
+      </w:pPr>
+      <w:r>
+        <w:t xml:space="preserve"/>
+      </w:r>
+    </w:p>
+    <w:p>
+      <w:pPr>
+        <w:pStyle w:val="Heading2"/>
+        <w:pBdr>
+          <w:bottom w:val="single" w:color="1B4F72" w:sz="4"/>
+        </w:pBdr>
+        <w:spacing w:after="60" w:before="320"/>
+      </w:pPr>
+      <w:r>
+        <w:rPr>
+          <w:rFonts w:ascii="Arial" w:cs="Arial" w:eastAsia="Arial" w:hAnsi="Arial"/>
+          <w:b/>
+          <w:bCs/>
+          <w:color w:val="1B4F72"/>
+          <w:sz w:val="26"/>
+          <w:szCs w:val="26"/>
+        </w:rPr>
+        <w:t xml:space="preserve">Polar Delites</w:t>
+      </w:r>
+    </w:p>
+    <w:tbl>
+      <w:tblPr>
+        <w:tblW w:type="dxa" w:w="9360"/>
+        <w:tblBorders>
+          <w:top w:val="single" w:color="auto" w:sz="4"/>
+          <w:left w:val="single" w:color="auto" w:sz="4"/>
+          <w:bottom w:val="single" w:color="auto" w:sz="4"/>
+          <w:right w:val="single" w:color="auto" w:sz="4"/>
+          <w:insideH w:val="single" w:color="auto" w:sz="4"/>
+          <w:insideV w:val="single" w:color="auto" w:sz="4"/>
+        </w:tblBorders>
+      </w:tblPr>
+      <w:tblGrid>
+        <w:gridCol w:w="1800"/>
+        <w:gridCol w:w="7560"/>
+      </w:tblGrid>
+      <w:tr>
+        <w:tc>
+          <w:tcPr>
+            <w:tcW w:type="dxa" w:w="1800"/>
+            <w:tcBorders>
+              <w:top w:val="single" w:color="CCCCCC" w:sz="1"/>
+              <w:left w:val="single" w:color="CCCCCC" w:sz="1"/>
+              <w:bottom w:val="single" w:color="CCCCCC" w:sz="1"/>
+              <w:right w:val="single" w:color="CCCCCC" w:sz="1"/>
+            </w:tcBorders>
+            <w:shd w:fill="F2F3F4" w:val="clear"/>
+            <w:tcMar>
+              <w:top w:type="dxa" w:w="80"/>
+              <w:left w:type="dxa" w:w="120"/>
+              <w:bottom w:type="dxa" w:w="80"/>
+              <w:right w:type="dxa" w:w="120"/>
+            </w:tcMar>
+          </w:tcPr>
+          <w:p>
+            <w:r>
+              <w:rPr>
+                <w:rFonts w:ascii="Arial" w:cs="Arial" w:eastAsia="Arial" w:hAnsi="Arial"/>
+                <w:b/>
+                <w:bCs/>
+                <w:sz w:val="18"/>
+                <w:szCs w:val="18"/>
+              </w:rPr>
+              <w:t xml:space="preserve">Source</w:t>
+            </w:r>
+          </w:p>
+        </w:tc>
+        <w:tc>
+          <w:tcPr>
+            <w:tcW w:type="dxa" w:w="7560"/>
+            <w:tcBorders>
+              <w:top w:val="single" w:color="CCCCCC" w:sz="1"/>
+              <w:left w:val="single" w:color="CCCCCC" w:sz="1"/>
+              <w:bottom w:val="single" w:color="CCCCCC" w:sz="1"/>
+              <w:right w:val="single" w:color="CCCCCC" w:sz="1"/>
+            </w:tcBorders>
+            <w:tcMar>
+              <w:top w:type="dxa" w:w="80"/>
+              <w:left w:type="dxa" w:w="120"/>
+              <w:bottom w:type="dxa" w:w="80"/>
+              <w:right w:type="dxa" w:w="120"/>
+            </w:tcMar>
+          </w:tcPr>
+          <w:p>
+            <w:r>
+              <w:rPr>
+                <w:rFonts w:ascii="Arial" w:cs="Arial" w:eastAsia="Arial" w:hAnsi="Arial"/>
+                <w:sz w:val="18"/>
+                <w:szCs w:val="18"/>
+              </w:rPr>
+              <w:t xml:space="preserve">SWFL Food Truck Depot</w:t>
+            </w:r>
+          </w:p>
+        </w:tc>
+      </w:tr>
+      <w:tr>
+        <w:tc>
+          <w:tcPr>
+            <w:tcW w:type="dxa" w:w="1800"/>
+            <w:tcBorders>
+              <w:top w:val="single" w:color="CCCCCC" w:sz="1"/>
+              <w:left w:val="single" w:color="CCCCCC" w:sz="1"/>
+              <w:bottom w:val="single" w:color="CCCCCC" w:sz="1"/>
+              <w:right w:val="single" w:color="CCCCCC" w:sz="1"/>
+            </w:tcBorders>
+            <w:shd w:fill="F2F3F4" w:val="clear"/>
+            <w:tcMar>
+              <w:top w:type="dxa" w:w="80"/>
+              <w:left w:type="dxa" w:w="120"/>
+              <w:bottom w:type="dxa" w:w="80"/>
+              <w:right w:type="dxa" w:w="120"/>
+            </w:tcMar>
+          </w:tcPr>
+          <w:p>
+            <w:r>
+              <w:rPr>
+                <w:rFonts w:ascii="Arial" w:cs="Arial" w:eastAsia="Arial" w:hAnsi="Arial"/>
+                <w:b/>
+                <w:bCs/>
+                <w:sz w:val="18"/>
+                <w:szCs w:val="18"/>
+              </w:rPr>
+              <w:t xml:space="preserve">Facebook</w:t>
+            </w:r>
+          </w:p>
+        </w:tc>
+        <w:tc>
+          <w:tcPr>
+            <w:tcW w:type="dxa" w:w="7560"/>
+            <w:tcBorders>
+              <w:top w:val="single" w:color="CCCCCC" w:sz="1"/>
+              <w:left w:val="single" w:color="CCCCCC" w:sz="1"/>
+              <w:bottom w:val="single" w:color="CCCCCC" w:sz="1"/>
+              <w:right w:val="single" w:color="CCCCCC" w:sz="1"/>
+            </w:tcBorders>
+            <w:tcMar>
+              <w:top w:type="dxa" w:w="80"/>
+              <w:left w:type="dxa" w:w="120"/>
+              <w:bottom w:type="dxa" w:w="80"/>
+              <w:right w:type="dxa" w:w="120"/>
+            </w:tcMar>
+          </w:tcPr>
+          <w:p>
+            <w:r>
+              <w:rPr>
+                <w:rFonts w:ascii="Arial" w:cs="Arial" w:eastAsia="Arial" w:hAnsi="Arial"/>
+                <w:sz w:val="18"/>
+                <w:szCs w:val="18"/>
+              </w:rPr>
+              <w:t xml:space="preserve">Polar Delites</w:t>
+            </w:r>
+          </w:p>
+        </w:tc>
+      </w:tr>
+      <w:tr>
+        <w:tc>
+          <w:tcPr>
+            <w:tcW w:type="dxa" w:w="1800"/>
+            <w:tcBorders>
+              <w:top w:val="single" w:color="CCCCCC" w:sz="1"/>
+              <w:left w:val="single" w:color="CCCCCC" w:sz="1"/>
+              <w:bottom w:val="single" w:color="CCCCCC" w:sz="1"/>
+              <w:right w:val="single" w:color="CCCCCC" w:sz="1"/>
+            </w:tcBorders>
+            <w:shd w:fill="F2F3F4" w:val="clear"/>
+            <w:tcMar>
+              <w:top w:type="dxa" w:w="80"/>
+              <w:left w:type="dxa" w:w="120"/>
+              <w:bottom w:type="dxa" w:w="80"/>
+              <w:right w:type="dxa" w:w="120"/>
+            </w:tcMar>
+          </w:tcPr>
+          <w:p>
+            <w:r>
+              <w:rPr>
+                <w:rFonts w:ascii="Arial" w:cs="Arial" w:eastAsia="Arial" w:hAnsi="Arial"/>
+                <w:b/>
+                <w:bCs/>
+                <w:sz w:val="18"/>
+                <w:szCs w:val="18"/>
+              </w:rPr>
+              <w:t xml:space="preserve">Location</w:t>
+            </w:r>
+          </w:p>
+        </w:tc>
+        <w:tc>
+          <w:tcPr>
+            <w:tcW w:type="dxa" w:w="7560"/>
+            <w:tcBorders>
+              <w:top w:val="single" w:color="CCCCCC" w:sz="1"/>
+              <w:left w:val="single" w:color="CCCCCC" w:sz="1"/>
+              <w:bottom w:val="single" w:color="CCCCCC" w:sz="1"/>
+              <w:right w:val="single" w:color="CCCCCC" w:sz="1"/>
+            </w:tcBorders>
+            <w:tcMar>
+              <w:top w:type="dxa" w:w="80"/>
+              <w:left w:type="dxa" w:w="120"/>
+              <w:bottom w:type="dxa" w:w="80"/>
+              <w:right w:type="dxa" w:w="120"/>
+            </w:tcMar>
+          </w:tcPr>
+          <w:p>
+            <w:r>
+              <w:rPr>
+                <w:rFonts w:ascii="Arial" w:cs="Arial" w:eastAsia="Arial" w:hAnsi="Arial"/>
+                <w:sz w:val="18"/>
+                <w:szCs w:val="18"/>
+              </w:rPr>
+              <w:t xml:space="preserve">SWFL</w:t>
+            </w:r>
+          </w:p>
+        </w:tc>
+      </w:tr>
+      <w:tr>
+        <w:tc>
+          <w:tcPr>
+            <w:tcW w:type="dxa" w:w="1800"/>
+            <w:tcBorders>
+              <w:top w:val="single" w:color="CCCCCC" w:sz="1"/>
+              <w:left w:val="single" w:color="CCCCCC" w:sz="1"/>
+              <w:bottom w:val="single" w:color="CCCCCC" w:sz="1"/>
+              <w:right w:val="single" w:color="CCCCCC" w:sz="1"/>
+            </w:tcBorders>
+            <w:shd w:fill="F2F3F4" w:val="clear"/>
+            <w:tcMar>
+              <w:top w:type="dxa" w:w="80"/>
+              <w:left w:type="dxa" w:w="120"/>
+              <w:bottom w:type="dxa" w:w="80"/>
+              <w:right w:type="dxa" w:w="120"/>
+            </w:tcMar>
+          </w:tcPr>
+          <w:p>
+            <w:r>
+              <w:rPr>
+                <w:rFonts w:ascii="Arial" w:cs="Arial" w:eastAsia="Arial" w:hAnsi="Arial"/>
+                <w:b/>
+                <w:bCs/>
+                <w:sz w:val="18"/>
+                <w:szCs w:val="18"/>
+              </w:rPr>
+              <w:t xml:space="preserve">Cuisine / Type</w:t>
+            </w:r>
+          </w:p>
+        </w:tc>
+        <w:tc>
+          <w:tcPr>
+            <w:tcW w:type="dxa" w:w="7560"/>
+            <w:tcBorders>
+              <w:top w:val="single" w:color="CCCCCC" w:sz="1"/>
+              <w:left w:val="single" w:color="CCCCCC" w:sz="1"/>
+              <w:bottom w:val="single" w:color="CCCCCC" w:sz="1"/>
+              <w:right w:val="single" w:color="CCCCCC" w:sz="1"/>
+            </w:tcBorders>
+            <w:tcMar>
+              <w:top w:type="dxa" w:w="80"/>
+              <w:left w:type="dxa" w:w="120"/>
+              <w:bottom w:type="dxa" w:w="80"/>
+              <w:right w:type="dxa" w:w="120"/>
+            </w:tcMar>
+          </w:tcPr>
+          <w:p>
+            <w:r>
+              <w:rPr>
+                <w:rFonts w:ascii="Arial" w:cs="Arial" w:eastAsia="Arial" w:hAnsi="Arial"/>
+                <w:sz w:val="18"/>
+                <w:szCs w:val="18"/>
+              </w:rPr>
+              <w:t xml:space="preserve">Frozen / dessert</w:t>
+            </w:r>
+          </w:p>
+        </w:tc>
+      </w:tr>
+      <w:tr>
+        <w:tc>
+          <w:tcPr>
+            <w:tcW w:type="dxa" w:w="1800"/>
+            <w:tcBorders>
+              <w:top w:val="single" w:color="CCCCCC" w:sz="1"/>
+              <w:left w:val="single" w:color="CCCCCC" w:sz="1"/>
+              <w:bottom w:val="single" w:color="CCCCCC" w:sz="1"/>
+              <w:right w:val="single" w:color="CCCCCC" w:sz="1"/>
+            </w:tcBorders>
+            <w:shd w:fill="F2F3F4" w:val="clear"/>
+            <w:tcMar>
+              <w:top w:type="dxa" w:w="80"/>
+              <w:left w:type="dxa" w:w="120"/>
+              <w:bottom w:type="dxa" w:w="80"/>
+              <w:right w:type="dxa" w:w="120"/>
+            </w:tcMar>
+          </w:tcPr>
+          <w:p>
+            <w:r>
+              <w:rPr>
+                <w:rFonts w:ascii="Arial" w:cs="Arial" w:eastAsia="Arial" w:hAnsi="Arial"/>
+                <w:b/>
+                <w:bCs/>
+                <w:sz w:val="18"/>
+                <w:szCs w:val="18"/>
+              </w:rPr>
+              <w:t xml:space="preserve">Notes</w:t>
+            </w:r>
+          </w:p>
+        </w:tc>
+        <w:tc>
+          <w:tcPr>
+            <w:tcW w:type="dxa" w:w="7560"/>
+            <w:tcBorders>
+              <w:top w:val="single" w:color="CCCCCC" w:sz="1"/>
+              <w:left w:val="single" w:color="CCCCCC" w:sz="1"/>
+              <w:bottom w:val="single" w:color="CCCCCC" w:sz="1"/>
+              <w:right w:val="single" w:color="CCCCCC" w:sz="1"/>
+            </w:tcBorders>
+            <w:tcMar>
+              <w:top w:type="dxa" w:w="80"/>
+              <w:left w:type="dxa" w:w="120"/>
+              <w:bottom w:type="dxa" w:w="80"/>
+              <w:right w:type="dxa" w:w="120"/>
+            </w:tcMar>
+          </w:tcPr>
+          <w:p>
+            <w:r>
+              <w:rPr>
+                <w:rFonts w:ascii="Arial" w:cs="Arial" w:eastAsia="Arial" w:hAnsi="Arial"/>
+                <w:sz w:val="18"/>
+                <w:szCs w:val="18"/>
+              </w:rPr>
+              <w:t xml:space="preserve">[2026-04-06] Easter wrap-up post. Zero engagement on booking pitch. Actively seeking event bookings. Potential early-adopter target for platform.</w:t>
+            </w:r>
+          </w:p>
+        </w:tc>
+      </w:tr>
+    </w:tbl>
+    <w:p>
+      <w:pPr>
+        <w:spacing w:after="60" w:before="60"/>
+      </w:pPr>
+      <w:r>
+        <w:t xml:space="preserve"/>
+      </w:r>
+    </w:p>
+    <w:p>
+      <w:pPr>
+        <w:pStyle w:val="Heading2"/>
+        <w:pBdr>
+          <w:bottom w:val="single" w:color="1B4F72" w:sz="4"/>
+        </w:pBdr>
+        <w:spacing w:after="60" w:before="320"/>
+      </w:pPr>
+      <w:r>
+        <w:rPr>
+          <w:rFonts w:ascii="Arial" w:cs="Arial" w:eastAsia="Arial" w:hAnsi="Arial"/>
+          <w:b/>
+          <w:bCs/>
+          <w:color w:val="1B4F72"/>
+          <w:sz w:val="26"/>
+          <w:szCs w:val="26"/>
+        </w:rPr>
+        <w:t xml:space="preserve">Diego Botero</w:t>
+      </w:r>
+    </w:p>
+    <w:tbl>
+      <w:tblPr>
+        <w:tblW w:type="dxa" w:w="9360"/>
+        <w:tblBorders>
+          <w:top w:val="single" w:color="auto" w:sz="4"/>
+          <w:left w:val="single" w:color="auto" w:sz="4"/>
+          <w:bottom w:val="single" w:color="auto" w:sz="4"/>
+          <w:right w:val="single" w:color="auto" w:sz="4"/>
+          <w:insideH w:val="single" w:color="auto" w:sz="4"/>
+          <w:insideV w:val="single" w:color="auto" w:sz="4"/>
+        </w:tblBorders>
+      </w:tblPr>
+      <w:tblGrid>
+        <w:gridCol w:w="1800"/>
+        <w:gridCol w:w="7560"/>
+      </w:tblGrid>
+      <w:tr>
+        <w:tc>
+          <w:tcPr>
+            <w:tcW w:type="dxa" w:w="1800"/>
+            <w:tcBorders>
+              <w:top w:val="single" w:color="CCCCCC" w:sz="1"/>
+              <w:left w:val="single" w:color="CCCCCC" w:sz="1"/>
+              <w:bottom w:val="single" w:color="CCCCCC" w:sz="1"/>
+              <w:right w:val="single" w:color="CCCCCC" w:sz="1"/>
+            </w:tcBorders>
+            <w:shd w:fill="F2F3F4" w:val="clear"/>
+            <w:tcMar>
+              <w:top w:type="dxa" w:w="80"/>
+              <w:left w:type="dxa" w:w="120"/>
+              <w:bottom w:type="dxa" w:w="80"/>
+              <w:right w:type="dxa" w:w="120"/>
+            </w:tcMar>
+          </w:tcPr>
+          <w:p>
+            <w:r>
+              <w:rPr>
+                <w:rFonts w:ascii="Arial" w:cs="Arial" w:eastAsia="Arial" w:hAnsi="Arial"/>
+                <w:b/>
+                <w:bCs/>
+                <w:sz w:val="18"/>
+                <w:szCs w:val="18"/>
+              </w:rPr>
+              <w:t xml:space="preserve">Owner / Operator</w:t>
+            </w:r>
+          </w:p>
+        </w:tc>
+        <w:tc>
+          <w:tcPr>
+            <w:tcW w:type="dxa" w:w="7560"/>
+            <w:tcBorders>
+              <w:top w:val="single" w:color="CCCCCC" w:sz="1"/>
+              <w:left w:val="single" w:color="CCCCCC" w:sz="1"/>
+              <w:bottom w:val="single" w:color="CCCCCC" w:sz="1"/>
+              <w:right w:val="single" w:color="CCCCCC" w:sz="1"/>
+            </w:tcBorders>
+            <w:tcMar>
+              <w:top w:type="dxa" w:w="80"/>
+              <w:left w:type="dxa" w:w="120"/>
+              <w:bottom w:type="dxa" w:w="80"/>
+              <w:right w:type="dxa" w:w="120"/>
+            </w:tcMar>
+          </w:tcPr>
+          <w:p>
+            <w:r>
+              <w:rPr>
+                <w:rFonts w:ascii="Arial" w:cs="Arial" w:eastAsia="Arial" w:hAnsi="Arial"/>
+                <w:sz w:val="18"/>
+                <w:szCs w:val="18"/>
+              </w:rPr>
+              <w:t xml:space="preserve">Diego Botero</w:t>
+            </w:r>
+          </w:p>
+        </w:tc>
+      </w:tr>
+      <w:tr>
+        <w:tc>
+          <w:tcPr>
+            <w:tcW w:type="dxa" w:w="1800"/>
+            <w:tcBorders>
+              <w:top w:val="single" w:color="CCCCCC" w:sz="1"/>
+              <w:left w:val="single" w:color="CCCCCC" w:sz="1"/>
+              <w:bottom w:val="single" w:color="CCCCCC" w:sz="1"/>
+              <w:right w:val="single" w:color="CCCCCC" w:sz="1"/>
+            </w:tcBorders>
+            <w:shd w:fill="F2F3F4" w:val="clear"/>
+            <w:tcMar>
+              <w:top w:type="dxa" w:w="80"/>
+              <w:left w:type="dxa" w:w="120"/>
+              <w:bottom w:type="dxa" w:w="80"/>
+              <w:right w:type="dxa" w:w="120"/>
+            </w:tcMar>
+          </w:tcPr>
+          <w:p>
+            <w:r>
+              <w:rPr>
+                <w:rFonts w:ascii="Arial" w:cs="Arial" w:eastAsia="Arial" w:hAnsi="Arial"/>
+                <w:b/>
+                <w:bCs/>
+                <w:sz w:val="18"/>
+                <w:szCs w:val="18"/>
+              </w:rPr>
+              <w:t xml:space="preserve">Primary Contact</w:t>
+            </w:r>
+          </w:p>
+        </w:tc>
+        <w:tc>
+          <w:tcPr>
+            <w:tcW w:type="dxa" w:w="7560"/>
+            <w:tcBorders>
+              <w:top w:val="single" w:color="CCCCCC" w:sz="1"/>
+              <w:left w:val="single" w:color="CCCCCC" w:sz="1"/>
+              <w:bottom w:val="single" w:color="CCCCCC" w:sz="1"/>
+              <w:right w:val="single" w:color="CCCCCC" w:sz="1"/>
+            </w:tcBorders>
+            <w:tcMar>
+              <w:top w:type="dxa" w:w="80"/>
+              <w:left w:type="dxa" w:w="120"/>
+              <w:bottom w:type="dxa" w:w="80"/>
+              <w:right w:type="dxa" w:w="120"/>
+            </w:tcMar>
+          </w:tcPr>
+          <w:p>
+            <w:r>
+              <w:rPr>
+                <w:rFonts w:ascii="Arial" w:cs="Arial" w:eastAsia="Arial" w:hAnsi="Arial"/>
+                <w:sz w:val="18"/>
+                <w:szCs w:val="18"/>
+              </w:rPr>
+              <w:t xml:space="preserve">Diego Botero</w:t>
+            </w:r>
+          </w:p>
+        </w:tc>
+      </w:tr>
+      <w:tr>
+        <w:tc>
+          <w:tcPr>
+            <w:tcW w:type="dxa" w:w="1800"/>
+            <w:tcBorders>
+              <w:top w:val="single" w:color="CCCCCC" w:sz="1"/>
+              <w:left w:val="single" w:color="CCCCCC" w:sz="1"/>
+              <w:bottom w:val="single" w:color="CCCCCC" w:sz="1"/>
+              <w:right w:val="single" w:color="CCCCCC" w:sz="1"/>
+            </w:tcBorders>
+            <w:shd w:fill="F2F3F4" w:val="clear"/>
+            <w:tcMar>
+              <w:top w:type="dxa" w:w="80"/>
+              <w:left w:type="dxa" w:w="120"/>
+              <w:bottom w:type="dxa" w:w="80"/>
+              <w:right w:type="dxa" w:w="120"/>
+            </w:tcMar>
+          </w:tcPr>
+          <w:p>
+            <w:r>
+              <w:rPr>
+                <w:rFonts w:ascii="Arial" w:cs="Arial" w:eastAsia="Arial" w:hAnsi="Arial"/>
+                <w:b/>
+                <w:bCs/>
+                <w:sz w:val="18"/>
+                <w:szCs w:val="18"/>
+              </w:rPr>
+              <w:t xml:space="preserve">Source</w:t>
+            </w:r>
+          </w:p>
+        </w:tc>
+        <w:tc>
+          <w:tcPr>
+            <w:tcW w:type="dxa" w:w="7560"/>
+            <w:tcBorders>
+              <w:top w:val="single" w:color="CCCCCC" w:sz="1"/>
+              <w:left w:val="single" w:color="CCCCCC" w:sz="1"/>
+              <w:bottom w:val="single" w:color="CCCCCC" w:sz="1"/>
+              <w:right w:val="single" w:color="CCCCCC" w:sz="1"/>
+            </w:tcBorders>
+            <w:tcMar>
+              <w:top w:type="dxa" w:w="80"/>
+              <w:left w:type="dxa" w:w="120"/>
+              <w:bottom w:type="dxa" w:w="80"/>
+              <w:right w:type="dxa" w:w="120"/>
+            </w:tcMar>
+          </w:tcPr>
+          <w:p>
+            <w:r>
+              <w:rPr>
+                <w:rFonts w:ascii="Arial" w:cs="Arial" w:eastAsia="Arial" w:hAnsi="Arial"/>
+                <w:sz w:val="18"/>
+                <w:szCs w:val="18"/>
+              </w:rPr>
+              <w:t xml:space="preserve">Collier &amp; Lee County Food Trucks</w:t>
+            </w:r>
+          </w:p>
+        </w:tc>
+      </w:tr>
+      <w:tr>
+        <w:tc>
+          <w:tcPr>
+            <w:tcW w:type="dxa" w:w="1800"/>
+            <w:tcBorders>
+              <w:top w:val="single" w:color="CCCCCC" w:sz="1"/>
+              <w:left w:val="single" w:color="CCCCCC" w:sz="1"/>
+              <w:bottom w:val="single" w:color="CCCCCC" w:sz="1"/>
+              <w:right w:val="single" w:color="CCCCCC" w:sz="1"/>
+            </w:tcBorders>
+            <w:shd w:fill="F2F3F4" w:val="clear"/>
+            <w:tcMar>
+              <w:top w:type="dxa" w:w="80"/>
+              <w:left w:type="dxa" w:w="120"/>
+              <w:bottom w:type="dxa" w:w="80"/>
+              <w:right w:type="dxa" w:w="120"/>
+            </w:tcMar>
+          </w:tcPr>
+          <w:p>
+            <w:r>
+              <w:rPr>
+                <w:rFonts w:ascii="Arial" w:cs="Arial" w:eastAsia="Arial" w:hAnsi="Arial"/>
+                <w:b/>
+                <w:bCs/>
+                <w:sz w:val="18"/>
+                <w:szCs w:val="18"/>
+              </w:rPr>
+              <w:t xml:space="preserve">Facebook</w:t>
+            </w:r>
+          </w:p>
+        </w:tc>
+        <w:tc>
+          <w:tcPr>
+            <w:tcW w:type="dxa" w:w="7560"/>
+            <w:tcBorders>
+              <w:top w:val="single" w:color="CCCCCC" w:sz="1"/>
+              <w:left w:val="single" w:color="CCCCCC" w:sz="1"/>
+              <w:bottom w:val="single" w:color="CCCCCC" w:sz="1"/>
+              <w:right w:val="single" w:color="CCCCCC" w:sz="1"/>
+            </w:tcBorders>
+            <w:tcMar>
+              <w:top w:type="dxa" w:w="80"/>
+              <w:left w:type="dxa" w:w="120"/>
+              <w:bottom w:type="dxa" w:w="80"/>
+              <w:right w:type="dxa" w:w="120"/>
+            </w:tcMar>
+          </w:tcPr>
+          <w:p>
+            <w:r>
+              <w:rPr>
+                <w:rFonts w:ascii="Arial" w:cs="Arial" w:eastAsia="Arial" w:hAnsi="Arial"/>
+                <w:sz w:val="18"/>
+                <w:szCs w:val="18"/>
+              </w:rPr>
+              <w:t xml:space="preserve">Diego Botero</w:t>
+            </w:r>
+          </w:p>
+        </w:tc>
+      </w:tr>
+      <w:tr>
+        <w:tc>
+          <w:tcPr>
+            <w:tcW w:type="dxa" w:w="1800"/>
+            <w:tcBorders>
+              <w:top w:val="single" w:color="CCCCCC" w:sz="1"/>
+              <w:left w:val="single" w:color="CCCCCC" w:sz="1"/>
+              <w:bottom w:val="single" w:color="CCCCCC" w:sz="1"/>
+              <w:right w:val="single" w:color="CCCCCC" w:sz="1"/>
+            </w:tcBorders>
+            <w:shd w:fill="F2F3F4" w:val="clear"/>
+            <w:tcMar>
+              <w:top w:type="dxa" w:w="80"/>
+              <w:left w:type="dxa" w:w="120"/>
+              <w:bottom w:type="dxa" w:w="80"/>
+              <w:right w:type="dxa" w:w="120"/>
+            </w:tcMar>
+          </w:tcPr>
+          <w:p>
+            <w:r>
+              <w:rPr>
+                <w:rFonts w:ascii="Arial" w:cs="Arial" w:eastAsia="Arial" w:hAnsi="Arial"/>
+                <w:b/>
+                <w:bCs/>
+                <w:sz w:val="18"/>
+                <w:szCs w:val="18"/>
+              </w:rPr>
+              <w:t xml:space="preserve">Location</w:t>
+            </w:r>
+          </w:p>
+        </w:tc>
+        <w:tc>
+          <w:tcPr>
+            <w:tcW w:type="dxa" w:w="7560"/>
+            <w:tcBorders>
+              <w:top w:val="single" w:color="CCCCCC" w:sz="1"/>
+              <w:left w:val="single" w:color="CCCCCC" w:sz="1"/>
+              <w:bottom w:val="single" w:color="CCCCCC" w:sz="1"/>
+              <w:right w:val="single" w:color="CCCCCC" w:sz="1"/>
+            </w:tcBorders>
+            <w:tcMar>
+              <w:top w:type="dxa" w:w="80"/>
+              <w:left w:type="dxa" w:w="120"/>
+              <w:bottom w:type="dxa" w:w="80"/>
+              <w:right w:type="dxa" w:w="120"/>
+            </w:tcMar>
+          </w:tcPr>
+          <w:p>
+            <w:r>
+              <w:rPr>
+                <w:rFonts w:ascii="Arial" w:cs="Arial" w:eastAsia="Arial" w:hAnsi="Arial"/>
+                <w:sz w:val="18"/>
+                <w:szCs w:val="18"/>
+              </w:rPr>
+              <w:t xml:space="preserve">SWFL</w:t>
+            </w:r>
+          </w:p>
+        </w:tc>
+      </w:tr>
+      <w:tr>
+        <w:tc>
+          <w:tcPr>
+            <w:tcW w:type="dxa" w:w="1800"/>
+            <w:tcBorders>
+              <w:top w:val="single" w:color="CCCCCC" w:sz="1"/>
+              <w:left w:val="single" w:color="CCCCCC" w:sz="1"/>
+              <w:bottom w:val="single" w:color="CCCCCC" w:sz="1"/>
+              <w:right w:val="single" w:color="CCCCCC" w:sz="1"/>
+            </w:tcBorders>
+            <w:shd w:fill="F2F3F4" w:val="clear"/>
+            <w:tcMar>
+              <w:top w:type="dxa" w:w="80"/>
+              <w:left w:type="dxa" w:w="120"/>
+              <w:bottom w:type="dxa" w:w="80"/>
+              <w:right w:type="dxa" w:w="120"/>
+            </w:tcMar>
+          </w:tcPr>
+          <w:p>
+            <w:r>
+              <w:rPr>
+                <w:rFonts w:ascii="Arial" w:cs="Arial" w:eastAsia="Arial" w:hAnsi="Arial"/>
+                <w:b/>
+                <w:bCs/>
+                <w:sz w:val="18"/>
+                <w:szCs w:val="18"/>
+              </w:rPr>
+              <w:t xml:space="preserve">Notes</w:t>
+            </w:r>
+          </w:p>
+        </w:tc>
+        <w:tc>
+          <w:tcPr>
+            <w:tcW w:type="dxa" w:w="7560"/>
+            <w:tcBorders>
+              <w:top w:val="single" w:color="CCCCCC" w:sz="1"/>
+              <w:left w:val="single" w:color="CCCCCC" w:sz="1"/>
+              <w:bottom w:val="single" w:color="CCCCCC" w:sz="1"/>
+              <w:right w:val="single" w:color="CCCCCC" w:sz="1"/>
+            </w:tcBorders>
+            <w:tcMar>
+              <w:top w:type="dxa" w:w="80"/>
+              <w:left w:type="dxa" w:w="120"/>
+              <w:bottom w:type="dxa" w:w="80"/>
+              <w:right w:type="dxa" w:w="120"/>
+            </w:tcMar>
+          </w:tcPr>
+          <w:p>
+            <w:r>
+              <w:rPr>
+                <w:rFonts w:ascii="Arial" w:cs="Arial" w:eastAsia="Arial" w:hAnsi="Arial"/>
+                <w:sz w:val="18"/>
+                <w:szCs w:val="18"/>
+              </w:rPr>
+              <w:t xml:space="preserve">[2026-04-06] Now booking April-May. Proactive availability post. DM via Facebook for inquiries.</w:t>
+            </w:r>
+          </w:p>
+        </w:tc>
+      </w:tr>
+    </w:tbl>
+    <w:p>
+      <w:pPr>
+        <w:spacing w:after="60" w:before="60"/>
+      </w:pPr>
+      <w:r>
+        <w:t xml:space="preserve"/>
+      </w:r>
+    </w:p>
     <w:sectPr>
-      <w:pgSz w:w="11906" w:h="16838" w:orient="portrait"/>
-      <w:pgMar w:top="1440" w:right="1440" w:bottom="1440" w:left="1440" w:header="708" w:footer="708" w:gutter="0"/>
+      <w:footerReference w:type="default" r:id="rId7"/>
+      <w:pgSz w:w="12240" w:h="15840" w:orient="portrait"/>
+      <w:pgMar w:top="1080" w:right="1080" w:bottom="1080" w:left="1080" w:header="708" w:footer="708" w:gutter="0"/>
       <w:pgNumType/>
       <w:docGrid w:linePitch="360"/>
     </w:sectPr>
@@ -20185,6 +21410,37 @@
     </w:p>
   </w:endnote>
 </w:endnotes>
+</file>
+
+<file path=word/footer1.xml><?xml version="1.0" encoding="utf-8"?>
+<w:ftr xmlns:wpc="http://schemas.microsoft.com/office/word/2010/wordprocessingCanvas" xmlns:mc="http://schemas.openxmlformats.org/markup-compatibility/2006" xmlns:o="urn:schemas-microsoft-com:office:office" xmlns:r="http://schemas.openxmlformats.org/officeDocument/2006/relationships" xmlns:m="http://schemas.openxmlformats.org/officeDocument/2006/math" xmlns:v="urn:schemas-microsoft-com:vml" xmlns:wp14="http://schemas.microsoft.com/office/word/2010/wordprocessingDrawing" xmlns:wp="http://schemas.openxmlformats.org/drawingml/2006/wordprocessingDrawing" xmlns:w10="urn:schemas-microsoft-com:office:word" xmlns:w="http://schemas.openxmlformats.org/wordprocessingml/2006/main" xmlns:w14="http://schemas.microsoft.com/office/word/2010/wordml" xmlns:w15="http://schemas.microsoft.com/office/word/2012/wordml" xmlns:wpg="http://schemas.microsoft.com/office/word/2010/wordprocessingGroup" xmlns:wpi="http://schemas.microsoft.com/office/word/2010/wordprocessingInk" xmlns:wne="http://schemas.microsoft.com/office/word/2006/wordml" xmlns:wps="http://schemas.microsoft.com/office/word/2010/wordprocessingShape">
+  <w:p>
+    <w:pPr>
+      <w:jc w:val="center"/>
+    </w:pPr>
+    <w:r>
+      <w:rPr>
+        <w:rFonts w:ascii="Arial" w:cs="Arial" w:eastAsia="Arial" w:hAnsi="Arial"/>
+        <w:color w:val="7F8C8D"/>
+        <w:sz w:val="16"/>
+        <w:szCs w:val="16"/>
+      </w:rPr>
+      <w:t xml:space="preserve">Food Trucks  |  ServiceWindow Market Research  |  Page </w:t>
+    </w:r>
+    <w:r>
+      <w:rPr>
+        <w:rFonts w:ascii="Arial" w:cs="Arial" w:eastAsia="Arial" w:hAnsi="Arial"/>
+        <w:color w:val="7F8C8D"/>
+        <w:sz w:val="16"/>
+        <w:szCs w:val="16"/>
+      </w:rPr>
+      <w:fldChar w:fldCharType="begin"/>
+      <w:instrText xml:space="preserve">PAGE</w:instrText>
+      <w:fldChar w:fldCharType="separate"/>
+      <w:fldChar w:fldCharType="end"/>
+    </w:r>
+  </w:p>
+</w:ftr>
 </file>
 
 <file path=word/footnotes.xml><?xml version="1.0" encoding="utf-8"?>
